--- a/documentation/SOP/DOCX_v11/SOP_HTOCThreatConnect_Package.docx
+++ b/documentation/SOP/DOCX_v11/SOP_HTOCThreatConnect_Package.docx
@@ -17,7 +17,7 @@
         <mc:AlternateContent>
           <mc:Choice Requires="wps">
             <w:drawing>
-              <wp:anchor distT="0" distB="0" distL="114300" distR="114300" simplePos="0" relativeHeight="251662337" behindDoc="0" locked="0" layoutInCell="1" allowOverlap="1" wp14:anchorId="5789E6ED" wp14:editId="606D03C3">
+              <wp:anchor distT="0" distB="0" distL="114300" distR="114300" simplePos="0" relativeHeight="251662337" behindDoc="0" locked="0" layoutInCell="1" allowOverlap="1" wp14:anchorId="0CE84385" wp14:editId="45730FB8">
                 <wp:simplePos x="0" y="0"/>
                 <wp:positionH relativeFrom="column">
                   <wp:posOffset>-914400</wp:posOffset>
@@ -53,6 +53,7 @@
                             <w:pPr>
                               <w:jc w:val="center"/>
                             </w:pPr>
+                            <w:proofErr w:type="gramStart"/>
                             <w:r>
                               <w:rPr>
                                 <w:rFonts w:ascii="Poppins ExtraBold" w:hAnsi="Poppins ExtraBold" w:cs="Poppins ExtraBold"/>
@@ -60,6 +61,7 @@
                               </w:rPr>
                               <w:t>TLP:AMBER</w:t>
                             </w:r>
+                            <w:proofErr w:type="gramEnd"/>
                           </w:p>
                         </w:txbxContent>
                       </wps:txbx>
@@ -117,7 +119,7 @@
           <w:sz w:val="56"/>
         </w:rPr>
         <w:drawing>
-          <wp:anchor distT="0" distB="0" distL="114300" distR="114300" simplePos="0" relativeHeight="251658241" behindDoc="0" locked="0" layoutInCell="1" allowOverlap="1" wp14:anchorId="51363EBC" wp14:editId="2911858B">
+          <wp:anchor distT="0" distB="0" distL="114300" distR="114300" simplePos="0" relativeHeight="251658241" behindDoc="0" locked="0" layoutInCell="1" allowOverlap="1" wp14:anchorId="6A2EEDD8" wp14:editId="256755CE">
             <wp:simplePos x="0" y="0"/>
             <wp:positionH relativeFrom="margin">
               <wp:posOffset>0</wp:posOffset>
@@ -192,7 +194,7 @@
         <mc:AlternateContent>
           <mc:Choice Requires="wps">
             <w:drawing>
-              <wp:anchor distT="0" distB="0" distL="114300" distR="114300" simplePos="0" relativeHeight="251658240" behindDoc="1" locked="1" layoutInCell="1" allowOverlap="1" wp14:anchorId="203CF7C5" wp14:editId="5DFA04F9">
+              <wp:anchor distT="0" distB="0" distL="114300" distR="114300" simplePos="0" relativeHeight="251658240" behindDoc="1" locked="1" layoutInCell="1" allowOverlap="1" wp14:anchorId="08538D9D" wp14:editId="086C8858">
                 <wp:simplePos x="0" y="0"/>
                 <wp:positionH relativeFrom="page">
                   <wp:posOffset>0</wp:posOffset>
@@ -308,7 +310,7 @@
           <w:szCs w:val="56"/>
         </w:rPr>
         <w:drawing>
-          <wp:anchor distT="0" distB="0" distL="114300" distR="114300" simplePos="0" relativeHeight="251660289" behindDoc="0" locked="0" layoutInCell="1" allowOverlap="1" wp14:anchorId="5B9DBE70" wp14:editId="4D9FC3CD">
+          <wp:anchor distT="0" distB="0" distL="114300" distR="114300" simplePos="0" relativeHeight="251660289" behindDoc="0" locked="0" layoutInCell="1" allowOverlap="1" wp14:anchorId="46B7564F" wp14:editId="0276F356">
             <wp:simplePos x="0" y="0"/>
             <wp:positionH relativeFrom="column">
               <wp:posOffset>104774</wp:posOffset>
@@ -401,7 +403,7 @@
         <mc:AlternateContent>
           <mc:Choice Requires="wps">
             <w:drawing>
-              <wp:anchor distT="0" distB="0" distL="114300" distR="114300" simplePos="0" relativeHeight="251661313" behindDoc="0" locked="0" layoutInCell="1" allowOverlap="1" wp14:anchorId="052765A5" wp14:editId="53731A12">
+              <wp:anchor distT="0" distB="0" distL="114300" distR="114300" simplePos="0" relativeHeight="251661313" behindDoc="0" locked="0" layoutInCell="1" allowOverlap="1" wp14:anchorId="2861ED88" wp14:editId="4FE2323B">
                 <wp:simplePos x="0" y="0"/>
                 <wp:positionH relativeFrom="column">
                   <wp:posOffset>0</wp:posOffset>
@@ -560,8 +562,6 @@
       </w:pPr>
       <w:r>
         <w:t>Version 1.0</w:t>
-      </w:r>
-      <w:r>
         <w:br/>
         <w:t>April 2026</w:t>
       </w:r>
@@ -603,7 +603,491 @@
             <w:t>ts</w:t>
           </w:r>
         </w:p>
-        <w:p/>
+        <w:p>
+          <w:pPr>
+            <w:pStyle w:val="TOC2"/>
+            <w:rPr>
+              <w:rFonts w:asciiTheme="minorHAnsi" w:eastAsiaTheme="minorEastAsia" w:hAnsiTheme="minorHAnsi" w:cstheme="minorBidi"/>
+              <w:b w:val="0"/>
+              <w:i w:val="0"/>
+              <w:iCs w:val="0"/>
+              <w:noProof/>
+              <w:color w:val="auto"/>
+              <w:kern w:val="2"/>
+              <w:sz w:val="24"/>
+              <w:szCs w:val="24"/>
+              <w14:ligatures w14:val="standardContextual"/>
+            </w:rPr>
+          </w:pPr>
+          <w:r>
+            <w:rPr>
+              <w:rFonts w:ascii="Nirmala UI" w:hAnsi="Nirmala UI" w:cs="Nirmala UI"/>
+              <w:i w:val="0"/>
+              <w:iCs w:val="0"/>
+            </w:rPr>
+            <w:fldChar w:fldCharType="begin"/>
+          </w:r>
+          <w:r>
+            <w:rPr>
+              <w:rFonts w:ascii="Nirmala UI" w:hAnsi="Nirmala UI" w:cs="Nirmala UI"/>
+              <w:i w:val="0"/>
+              <w:iCs w:val="0"/>
+            </w:rPr>
+            <w:instrText xml:space="preserve"> TOC \o "1-3" \h \z \u </w:instrText>
+          </w:r>
+          <w:r>
+            <w:rPr>
+              <w:rFonts w:ascii="Nirmala UI" w:hAnsi="Nirmala UI" w:cs="Nirmala UI"/>
+              <w:i w:val="0"/>
+              <w:iCs w:val="0"/>
+            </w:rPr>
+            <w:fldChar w:fldCharType="separate"/>
+          </w:r>
+          <w:hyperlink w:anchor="_Toc225922823" w:history="1">
+            <w:r>
+              <w:rPr>
+                <w:rStyle w:val="Hyperlink"/>
+                <w:rFonts w:ascii="Nirmala UI" w:hAnsi="Nirmala UI" w:cs="Nirmala UI"/>
+                <w:noProof/>
+              </w:rPr>
+              <w:t>Purpose</w:t>
+            </w:r>
+            <w:r>
+              <w:rPr>
+                <w:noProof/>
+                <w:webHidden/>
+              </w:rPr>
+              <w:tab/>
+            </w:r>
+            <w:r>
+              <w:rPr>
+                <w:noProof/>
+                <w:webHidden/>
+              </w:rPr>
+              <w:fldChar w:fldCharType="begin"/>
+            </w:r>
+            <w:r>
+              <w:rPr>
+                <w:noProof/>
+                <w:webHidden/>
+              </w:rPr>
+              <w:instrText xml:space="preserve"> PAGEREF _Toc225922823 \h </w:instrText>
+            </w:r>
+            <w:r>
+              <w:rPr>
+                <w:noProof/>
+                <w:webHidden/>
+              </w:rPr>
+            </w:r>
+            <w:r>
+              <w:rPr>
+                <w:noProof/>
+                <w:webHidden/>
+              </w:rPr>
+              <w:fldChar w:fldCharType="separate"/>
+            </w:r>
+            <w:r>
+              <w:rPr>
+                <w:noProof/>
+                <w:webHidden/>
+              </w:rPr>
+              <w:t>3</w:t>
+            </w:r>
+            <w:r>
+              <w:rPr>
+                <w:noProof/>
+                <w:webHidden/>
+              </w:rPr>
+              <w:fldChar w:fldCharType="end"/>
+            </w:r>
+          </w:hyperlink>
+        </w:p>
+        <w:p>
+          <w:pPr>
+            <w:pStyle w:val="TOC2"/>
+            <w:rPr>
+              <w:rFonts w:asciiTheme="minorHAnsi" w:eastAsiaTheme="minorEastAsia" w:hAnsiTheme="minorHAnsi" w:cstheme="minorBidi"/>
+              <w:b w:val="0"/>
+              <w:i w:val="0"/>
+              <w:iCs w:val="0"/>
+              <w:noProof/>
+              <w:color w:val="auto"/>
+              <w:kern w:val="2"/>
+              <w:sz w:val="24"/>
+              <w:szCs w:val="24"/>
+              <w14:ligatures w14:val="standardContextual"/>
+            </w:rPr>
+          </w:pPr>
+          <w:hyperlink w:anchor="_Toc225922824" w:history="1">
+            <w:r>
+              <w:rPr>
+                <w:rStyle w:val="Hyperlink"/>
+                <w:rFonts w:ascii="Nirmala UI" w:hAnsi="Nirmala UI" w:cs="Nirmala UI"/>
+                <w:noProof/>
+              </w:rPr>
+              <w:t>Phase 1: Production and Initial Review</w:t>
+            </w:r>
+            <w:r>
+              <w:rPr>
+                <w:noProof/>
+                <w:webHidden/>
+              </w:rPr>
+              <w:tab/>
+            </w:r>
+            <w:r>
+              <w:rPr>
+                <w:noProof/>
+                <w:webHidden/>
+              </w:rPr>
+              <w:fldChar w:fldCharType="begin"/>
+            </w:r>
+            <w:r>
+              <w:rPr>
+                <w:noProof/>
+                <w:webHidden/>
+              </w:rPr>
+              <w:instrText xml:space="preserve"> PAGEREF _Toc225922824 \h </w:instrText>
+            </w:r>
+            <w:r>
+              <w:rPr>
+                <w:noProof/>
+                <w:webHidden/>
+              </w:rPr>
+            </w:r>
+            <w:r>
+              <w:rPr>
+                <w:noProof/>
+                <w:webHidden/>
+              </w:rPr>
+              <w:fldChar w:fldCharType="separate"/>
+            </w:r>
+            <w:r>
+              <w:rPr>
+                <w:noProof/>
+                <w:webHidden/>
+              </w:rPr>
+              <w:t>3</w:t>
+            </w:r>
+            <w:r>
+              <w:rPr>
+                <w:noProof/>
+                <w:webHidden/>
+              </w:rPr>
+              <w:fldChar w:fldCharType="end"/>
+            </w:r>
+          </w:hyperlink>
+        </w:p>
+        <w:p>
+          <w:pPr>
+            <w:pStyle w:val="TOC2"/>
+            <w:rPr>
+              <w:rFonts w:asciiTheme="minorHAnsi" w:eastAsiaTheme="minorEastAsia" w:hAnsiTheme="minorHAnsi" w:cstheme="minorBidi"/>
+              <w:b w:val="0"/>
+              <w:i w:val="0"/>
+              <w:iCs w:val="0"/>
+              <w:noProof/>
+              <w:color w:val="auto"/>
+              <w:kern w:val="2"/>
+              <w:sz w:val="24"/>
+              <w:szCs w:val="24"/>
+              <w14:ligatures w14:val="standardContextual"/>
+            </w:rPr>
+          </w:pPr>
+          <w:hyperlink w:anchor="_Toc225922825" w:history="1">
+            <w:r>
+              <w:rPr>
+                <w:rStyle w:val="Hyperlink"/>
+                <w:rFonts w:ascii="Nirmala UI" w:hAnsi="Nirmala UI" w:cs="Nirmala UI"/>
+                <w:noProof/>
+              </w:rPr>
+              <w:t>Phase 2: Finalization and Conversion</w:t>
+            </w:r>
+            <w:r>
+              <w:rPr>
+                <w:noProof/>
+                <w:webHidden/>
+              </w:rPr>
+              <w:tab/>
+            </w:r>
+            <w:r>
+              <w:rPr>
+                <w:noProof/>
+                <w:webHidden/>
+              </w:rPr>
+              <w:fldChar w:fldCharType="begin"/>
+            </w:r>
+            <w:r>
+              <w:rPr>
+                <w:noProof/>
+                <w:webHidden/>
+              </w:rPr>
+              <w:instrText xml:space="preserve"> PAGEREF _Toc225922825 \h </w:instrText>
+            </w:r>
+            <w:r>
+              <w:rPr>
+                <w:noProof/>
+                <w:webHidden/>
+              </w:rPr>
+            </w:r>
+            <w:r>
+              <w:rPr>
+                <w:noProof/>
+                <w:webHidden/>
+              </w:rPr>
+              <w:fldChar w:fldCharType="separate"/>
+            </w:r>
+            <w:r>
+              <w:rPr>
+                <w:noProof/>
+                <w:webHidden/>
+              </w:rPr>
+              <w:t>3</w:t>
+            </w:r>
+            <w:r>
+              <w:rPr>
+                <w:noProof/>
+                <w:webHidden/>
+              </w:rPr>
+              <w:fldChar w:fldCharType="end"/>
+            </w:r>
+          </w:hyperlink>
+        </w:p>
+        <w:p>
+          <w:pPr>
+            <w:pStyle w:val="TOC2"/>
+            <w:rPr>
+              <w:rFonts w:asciiTheme="minorHAnsi" w:eastAsiaTheme="minorEastAsia" w:hAnsiTheme="minorHAnsi" w:cstheme="minorBidi"/>
+              <w:b w:val="0"/>
+              <w:i w:val="0"/>
+              <w:iCs w:val="0"/>
+              <w:noProof/>
+              <w:color w:val="auto"/>
+              <w:kern w:val="2"/>
+              <w:sz w:val="24"/>
+              <w:szCs w:val="24"/>
+              <w14:ligatures w14:val="standardContextual"/>
+            </w:rPr>
+          </w:pPr>
+          <w:hyperlink w:anchor="_Toc225922826" w:history="1">
+            <w:r>
+              <w:rPr>
+                <w:rStyle w:val="Hyperlink"/>
+                <w:rFonts w:ascii="Nirmala UI" w:hAnsi="Nirmala UI" w:cs="Nirmala UI"/>
+                <w:noProof/>
+              </w:rPr>
+              <w:t>Phase 3: Peer Review and Email Distribution</w:t>
+            </w:r>
+            <w:r>
+              <w:rPr>
+                <w:noProof/>
+                <w:webHidden/>
+              </w:rPr>
+              <w:tab/>
+            </w:r>
+            <w:r>
+              <w:rPr>
+                <w:noProof/>
+                <w:webHidden/>
+              </w:rPr>
+              <w:fldChar w:fldCharType="begin"/>
+            </w:r>
+            <w:r>
+              <w:rPr>
+                <w:noProof/>
+                <w:webHidden/>
+              </w:rPr>
+              <w:instrText xml:space="preserve"> PAGEREF _Toc225922826 \h </w:instrText>
+            </w:r>
+            <w:r>
+              <w:rPr>
+                <w:noProof/>
+                <w:webHidden/>
+              </w:rPr>
+            </w:r>
+            <w:r>
+              <w:rPr>
+                <w:noProof/>
+                <w:webHidden/>
+              </w:rPr>
+              <w:fldChar w:fldCharType="separate"/>
+            </w:r>
+            <w:r>
+              <w:rPr>
+                <w:noProof/>
+                <w:webHidden/>
+              </w:rPr>
+              <w:t>3</w:t>
+            </w:r>
+            <w:r>
+              <w:rPr>
+                <w:noProof/>
+                <w:webHidden/>
+              </w:rPr>
+              <w:fldChar w:fldCharType="end"/>
+            </w:r>
+          </w:hyperlink>
+        </w:p>
+        <w:p>
+          <w:pPr>
+            <w:pStyle w:val="TOC2"/>
+            <w:rPr>
+              <w:rFonts w:asciiTheme="minorHAnsi" w:eastAsiaTheme="minorEastAsia" w:hAnsiTheme="minorHAnsi" w:cstheme="minorBidi"/>
+              <w:b w:val="0"/>
+              <w:i w:val="0"/>
+              <w:iCs w:val="0"/>
+              <w:noProof/>
+              <w:color w:val="auto"/>
+              <w:kern w:val="2"/>
+              <w:sz w:val="24"/>
+              <w:szCs w:val="24"/>
+              <w14:ligatures w14:val="standardContextual"/>
+            </w:rPr>
+          </w:pPr>
+          <w:hyperlink w:anchor="_Toc225922827" w:history="1">
+            <w:r>
+              <w:rPr>
+                <w:rStyle w:val="Hyperlink"/>
+                <w:rFonts w:ascii="Nirmala UI" w:hAnsi="Nirmala UI" w:cs="Nirmala UI"/>
+                <w:noProof/>
+              </w:rPr>
+              <w:t>Maintenance: Master Recipient List</w:t>
+            </w:r>
+            <w:r>
+              <w:rPr>
+                <w:noProof/>
+                <w:webHidden/>
+              </w:rPr>
+              <w:tab/>
+            </w:r>
+            <w:r>
+              <w:rPr>
+                <w:noProof/>
+                <w:webHidden/>
+              </w:rPr>
+              <w:fldChar w:fldCharType="begin"/>
+            </w:r>
+            <w:r>
+              <w:rPr>
+                <w:noProof/>
+                <w:webHidden/>
+              </w:rPr>
+              <w:instrText xml:space="preserve"> PAGEREF _Toc225922827 \h </w:instrText>
+            </w:r>
+            <w:r>
+              <w:rPr>
+                <w:noProof/>
+                <w:webHidden/>
+              </w:rPr>
+            </w:r>
+            <w:r>
+              <w:rPr>
+                <w:noProof/>
+                <w:webHidden/>
+              </w:rPr>
+              <w:fldChar w:fldCharType="separate"/>
+            </w:r>
+            <w:r>
+              <w:rPr>
+                <w:noProof/>
+                <w:webHidden/>
+              </w:rPr>
+              <w:t>5</w:t>
+            </w:r>
+            <w:r>
+              <w:rPr>
+                <w:noProof/>
+                <w:webHidden/>
+              </w:rPr>
+              <w:fldChar w:fldCharType="end"/>
+            </w:r>
+          </w:hyperlink>
+        </w:p>
+        <w:p>
+          <w:pPr>
+            <w:pStyle w:val="TOC2"/>
+            <w:rPr>
+              <w:rFonts w:asciiTheme="minorHAnsi" w:eastAsiaTheme="minorEastAsia" w:hAnsiTheme="minorHAnsi" w:cstheme="minorBidi"/>
+              <w:b w:val="0"/>
+              <w:i w:val="0"/>
+              <w:iCs w:val="0"/>
+              <w:noProof/>
+              <w:color w:val="auto"/>
+              <w:kern w:val="2"/>
+              <w:sz w:val="24"/>
+              <w:szCs w:val="24"/>
+              <w14:ligatures w14:val="standardContextual"/>
+            </w:rPr>
+          </w:pPr>
+          <w:hyperlink w:anchor="_Toc225922828" w:history="1">
+            <w:r>
+              <w:rPr>
+                <w:rStyle w:val="Hyperlink"/>
+                <w:rFonts w:ascii="Nirmala UI" w:hAnsi="Nirmala UI" w:cs="Nirmala UI"/>
+                <w:noProof/>
+              </w:rPr>
+              <w:t>Overview of Steps, Requirements, and Responsible Party</w:t>
+            </w:r>
+            <w:r>
+              <w:rPr>
+                <w:noProof/>
+                <w:webHidden/>
+              </w:rPr>
+              <w:tab/>
+            </w:r>
+            <w:r>
+              <w:rPr>
+                <w:noProof/>
+                <w:webHidden/>
+              </w:rPr>
+              <w:fldChar w:fldCharType="begin"/>
+            </w:r>
+            <w:r>
+              <w:rPr>
+                <w:noProof/>
+                <w:webHidden/>
+              </w:rPr>
+              <w:instrText xml:space="preserve"> PAGEREF _Toc225922828 \h </w:instrText>
+            </w:r>
+            <w:r>
+              <w:rPr>
+                <w:noProof/>
+                <w:webHidden/>
+              </w:rPr>
+            </w:r>
+            <w:r>
+              <w:rPr>
+                <w:noProof/>
+                <w:webHidden/>
+              </w:rPr>
+              <w:fldChar w:fldCharType="separate"/>
+            </w:r>
+            <w:r>
+              <w:rPr>
+                <w:noProof/>
+                <w:webHidden/>
+              </w:rPr>
+              <w:t>5</w:t>
+            </w:r>
+            <w:r>
+              <w:rPr>
+                <w:noProof/>
+                <w:webHidden/>
+              </w:rPr>
+              <w:fldChar w:fldCharType="end"/>
+            </w:r>
+          </w:hyperlink>
+        </w:p>
+        <w:p>
+          <w:r>
+            <w:rPr>
+              <w:rFonts w:ascii="Nirmala UI" w:hAnsi="Nirmala UI" w:cs="Nirmala UI"/>
+              <w:b/>
+              <w:bCs/>
+              <w:noProof/>
+            </w:rPr>
+            <w:fldChar w:fldCharType="end"/>
+          </w:r>
+        </w:p>
       </w:sdtContent>
     </w:sdt>
     <w:p>
@@ -615,1601 +1099,23 @@
       <w:pPr>
         <w:pStyle w:val="Heading1"/>
       </w:pPr>
-      <w:bookmarkStart w:id="0" w:name="_Toc228189904"/>
-      <w:r>
-        <w:lastRenderedPageBreak/>
+      <w:r>
         <w:t>Table of Contents</w:t>
       </w:r>
-      <w:bookmarkEnd w:id="0"/>
-    </w:p>
-    <w:p>
-      <w:pPr>
-        <w:pStyle w:val="TOC1"/>
-        <w:rPr>
-          <w:rFonts w:asciiTheme="minorHAnsi" w:eastAsiaTheme="minorEastAsia" w:hAnsiTheme="minorHAnsi" w:cstheme="minorBidi"/>
-          <w:b w:val="0"/>
-          <w:noProof/>
-          <w:color w:val="auto"/>
-          <w:kern w:val="2"/>
-          <w:sz w:val="24"/>
-          <w:szCs w:val="24"/>
-          <w14:ligatures w14:val="standardContextual"/>
-        </w:rPr>
-      </w:pPr>
+    </w:p>
+    <w:p>
       <w:r>
         <w:fldChar w:fldCharType="begin"/>
       </w:r>
       <w:r>
-        <w:instrText>TOC \o "1-3" \h \z \u</w:instrText>
+        <w:instrText xml:space="preserve">TOC \o "1-3" \h \z \u</w:instrText>
       </w:r>
       <w:r>
         <w:fldChar w:fldCharType="separate"/>
       </w:r>
-      <w:hyperlink w:anchor="_Toc228189904" w:history="1">
-        <w:r>
-          <w:rPr>
-            <w:rStyle w:val="Hyperlink"/>
-            <w:noProof/>
-          </w:rPr>
-          <w:t>Table of Contents</w:t>
-        </w:r>
-        <w:r>
-          <w:rPr>
-            <w:noProof/>
-            <w:webHidden/>
-          </w:rPr>
-          <w:tab/>
-        </w:r>
-        <w:r>
-          <w:rPr>
-            <w:noProof/>
-            <w:webHidden/>
-          </w:rPr>
-          <w:fldChar w:fldCharType="begin"/>
-        </w:r>
-        <w:r>
-          <w:rPr>
-            <w:noProof/>
-            <w:webHidden/>
-          </w:rPr>
-          <w:instrText xml:space="preserve"> PAGEREF _Toc228189904 \h </w:instrText>
-        </w:r>
-        <w:r>
-          <w:rPr>
-            <w:noProof/>
-            <w:webHidden/>
-          </w:rPr>
-        </w:r>
-        <w:r>
-          <w:rPr>
-            <w:noProof/>
-            <w:webHidden/>
-          </w:rPr>
-          <w:fldChar w:fldCharType="separate"/>
-        </w:r>
-        <w:r>
-          <w:rPr>
-            <w:noProof/>
-            <w:webHidden/>
-          </w:rPr>
-          <w:t>2</w:t>
-        </w:r>
-        <w:r>
-          <w:rPr>
-            <w:noProof/>
-            <w:webHidden/>
-          </w:rPr>
-          <w:fldChar w:fldCharType="end"/>
-        </w:r>
-      </w:hyperlink>
-    </w:p>
-    <w:p>
-      <w:pPr>
-        <w:pStyle w:val="TOC2"/>
-        <w:rPr>
-          <w:rFonts w:asciiTheme="minorHAnsi" w:eastAsiaTheme="minorEastAsia" w:hAnsiTheme="minorHAnsi" w:cstheme="minorBidi"/>
-          <w:b w:val="0"/>
-          <w:i w:val="0"/>
-          <w:iCs w:val="0"/>
-          <w:noProof/>
-          <w:color w:val="auto"/>
-          <w:kern w:val="2"/>
-          <w:sz w:val="24"/>
-          <w:szCs w:val="24"/>
-          <w14:ligatures w14:val="standardContextual"/>
-        </w:rPr>
-      </w:pPr>
-      <w:hyperlink w:anchor="_Toc228189905" w:history="1">
-        <w:r>
-          <w:rPr>
-            <w:rStyle w:val="Hyperlink"/>
-            <w:noProof/>
-          </w:rPr>
-          <w:t>1. Purpose</w:t>
-        </w:r>
-        <w:r>
-          <w:rPr>
-            <w:noProof/>
-            <w:webHidden/>
-          </w:rPr>
-          <w:tab/>
-        </w:r>
-        <w:r>
-          <w:rPr>
-            <w:noProof/>
-            <w:webHidden/>
-          </w:rPr>
-          <w:fldChar w:fldCharType="begin"/>
-        </w:r>
-        <w:r>
-          <w:rPr>
-            <w:noProof/>
-            <w:webHidden/>
-          </w:rPr>
-          <w:instrText xml:space="preserve"> PAGEREF _Toc228189905 \h </w:instrText>
-        </w:r>
-        <w:r>
-          <w:rPr>
-            <w:noProof/>
-            <w:webHidden/>
-          </w:rPr>
-        </w:r>
-        <w:r>
-          <w:rPr>
-            <w:noProof/>
-            <w:webHidden/>
-          </w:rPr>
-          <w:fldChar w:fldCharType="separate"/>
-        </w:r>
-        <w:r>
-          <w:rPr>
-            <w:noProof/>
-            <w:webHidden/>
-          </w:rPr>
-          <w:t>3</w:t>
-        </w:r>
-        <w:r>
-          <w:rPr>
-            <w:noProof/>
-            <w:webHidden/>
-          </w:rPr>
-          <w:fldChar w:fldCharType="end"/>
-        </w:r>
-      </w:hyperlink>
-    </w:p>
-    <w:p>
-      <w:pPr>
-        <w:pStyle w:val="TOC2"/>
-        <w:rPr>
-          <w:rFonts w:asciiTheme="minorHAnsi" w:eastAsiaTheme="minorEastAsia" w:hAnsiTheme="minorHAnsi" w:cstheme="minorBidi"/>
-          <w:b w:val="0"/>
-          <w:i w:val="0"/>
-          <w:iCs w:val="0"/>
-          <w:noProof/>
-          <w:color w:val="auto"/>
-          <w:kern w:val="2"/>
-          <w:sz w:val="24"/>
-          <w:szCs w:val="24"/>
-          <w14:ligatures w14:val="standardContextual"/>
-        </w:rPr>
-      </w:pPr>
-      <w:hyperlink w:anchor="_Toc228189906" w:history="1">
-        <w:r>
-          <w:rPr>
-            <w:rStyle w:val="Hyperlink"/>
-            <w:noProof/>
-          </w:rPr>
-          <w:t>2. Scope</w:t>
-        </w:r>
-        <w:r>
-          <w:rPr>
-            <w:noProof/>
-            <w:webHidden/>
-          </w:rPr>
-          <w:tab/>
-        </w:r>
-        <w:r>
-          <w:rPr>
-            <w:noProof/>
-            <w:webHidden/>
-          </w:rPr>
-          <w:fldChar w:fldCharType="begin"/>
-        </w:r>
-        <w:r>
-          <w:rPr>
-            <w:noProof/>
-            <w:webHidden/>
-          </w:rPr>
-          <w:instrText xml:space="preserve"> PAGEREF _Toc228189906 \h </w:instrText>
-        </w:r>
-        <w:r>
-          <w:rPr>
-            <w:noProof/>
-            <w:webHidden/>
-          </w:rPr>
-        </w:r>
-        <w:r>
-          <w:rPr>
-            <w:noProof/>
-            <w:webHidden/>
-          </w:rPr>
-          <w:fldChar w:fldCharType="separate"/>
-        </w:r>
-        <w:r>
-          <w:rPr>
-            <w:noProof/>
-            <w:webHidden/>
-          </w:rPr>
-          <w:t>3</w:t>
-        </w:r>
-        <w:r>
-          <w:rPr>
-            <w:noProof/>
-            <w:webHidden/>
-          </w:rPr>
-          <w:fldChar w:fldCharType="end"/>
-        </w:r>
-      </w:hyperlink>
-    </w:p>
-    <w:p>
-      <w:pPr>
-        <w:pStyle w:val="TOC2"/>
-        <w:rPr>
-          <w:rFonts w:asciiTheme="minorHAnsi" w:eastAsiaTheme="minorEastAsia" w:hAnsiTheme="minorHAnsi" w:cstheme="minorBidi"/>
-          <w:b w:val="0"/>
-          <w:i w:val="0"/>
-          <w:iCs w:val="0"/>
-          <w:noProof/>
-          <w:color w:val="auto"/>
-          <w:kern w:val="2"/>
-          <w:sz w:val="24"/>
-          <w:szCs w:val="24"/>
-          <w14:ligatures w14:val="standardContextual"/>
-        </w:rPr>
-      </w:pPr>
-      <w:hyperlink w:anchor="_Toc228189907" w:history="1">
-        <w:r>
-          <w:rPr>
-            <w:rStyle w:val="Hyperlink"/>
-            <w:noProof/>
-          </w:rPr>
-          <w:t>3. Repository Layout</w:t>
-        </w:r>
-        <w:r>
-          <w:rPr>
-            <w:noProof/>
-            <w:webHidden/>
-          </w:rPr>
-          <w:tab/>
-        </w:r>
-        <w:r>
-          <w:rPr>
-            <w:noProof/>
-            <w:webHidden/>
-          </w:rPr>
-          <w:fldChar w:fldCharType="begin"/>
-        </w:r>
-        <w:r>
-          <w:rPr>
-            <w:noProof/>
-            <w:webHidden/>
-          </w:rPr>
-          <w:instrText xml:space="preserve"> PAGEREF _Toc228189907 \h </w:instrText>
-        </w:r>
-        <w:r>
-          <w:rPr>
-            <w:noProof/>
-            <w:webHidden/>
-          </w:rPr>
-        </w:r>
-        <w:r>
-          <w:rPr>
-            <w:noProof/>
-            <w:webHidden/>
-          </w:rPr>
-          <w:fldChar w:fldCharType="separate"/>
-        </w:r>
-        <w:r>
-          <w:rPr>
-            <w:noProof/>
-            <w:webHidden/>
-          </w:rPr>
-          <w:t>4</w:t>
-        </w:r>
-        <w:r>
-          <w:rPr>
-            <w:noProof/>
-            <w:webHidden/>
-          </w:rPr>
-          <w:fldChar w:fldCharType="end"/>
-        </w:r>
-      </w:hyperlink>
-    </w:p>
-    <w:p>
-      <w:pPr>
-        <w:pStyle w:val="TOC2"/>
-        <w:rPr>
-          <w:rFonts w:asciiTheme="minorHAnsi" w:eastAsiaTheme="minorEastAsia" w:hAnsiTheme="minorHAnsi" w:cstheme="minorBidi"/>
-          <w:b w:val="0"/>
-          <w:i w:val="0"/>
-          <w:iCs w:val="0"/>
-          <w:noProof/>
-          <w:color w:val="auto"/>
-          <w:kern w:val="2"/>
-          <w:sz w:val="24"/>
-          <w:szCs w:val="24"/>
-          <w14:ligatures w14:val="standardContextual"/>
-        </w:rPr>
-      </w:pPr>
-      <w:hyperlink w:anchor="_Toc228189908" w:history="1">
-        <w:r>
-          <w:rPr>
-            <w:rStyle w:val="Hyperlink"/>
-            <w:noProof/>
-          </w:rPr>
-          <w:t>4. Prerequisites</w:t>
-        </w:r>
-        <w:r>
-          <w:rPr>
-            <w:noProof/>
-            <w:webHidden/>
-          </w:rPr>
-          <w:tab/>
-        </w:r>
-        <w:r>
-          <w:rPr>
-            <w:noProof/>
-            <w:webHidden/>
-          </w:rPr>
-          <w:fldChar w:fldCharType="begin"/>
-        </w:r>
-        <w:r>
-          <w:rPr>
-            <w:noProof/>
-            <w:webHidden/>
-          </w:rPr>
-          <w:instrText xml:space="preserve"> PAGEREF _Toc228189908 \h </w:instrText>
-        </w:r>
-        <w:r>
-          <w:rPr>
-            <w:noProof/>
-            <w:webHidden/>
-          </w:rPr>
-        </w:r>
-        <w:r>
-          <w:rPr>
-            <w:noProof/>
-            <w:webHidden/>
-          </w:rPr>
-          <w:fldChar w:fldCharType="separate"/>
-        </w:r>
-        <w:r>
-          <w:rPr>
-            <w:noProof/>
-            <w:webHidden/>
-          </w:rPr>
-          <w:t>4</w:t>
-        </w:r>
-        <w:r>
-          <w:rPr>
-            <w:noProof/>
-            <w:webHidden/>
-          </w:rPr>
-          <w:fldChar w:fldCharType="end"/>
-        </w:r>
-      </w:hyperlink>
-    </w:p>
-    <w:p>
-      <w:pPr>
-        <w:pStyle w:val="TOC2"/>
-        <w:rPr>
-          <w:rFonts w:asciiTheme="minorHAnsi" w:eastAsiaTheme="minorEastAsia" w:hAnsiTheme="minorHAnsi" w:cstheme="minorBidi"/>
-          <w:b w:val="0"/>
-          <w:i w:val="0"/>
-          <w:iCs w:val="0"/>
-          <w:noProof/>
-          <w:color w:val="auto"/>
-          <w:kern w:val="2"/>
-          <w:sz w:val="24"/>
-          <w:szCs w:val="24"/>
-          <w14:ligatures w14:val="standardContextual"/>
-        </w:rPr>
-      </w:pPr>
-      <w:hyperlink w:anchor="_Toc228189909" w:history="1">
-        <w:r>
-          <w:rPr>
-            <w:rStyle w:val="Hyperlink"/>
-            <w:noProof/>
-          </w:rPr>
-          <w:t>5. Configuration</w:t>
-        </w:r>
-        <w:r>
-          <w:rPr>
-            <w:noProof/>
-            <w:webHidden/>
-          </w:rPr>
-          <w:tab/>
-        </w:r>
-        <w:r>
-          <w:rPr>
-            <w:noProof/>
-            <w:webHidden/>
-          </w:rPr>
-          <w:fldChar w:fldCharType="begin"/>
-        </w:r>
-        <w:r>
-          <w:rPr>
-            <w:noProof/>
-            <w:webHidden/>
-          </w:rPr>
-          <w:instrText xml:space="preserve"> PAGEREF _Toc228189909 \h </w:instrText>
-        </w:r>
-        <w:r>
-          <w:rPr>
-            <w:noProof/>
-            <w:webHidden/>
-          </w:rPr>
-        </w:r>
-        <w:r>
-          <w:rPr>
-            <w:noProof/>
-            <w:webHidden/>
-          </w:rPr>
-          <w:fldChar w:fldCharType="separate"/>
-        </w:r>
-        <w:r>
-          <w:rPr>
-            <w:noProof/>
-            <w:webHidden/>
-          </w:rPr>
-          <w:t>5</w:t>
-        </w:r>
-        <w:r>
-          <w:rPr>
-            <w:noProof/>
-            <w:webHidden/>
-          </w:rPr>
-          <w:fldChar w:fldCharType="end"/>
-        </w:r>
-      </w:hyperlink>
-    </w:p>
-    <w:p>
-      <w:pPr>
-        <w:pStyle w:val="TOC3"/>
-        <w:rPr>
-          <w:rFonts w:eastAsiaTheme="minorEastAsia"/>
-          <w:noProof/>
-          <w:kern w:val="2"/>
-          <w:sz w:val="24"/>
-          <w:szCs w:val="24"/>
-          <w14:ligatures w14:val="standardContextual"/>
-        </w:rPr>
-      </w:pPr>
-      <w:hyperlink w:anchor="_Toc228189910" w:history="1">
-        <w:r>
-          <w:rPr>
-            <w:rStyle w:val="Hyperlink"/>
-            <w:noProof/>
-          </w:rPr>
-          <w:t xml:space="preserve">5.1 </w:t>
-        </w:r>
-        <w:r>
-          <w:rPr>
-            <w:rStyle w:val="Hyperlink"/>
-            <w:rFonts w:ascii="Consolas" w:hAnsi="Consolas"/>
-            <w:noProof/>
-          </w:rPr>
-          <w:t>config.json</w:t>
-        </w:r>
-        <w:r>
-          <w:rPr>
-            <w:noProof/>
-            <w:webHidden/>
-          </w:rPr>
-          <w:tab/>
-        </w:r>
-        <w:r>
-          <w:rPr>
-            <w:noProof/>
-            <w:webHidden/>
-          </w:rPr>
-          <w:fldChar w:fldCharType="begin"/>
-        </w:r>
-        <w:r>
-          <w:rPr>
-            <w:noProof/>
-            <w:webHidden/>
-          </w:rPr>
-          <w:instrText xml:space="preserve"> PAGEREF _Toc228189910 \h </w:instrText>
-        </w:r>
-        <w:r>
-          <w:rPr>
-            <w:noProof/>
-            <w:webHidden/>
-          </w:rPr>
-        </w:r>
-        <w:r>
-          <w:rPr>
-            <w:noProof/>
-            <w:webHidden/>
-          </w:rPr>
-          <w:fldChar w:fldCharType="separate"/>
-        </w:r>
-        <w:r>
-          <w:rPr>
-            <w:noProof/>
-            <w:webHidden/>
-          </w:rPr>
-          <w:t>5</w:t>
-        </w:r>
-        <w:r>
-          <w:rPr>
-            <w:noProof/>
-            <w:webHidden/>
-          </w:rPr>
-          <w:fldChar w:fldCharType="end"/>
-        </w:r>
-      </w:hyperlink>
-    </w:p>
-    <w:p>
-      <w:pPr>
-        <w:pStyle w:val="TOC3"/>
-        <w:rPr>
-          <w:rFonts w:eastAsiaTheme="minorEastAsia"/>
-          <w:noProof/>
-          <w:kern w:val="2"/>
-          <w:sz w:val="24"/>
-          <w:szCs w:val="24"/>
-          <w14:ligatures w14:val="standardContextual"/>
-        </w:rPr>
-      </w:pPr>
-      <w:hyperlink w:anchor="_Toc228189911" w:history="1">
-        <w:r>
-          <w:rPr>
-            <w:rStyle w:val="Hyperlink"/>
-            <w:noProof/>
-          </w:rPr>
-          <w:t>5.2 Secrets handling</w:t>
-        </w:r>
-        <w:r>
-          <w:rPr>
-            <w:noProof/>
-            <w:webHidden/>
-          </w:rPr>
-          <w:tab/>
-        </w:r>
-        <w:r>
-          <w:rPr>
-            <w:noProof/>
-            <w:webHidden/>
-          </w:rPr>
-          <w:fldChar w:fldCharType="begin"/>
-        </w:r>
-        <w:r>
-          <w:rPr>
-            <w:noProof/>
-            <w:webHidden/>
-          </w:rPr>
-          <w:instrText xml:space="preserve"> PAGEREF _Toc228189911 \h </w:instrText>
-        </w:r>
-        <w:r>
-          <w:rPr>
-            <w:noProof/>
-            <w:webHidden/>
-          </w:rPr>
-        </w:r>
-        <w:r>
-          <w:rPr>
-            <w:noProof/>
-            <w:webHidden/>
-          </w:rPr>
-          <w:fldChar w:fldCharType="separate"/>
-        </w:r>
-        <w:r>
-          <w:rPr>
-            <w:noProof/>
-            <w:webHidden/>
-          </w:rPr>
-          <w:t>6</w:t>
-        </w:r>
-        <w:r>
-          <w:rPr>
-            <w:noProof/>
-            <w:webHidden/>
-          </w:rPr>
-          <w:fldChar w:fldCharType="end"/>
-        </w:r>
-      </w:hyperlink>
-    </w:p>
-    <w:p>
-      <w:pPr>
-        <w:pStyle w:val="TOC2"/>
-        <w:rPr>
-          <w:rFonts w:asciiTheme="minorHAnsi" w:eastAsiaTheme="minorEastAsia" w:hAnsiTheme="minorHAnsi" w:cstheme="minorBidi"/>
-          <w:b w:val="0"/>
-          <w:i w:val="0"/>
-          <w:iCs w:val="0"/>
-          <w:noProof/>
-          <w:color w:val="auto"/>
-          <w:kern w:val="2"/>
-          <w:sz w:val="24"/>
-          <w:szCs w:val="24"/>
-          <w14:ligatures w14:val="standardContextual"/>
-        </w:rPr>
-      </w:pPr>
-      <w:hyperlink w:anchor="_Toc228189912" w:history="1">
-        <w:r>
-          <w:rPr>
-            <w:rStyle w:val="Hyperlink"/>
-            <w:noProof/>
-          </w:rPr>
-          <w:t>6. Installation</w:t>
-        </w:r>
-        <w:r>
-          <w:rPr>
-            <w:noProof/>
-            <w:webHidden/>
-          </w:rPr>
-          <w:tab/>
-        </w:r>
-        <w:r>
-          <w:rPr>
-            <w:noProof/>
-            <w:webHidden/>
-          </w:rPr>
-          <w:fldChar w:fldCharType="begin"/>
-        </w:r>
-        <w:r>
-          <w:rPr>
-            <w:noProof/>
-            <w:webHidden/>
-          </w:rPr>
-          <w:instrText xml:space="preserve"> PAGEREF _Toc228189912 \h </w:instrText>
-        </w:r>
-        <w:r>
-          <w:rPr>
-            <w:noProof/>
-            <w:webHidden/>
-          </w:rPr>
-        </w:r>
-        <w:r>
-          <w:rPr>
-            <w:noProof/>
-            <w:webHidden/>
-          </w:rPr>
-          <w:fldChar w:fldCharType="separate"/>
-        </w:r>
-        <w:r>
-          <w:rPr>
-            <w:noProof/>
-            <w:webHidden/>
-          </w:rPr>
-          <w:t>6</w:t>
-        </w:r>
-        <w:r>
-          <w:rPr>
-            <w:noProof/>
-            <w:webHidden/>
-          </w:rPr>
-          <w:fldChar w:fldCharType="end"/>
-        </w:r>
-      </w:hyperlink>
-    </w:p>
-    <w:p>
-      <w:pPr>
-        <w:pStyle w:val="TOC3"/>
-        <w:rPr>
-          <w:rFonts w:eastAsiaTheme="minorEastAsia"/>
-          <w:noProof/>
-          <w:kern w:val="2"/>
-          <w:sz w:val="24"/>
-          <w:szCs w:val="24"/>
-          <w14:ligatures w14:val="standardContextual"/>
-        </w:rPr>
-      </w:pPr>
-      <w:hyperlink w:anchor="_Toc228189913" w:history="1">
-        <w:r>
-          <w:rPr>
-            <w:rStyle w:val="Hyperlink"/>
-            <w:noProof/>
-          </w:rPr>
-          <w:t>6.1 Editable install from the repository (development)</w:t>
-        </w:r>
-        <w:r>
-          <w:rPr>
-            <w:noProof/>
-            <w:webHidden/>
-          </w:rPr>
-          <w:tab/>
-        </w:r>
-        <w:r>
-          <w:rPr>
-            <w:noProof/>
-            <w:webHidden/>
-          </w:rPr>
-          <w:fldChar w:fldCharType="begin"/>
-        </w:r>
-        <w:r>
-          <w:rPr>
-            <w:noProof/>
-            <w:webHidden/>
-          </w:rPr>
-          <w:instrText xml:space="preserve"> PAGEREF _Toc228189913 \h </w:instrText>
-        </w:r>
-        <w:r>
-          <w:rPr>
-            <w:noProof/>
-            <w:webHidden/>
-          </w:rPr>
-        </w:r>
-        <w:r>
-          <w:rPr>
-            <w:noProof/>
-            <w:webHidden/>
-          </w:rPr>
-          <w:fldChar w:fldCharType="separate"/>
-        </w:r>
-        <w:r>
-          <w:rPr>
-            <w:noProof/>
-            <w:webHidden/>
-          </w:rPr>
-          <w:t>6</w:t>
-        </w:r>
-        <w:r>
-          <w:rPr>
-            <w:noProof/>
-            <w:webHidden/>
-          </w:rPr>
-          <w:fldChar w:fldCharType="end"/>
-        </w:r>
-      </w:hyperlink>
-    </w:p>
-    <w:p>
-      <w:pPr>
-        <w:pStyle w:val="TOC3"/>
-        <w:rPr>
-          <w:rFonts w:eastAsiaTheme="minorEastAsia"/>
-          <w:noProof/>
-          <w:kern w:val="2"/>
-          <w:sz w:val="24"/>
-          <w:szCs w:val="24"/>
-          <w14:ligatures w14:val="standardContextual"/>
-        </w:rPr>
-      </w:pPr>
-      <w:hyperlink w:anchor="_Toc228189914" w:history="1">
-        <w:r>
-          <w:rPr>
-            <w:rStyle w:val="Hyperlink"/>
-            <w:noProof/>
-          </w:rPr>
-          <w:t>6.2 Install from a wheel (distribution)</w:t>
-        </w:r>
-        <w:r>
-          <w:rPr>
-            <w:noProof/>
-            <w:webHidden/>
-          </w:rPr>
-          <w:tab/>
-        </w:r>
-        <w:r>
-          <w:rPr>
-            <w:noProof/>
-            <w:webHidden/>
-          </w:rPr>
-          <w:fldChar w:fldCharType="begin"/>
-        </w:r>
-        <w:r>
-          <w:rPr>
-            <w:noProof/>
-            <w:webHidden/>
-          </w:rPr>
-          <w:instrText xml:space="preserve"> PAGEREF _Toc228189914 \h </w:instrText>
-        </w:r>
-        <w:r>
-          <w:rPr>
-            <w:noProof/>
-            <w:webHidden/>
-          </w:rPr>
-        </w:r>
-        <w:r>
-          <w:rPr>
-            <w:noProof/>
-            <w:webHidden/>
-          </w:rPr>
-          <w:fldChar w:fldCharType="separate"/>
-        </w:r>
-        <w:r>
-          <w:rPr>
-            <w:noProof/>
-            <w:webHidden/>
-          </w:rPr>
-          <w:t>6</w:t>
-        </w:r>
-        <w:r>
-          <w:rPr>
-            <w:noProof/>
-            <w:webHidden/>
-          </w:rPr>
-          <w:fldChar w:fldCharType="end"/>
-        </w:r>
-      </w:hyperlink>
-    </w:p>
-    <w:p>
-      <w:pPr>
-        <w:pStyle w:val="TOC3"/>
-        <w:rPr>
-          <w:rFonts w:eastAsiaTheme="minorEastAsia"/>
-          <w:noProof/>
-          <w:kern w:val="2"/>
-          <w:sz w:val="24"/>
-          <w:szCs w:val="24"/>
-          <w14:ligatures w14:val="standardContextual"/>
-        </w:rPr>
-      </w:pPr>
-      <w:hyperlink w:anchor="_Toc228189915" w:history="1">
-        <w:r>
-          <w:rPr>
-            <w:rStyle w:val="Hyperlink"/>
-            <w:noProof/>
-          </w:rPr>
-          <w:t>6.3 Build a wheel (maintainers)</w:t>
-        </w:r>
-        <w:r>
-          <w:rPr>
-            <w:noProof/>
-            <w:webHidden/>
-          </w:rPr>
-          <w:tab/>
-        </w:r>
-        <w:r>
-          <w:rPr>
-            <w:noProof/>
-            <w:webHidden/>
-          </w:rPr>
-          <w:fldChar w:fldCharType="begin"/>
-        </w:r>
-        <w:r>
-          <w:rPr>
-            <w:noProof/>
-            <w:webHidden/>
-          </w:rPr>
-          <w:instrText xml:space="preserve"> PAGEREF _Toc228189915 \h </w:instrText>
-        </w:r>
-        <w:r>
-          <w:rPr>
-            <w:noProof/>
-            <w:webHidden/>
-          </w:rPr>
-        </w:r>
-        <w:r>
-          <w:rPr>
-            <w:noProof/>
-            <w:webHidden/>
-          </w:rPr>
-          <w:fldChar w:fldCharType="separate"/>
-        </w:r>
-        <w:r>
-          <w:rPr>
-            <w:noProof/>
-            <w:webHidden/>
-          </w:rPr>
-          <w:t>7</w:t>
-        </w:r>
-        <w:r>
-          <w:rPr>
-            <w:noProof/>
-            <w:webHidden/>
-          </w:rPr>
-          <w:fldChar w:fldCharType="end"/>
-        </w:r>
-      </w:hyperlink>
-    </w:p>
-    <w:p>
-      <w:pPr>
-        <w:pStyle w:val="TOC2"/>
-        <w:rPr>
-          <w:rFonts w:asciiTheme="minorHAnsi" w:eastAsiaTheme="minorEastAsia" w:hAnsiTheme="minorHAnsi" w:cstheme="minorBidi"/>
-          <w:b w:val="0"/>
-          <w:i w:val="0"/>
-          <w:iCs w:val="0"/>
-          <w:noProof/>
-          <w:color w:val="auto"/>
-          <w:kern w:val="2"/>
-          <w:sz w:val="24"/>
-          <w:szCs w:val="24"/>
-          <w14:ligatures w14:val="standardContextual"/>
-        </w:rPr>
-      </w:pPr>
-      <w:hyperlink w:anchor="_Toc228189916" w:history="1">
-        <w:r>
-          <w:rPr>
-            <w:rStyle w:val="Hyperlink"/>
-            <w:noProof/>
-          </w:rPr>
-          <w:t>7. API Reference (High-Level)</w:t>
-        </w:r>
-        <w:r>
-          <w:rPr>
-            <w:noProof/>
-            <w:webHidden/>
-          </w:rPr>
-          <w:tab/>
-        </w:r>
-        <w:r>
-          <w:rPr>
-            <w:noProof/>
-            <w:webHidden/>
-          </w:rPr>
-          <w:fldChar w:fldCharType="begin"/>
-        </w:r>
-        <w:r>
-          <w:rPr>
-            <w:noProof/>
-            <w:webHidden/>
-          </w:rPr>
-          <w:instrText xml:space="preserve"> PAGEREF _Toc228189916 \h </w:instrText>
-        </w:r>
-        <w:r>
-          <w:rPr>
-            <w:noProof/>
-            <w:webHidden/>
-          </w:rPr>
-        </w:r>
-        <w:r>
-          <w:rPr>
-            <w:noProof/>
-            <w:webHidden/>
-          </w:rPr>
-          <w:fldChar w:fldCharType="separate"/>
-        </w:r>
-        <w:r>
-          <w:rPr>
-            <w:noProof/>
-            <w:webHidden/>
-          </w:rPr>
-          <w:t>7</w:t>
-        </w:r>
-        <w:r>
-          <w:rPr>
-            <w:noProof/>
-            <w:webHidden/>
-          </w:rPr>
-          <w:fldChar w:fldCharType="end"/>
-        </w:r>
-      </w:hyperlink>
-    </w:p>
-    <w:p>
-      <w:pPr>
-        <w:pStyle w:val="TOC3"/>
-        <w:rPr>
-          <w:rFonts w:eastAsiaTheme="minorEastAsia"/>
-          <w:noProof/>
-          <w:kern w:val="2"/>
-          <w:sz w:val="24"/>
-          <w:szCs w:val="24"/>
-          <w14:ligatures w14:val="standardContextual"/>
-        </w:rPr>
-      </w:pPr>
-      <w:hyperlink w:anchor="_Toc228189917" w:history="1">
-        <w:r>
-          <w:rPr>
-            <w:rStyle w:val="Hyperlink"/>
-            <w:noProof/>
-          </w:rPr>
-          <w:t xml:space="preserve">7.1 </w:t>
-        </w:r>
-        <w:r>
-          <w:rPr>
-            <w:rStyle w:val="Hyperlink"/>
-            <w:rFonts w:ascii="Consolas" w:hAnsi="Consolas"/>
-            <w:noProof/>
-          </w:rPr>
-          <w:t>get_v3_threatconnect_data</w:t>
-        </w:r>
-        <w:r>
-          <w:rPr>
-            <w:noProof/>
-            <w:webHidden/>
-          </w:rPr>
-          <w:tab/>
-        </w:r>
-        <w:r>
-          <w:rPr>
-            <w:noProof/>
-            <w:webHidden/>
-          </w:rPr>
-          <w:fldChar w:fldCharType="begin"/>
-        </w:r>
-        <w:r>
-          <w:rPr>
-            <w:noProof/>
-            <w:webHidden/>
-          </w:rPr>
-          <w:instrText xml:space="preserve"> PAGEREF _Toc228189917 \h </w:instrText>
-        </w:r>
-        <w:r>
-          <w:rPr>
-            <w:noProof/>
-            <w:webHidden/>
-          </w:rPr>
-        </w:r>
-        <w:r>
-          <w:rPr>
-            <w:noProof/>
-            <w:webHidden/>
-          </w:rPr>
-          <w:fldChar w:fldCharType="separate"/>
-        </w:r>
-        <w:r>
-          <w:rPr>
-            <w:noProof/>
-            <w:webHidden/>
-          </w:rPr>
-          <w:t>7</w:t>
-        </w:r>
-        <w:r>
-          <w:rPr>
-            <w:noProof/>
-            <w:webHidden/>
-          </w:rPr>
-          <w:fldChar w:fldCharType="end"/>
-        </w:r>
-      </w:hyperlink>
-    </w:p>
-    <w:p>
-      <w:pPr>
-        <w:pStyle w:val="TOC3"/>
-        <w:rPr>
-          <w:rFonts w:eastAsiaTheme="minorEastAsia"/>
-          <w:noProof/>
-          <w:kern w:val="2"/>
-          <w:sz w:val="24"/>
-          <w:szCs w:val="24"/>
-          <w14:ligatures w14:val="standardContextual"/>
-        </w:rPr>
-      </w:pPr>
-      <w:hyperlink w:anchor="_Toc228189918" w:history="1">
-        <w:r>
-          <w:rPr>
-            <w:rStyle w:val="Hyperlink"/>
-            <w:noProof/>
-          </w:rPr>
-          <w:t xml:space="preserve">7.2 </w:t>
-        </w:r>
-        <w:r>
-          <w:rPr>
-            <w:rStyle w:val="Hyperlink"/>
-            <w:rFonts w:ascii="Consolas" w:hAnsi="Consolas"/>
-            <w:noProof/>
-          </w:rPr>
-          <w:t>get_v2_threatconnect_data</w:t>
-        </w:r>
-        <w:r>
-          <w:rPr>
-            <w:noProof/>
-            <w:webHidden/>
-          </w:rPr>
-          <w:tab/>
-        </w:r>
-        <w:r>
-          <w:rPr>
-            <w:noProof/>
-            <w:webHidden/>
-          </w:rPr>
-          <w:fldChar w:fldCharType="begin"/>
-        </w:r>
-        <w:r>
-          <w:rPr>
-            <w:noProof/>
-            <w:webHidden/>
-          </w:rPr>
-          <w:instrText xml:space="preserve"> PAGEREF _Toc228189918 \h </w:instrText>
-        </w:r>
-        <w:r>
-          <w:rPr>
-            <w:noProof/>
-            <w:webHidden/>
-          </w:rPr>
-        </w:r>
-        <w:r>
-          <w:rPr>
-            <w:noProof/>
-            <w:webHidden/>
-          </w:rPr>
-          <w:fldChar w:fldCharType="separate"/>
-        </w:r>
-        <w:r>
-          <w:rPr>
-            <w:noProof/>
-            <w:webHidden/>
-          </w:rPr>
-          <w:t>9</w:t>
-        </w:r>
-        <w:r>
-          <w:rPr>
-            <w:noProof/>
-            <w:webHidden/>
-          </w:rPr>
-          <w:fldChar w:fldCharType="end"/>
-        </w:r>
-      </w:hyperlink>
-    </w:p>
-    <w:p>
-      <w:pPr>
-        <w:pStyle w:val="TOC2"/>
-        <w:rPr>
-          <w:rFonts w:asciiTheme="minorHAnsi" w:eastAsiaTheme="minorEastAsia" w:hAnsiTheme="minorHAnsi" w:cstheme="minorBidi"/>
-          <w:b w:val="0"/>
-          <w:i w:val="0"/>
-          <w:iCs w:val="0"/>
-          <w:noProof/>
-          <w:color w:val="auto"/>
-          <w:kern w:val="2"/>
-          <w:sz w:val="24"/>
-          <w:szCs w:val="24"/>
-          <w14:ligatures w14:val="standardContextual"/>
-        </w:rPr>
-      </w:pPr>
-      <w:hyperlink w:anchor="_Toc228189919" w:history="1">
-        <w:r>
-          <w:rPr>
-            <w:rStyle w:val="Hyperlink"/>
-            <w:noProof/>
-          </w:rPr>
-          <w:t xml:space="preserve">8. </w:t>
-        </w:r>
-        <w:r>
-          <w:rPr>
-            <w:rStyle w:val="Hyperlink"/>
-            <w:rFonts w:ascii="Consolas" w:hAnsi="Consolas"/>
-            <w:noProof/>
-          </w:rPr>
-          <w:t>ThreatConnect</w:t>
-        </w:r>
-        <w:r>
-          <w:rPr>
-            <w:rStyle w:val="Hyperlink"/>
-            <w:noProof/>
-          </w:rPr>
-          <w:t xml:space="preserve"> Class (Low-Level)</w:t>
-        </w:r>
-        <w:r>
-          <w:rPr>
-            <w:noProof/>
-            <w:webHidden/>
-          </w:rPr>
-          <w:tab/>
-        </w:r>
-        <w:r>
-          <w:rPr>
-            <w:noProof/>
-            <w:webHidden/>
-          </w:rPr>
-          <w:fldChar w:fldCharType="begin"/>
-        </w:r>
-        <w:r>
-          <w:rPr>
-            <w:noProof/>
-            <w:webHidden/>
-          </w:rPr>
-          <w:instrText xml:space="preserve"> PAGEREF _Toc228189919 \h </w:instrText>
-        </w:r>
-        <w:r>
-          <w:rPr>
-            <w:noProof/>
-            <w:webHidden/>
-          </w:rPr>
-        </w:r>
-        <w:r>
-          <w:rPr>
-            <w:noProof/>
-            <w:webHidden/>
-          </w:rPr>
-          <w:fldChar w:fldCharType="separate"/>
-        </w:r>
-        <w:r>
-          <w:rPr>
-            <w:noProof/>
-            <w:webHidden/>
-          </w:rPr>
-          <w:t>9</w:t>
-        </w:r>
-        <w:r>
-          <w:rPr>
-            <w:noProof/>
-            <w:webHidden/>
-          </w:rPr>
-          <w:fldChar w:fldCharType="end"/>
-        </w:r>
-      </w:hyperlink>
-    </w:p>
-    <w:p>
-      <w:pPr>
-        <w:pStyle w:val="TOC2"/>
-        <w:rPr>
-          <w:rFonts w:asciiTheme="minorHAnsi" w:eastAsiaTheme="minorEastAsia" w:hAnsiTheme="minorHAnsi" w:cstheme="minorBidi"/>
-          <w:b w:val="0"/>
-          <w:i w:val="0"/>
-          <w:iCs w:val="0"/>
-          <w:noProof/>
-          <w:color w:val="auto"/>
-          <w:kern w:val="2"/>
-          <w:sz w:val="24"/>
-          <w:szCs w:val="24"/>
-          <w14:ligatures w14:val="standardContextual"/>
-        </w:rPr>
-      </w:pPr>
-      <w:hyperlink w:anchor="_Toc228189920" w:history="1">
-        <w:r>
-          <w:rPr>
-            <w:rStyle w:val="Hyperlink"/>
-            <w:noProof/>
-          </w:rPr>
-          <w:t>9. Smoke Test (</w:t>
-        </w:r>
-        <w:r>
-          <w:rPr>
-            <w:rStyle w:val="Hyperlink"/>
-            <w:rFonts w:ascii="Consolas" w:hAnsi="Consolas"/>
-            <w:noProof/>
-          </w:rPr>
-          <w:t>test.ipynb</w:t>
-        </w:r>
-        <w:r>
-          <w:rPr>
-            <w:rStyle w:val="Hyperlink"/>
-            <w:noProof/>
-          </w:rPr>
-          <w:t>)</w:t>
-        </w:r>
-        <w:r>
-          <w:rPr>
-            <w:noProof/>
-            <w:webHidden/>
-          </w:rPr>
-          <w:tab/>
-        </w:r>
-        <w:r>
-          <w:rPr>
-            <w:noProof/>
-            <w:webHidden/>
-          </w:rPr>
-          <w:fldChar w:fldCharType="begin"/>
-        </w:r>
-        <w:r>
-          <w:rPr>
-            <w:noProof/>
-            <w:webHidden/>
-          </w:rPr>
-          <w:instrText xml:space="preserve"> PAGEREF _Toc228189920 \h </w:instrText>
-        </w:r>
-        <w:r>
-          <w:rPr>
-            <w:noProof/>
-            <w:webHidden/>
-          </w:rPr>
-        </w:r>
-        <w:r>
-          <w:rPr>
-            <w:noProof/>
-            <w:webHidden/>
-          </w:rPr>
-          <w:fldChar w:fldCharType="separate"/>
-        </w:r>
-        <w:r>
-          <w:rPr>
-            <w:noProof/>
-            <w:webHidden/>
-          </w:rPr>
-          <w:t>10</w:t>
-        </w:r>
-        <w:r>
-          <w:rPr>
-            <w:noProof/>
-            <w:webHidden/>
-          </w:rPr>
-          <w:fldChar w:fldCharType="end"/>
-        </w:r>
-      </w:hyperlink>
-    </w:p>
-    <w:p>
-      <w:pPr>
-        <w:pStyle w:val="TOC2"/>
-        <w:rPr>
-          <w:rFonts w:asciiTheme="minorHAnsi" w:eastAsiaTheme="minorEastAsia" w:hAnsiTheme="minorHAnsi" w:cstheme="minorBidi"/>
-          <w:b w:val="0"/>
-          <w:i w:val="0"/>
-          <w:iCs w:val="0"/>
-          <w:noProof/>
-          <w:color w:val="auto"/>
-          <w:kern w:val="2"/>
-          <w:sz w:val="24"/>
-          <w:szCs w:val="24"/>
-          <w14:ligatures w14:val="standardContextual"/>
-        </w:rPr>
-      </w:pPr>
-      <w:hyperlink w:anchor="_Toc228189921" w:history="1">
-        <w:r>
-          <w:rPr>
-            <w:rStyle w:val="Hyperlink"/>
-            <w:noProof/>
-          </w:rPr>
-          <w:t>10. Versioning and Release Checklist</w:t>
-        </w:r>
-        <w:r>
-          <w:rPr>
-            <w:noProof/>
-            <w:webHidden/>
-          </w:rPr>
-          <w:tab/>
-        </w:r>
-        <w:r>
-          <w:rPr>
-            <w:noProof/>
-            <w:webHidden/>
-          </w:rPr>
-          <w:fldChar w:fldCharType="begin"/>
-        </w:r>
-        <w:r>
-          <w:rPr>
-            <w:noProof/>
-            <w:webHidden/>
-          </w:rPr>
-          <w:instrText xml:space="preserve"> PAGEREF _Toc228189921 \h </w:instrText>
-        </w:r>
-        <w:r>
-          <w:rPr>
-            <w:noProof/>
-            <w:webHidden/>
-          </w:rPr>
-        </w:r>
-        <w:r>
-          <w:rPr>
-            <w:noProof/>
-            <w:webHidden/>
-          </w:rPr>
-          <w:fldChar w:fldCharType="separate"/>
-        </w:r>
-        <w:r>
-          <w:rPr>
-            <w:noProof/>
-            <w:webHidden/>
-          </w:rPr>
-          <w:t>10</w:t>
-        </w:r>
-        <w:r>
-          <w:rPr>
-            <w:noProof/>
-            <w:webHidden/>
-          </w:rPr>
-          <w:fldChar w:fldCharType="end"/>
-        </w:r>
-      </w:hyperlink>
-    </w:p>
-    <w:p>
-      <w:pPr>
-        <w:pStyle w:val="TOC2"/>
-        <w:rPr>
-          <w:rFonts w:asciiTheme="minorHAnsi" w:eastAsiaTheme="minorEastAsia" w:hAnsiTheme="minorHAnsi" w:cstheme="minorBidi"/>
-          <w:b w:val="0"/>
-          <w:i w:val="0"/>
-          <w:iCs w:val="0"/>
-          <w:noProof/>
-          <w:color w:val="auto"/>
-          <w:kern w:val="2"/>
-          <w:sz w:val="24"/>
-          <w:szCs w:val="24"/>
-          <w14:ligatures w14:val="standardContextual"/>
-        </w:rPr>
-      </w:pPr>
-      <w:hyperlink w:anchor="_Toc228189922" w:history="1">
-        <w:r>
-          <w:rPr>
-            <w:rStyle w:val="Hyperlink"/>
-            <w:noProof/>
-          </w:rPr>
-          <w:t>11. Troubleshooting</w:t>
-        </w:r>
-        <w:r>
-          <w:rPr>
-            <w:noProof/>
-            <w:webHidden/>
-          </w:rPr>
-          <w:tab/>
-        </w:r>
-        <w:r>
-          <w:rPr>
-            <w:noProof/>
-            <w:webHidden/>
-          </w:rPr>
-          <w:fldChar w:fldCharType="begin"/>
-        </w:r>
-        <w:r>
-          <w:rPr>
-            <w:noProof/>
-            <w:webHidden/>
-          </w:rPr>
-          <w:instrText xml:space="preserve"> PAGEREF _Toc228189922 \h </w:instrText>
-        </w:r>
-        <w:r>
-          <w:rPr>
-            <w:noProof/>
-            <w:webHidden/>
-          </w:rPr>
-        </w:r>
-        <w:r>
-          <w:rPr>
-            <w:noProof/>
-            <w:webHidden/>
-          </w:rPr>
-          <w:fldChar w:fldCharType="separate"/>
-        </w:r>
-        <w:r>
-          <w:rPr>
-            <w:noProof/>
-            <w:webHidden/>
-          </w:rPr>
-          <w:t>11</w:t>
-        </w:r>
-        <w:r>
-          <w:rPr>
-            <w:noProof/>
-            <w:webHidden/>
-          </w:rPr>
-          <w:fldChar w:fldCharType="end"/>
-        </w:r>
-      </w:hyperlink>
-    </w:p>
-    <w:p>
-      <w:pPr>
-        <w:pStyle w:val="TOC2"/>
-        <w:rPr>
-          <w:rFonts w:asciiTheme="minorHAnsi" w:eastAsiaTheme="minorEastAsia" w:hAnsiTheme="minorHAnsi" w:cstheme="minorBidi"/>
-          <w:b w:val="0"/>
-          <w:i w:val="0"/>
-          <w:iCs w:val="0"/>
-          <w:noProof/>
-          <w:color w:val="auto"/>
-          <w:kern w:val="2"/>
-          <w:sz w:val="24"/>
-          <w:szCs w:val="24"/>
-          <w14:ligatures w14:val="standardContextual"/>
-        </w:rPr>
-      </w:pPr>
-      <w:hyperlink w:anchor="_Toc228189923" w:history="1">
-        <w:r>
-          <w:rPr>
-            <w:rStyle w:val="Hyperlink"/>
-            <w:noProof/>
-          </w:rPr>
-          <w:t>12. Relationship to Other HTOC Components</w:t>
-        </w:r>
-        <w:r>
-          <w:rPr>
-            <w:noProof/>
-            <w:webHidden/>
-          </w:rPr>
-          <w:tab/>
-        </w:r>
-        <w:r>
-          <w:rPr>
-            <w:noProof/>
-            <w:webHidden/>
-          </w:rPr>
-          <w:fldChar w:fldCharType="begin"/>
-        </w:r>
-        <w:r>
-          <w:rPr>
-            <w:noProof/>
-            <w:webHidden/>
-          </w:rPr>
-          <w:instrText xml:space="preserve"> PAGEREF _Toc228189923 \h </w:instrText>
-        </w:r>
-        <w:r>
-          <w:rPr>
-            <w:noProof/>
-            <w:webHidden/>
-          </w:rPr>
-        </w:r>
-        <w:r>
-          <w:rPr>
-            <w:noProof/>
-            <w:webHidden/>
-          </w:rPr>
-          <w:fldChar w:fldCharType="separate"/>
-        </w:r>
-        <w:r>
-          <w:rPr>
-            <w:noProof/>
-            <w:webHidden/>
-          </w:rPr>
-          <w:t>12</w:t>
-        </w:r>
-        <w:r>
-          <w:rPr>
-            <w:noProof/>
-            <w:webHidden/>
-          </w:rPr>
-          <w:fldChar w:fldCharType="end"/>
-        </w:r>
-      </w:hyperlink>
-    </w:p>
-    <w:p>
-      <w:pPr>
-        <w:pStyle w:val="TOC2"/>
-        <w:rPr>
-          <w:rFonts w:asciiTheme="minorHAnsi" w:eastAsiaTheme="minorEastAsia" w:hAnsiTheme="minorHAnsi" w:cstheme="minorBidi"/>
-          <w:b w:val="0"/>
-          <w:i w:val="0"/>
-          <w:iCs w:val="0"/>
-          <w:noProof/>
-          <w:color w:val="auto"/>
-          <w:kern w:val="2"/>
-          <w:sz w:val="24"/>
-          <w:szCs w:val="24"/>
-          <w14:ligatures w14:val="standardContextual"/>
-        </w:rPr>
-      </w:pPr>
-      <w:hyperlink w:anchor="_Toc228189924" w:history="1">
-        <w:r>
-          <w:rPr>
-            <w:rStyle w:val="Hyperlink"/>
-            <w:noProof/>
-          </w:rPr>
-          <w:t>13. Related Documents</w:t>
-        </w:r>
-        <w:r>
-          <w:rPr>
-            <w:noProof/>
-            <w:webHidden/>
-          </w:rPr>
-          <w:tab/>
-        </w:r>
-        <w:r>
-          <w:rPr>
-            <w:noProof/>
-            <w:webHidden/>
-          </w:rPr>
-          <w:fldChar w:fldCharType="begin"/>
-        </w:r>
-        <w:r>
-          <w:rPr>
-            <w:noProof/>
-            <w:webHidden/>
-          </w:rPr>
-          <w:instrText xml:space="preserve"> PAGEREF _Toc228189924 \h </w:instrText>
-        </w:r>
-        <w:r>
-          <w:rPr>
-            <w:noProof/>
-            <w:webHidden/>
-          </w:rPr>
-        </w:r>
-        <w:r>
-          <w:rPr>
-            <w:noProof/>
-            <w:webHidden/>
-          </w:rPr>
-          <w:fldChar w:fldCharType="separate"/>
-        </w:r>
-        <w:r>
-          <w:rPr>
-            <w:noProof/>
-            <w:webHidden/>
-          </w:rPr>
-          <w:t>12</w:t>
-        </w:r>
-        <w:r>
-          <w:rPr>
-            <w:noProof/>
-            <w:webHidden/>
-          </w:rPr>
-          <w:fldChar w:fldCharType="end"/>
-        </w:r>
-      </w:hyperlink>
-    </w:p>
-    <w:p>
+      <w:r>
+        <w:t>Right-click and update field.</w:t>
+      </w:r>
       <w:r>
         <w:fldChar w:fldCharType="end"/>
       </w:r>
@@ -2224,11 +1130,9 @@
       <w:pPr>
         <w:pStyle w:val="Heading2"/>
       </w:pPr>
-      <w:bookmarkStart w:id="1" w:name="_Toc228189905"/>
       <w:r>
         <w:t>1. Purpose</w:t>
       </w:r>
-      <w:bookmarkEnd w:id="1"/>
     </w:p>
     <w:p/>
     <w:p>
@@ -2265,6 +1169,7 @@
     </w:p>
     <w:p/>
     <w:p>
+      <w:pPr/>
       <w:r>
         <w:rPr>
           <w:b/>
@@ -2298,6 +1203,7 @@
       </w:r>
     </w:p>
     <w:p>
+      <w:pPr/>
       <w:r>
         <w:rPr>
           <w:b/>
@@ -2356,11 +1262,9 @@
       <w:pPr>
         <w:pStyle w:val="Heading2"/>
       </w:pPr>
-      <w:bookmarkStart w:id="2" w:name="_Toc228189906"/>
       <w:r>
         <w:t>2. Scope</w:t>
       </w:r>
-      <w:bookmarkEnd w:id="2"/>
     </w:p>
     <w:p/>
     <w:p>
@@ -2405,12 +1309,9 @@
       <w:pPr>
         <w:pStyle w:val="Heading2"/>
       </w:pPr>
-      <w:bookmarkStart w:id="3" w:name="_Toc228189907"/>
-      <w:r>
-        <w:lastRenderedPageBreak/>
+      <w:r>
         <w:t>3. Repository Layout</w:t>
       </w:r>
-      <w:bookmarkEnd w:id="3"/>
     </w:p>
     <w:p>
       <w:pPr>
@@ -2420,12 +1321,12 @@
     <w:tbl>
       <w:tblPr>
         <w:tblStyle w:val="TableGrid"/>
-        <w:tblW w:w="0" w:type="auto"/>
-        <w:tblLook w:val="04A0" w:firstRow="1" w:lastRow="0" w:firstColumn="1" w:lastColumn="0" w:noHBand="0" w:noVBand="1"/>
+        <w:tblW w:type="auto" w:w="0"/>
+        <w:tblLook w:firstColumn="1" w:firstRow="1" w:lastColumn="0" w:lastRow="0" w:noHBand="0" w:noVBand="1" w:val="04A0"/>
       </w:tblPr>
       <w:tblGrid>
         <w:gridCol w:w="4680"/>
-        <w:gridCol w:w="4670"/>
+        <w:gridCol w:w="4680"/>
       </w:tblGrid>
       <w:tr>
         <w:trPr>
@@ -2434,7 +1335,7 @@
         </w:trPr>
         <w:tc>
           <w:tcPr>
-            <w:tcW w:w="4680" w:type="dxa"/>
+            <w:tcW w:type="dxa" w:w="4680"/>
           </w:tcPr>
           <w:p>
             <w:r>
@@ -2444,7 +1345,7 @@
         </w:tc>
         <w:tc>
           <w:tcPr>
-            <w:tcW w:w="4680" w:type="dxa"/>
+            <w:tcW w:type="dxa" w:w="4680"/>
           </w:tcPr>
           <w:p>
             <w:r>
@@ -2459,7 +1360,7 @@
         </w:trPr>
         <w:tc>
           <w:tcPr>
-            <w:tcW w:w="4680" w:type="dxa"/>
+            <w:tcW w:type="dxa" w:w="4680"/>
           </w:tcPr>
           <w:p>
             <w:r>
@@ -2469,7 +1370,7 @@
         </w:tc>
         <w:tc>
           <w:tcPr>
-            <w:tcW w:w="4680" w:type="dxa"/>
+            <w:tcW w:type="dxa" w:w="4680"/>
           </w:tcPr>
           <w:p>
             <w:r>
@@ -2484,7 +1385,7 @@
         </w:trPr>
         <w:tc>
           <w:tcPr>
-            <w:tcW w:w="4680" w:type="dxa"/>
+            <w:tcW w:type="dxa" w:w="4680"/>
           </w:tcPr>
           <w:p>
             <w:r>
@@ -2494,7 +1395,7 @@
         </w:tc>
         <w:tc>
           <w:tcPr>
-            <w:tcW w:w="4680" w:type="dxa"/>
+            <w:tcW w:type="dxa" w:w="4680"/>
           </w:tcPr>
           <w:p>
             <w:r>
@@ -2509,7 +1410,7 @@
         </w:trPr>
         <w:tc>
           <w:tcPr>
-            <w:tcW w:w="4680" w:type="dxa"/>
+            <w:tcW w:type="dxa" w:w="4680"/>
           </w:tcPr>
           <w:p>
             <w:r>
@@ -2519,7 +1420,7 @@
         </w:tc>
         <w:tc>
           <w:tcPr>
-            <w:tcW w:w="4680" w:type="dxa"/>
+            <w:tcW w:type="dxa" w:w="4680"/>
           </w:tcPr>
           <w:p>
             <w:r>
@@ -2534,7 +1435,7 @@
         </w:trPr>
         <w:tc>
           <w:tcPr>
-            <w:tcW w:w="4680" w:type="dxa"/>
+            <w:tcW w:type="dxa" w:w="4680"/>
           </w:tcPr>
           <w:p>
             <w:r>
@@ -2544,7 +1445,7 @@
         </w:tc>
         <w:tc>
           <w:tcPr>
-            <w:tcW w:w="4680" w:type="dxa"/>
+            <w:tcW w:type="dxa" w:w="4680"/>
           </w:tcPr>
           <w:p>
             <w:r>
@@ -2559,7 +1460,7 @@
         </w:trPr>
         <w:tc>
           <w:tcPr>
-            <w:tcW w:w="4680" w:type="dxa"/>
+            <w:tcW w:type="dxa" w:w="4680"/>
           </w:tcPr>
           <w:p>
             <w:r>
@@ -2569,14 +1470,11 @@
         </w:tc>
         <w:tc>
           <w:tcPr>
-            <w:tcW w:w="4680" w:type="dxa"/>
+            <w:tcW w:type="dxa" w:w="4680"/>
           </w:tcPr>
           <w:p>
             <w:r>
-              <w:t xml:space="preserve">Smoke-test notebook importing </w:t>
-            </w:r>
-            <w:r>
-              <w:t>`get_v3_threatconnect_data`</w:t>
+              <w:t>Smoke-test notebook importing `get_v3_threatconnect_data`</w:t>
             </w:r>
           </w:p>
         </w:tc>
@@ -2587,7 +1485,7 @@
         </w:trPr>
         <w:tc>
           <w:tcPr>
-            <w:tcW w:w="4680" w:type="dxa"/>
+            <w:tcW w:type="dxa" w:w="4680"/>
           </w:tcPr>
           <w:p>
             <w:r>
@@ -2597,7 +1495,7 @@
         </w:tc>
         <w:tc>
           <w:tcPr>
-            <w:tcW w:w="4680" w:type="dxa"/>
+            <w:tcW w:type="dxa" w:w="4680"/>
           </w:tcPr>
           <w:p>
             <w:r>
@@ -2612,7 +1510,7 @@
         </w:trPr>
         <w:tc>
           <w:tcPr>
-            <w:tcW w:w="4680" w:type="dxa"/>
+            <w:tcW w:type="dxa" w:w="4680"/>
           </w:tcPr>
           <w:p>
             <w:r>
@@ -2622,7 +1520,7 @@
         </w:tc>
         <w:tc>
           <w:tcPr>
-            <w:tcW w:w="4680" w:type="dxa"/>
+            <w:tcW w:type="dxa" w:w="4680"/>
           </w:tcPr>
           <w:p>
             <w:r>
@@ -2637,7 +1535,7 @@
         </w:trPr>
         <w:tc>
           <w:tcPr>
-            <w:tcW w:w="4680" w:type="dxa"/>
+            <w:tcW w:type="dxa" w:w="4680"/>
           </w:tcPr>
           <w:p>
             <w:r>
@@ -2647,7 +1545,7 @@
         </w:tc>
         <w:tc>
           <w:tcPr>
-            <w:tcW w:w="4680" w:type="dxa"/>
+            <w:tcW w:type="dxa" w:w="4680"/>
           </w:tcPr>
           <w:p>
             <w:r>
@@ -2668,11 +1566,9 @@
       <w:pPr>
         <w:pStyle w:val="Heading2"/>
       </w:pPr>
-      <w:bookmarkStart w:id="4" w:name="_Toc228189908"/>
       <w:r>
         <w:t>4. Prerequisites</w:t>
       </w:r>
-      <w:bookmarkEnd w:id="4"/>
     </w:p>
     <w:p>
       <w:pPr>
@@ -2682,12 +1578,12 @@
     <w:tbl>
       <w:tblPr>
         <w:tblStyle w:val="TableGrid"/>
-        <w:tblW w:w="0" w:type="auto"/>
-        <w:tblLook w:val="04A0" w:firstRow="1" w:lastRow="0" w:firstColumn="1" w:lastColumn="0" w:noHBand="0" w:noVBand="1"/>
+        <w:tblW w:type="auto" w:w="0"/>
+        <w:tblLook w:firstColumn="1" w:firstRow="1" w:lastColumn="0" w:lastRow="0" w:noHBand="0" w:noVBand="1" w:val="04A0"/>
       </w:tblPr>
       <w:tblGrid>
-        <w:gridCol w:w="4675"/>
-        <w:gridCol w:w="4675"/>
+        <w:gridCol w:w="4680"/>
+        <w:gridCol w:w="4680"/>
       </w:tblGrid>
       <w:tr>
         <w:trPr>
@@ -2696,7 +1592,7 @@
         </w:trPr>
         <w:tc>
           <w:tcPr>
-            <w:tcW w:w="4680" w:type="dxa"/>
+            <w:tcW w:type="dxa" w:w="4680"/>
           </w:tcPr>
           <w:p>
             <w:r>
@@ -2706,7 +1602,7 @@
         </w:tc>
         <w:tc>
           <w:tcPr>
-            <w:tcW w:w="4680" w:type="dxa"/>
+            <w:tcW w:type="dxa" w:w="4680"/>
           </w:tcPr>
           <w:p>
             <w:r>
@@ -2721,7 +1617,7 @@
         </w:trPr>
         <w:tc>
           <w:tcPr>
-            <w:tcW w:w="4680" w:type="dxa"/>
+            <w:tcW w:type="dxa" w:w="4680"/>
           </w:tcPr>
           <w:p>
             <w:r>
@@ -2731,7 +1627,7 @@
         </w:tc>
         <w:tc>
           <w:tcPr>
-            <w:tcW w:w="4680" w:type="dxa"/>
+            <w:tcW w:type="dxa" w:w="4680"/>
           </w:tcPr>
           <w:p>
             <w:r>
@@ -2746,7 +1642,7 @@
         </w:trPr>
         <w:tc>
           <w:tcPr>
-            <w:tcW w:w="4680" w:type="dxa"/>
+            <w:tcW w:type="dxa" w:w="4680"/>
           </w:tcPr>
           <w:p>
             <w:r>
@@ -2756,7 +1652,7 @@
         </w:tc>
         <w:tc>
           <w:tcPr>
-            <w:tcW w:w="4680" w:type="dxa"/>
+            <w:tcW w:type="dxa" w:w="4680"/>
           </w:tcPr>
           <w:p>
             <w:r>
@@ -2771,18 +1667,17 @@
         </w:trPr>
         <w:tc>
           <w:tcPr>
-            <w:tcW w:w="4680" w:type="dxa"/>
+            <w:tcW w:type="dxa" w:w="4680"/>
           </w:tcPr>
           <w:p>
             <w:r>
-              <w:lastRenderedPageBreak/>
               <w:t>Credentials</w:t>
             </w:r>
           </w:p>
         </w:tc>
         <w:tc>
           <w:tcPr>
-            <w:tcW w:w="4680" w:type="dxa"/>
+            <w:tcW w:type="dxa" w:w="4680"/>
           </w:tcPr>
           <w:p>
             <w:r>
@@ -2797,7 +1692,7 @@
         </w:trPr>
         <w:tc>
           <w:tcPr>
-            <w:tcW w:w="4680" w:type="dxa"/>
+            <w:tcW w:type="dxa" w:w="4680"/>
           </w:tcPr>
           <w:p>
             <w:r>
@@ -2807,7 +1702,7 @@
         </w:tc>
         <w:tc>
           <w:tcPr>
-            <w:tcW w:w="4680" w:type="dxa"/>
+            <w:tcW w:type="dxa" w:w="4680"/>
           </w:tcPr>
           <w:p>
             <w:r>
@@ -2846,18 +1741,15 @@
       <w:pPr>
         <w:pStyle w:val="Heading2"/>
       </w:pPr>
-      <w:bookmarkStart w:id="5" w:name="_Toc228189909"/>
       <w:r>
         <w:t>5. Configuration</w:t>
       </w:r>
-      <w:bookmarkEnd w:id="5"/>
     </w:p>
     <w:p/>
     <w:p>
       <w:pPr>
         <w:pStyle w:val="Heading3"/>
       </w:pPr>
-      <w:bookmarkStart w:id="6" w:name="_Toc228189910"/>
       <w:r>
         <w:t xml:space="preserve">5.1 </w:t>
       </w:r>
@@ -2868,7 +1760,6 @@
         </w:rPr>
         <w:t>config.json</w:t>
       </w:r>
-      <w:bookmarkEnd w:id="6"/>
     </w:p>
     <w:p/>
     <w:p>
@@ -2938,12 +1829,12 @@
     <w:tbl>
       <w:tblPr>
         <w:tblStyle w:val="TableGrid"/>
-        <w:tblW w:w="0" w:type="auto"/>
-        <w:tblLook w:val="04A0" w:firstRow="1" w:lastRow="0" w:firstColumn="1" w:lastColumn="0" w:noHBand="0" w:noVBand="1"/>
+        <w:tblW w:type="auto" w:w="0"/>
+        <w:tblLook w:firstColumn="1" w:firstRow="1" w:lastColumn="0" w:lastRow="0" w:noHBand="0" w:noVBand="1" w:val="04A0"/>
       </w:tblPr>
       <w:tblGrid>
-        <w:gridCol w:w="4675"/>
-        <w:gridCol w:w="4675"/>
+        <w:gridCol w:w="4680"/>
+        <w:gridCol w:w="4680"/>
       </w:tblGrid>
       <w:tr>
         <w:trPr>
@@ -2952,7 +1843,7 @@
         </w:trPr>
         <w:tc>
           <w:tcPr>
-            <w:tcW w:w="4680" w:type="dxa"/>
+            <w:tcW w:type="dxa" w:w="4680"/>
           </w:tcPr>
           <w:p>
             <w:r>
@@ -2962,7 +1853,7 @@
         </w:tc>
         <w:tc>
           <w:tcPr>
-            <w:tcW w:w="4680" w:type="dxa"/>
+            <w:tcW w:type="dxa" w:w="4680"/>
           </w:tcPr>
           <w:p>
             <w:r>
@@ -2977,7 +1868,7 @@
         </w:trPr>
         <w:tc>
           <w:tcPr>
-            <w:tcW w:w="4680" w:type="dxa"/>
+            <w:tcW w:type="dxa" w:w="4680"/>
           </w:tcPr>
           <w:p>
             <w:r>
@@ -2987,7 +1878,7 @@
         </w:tc>
         <w:tc>
           <w:tcPr>
-            <w:tcW w:w="4680" w:type="dxa"/>
+            <w:tcW w:type="dxa" w:w="4680"/>
           </w:tcPr>
           <w:p>
             <w:r>
@@ -3002,7 +1893,7 @@
         </w:trPr>
         <w:tc>
           <w:tcPr>
-            <w:tcW w:w="4680" w:type="dxa"/>
+            <w:tcW w:type="dxa" w:w="4680"/>
           </w:tcPr>
           <w:p>
             <w:r>
@@ -3012,7 +1903,7 @@
         </w:tc>
         <w:tc>
           <w:tcPr>
-            <w:tcW w:w="4680" w:type="dxa"/>
+            <w:tcW w:type="dxa" w:w="4680"/>
           </w:tcPr>
           <w:p>
             <w:r>
@@ -3027,7 +1918,7 @@
         </w:trPr>
         <w:tc>
           <w:tcPr>
-            <w:tcW w:w="4680" w:type="dxa"/>
+            <w:tcW w:type="dxa" w:w="4680"/>
           </w:tcPr>
           <w:p>
             <w:r>
@@ -3037,7 +1928,7 @@
         </w:tc>
         <w:tc>
           <w:tcPr>
-            <w:tcW w:w="4680" w:type="dxa"/>
+            <w:tcW w:type="dxa" w:w="4680"/>
           </w:tcPr>
           <w:p>
             <w:r>
@@ -3052,25 +1943,21 @@
         </w:trPr>
         <w:tc>
           <w:tcPr>
-            <w:tcW w:w="4680" w:type="dxa"/>
+            <w:tcW w:type="dxa" w:w="4680"/>
           </w:tcPr>
           <w:p>
             <w:r>
-              <w:lastRenderedPageBreak/>
               <w:t>`api_default_org`</w:t>
             </w:r>
           </w:p>
         </w:tc>
         <w:tc>
           <w:tcPr>
-            <w:tcW w:w="4680" w:type="dxa"/>
+            <w:tcW w:type="dxa" w:w="4680"/>
           </w:tcPr>
           <w:p>
             <w:r>
-              <w:t xml:space="preserve">Default organization name (must match playbook/query </w:t>
-            </w:r>
-            <w:r>
-              <w:t>expectations; code uses `HTOC Org` in TQL)</w:t>
+              <w:t>Default organization name (must match playbook/query expectations; code uses `HTOC Org` in TQL)</w:t>
             </w:r>
           </w:p>
         </w:tc>
@@ -3107,14 +1994,13 @@
       <w:pPr>
         <w:pStyle w:val="Heading3"/>
       </w:pPr>
-      <w:bookmarkStart w:id="7" w:name="_Toc228189911"/>
       <w:r>
         <w:t>5.2 Secrets handling</w:t>
       </w:r>
-      <w:bookmarkEnd w:id="7"/>
     </w:p>
     <w:p/>
     <w:p>
+      <w:pPr/>
       <w:r>
         <w:rPr>
           <w:b/>
@@ -3136,11 +2022,13 @@
       </w:r>
     </w:p>
     <w:p>
+      <w:pPr/>
       <w:r>
         <w:t>Rotate keys in ThreatConnect if a file is ever exposed.</w:t>
       </w:r>
     </w:p>
     <w:p>
+      <w:pPr/>
       <w:r>
         <w:t xml:space="preserve">Treat </w:t>
       </w:r>
@@ -3166,22 +2054,18 @@
       <w:pPr>
         <w:pStyle w:val="Heading2"/>
       </w:pPr>
-      <w:bookmarkStart w:id="8" w:name="_Toc228189912"/>
       <w:r>
         <w:t>6. Installation</w:t>
       </w:r>
-      <w:bookmarkEnd w:id="8"/>
     </w:p>
     <w:p/>
     <w:p>
       <w:pPr>
         <w:pStyle w:val="Heading3"/>
       </w:pPr>
-      <w:bookmarkStart w:id="9" w:name="_Toc228189913"/>
       <w:r>
         <w:t>6.1 Editable install from the repository (development)</w:t>
       </w:r>
-      <w:bookmarkEnd w:id="9"/>
     </w:p>
     <w:p/>
     <w:p>
@@ -3238,16 +2122,13 @@
       <w:pPr>
         <w:pStyle w:val="Heading3"/>
       </w:pPr>
-      <w:bookmarkStart w:id="10" w:name="_Toc228189914"/>
       <w:r>
         <w:t>6.2 Install from a wheel (distribution)</w:t>
       </w:r>
-      <w:bookmarkEnd w:id="10"/>
     </w:p>
     <w:p/>
     <w:p>
       <w:r>
-        <w:lastRenderedPageBreak/>
         <w:t xml:space="preserve">Per </w:t>
       </w:r>
       <w:r>
@@ -3314,11 +2195,9 @@
       <w:pPr>
         <w:pStyle w:val="Heading3"/>
       </w:pPr>
-      <w:bookmarkStart w:id="11" w:name="_Toc228189915"/>
       <w:r>
         <w:t>6.3 Build a wheel (maintainers)</w:t>
       </w:r>
-      <w:bookmarkEnd w:id="11"/>
     </w:p>
     <w:p/>
     <w:p>
@@ -3416,18 +2295,15 @@
       <w:pPr>
         <w:pStyle w:val="Heading2"/>
       </w:pPr>
-      <w:bookmarkStart w:id="12" w:name="_Toc228189916"/>
       <w:r>
         <w:t>7. API Reference (High-Level)</w:t>
       </w:r>
-      <w:bookmarkEnd w:id="12"/>
     </w:p>
     <w:p/>
     <w:p>
       <w:pPr>
         <w:pStyle w:val="Heading3"/>
       </w:pPr>
-      <w:bookmarkStart w:id="13" w:name="_Toc228189917"/>
       <w:r>
         <w:t xml:space="preserve">7.1 </w:t>
       </w:r>
@@ -3438,7 +2314,6 @@
         </w:rPr>
         <w:t>get_v3_threatconnect_data</w:t>
       </w:r>
-      <w:bookmarkEnd w:id="13"/>
     </w:p>
     <w:p/>
     <w:p>
@@ -3467,15 +2342,7 @@
           <w:rFonts w:ascii="Consolas" w:hAnsi="Consolas"/>
           <w:sz w:val="18"/>
         </w:rPr>
-        <w:lastRenderedPageBreak/>
-        <w:t xml:space="preserve">df = </w:t>
-      </w:r>
-      <w:r>
-        <w:rPr>
-          <w:rFonts w:ascii="Consolas" w:hAnsi="Consolas"/>
-          <w:sz w:val="18"/>
-        </w:rPr>
-        <w:t>get_v3_threatconnect_data()                              # default lastObserved &gt;= 2023-01-01</w:t>
+        <w:t>df = get_v3_threatconnect_data()                              # default lastObserved &gt;= 2023-01-01</w:t>
       </w:r>
     </w:p>
     <w:p>
@@ -3498,14 +2365,14 @@
     <w:tbl>
       <w:tblPr>
         <w:tblStyle w:val="TableGrid"/>
-        <w:tblW w:w="0" w:type="auto"/>
-        <w:tblLook w:val="04A0" w:firstRow="1" w:lastRow="0" w:firstColumn="1" w:lastColumn="0" w:noHBand="0" w:noVBand="1"/>
+        <w:tblW w:type="auto" w:w="0"/>
+        <w:tblLook w:firstColumn="1" w:firstRow="1" w:lastColumn="0" w:lastRow="0" w:noHBand="0" w:noVBand="1" w:val="04A0"/>
       </w:tblPr>
       <w:tblGrid>
-        <w:gridCol w:w="2329"/>
-        <w:gridCol w:w="2325"/>
-        <w:gridCol w:w="2258"/>
-        <w:gridCol w:w="2438"/>
+        <w:gridCol w:w="2340"/>
+        <w:gridCol w:w="2340"/>
+        <w:gridCol w:w="2340"/>
+        <w:gridCol w:w="2340"/>
       </w:tblGrid>
       <w:tr>
         <w:trPr>
@@ -3514,7 +2381,7 @@
         </w:trPr>
         <w:tc>
           <w:tcPr>
-            <w:tcW w:w="2340" w:type="dxa"/>
+            <w:tcW w:type="dxa" w:w="2340"/>
           </w:tcPr>
           <w:p>
             <w:r>
@@ -3524,7 +2391,7 @@
         </w:tc>
         <w:tc>
           <w:tcPr>
-            <w:tcW w:w="2340" w:type="dxa"/>
+            <w:tcW w:type="dxa" w:w="2340"/>
           </w:tcPr>
           <w:p>
             <w:r>
@@ -3534,7 +2401,7 @@
         </w:tc>
         <w:tc>
           <w:tcPr>
-            <w:tcW w:w="2340" w:type="dxa"/>
+            <w:tcW w:type="dxa" w:w="2340"/>
           </w:tcPr>
           <w:p>
             <w:r>
@@ -3544,7 +2411,7 @@
         </w:tc>
         <w:tc>
           <w:tcPr>
-            <w:tcW w:w="2340" w:type="dxa"/>
+            <w:tcW w:type="dxa" w:w="2340"/>
           </w:tcPr>
           <w:p>
             <w:r>
@@ -3559,7 +2426,7 @@
         </w:trPr>
         <w:tc>
           <w:tcPr>
-            <w:tcW w:w="2340" w:type="dxa"/>
+            <w:tcW w:type="dxa" w:w="2340"/>
           </w:tcPr>
           <w:p>
             <w:r>
@@ -3569,20 +2436,17 @@
         </w:tc>
         <w:tc>
           <w:tcPr>
-            <w:tcW w:w="2340" w:type="dxa"/>
+            <w:tcW w:type="dxa" w:w="2340"/>
           </w:tcPr>
           <w:p>
             <w:r>
-              <w:t xml:space="preserve">`None`, `str` </w:t>
-            </w:r>
-            <w:r>
-              <w:t>(`YYYY-MM-DD`), `datetime.date`, or `datetime.datetime`</w:t>
+              <w:t>`None`, `str` (`YYYY-MM-DD`), `datetime.date`, or `datetime.datetime`</w:t>
             </w:r>
           </w:p>
         </w:tc>
         <w:tc>
           <w:tcPr>
-            <w:tcW w:w="2340" w:type="dxa"/>
+            <w:tcW w:type="dxa" w:w="2340"/>
           </w:tcPr>
           <w:p>
             <w:r>
@@ -3592,7 +2456,7 @@
         </w:tc>
         <w:tc>
           <w:tcPr>
-            <w:tcW w:w="2340" w:type="dxa"/>
+            <w:tcW w:type="dxa" w:w="2340"/>
           </w:tcPr>
           <w:p>
             <w:r>
@@ -3607,7 +2471,7 @@
         </w:trPr>
         <w:tc>
           <w:tcPr>
-            <w:tcW w:w="2340" w:type="dxa"/>
+            <w:tcW w:type="dxa" w:w="2340"/>
           </w:tcPr>
           <w:p>
             <w:r>
@@ -3617,7 +2481,7 @@
         </w:tc>
         <w:tc>
           <w:tcPr>
-            <w:tcW w:w="2340" w:type="dxa"/>
+            <w:tcW w:type="dxa" w:w="2340"/>
           </w:tcPr>
           <w:p>
             <w:r>
@@ -3627,7 +2491,7 @@
         </w:tc>
         <w:tc>
           <w:tcPr>
-            <w:tcW w:w="2340" w:type="dxa"/>
+            <w:tcW w:type="dxa" w:w="2340"/>
           </w:tcPr>
           <w:p>
             <w:r>
@@ -3637,14 +2501,11 @@
         </w:tc>
         <w:tc>
           <w:tcPr>
-            <w:tcW w:w="2340" w:type="dxa"/>
+            <w:tcW w:type="dxa" w:w="2340"/>
           </w:tcPr>
           <w:p>
             <w:r>
-              <w:t xml:space="preserve">When `True`, TQL includes `indicatorActive=true`. When `False`, </w:t>
-            </w:r>
-            <w:r>
-              <w:t>inactive only.</w:t>
+              <w:t>When `True`, TQL includes `indicatorActive=true`. When `False`, inactive only.</w:t>
             </w:r>
           </w:p>
         </w:tc>
@@ -3655,7 +2516,7 @@
         </w:trPr>
         <w:tc>
           <w:tcPr>
-            <w:tcW w:w="2340" w:type="dxa"/>
+            <w:tcW w:type="dxa" w:w="2340"/>
           </w:tcPr>
           <w:p>
             <w:r>
@@ -3665,7 +2526,7 @@
         </w:tc>
         <w:tc>
           <w:tcPr>
-            <w:tcW w:w="2340" w:type="dxa"/>
+            <w:tcW w:type="dxa" w:w="2340"/>
           </w:tcPr>
           <w:p>
             <w:r>
@@ -3675,7 +2536,7 @@
         </w:tc>
         <w:tc>
           <w:tcPr>
-            <w:tcW w:w="2340" w:type="dxa"/>
+            <w:tcW w:type="dxa" w:w="2340"/>
           </w:tcPr>
           <w:p>
             <w:r>
@@ -3685,7 +2546,7 @@
         </w:tc>
         <w:tc>
           <w:tcPr>
-            <w:tcW w:w="2340" w:type="dxa"/>
+            <w:tcW w:type="dxa" w:w="2340"/>
           </w:tcPr>
           <w:p>
             <w:r>
@@ -3709,6 +2570,7 @@
     </w:p>
     <w:p/>
     <w:p>
+      <w:pPr/>
       <w:r>
         <w:rPr>
           <w:b/>
@@ -3750,6 +2612,7 @@
       </w:r>
     </w:p>
     <w:p>
+      <w:pPr/>
       <w:r>
         <w:rPr>
           <w:b/>
@@ -3761,6 +2624,7 @@
       </w:r>
     </w:p>
     <w:p>
+      <w:pPr/>
       <w:r>
         <w:rPr>
           <w:b/>
@@ -3795,6 +2659,7 @@
       </w:r>
     </w:p>
     <w:p>
+      <w:pPr/>
       <w:r>
         <w:rPr>
           <w:b/>
@@ -3826,6 +2691,7 @@
       </w:r>
     </w:p>
     <w:p>
+      <w:pPr/>
       <w:r>
         <w:rPr>
           <w:b/>
@@ -3847,6 +2713,7 @@
       </w:r>
     </w:p>
     <w:p>
+      <w:pPr/>
       <w:r>
         <w:rPr>
           <w:b/>
@@ -3882,9 +2749,7 @@
       <w:pPr>
         <w:pStyle w:val="Heading3"/>
       </w:pPr>
-      <w:bookmarkStart w:id="14" w:name="_Toc228189918"/>
-      <w:r>
-        <w:lastRenderedPageBreak/>
+      <w:r>
         <w:t xml:space="preserve">7.2 </w:t>
       </w:r>
       <w:r>
@@ -3894,7 +2759,6 @@
         </w:rPr>
         <w:t>get_v2_threatconnect_data</w:t>
       </w:r>
-      <w:bookmarkEnd w:id="14"/>
     </w:p>
     <w:p/>
     <w:p>
@@ -3935,14 +2799,7 @@
           <w:rFonts w:ascii="Consolas" w:hAnsi="Consolas"/>
           <w:sz w:val="18"/>
         </w:rPr>
-        <w:t xml:space="preserve">df = </w:t>
-      </w:r>
-      <w:r>
-        <w:rPr>
-          <w:rFonts w:ascii="Consolas" w:hAnsi="Consolas"/>
-          <w:sz w:val="18"/>
-        </w:rPr>
-        <w:t>get_v2_threatconnect_data(dateObserved="2025-10-01")</w:t>
+        <w:t>df = get_v2_threatconnect_data(dateObserved="2025-10-01")</w:t>
       </w:r>
     </w:p>
     <w:p>
@@ -3953,14 +2810,14 @@
     <w:tbl>
       <w:tblPr>
         <w:tblStyle w:val="TableGrid"/>
-        <w:tblW w:w="0" w:type="auto"/>
-        <w:tblLook w:val="04A0" w:firstRow="1" w:lastRow="0" w:firstColumn="1" w:lastColumn="0" w:noHBand="0" w:noVBand="1"/>
+        <w:tblW w:type="auto" w:w="0"/>
+        <w:tblLook w:firstColumn="1" w:firstRow="1" w:lastColumn="0" w:lastRow="0" w:noHBand="0" w:noVBand="1" w:val="04A0"/>
       </w:tblPr>
       <w:tblGrid>
-        <w:gridCol w:w="2301"/>
-        <w:gridCol w:w="2271"/>
-        <w:gridCol w:w="2254"/>
-        <w:gridCol w:w="2524"/>
+        <w:gridCol w:w="2340"/>
+        <w:gridCol w:w="2340"/>
+        <w:gridCol w:w="2340"/>
+        <w:gridCol w:w="2340"/>
       </w:tblGrid>
       <w:tr>
         <w:trPr>
@@ -3969,7 +2826,7 @@
         </w:trPr>
         <w:tc>
           <w:tcPr>
-            <w:tcW w:w="2340" w:type="dxa"/>
+            <w:tcW w:type="dxa" w:w="2340"/>
           </w:tcPr>
           <w:p>
             <w:r>
@@ -3979,7 +2836,7 @@
         </w:tc>
         <w:tc>
           <w:tcPr>
-            <w:tcW w:w="2340" w:type="dxa"/>
+            <w:tcW w:type="dxa" w:w="2340"/>
           </w:tcPr>
           <w:p>
             <w:r>
@@ -3989,7 +2846,7 @@
         </w:tc>
         <w:tc>
           <w:tcPr>
-            <w:tcW w:w="2340" w:type="dxa"/>
+            <w:tcW w:type="dxa" w:w="2340"/>
           </w:tcPr>
           <w:p>
             <w:r>
@@ -3999,7 +2856,7 @@
         </w:tc>
         <w:tc>
           <w:tcPr>
-            <w:tcW w:w="2340" w:type="dxa"/>
+            <w:tcW w:type="dxa" w:w="2340"/>
           </w:tcPr>
           <w:p>
             <w:r>
@@ -4014,7 +2871,7 @@
         </w:trPr>
         <w:tc>
           <w:tcPr>
-            <w:tcW w:w="2340" w:type="dxa"/>
+            <w:tcW w:type="dxa" w:w="2340"/>
           </w:tcPr>
           <w:p>
             <w:r>
@@ -4024,7 +2881,7 @@
         </w:tc>
         <w:tc>
           <w:tcPr>
-            <w:tcW w:w="2340" w:type="dxa"/>
+            <w:tcW w:type="dxa" w:w="2340"/>
           </w:tcPr>
           <w:p>
             <w:r>
@@ -4034,7 +2891,7 @@
         </w:tc>
         <w:tc>
           <w:tcPr>
-            <w:tcW w:w="2340" w:type="dxa"/>
+            <w:tcW w:type="dxa" w:w="2340"/>
           </w:tcPr>
           <w:p>
             <w:r>
@@ -4044,7 +2901,7 @@
         </w:tc>
         <w:tc>
           <w:tcPr>
-            <w:tcW w:w="2340" w:type="dxa"/>
+            <w:tcW w:type="dxa" w:w="2340"/>
           </w:tcPr>
           <w:p>
             <w:r>
@@ -4065,6 +2922,7 @@
     </w:p>
     <w:p/>
     <w:p>
+      <w:pPr/>
       <w:r>
         <w:rPr>
           <w:b/>
@@ -4086,6 +2944,7 @@
       </w:r>
     </w:p>
     <w:p>
+      <w:pPr/>
       <w:r>
         <w:rPr>
           <w:b/>
@@ -4107,6 +2966,7 @@
       </w:r>
     </w:p>
     <w:p>
+      <w:pPr/>
       <w:r>
         <w:rPr>
           <w:b/>
@@ -4118,6 +2978,7 @@
       </w:r>
     </w:p>
     <w:p>
+      <w:pPr/>
       <w:r>
         <w:rPr>
           <w:b/>
@@ -4139,7 +3000,6 @@
       <w:pPr>
         <w:pStyle w:val="Heading2"/>
       </w:pPr>
-      <w:bookmarkStart w:id="15" w:name="_Toc228189919"/>
       <w:r>
         <w:t xml:space="preserve">8. </w:t>
       </w:r>
@@ -4153,7 +3013,6 @@
       <w:r>
         <w:t xml:space="preserve"> Class (Low-Level)</w:t>
       </w:r>
-      <w:bookmarkEnd w:id="15"/>
     </w:p>
     <w:p/>
     <w:p>
@@ -4173,6 +3032,7 @@
     </w:p>
     <w:p/>
     <w:p>
+      <w:pPr/>
       <w:r>
         <w:rPr>
           <w:b/>
@@ -4203,6 +3063,7 @@
       </w:r>
     </w:p>
     <w:p>
+      <w:pPr/>
       <w:r>
         <w:rPr>
           <w:b/>
@@ -4244,11 +3105,11 @@
       </w:r>
     </w:p>
     <w:p>
+      <w:pPr/>
       <w:r>
         <w:rPr>
           <w:b/>
         </w:rPr>
-        <w:lastRenderedPageBreak/>
         <w:t>Retries:</w:t>
       </w:r>
       <w:r>
@@ -4256,6 +3117,7 @@
       </w:r>
     </w:p>
     <w:p>
+      <w:pPr/>
       <w:r>
         <w:rPr>
           <w:b/>
@@ -4293,7 +3155,6 @@
       <w:pPr>
         <w:pStyle w:val="Heading2"/>
       </w:pPr>
-      <w:bookmarkStart w:id="16" w:name="_Toc228189920"/>
       <w:r>
         <w:t>9. Smoke Test (</w:t>
       </w:r>
@@ -4307,7 +3168,6 @@
       <w:r>
         <w:t>)</w:t>
       </w:r>
-      <w:bookmarkEnd w:id="16"/>
     </w:p>
     <w:p/>
     <w:p>
@@ -4327,6 +3187,7 @@
     </w:p>
     <w:p/>
     <w:p>
+      <w:pPr/>
       <w:r>
         <w:rPr>
           <w:rFonts w:ascii="Consolas" w:hAnsi="Consolas"/>
@@ -4336,6 +3197,7 @@
       </w:r>
     </w:p>
     <w:p>
+      <w:pPr/>
       <w:r>
         <w:t>Running the helper and inspecting the resulting DataFrame.</w:t>
       </w:r>
@@ -4351,6 +3213,7 @@
     </w:p>
     <w:p/>
     <w:p>
+      <w:pPr/>
       <w:r>
         <w:t xml:space="preserve">Open </w:t>
       </w:r>
@@ -4366,6 +3229,7 @@
       </w:r>
     </w:p>
     <w:p>
+      <w:pPr/>
       <w:r>
         <w:t xml:space="preserve">Select the kernel that has the package installed (same environment as </w:t>
       </w:r>
@@ -4381,11 +3245,13 @@
       </w:r>
     </w:p>
     <w:p>
+      <w:pPr/>
       <w:r>
         <w:t>Run all cells.</w:t>
       </w:r>
     </w:p>
     <w:p>
+      <w:pPr/>
       <w:r>
         <w:t xml:space="preserve">Confirm a non-empty DataFrame when the instance has matching data for the chosen </w:t>
       </w:r>
@@ -4411,16 +3277,14 @@
       <w:pPr>
         <w:pStyle w:val="Heading2"/>
       </w:pPr>
-      <w:bookmarkStart w:id="17" w:name="_Toc228189921"/>
       <w:r>
         <w:t>10. Versioning and Release Checklist</w:t>
       </w:r>
-      <w:bookmarkEnd w:id="17"/>
     </w:p>
     <w:p/>
     <w:p>
-      <w:r>
-        <w:lastRenderedPageBreak/>
+      <w:pPr/>
+      <w:r>
         <w:t xml:space="preserve">Update </w:t>
       </w:r>
       <w:r>
@@ -4444,6 +3308,7 @@
       </w:r>
     </w:p>
     <w:p>
+      <w:pPr/>
       <w:r>
         <w:t>Run smoke tests (</w:t>
       </w:r>
@@ -4459,6 +3324,7 @@
       </w:r>
     </w:p>
     <w:p>
+      <w:pPr/>
       <w:r>
         <w:t>Build wheel (</w:t>
       </w:r>
@@ -4487,6 +3353,7 @@
       </w:r>
     </w:p>
     <w:p>
+      <w:pPr/>
       <w:r>
         <w:t xml:space="preserve">Notify consumers to </w:t>
       </w:r>
@@ -4502,6 +3369,7 @@
       </w:r>
     </w:p>
     <w:p>
+      <w:pPr/>
       <w:r>
         <w:rPr>
           <w:b/>
@@ -4533,11 +3401,9 @@
       <w:pPr>
         <w:pStyle w:val="Heading2"/>
       </w:pPr>
-      <w:bookmarkStart w:id="18" w:name="_Toc228189922"/>
       <w:r>
         <w:t>11. Troubleshooting</w:t>
       </w:r>
-      <w:bookmarkEnd w:id="18"/>
     </w:p>
     <w:p>
       <w:pPr>
@@ -4547,13 +3413,13 @@
     <w:tbl>
       <w:tblPr>
         <w:tblStyle w:val="TableGrid"/>
-        <w:tblW w:w="0" w:type="auto"/>
-        <w:tblLook w:val="04A0" w:firstRow="1" w:lastRow="0" w:firstColumn="1" w:lastColumn="0" w:noHBand="0" w:noVBand="1"/>
+        <w:tblW w:type="auto" w:w="0"/>
+        <w:tblLook w:firstColumn="1" w:firstRow="1" w:lastColumn="0" w:lastRow="0" w:noHBand="0" w:noVBand="1" w:val="04A0"/>
       </w:tblPr>
       <w:tblGrid>
-        <w:gridCol w:w="2704"/>
-        <w:gridCol w:w="2570"/>
-        <w:gridCol w:w="4076"/>
+        <w:gridCol w:w="3120"/>
+        <w:gridCol w:w="3120"/>
+        <w:gridCol w:w="3120"/>
       </w:tblGrid>
       <w:tr>
         <w:trPr>
@@ -4562,7 +3428,7 @@
         </w:trPr>
         <w:tc>
           <w:tcPr>
-            <w:tcW w:w="3120" w:type="dxa"/>
+            <w:tcW w:type="dxa" w:w="3120"/>
           </w:tcPr>
           <w:p>
             <w:r>
@@ -4572,7 +3438,7 @@
         </w:tc>
         <w:tc>
           <w:tcPr>
-            <w:tcW w:w="3120" w:type="dxa"/>
+            <w:tcW w:type="dxa" w:w="3120"/>
           </w:tcPr>
           <w:p>
             <w:r>
@@ -4582,7 +3448,7 @@
         </w:tc>
         <w:tc>
           <w:tcPr>
-            <w:tcW w:w="3120" w:type="dxa"/>
+            <w:tcW w:type="dxa" w:w="3120"/>
           </w:tcPr>
           <w:p>
             <w:r>
@@ -4597,7 +3463,7 @@
         </w:trPr>
         <w:tc>
           <w:tcPr>
-            <w:tcW w:w="3120" w:type="dxa"/>
+            <w:tcW w:type="dxa" w:w="3120"/>
           </w:tcPr>
           <w:p>
             <w:r>
@@ -4607,7 +3473,7 @@
         </w:tc>
         <w:tc>
           <w:tcPr>
-            <w:tcW w:w="3120" w:type="dxa"/>
+            <w:tcW w:type="dxa" w:w="3120"/>
           </w:tcPr>
           <w:p>
             <w:r>
@@ -4617,7 +3483,7 @@
         </w:tc>
         <w:tc>
           <w:tcPr>
-            <w:tcW w:w="3120" w:type="dxa"/>
+            <w:tcW w:type="dxa" w:w="3120"/>
           </w:tcPr>
           <w:p>
             <w:r>
@@ -4632,7 +3498,7 @@
         </w:trPr>
         <w:tc>
           <w:tcPr>
-            <w:tcW w:w="3120" w:type="dxa"/>
+            <w:tcW w:type="dxa" w:w="3120"/>
           </w:tcPr>
           <w:p>
             <w:r>
@@ -4642,7 +3508,7 @@
         </w:tc>
         <w:tc>
           <w:tcPr>
-            <w:tcW w:w="3120" w:type="dxa"/>
+            <w:tcW w:type="dxa" w:w="3120"/>
           </w:tcPr>
           <w:p>
             <w:r>
@@ -4652,7 +3518,7 @@
         </w:tc>
         <w:tc>
           <w:tcPr>
-            <w:tcW w:w="3120" w:type="dxa"/>
+            <w:tcW w:type="dxa" w:w="3120"/>
           </w:tcPr>
           <w:p>
             <w:r>
@@ -4667,7 +3533,7 @@
         </w:trPr>
         <w:tc>
           <w:tcPr>
-            <w:tcW w:w="3120" w:type="dxa"/>
+            <w:tcW w:type="dxa" w:w="3120"/>
           </w:tcPr>
           <w:p>
             <w:r>
@@ -4677,7 +3543,7 @@
         </w:tc>
         <w:tc>
           <w:tcPr>
-            <w:tcW w:w="3120" w:type="dxa"/>
+            <w:tcW w:type="dxa" w:w="3120"/>
           </w:tcPr>
           <w:p>
             <w:r>
@@ -4687,7 +3553,7 @@
         </w:tc>
         <w:tc>
           <w:tcPr>
-            <w:tcW w:w="3120" w:type="dxa"/>
+            <w:tcW w:type="dxa" w:w="3120"/>
           </w:tcPr>
           <w:p>
             <w:r>
@@ -4702,7 +3568,7 @@
         </w:trPr>
         <w:tc>
           <w:tcPr>
-            <w:tcW w:w="3120" w:type="dxa"/>
+            <w:tcW w:type="dxa" w:w="3120"/>
           </w:tcPr>
           <w:p>
             <w:r>
@@ -4712,7 +3578,7 @@
         </w:tc>
         <w:tc>
           <w:tcPr>
-            <w:tcW w:w="3120" w:type="dxa"/>
+            <w:tcW w:type="dxa" w:w="3120"/>
           </w:tcPr>
           <w:p>
             <w:r>
@@ -4722,7 +3588,7 @@
         </w:tc>
         <w:tc>
           <w:tcPr>
-            <w:tcW w:w="3120" w:type="dxa"/>
+            <w:tcW w:type="dxa" w:w="3120"/>
           </w:tcPr>
           <w:p>
             <w:r>
@@ -4737,7 +3603,7 @@
         </w:trPr>
         <w:tc>
           <w:tcPr>
-            <w:tcW w:w="3120" w:type="dxa"/>
+            <w:tcW w:type="dxa" w:w="3120"/>
           </w:tcPr>
           <w:p>
             <w:r>
@@ -4747,7 +3613,7 @@
         </w:tc>
         <w:tc>
           <w:tcPr>
-            <w:tcW w:w="3120" w:type="dxa"/>
+            <w:tcW w:type="dxa" w:w="3120"/>
           </w:tcPr>
           <w:p>
             <w:r>
@@ -4757,7 +3623,7 @@
         </w:tc>
         <w:tc>
           <w:tcPr>
-            <w:tcW w:w="3120" w:type="dxa"/>
+            <w:tcW w:type="dxa" w:w="3120"/>
           </w:tcPr>
           <w:p>
             <w:r>
@@ -4772,7 +3638,7 @@
         </w:trPr>
         <w:tc>
           <w:tcPr>
-            <w:tcW w:w="3120" w:type="dxa"/>
+            <w:tcW w:type="dxa" w:w="3120"/>
           </w:tcPr>
           <w:p>
             <w:r>
@@ -4782,7 +3648,7 @@
         </w:tc>
         <w:tc>
           <w:tcPr>
-            <w:tcW w:w="3120" w:type="dxa"/>
+            <w:tcW w:type="dxa" w:w="3120"/>
           </w:tcPr>
           <w:p>
             <w:r>
@@ -4792,7 +3658,7 @@
         </w:tc>
         <w:tc>
           <w:tcPr>
-            <w:tcW w:w="3120" w:type="dxa"/>
+            <w:tcW w:type="dxa" w:w="3120"/>
           </w:tcPr>
           <w:p>
             <w:r>
@@ -4807,18 +3673,17 @@
         </w:trPr>
         <w:tc>
           <w:tcPr>
-            <w:tcW w:w="3120" w:type="dxa"/>
+            <w:tcW w:type="dxa" w:w="3120"/>
           </w:tcPr>
           <w:p>
             <w:r>
-              <w:lastRenderedPageBreak/>
               <w:t>Empty DataFrame from v2 helper</w:t>
             </w:r>
           </w:p>
         </w:tc>
         <w:tc>
           <w:tcPr>
-            <w:tcW w:w="3120" w:type="dxa"/>
+            <w:tcW w:type="dxa" w:w="3120"/>
           </w:tcPr>
           <w:p>
             <w:r>
@@ -4828,7 +3693,7 @@
         </w:tc>
         <w:tc>
           <w:tcPr>
-            <w:tcW w:w="3120" w:type="dxa"/>
+            <w:tcW w:type="dxa" w:w="3120"/>
           </w:tcPr>
           <w:p>
             <w:r>
@@ -4843,7 +3708,7 @@
         </w:trPr>
         <w:tc>
           <w:tcPr>
-            <w:tcW w:w="3120" w:type="dxa"/>
+            <w:tcW w:type="dxa" w:w="3120"/>
           </w:tcPr>
           <w:p>
             <w:r>
@@ -4853,20 +3718,17 @@
         </w:tc>
         <w:tc>
           <w:tcPr>
-            <w:tcW w:w="3120" w:type="dxa"/>
+            <w:tcW w:type="dxa" w:w="3120"/>
           </w:tcPr>
           <w:p>
             <w:r>
-              <w:t xml:space="preserve">Local network or </w:t>
-            </w:r>
-            <w:r>
-              <w:t>`VERIFY_SSL=False` mismatch with corporate policy</w:t>
+              <w:t>Local network or `VERIFY_SSL=False` mismatch with corporate policy</w:t>
             </w:r>
           </w:p>
         </w:tc>
         <w:tc>
           <w:tcPr>
-            <w:tcW w:w="3120" w:type="dxa"/>
+            <w:tcW w:type="dxa" w:w="3120"/>
           </w:tcPr>
           <w:p>
             <w:r>
@@ -4887,14 +3749,13 @@
       <w:pPr>
         <w:pStyle w:val="Heading2"/>
       </w:pPr>
-      <w:bookmarkStart w:id="19" w:name="_Toc228189923"/>
       <w:r>
         <w:t>12. Relationship to Other HTOC Components</w:t>
       </w:r>
-      <w:bookmarkEnd w:id="19"/>
     </w:p>
     <w:p/>
     <w:p>
+      <w:pPr/>
       <w:r>
         <w:rPr>
           <w:b/>
@@ -4919,6 +3780,7 @@
       </w:r>
     </w:p>
     <w:p>
+      <w:pPr/>
       <w:r>
         <w:rPr>
           <w:b/>
@@ -4959,14 +3821,13 @@
       <w:pPr>
         <w:pStyle w:val="Heading2"/>
       </w:pPr>
-      <w:bookmarkStart w:id="20" w:name="_Toc228189924"/>
       <w:r>
         <w:t>13. Related Documents</w:t>
       </w:r>
-      <w:bookmarkEnd w:id="20"/>
     </w:p>
     <w:p/>
     <w:p>
+      <w:pPr/>
       <w:r>
         <w:rPr>
           <w:rFonts w:ascii="Consolas" w:hAnsi="Consolas"/>
@@ -4982,6 +3843,7 @@
       </w:r>
     </w:p>
     <w:p>
+      <w:pPr/>
       <w:r>
         <w:rPr>
           <w:rFonts w:ascii="Consolas" w:hAnsi="Consolas"/>
@@ -4994,6 +3856,7 @@
       </w:r>
     </w:p>
     <w:p>
+      <w:pPr/>
       <w:r>
         <w:rPr>
           <w:rFonts w:ascii="Consolas" w:hAnsi="Consolas"/>
@@ -5006,6 +3869,7 @@
       </w:r>
     </w:p>
     <w:p>
+      <w:pPr/>
       <w:r>
         <w:t>ThreatConnect API v3 indicators: [ThreatConnect REST API](https://docs.threatconnect.com)</w:t>
       </w:r>
@@ -5159,7 +4023,7 @@
               <w:noProof/>
             </w:rPr>
             <w:drawing>
-              <wp:inline distT="0" distB="0" distL="0" distR="0" wp14:anchorId="49EA91B5" wp14:editId="46E4A2FF">
+              <wp:inline distT="0" distB="0" distL="0" distR="0" wp14:anchorId="72DEBE38" wp14:editId="66345231">
                 <wp:extent cx="957532" cy="444240"/>
                 <wp:effectExtent l="0" t="0" r="0" b="0"/>
                 <wp:docPr id="1601952155" name="Picture 1601952155"/>
@@ -5280,6 +4144,7 @@
         <w:szCs w:val="18"/>
       </w:rPr>
     </w:pPr>
+    <w:proofErr w:type="gramStart"/>
     <w:r>
       <w:rPr>
         <w:rFonts w:ascii="Poppins ExtraBold" w:hAnsi="Poppins ExtraBold" w:cs="Poppins ExtraBold"/>
@@ -5287,6 +4152,7 @@
       </w:rPr>
       <w:t>TLP:AMBER</w:t>
     </w:r>
+    <w:proofErr w:type="gramEnd"/>
   </w:p>
 </w:ftr>
 </file>
@@ -5457,12 +4323,8 @@
         <w:p>
           <w:r>
             <w:t>TLP:AMBER</w:t>
-          </w:r>
-          <w:r>
             <w:br/>
             <w:t>HTOCThreatConnect — Lightweight ThreatConnect Client Package</w:t>
-          </w:r>
-          <w:r>
             <w:br/>
             <w:t>April 2026</w:t>
           </w:r>
@@ -5488,7 +4350,7 @@
               <w:noProof/>
             </w:rPr>
             <w:drawing>
-              <wp:inline distT="0" distB="0" distL="0" distR="0" wp14:anchorId="5F33EC8C" wp14:editId="660695F1">
+              <wp:inline distT="0" distB="0" distL="0" distR="0" wp14:anchorId="7971F684" wp14:editId="240B1539">
                 <wp:extent cx="1524000" cy="482851"/>
                 <wp:effectExtent l="0" t="0" r="0" b="0"/>
                 <wp:docPr id="402729602" name="Picture 1"/>
@@ -5545,7 +4407,7 @@
       <mc:AlternateContent>
         <mc:Choice Requires="wps">
           <w:drawing>
-            <wp:anchor distT="0" distB="0" distL="114300" distR="114300" simplePos="0" relativeHeight="251658240" behindDoc="0" locked="0" layoutInCell="1" allowOverlap="1" wp14:anchorId="25B32BA6" wp14:editId="659E44C3">
+            <wp:anchor distT="0" distB="0" distL="114300" distR="114300" simplePos="0" relativeHeight="251658240" behindDoc="0" locked="0" layoutInCell="1" allowOverlap="1" wp14:anchorId="5839FB81" wp14:editId="43726EDC">
               <wp:simplePos x="0" y="0"/>
               <wp:positionH relativeFrom="column">
                 <wp:posOffset>-946150</wp:posOffset>
@@ -5623,7 +4485,7 @@
         <w:szCs w:val="22"/>
       </w:rPr>
       <w:drawing>
-        <wp:anchor distT="0" distB="0" distL="114300" distR="114300" simplePos="0" relativeHeight="251661312" behindDoc="0" locked="0" layoutInCell="1" allowOverlap="1" wp14:anchorId="03C0D54B" wp14:editId="17C359AB">
+        <wp:anchor distT="0" distB="0" distL="114300" distR="114300" simplePos="0" relativeHeight="251661312" behindDoc="0" locked="0" layoutInCell="1" allowOverlap="1" wp14:anchorId="1813D673" wp14:editId="4C16BC2A">
           <wp:simplePos x="0" y="0"/>
           <wp:positionH relativeFrom="column">
             <wp:posOffset>9591675</wp:posOffset>
@@ -5705,7 +4567,7 @@
       <mc:AlternateContent>
         <mc:Choice Requires="wps">
           <w:drawing>
-            <wp:anchor distT="0" distB="0" distL="114300" distR="114300" simplePos="0" relativeHeight="251662336" behindDoc="0" locked="0" layoutInCell="1" allowOverlap="1" wp14:anchorId="3C53AA2C" wp14:editId="70B42489">
+            <wp:anchor distT="0" distB="0" distL="114300" distR="114300" simplePos="0" relativeHeight="251662336" behindDoc="0" locked="0" layoutInCell="1" allowOverlap="1" wp14:anchorId="1F3D6E8D" wp14:editId="12C6E227">
               <wp:simplePos x="0" y="0"/>
               <wp:positionH relativeFrom="column">
                 <wp:posOffset>8305800</wp:posOffset>
@@ -5754,6 +4616,7 @@
                               <w:kern w:val="24"/>
                             </w:rPr>
                           </w:pPr>
+                          <w:proofErr w:type="gramStart"/>
                           <w:r>
                             <w:rPr>
                               <w:rFonts w:ascii="Nirmala Text" w:eastAsia="Nirmala Text" w:hAnsi="Nirmala Text" w:cs="Nirmala Text"/>
@@ -5762,7 +4625,18 @@
                               <w:color w:val="F6DD23"/>
                               <w:kern w:val="24"/>
                             </w:rPr>
-                            <w:t>TLP:AMBER+STRICT</w:t>
+                            <w:t>TLP:AMBER</w:t>
+                          </w:r>
+                          <w:proofErr w:type="gramEnd"/>
+                          <w:r>
+                            <w:rPr>
+                              <w:rFonts w:ascii="Nirmala Text" w:eastAsia="Nirmala Text" w:hAnsi="Nirmala Text" w:cs="Nirmala Text"/>
+                              <w:b/>
+                              <w:bCs/>
+                              <w:color w:val="F6DD23"/>
+                              <w:kern w:val="24"/>
+                            </w:rPr>
+                            <w:t>+STRICT</w:t>
                           </w:r>
                         </w:p>
                       </w:txbxContent>
@@ -10354,6 +9228,15 @@
 </file>
 
 <file path=customXml/item1.xml><?xml version="1.0" encoding="utf-8"?>
+<?mso-contentType ?>
+<FormTemplates xmlns="http://schemas.microsoft.com/sharepoint/v3/contenttype/forms">
+  <Display>DocumentLibraryForm</Display>
+  <Edit>DocumentLibraryForm</Edit>
+  <New>DocumentLibraryForm</New>
+</FormTemplates>
+</file>
+
+<file path=customXml/item2.xml><?xml version="1.0" encoding="utf-8"?>
 <ct:contentTypeSchema xmlns:ct="http://schemas.microsoft.com/office/2006/metadata/contentType" xmlns:ma="http://schemas.microsoft.com/office/2006/metadata/properties/metaAttributes" ct:_="" ma:_="" ma:contentTypeName="Document" ma:contentTypeID="0x010100AFCF4B2913B96A488E0F743192725261" ma:contentTypeVersion="10" ma:contentTypeDescription="Create a new document." ma:contentTypeScope="" ma:versionID="2a3907d622944450d873795b62bd3fd1">
   <xsd:schema xmlns:xsd="http://www.w3.org/2001/XMLSchema" xmlns:xs="http://www.w3.org/2001/XMLSchema" xmlns:p="http://schemas.microsoft.com/office/2006/metadata/properties" xmlns:ns2="afb72fb5-58d3-46e0-8b83-6204a9ccb897" xmlns:ns3="7eeb797a-e46d-47e3-9f8b-1124477eb690" targetNamespace="http://schemas.microsoft.com/office/2006/metadata/properties" ma:root="true" ma:fieldsID="95604d8cadeb01aab63de2737106632d" ns2:_="" ns3:_="">
     <xsd:import namespace="afb72fb5-58d3-46e0-8b83-6204a9ccb897"/>
@@ -10542,16 +9425,11 @@
 </ct:contentTypeSchema>
 </file>
 
-<file path=customXml/item2.xml><?xml version="1.0" encoding="utf-8"?>
-<?mso-contentType ?>
-<FormTemplates xmlns="http://schemas.microsoft.com/sharepoint/v3/contenttype/forms">
-  <Display>DocumentLibraryForm</Display>
-  <Edit>DocumentLibraryForm</Edit>
-  <New>DocumentLibraryForm</New>
-</FormTemplates>
+<file path=customXml/item3.xml><?xml version="1.0" encoding="utf-8"?>
+<b:Sources xmlns:b="http://schemas.openxmlformats.org/officeDocument/2006/bibliography" xmlns="http://schemas.openxmlformats.org/officeDocument/2006/bibliography" SelectedStyle="/APASixthEditionOfficeOnline.xsl" StyleName="APA" Version="6"/>
 </file>
 
-<file path=customXml/item3.xml><?xml version="1.0" encoding="utf-8"?>
+<file path=customXml/item4.xml><?xml version="1.0" encoding="utf-8"?>
 <p:properties xmlns:p="http://schemas.microsoft.com/office/2006/metadata/properties" xmlns:xsi="http://www.w3.org/2001/XMLSchema-instance" xmlns:pc="http://schemas.microsoft.com/office/infopath/2007/PartnerControls">
   <documentManagement>
     <lcf76f155ced4ddcb4097134ff3c332f xmlns="afb72fb5-58d3-46e0-8b83-6204a9ccb897">
@@ -10562,11 +9440,15 @@
 </p:properties>
 </file>
 
-<file path=customXml/item4.xml><?xml version="1.0" encoding="utf-8"?>
-<b:Sources xmlns:b="http://schemas.openxmlformats.org/officeDocument/2006/bibliography" xmlns="http://schemas.openxmlformats.org/officeDocument/2006/bibliography" SelectedStyle="/APASixthEditionOfficeOnline.xsl" StyleName="APA" Version="6"/>
+<file path=customXml/itemProps1.xml><?xml version="1.0" encoding="utf-8"?>
+<ds:datastoreItem xmlns:ds="http://schemas.openxmlformats.org/officeDocument/2006/customXml" ds:itemID="{4C9DE648-81B7-4867-9DBA-8D42A681444E}">
+  <ds:schemaRefs>
+    <ds:schemaRef ds:uri="http://schemas.microsoft.com/sharepoint/v3/contenttype/forms"/>
+  </ds:schemaRefs>
+</ds:datastoreItem>
 </file>
 
-<file path=customXml/itemProps1.xml><?xml version="1.0" encoding="utf-8"?>
+<file path=customXml/itemProps2.xml><?xml version="1.0" encoding="utf-8"?>
 <ds:datastoreItem xmlns:ds="http://schemas.openxmlformats.org/officeDocument/2006/customXml" ds:itemID="{3BB6F7E9-CC77-46A3-8137-2A102AA86487}">
   <ds:schemaRefs>
     <ds:schemaRef ds:uri="http://schemas.microsoft.com/office/2006/metadata/contentType"/>
@@ -10585,15 +9467,15 @@
 </ds:datastoreItem>
 </file>
 
-<file path=customXml/itemProps2.xml><?xml version="1.0" encoding="utf-8"?>
-<ds:datastoreItem xmlns:ds="http://schemas.openxmlformats.org/officeDocument/2006/customXml" ds:itemID="{4C9DE648-81B7-4867-9DBA-8D42A681444E}">
+<file path=customXml/itemProps3.xml><?xml version="1.0" encoding="utf-8"?>
+<ds:datastoreItem xmlns:ds="http://schemas.openxmlformats.org/officeDocument/2006/customXml" ds:itemID="{019324B5-EF86-1D45-B65C-69FFDDC5F259}">
   <ds:schemaRefs>
-    <ds:schemaRef ds:uri="http://schemas.microsoft.com/sharepoint/v3/contenttype/forms"/>
+    <ds:schemaRef ds:uri="http://schemas.openxmlformats.org/officeDocument/2006/bibliography"/>
   </ds:schemaRefs>
 </ds:datastoreItem>
 </file>
 
-<file path=customXml/itemProps3.xml><?xml version="1.0" encoding="utf-8"?>
+<file path=customXml/itemProps4.xml><?xml version="1.0" encoding="utf-8"?>
 <ds:datastoreItem xmlns:ds="http://schemas.openxmlformats.org/officeDocument/2006/customXml" ds:itemID="{9B00A5AB-C3F4-4CD2-AAC1-F40B6DF48AEE}">
   <ds:schemaRefs>
     <ds:schemaRef ds:uri="http://schemas.microsoft.com/office/2006/metadata/properties"/>
@@ -10604,14 +9486,6 @@
 </ds:datastoreItem>
 </file>
 
-<file path=customXml/itemProps4.xml><?xml version="1.0" encoding="utf-8"?>
-<ds:datastoreItem xmlns:ds="http://schemas.openxmlformats.org/officeDocument/2006/customXml" ds:itemID="{019324B5-EF86-1D45-B65C-69FFDDC5F259}">
-  <ds:schemaRefs>
-    <ds:schemaRef ds:uri="http://schemas.openxmlformats.org/officeDocument/2006/bibliography"/>
-  </ds:schemaRefs>
-</ds:datastoreItem>
-</file>
-
 <file path=docMetadata/LabelInfo.xml><?xml version="1.0" encoding="utf-8"?>
 <clbl:labelList xmlns:clbl="http://schemas.microsoft.com/office/2020/mipLabelMetadata">
   <clbl:label id="{d58addea-5053-4a80-8499-ba4d944910df}" enabled="0" method="" siteId="{d58addea-5053-4a80-8499-ba4d944910df}" removed="1"/>

--- a/documentation/SOP/DOCX_v11/SOP_HTOCThreatConnect_Package.docx
+++ b/documentation/SOP/DOCX_v11/SOP_HTOCThreatConnect_Package.docx
@@ -17,7 +17,7 @@
         <mc:AlternateContent>
           <mc:Choice Requires="wps">
             <w:drawing>
-              <wp:anchor distT="0" distB="0" distL="114300" distR="114300" simplePos="0" relativeHeight="251662337" behindDoc="0" locked="0" layoutInCell="1" allowOverlap="1" wp14:anchorId="0CE84385" wp14:editId="45730FB8">
+              <wp:anchor distT="0" distB="0" distL="114300" distR="114300" simplePos="0" relativeHeight="251662337" behindDoc="0" locked="0" layoutInCell="1" allowOverlap="1" wp14:anchorId="5818A822" wp14:editId="44F70594">
                 <wp:simplePos x="0" y="0"/>
                 <wp:positionH relativeFrom="column">
                   <wp:posOffset>-914400</wp:posOffset>
@@ -53,7 +53,6 @@
                             <w:pPr>
                               <w:jc w:val="center"/>
                             </w:pPr>
-                            <w:proofErr w:type="gramStart"/>
                             <w:r>
                               <w:rPr>
                                 <w:rFonts w:ascii="Poppins ExtraBold" w:hAnsi="Poppins ExtraBold" w:cs="Poppins ExtraBold"/>
@@ -61,7 +60,6 @@
                               </w:rPr>
                               <w:t>TLP:AMBER</w:t>
                             </w:r>
-                            <w:proofErr w:type="gramEnd"/>
                           </w:p>
                         </w:txbxContent>
                       </wps:txbx>
@@ -119,7 +117,7 @@
           <w:sz w:val="56"/>
         </w:rPr>
         <w:drawing>
-          <wp:anchor distT="0" distB="0" distL="114300" distR="114300" simplePos="0" relativeHeight="251658241" behindDoc="0" locked="0" layoutInCell="1" allowOverlap="1" wp14:anchorId="6A2EEDD8" wp14:editId="256755CE">
+          <wp:anchor distT="0" distB="0" distL="114300" distR="114300" simplePos="0" relativeHeight="251658241" behindDoc="0" locked="0" layoutInCell="1" allowOverlap="1" wp14:anchorId="539DE7D0" wp14:editId="6BD309BA">
             <wp:simplePos x="0" y="0"/>
             <wp:positionH relativeFrom="margin">
               <wp:posOffset>0</wp:posOffset>
@@ -194,7 +192,7 @@
         <mc:AlternateContent>
           <mc:Choice Requires="wps">
             <w:drawing>
-              <wp:anchor distT="0" distB="0" distL="114300" distR="114300" simplePos="0" relativeHeight="251658240" behindDoc="1" locked="1" layoutInCell="1" allowOverlap="1" wp14:anchorId="08538D9D" wp14:editId="086C8858">
+              <wp:anchor distT="0" distB="0" distL="114300" distR="114300" simplePos="0" relativeHeight="251658240" behindDoc="1" locked="1" layoutInCell="1" allowOverlap="1" wp14:anchorId="1A290561" wp14:editId="32C027CA">
                 <wp:simplePos x="0" y="0"/>
                 <wp:positionH relativeFrom="page">
                   <wp:posOffset>0</wp:posOffset>
@@ -310,7 +308,7 @@
           <w:szCs w:val="56"/>
         </w:rPr>
         <w:drawing>
-          <wp:anchor distT="0" distB="0" distL="114300" distR="114300" simplePos="0" relativeHeight="251660289" behindDoc="0" locked="0" layoutInCell="1" allowOverlap="1" wp14:anchorId="46B7564F" wp14:editId="0276F356">
+          <wp:anchor distT="0" distB="0" distL="114300" distR="114300" simplePos="0" relativeHeight="251660289" behindDoc="0" locked="0" layoutInCell="1" allowOverlap="1" wp14:anchorId="10C34A26" wp14:editId="2F005E82">
             <wp:simplePos x="0" y="0"/>
             <wp:positionH relativeFrom="column">
               <wp:posOffset>104774</wp:posOffset>
@@ -403,7 +401,7 @@
         <mc:AlternateContent>
           <mc:Choice Requires="wps">
             <w:drawing>
-              <wp:anchor distT="0" distB="0" distL="114300" distR="114300" simplePos="0" relativeHeight="251661313" behindDoc="0" locked="0" layoutInCell="1" allowOverlap="1" wp14:anchorId="2861ED88" wp14:editId="4FE2323B">
+              <wp:anchor distT="0" distB="0" distL="114300" distR="114300" simplePos="0" relativeHeight="251661313" behindDoc="0" locked="0" layoutInCell="1" allowOverlap="1" wp14:anchorId="3C367EBD" wp14:editId="11A8E684">
                 <wp:simplePos x="0" y="0"/>
                 <wp:positionH relativeFrom="column">
                   <wp:posOffset>0</wp:posOffset>
@@ -562,6 +560,8 @@
       </w:pPr>
       <w:r>
         <w:t>Version 1.0</w:t>
+      </w:r>
+      <w:r>
         <w:br/>
         <w:t>April 2026</w:t>
       </w:r>
@@ -605,12 +605,10 @@
         </w:p>
         <w:p>
           <w:pPr>
-            <w:pStyle w:val="TOC2"/>
+            <w:pStyle w:val="TOC1"/>
             <w:rPr>
               <w:rFonts w:asciiTheme="minorHAnsi" w:eastAsiaTheme="minorEastAsia" w:hAnsiTheme="minorHAnsi" w:cstheme="minorBidi"/>
               <w:b w:val="0"/>
-              <w:i w:val="0"/>
-              <w:iCs w:val="0"/>
               <w:noProof/>
               <w:color w:val="auto"/>
               <w:kern w:val="2"/>
@@ -622,35 +620,37 @@
           <w:r>
             <w:rPr>
               <w:rFonts w:ascii="Nirmala UI" w:hAnsi="Nirmala UI" w:cs="Nirmala UI"/>
-              <w:i w:val="0"/>
-              <w:iCs w:val="0"/>
+              <w:i/>
+              <w:iCs/>
+              <w:color w:val="182D4D" w:themeColor="text2"/>
+              <w:sz w:val="18"/>
             </w:rPr>
             <w:fldChar w:fldCharType="begin"/>
           </w:r>
           <w:r>
             <w:rPr>
               <w:rFonts w:ascii="Nirmala UI" w:hAnsi="Nirmala UI" w:cs="Nirmala UI"/>
-              <w:i w:val="0"/>
-              <w:iCs w:val="0"/>
             </w:rPr>
             <w:instrText xml:space="preserve"> TOC \o "1-3" \h \z \u </w:instrText>
           </w:r>
           <w:r>
             <w:rPr>
               <w:rFonts w:ascii="Nirmala UI" w:hAnsi="Nirmala UI" w:cs="Nirmala UI"/>
-              <w:i w:val="0"/>
-              <w:iCs w:val="0"/>
+              <w:i/>
+              <w:iCs/>
+              <w:color w:val="182D4D" w:themeColor="text2"/>
+              <w:sz w:val="18"/>
             </w:rPr>
             <w:fldChar w:fldCharType="separate"/>
           </w:r>
-          <w:hyperlink w:anchor="_Toc225922823" w:history="1">
+          <w:hyperlink w:anchor="_Toc228775464" w:history="1">
+            <w:bookmarkStart w:id="0" w:name="_Toc228775485"/>
             <w:r>
               <w:rPr>
                 <w:rStyle w:val="Hyperlink"/>
-                <w:rFonts w:ascii="Nirmala UI" w:hAnsi="Nirmala UI" w:cs="Nirmala UI"/>
-                <w:noProof/>
-              </w:rPr>
-              <w:t>Purpose</w:t>
+                <w:noProof/>
+              </w:rPr>
+              <w:t>Table of Contents</w:t>
             </w:r>
             <w:r>
               <w:rPr>
@@ -671,7 +671,7 @@
                 <w:noProof/>
                 <w:webHidden/>
               </w:rPr>
-              <w:instrText xml:space="preserve"> PAGEREF _Toc225922823 \h </w:instrText>
+              <w:instrText xml:space="preserve"> PAGEREF _Toc228775464 \h </w:instrText>
             </w:r>
             <w:r>
               <w:rPr>
@@ -693,6 +693,7 @@
               </w:rPr>
               <w:t>3</w:t>
             </w:r>
+            <w:bookmarkEnd w:id="0"/>
             <w:r>
               <w:rPr>
                 <w:noProof/>
@@ -718,14 +719,14 @@
               <w14:ligatures w14:val="standardContextual"/>
             </w:rPr>
           </w:pPr>
-          <w:hyperlink w:anchor="_Toc225922824" w:history="1">
+          <w:hyperlink w:anchor="_Toc228775465" w:history="1">
+            <w:bookmarkStart w:id="1" w:name="_Toc228775486"/>
             <w:r>
               <w:rPr>
                 <w:rStyle w:val="Hyperlink"/>
-                <w:rFonts w:ascii="Nirmala UI" w:hAnsi="Nirmala UI" w:cs="Nirmala UI"/>
-                <w:noProof/>
-              </w:rPr>
-              <w:t>Phase 1: Production and Initial Review</w:t>
+                <w:noProof/>
+              </w:rPr>
+              <w:t>1. Purpose</w:t>
             </w:r>
             <w:r>
               <w:rPr>
@@ -746,7 +747,7 @@
                 <w:noProof/>
                 <w:webHidden/>
               </w:rPr>
-              <w:instrText xml:space="preserve"> PAGEREF _Toc225922824 \h </w:instrText>
+              <w:instrText xml:space="preserve"> PAGEREF _Toc228775465 \h </w:instrText>
             </w:r>
             <w:r>
               <w:rPr>
@@ -766,8 +767,9 @@
                 <w:noProof/>
                 <w:webHidden/>
               </w:rPr>
-              <w:t>3</w:t>
-            </w:r>
+              <w:t>5</w:t>
+            </w:r>
+            <w:bookmarkEnd w:id="1"/>
             <w:r>
               <w:rPr>
                 <w:noProof/>
@@ -793,14 +795,14 @@
               <w14:ligatures w14:val="standardContextual"/>
             </w:rPr>
           </w:pPr>
-          <w:hyperlink w:anchor="_Toc225922825" w:history="1">
+          <w:hyperlink w:anchor="_Toc228775466" w:history="1">
+            <w:bookmarkStart w:id="2" w:name="_Toc228775487"/>
             <w:r>
               <w:rPr>
                 <w:rStyle w:val="Hyperlink"/>
-                <w:rFonts w:ascii="Nirmala UI" w:hAnsi="Nirmala UI" w:cs="Nirmala UI"/>
-                <w:noProof/>
-              </w:rPr>
-              <w:t>Phase 2: Finalization and Conversion</w:t>
+                <w:noProof/>
+              </w:rPr>
+              <w:t>2. Scope</w:t>
             </w:r>
             <w:r>
               <w:rPr>
@@ -821,7 +823,7 @@
                 <w:noProof/>
                 <w:webHidden/>
               </w:rPr>
-              <w:instrText xml:space="preserve"> PAGEREF _Toc225922825 \h </w:instrText>
+              <w:instrText xml:space="preserve"> PAGEREF _Toc228775466 \h </w:instrText>
             </w:r>
             <w:r>
               <w:rPr>
@@ -841,8 +843,9 @@
                 <w:noProof/>
                 <w:webHidden/>
               </w:rPr>
-              <w:t>3</w:t>
-            </w:r>
+              <w:t>5</w:t>
+            </w:r>
+            <w:bookmarkEnd w:id="2"/>
             <w:r>
               <w:rPr>
                 <w:noProof/>
@@ -868,14 +871,14 @@
               <w14:ligatures w14:val="standardContextual"/>
             </w:rPr>
           </w:pPr>
-          <w:hyperlink w:anchor="_Toc225922826" w:history="1">
+          <w:hyperlink w:anchor="_Toc228775467" w:history="1">
+            <w:bookmarkStart w:id="3" w:name="_Toc228775488"/>
             <w:r>
               <w:rPr>
                 <w:rStyle w:val="Hyperlink"/>
-                <w:rFonts w:ascii="Nirmala UI" w:hAnsi="Nirmala UI" w:cs="Nirmala UI"/>
-                <w:noProof/>
-              </w:rPr>
-              <w:t>Phase 3: Peer Review and Email Distribution</w:t>
+                <w:noProof/>
+              </w:rPr>
+              <w:t>3. Repository Layout</w:t>
             </w:r>
             <w:r>
               <w:rPr>
@@ -896,7 +899,7 @@
                 <w:noProof/>
                 <w:webHidden/>
               </w:rPr>
-              <w:instrText xml:space="preserve"> PAGEREF _Toc225922826 \h </w:instrText>
+              <w:instrText xml:space="preserve"> PAGEREF _Toc228775467 \h </w:instrText>
             </w:r>
             <w:r>
               <w:rPr>
@@ -916,8 +919,9 @@
                 <w:noProof/>
                 <w:webHidden/>
               </w:rPr>
-              <w:t>3</w:t>
-            </w:r>
+              <w:t>6</w:t>
+            </w:r>
+            <w:bookmarkEnd w:id="3"/>
             <w:r>
               <w:rPr>
                 <w:noProof/>
@@ -943,14 +947,14 @@
               <w14:ligatures w14:val="standardContextual"/>
             </w:rPr>
           </w:pPr>
-          <w:hyperlink w:anchor="_Toc225922827" w:history="1">
+          <w:hyperlink w:anchor="_Toc228775468" w:history="1">
+            <w:bookmarkStart w:id="4" w:name="_Toc228775489"/>
             <w:r>
               <w:rPr>
                 <w:rStyle w:val="Hyperlink"/>
-                <w:rFonts w:ascii="Nirmala UI" w:hAnsi="Nirmala UI" w:cs="Nirmala UI"/>
-                <w:noProof/>
-              </w:rPr>
-              <w:t>Maintenance: Master Recipient List</w:t>
+                <w:noProof/>
+              </w:rPr>
+              <w:t>4. Prerequisites</w:t>
             </w:r>
             <w:r>
               <w:rPr>
@@ -971,7 +975,7 @@
                 <w:noProof/>
                 <w:webHidden/>
               </w:rPr>
-              <w:instrText xml:space="preserve"> PAGEREF _Toc225922827 \h </w:instrText>
+              <w:instrText xml:space="preserve"> PAGEREF _Toc228775468 \h </w:instrText>
             </w:r>
             <w:r>
               <w:rPr>
@@ -991,8 +995,9 @@
                 <w:noProof/>
                 <w:webHidden/>
               </w:rPr>
-              <w:t>5</w:t>
-            </w:r>
+              <w:t>6</w:t>
+            </w:r>
+            <w:bookmarkEnd w:id="4"/>
             <w:r>
               <w:rPr>
                 <w:noProof/>
@@ -1018,14 +1023,14 @@
               <w14:ligatures w14:val="standardContextual"/>
             </w:rPr>
           </w:pPr>
-          <w:hyperlink w:anchor="_Toc225922828" w:history="1">
+          <w:hyperlink w:anchor="_Toc228775469" w:history="1">
+            <w:bookmarkStart w:id="5" w:name="_Toc228775490"/>
             <w:r>
               <w:rPr>
                 <w:rStyle w:val="Hyperlink"/>
-                <w:rFonts w:ascii="Nirmala UI" w:hAnsi="Nirmala UI" w:cs="Nirmala UI"/>
-                <w:noProof/>
-              </w:rPr>
-              <w:t>Overview of Steps, Requirements, and Responsible Party</w:t>
+                <w:noProof/>
+              </w:rPr>
+              <w:t>5. Configuration</w:t>
             </w:r>
             <w:r>
               <w:rPr>
@@ -1046,7 +1051,7 @@
                 <w:noProof/>
                 <w:webHidden/>
               </w:rPr>
-              <w:instrText xml:space="preserve"> PAGEREF _Toc225922828 \h </w:instrText>
+              <w:instrText xml:space="preserve"> PAGEREF _Toc228775469 \h </w:instrText>
             </w:r>
             <w:r>
               <w:rPr>
@@ -1066,8 +1071,1146 @@
                 <w:noProof/>
                 <w:webHidden/>
               </w:rPr>
-              <w:t>5</w:t>
-            </w:r>
+              <w:t>7</w:t>
+            </w:r>
+            <w:bookmarkEnd w:id="5"/>
+            <w:r>
+              <w:rPr>
+                <w:noProof/>
+                <w:webHidden/>
+              </w:rPr>
+              <w:fldChar w:fldCharType="end"/>
+            </w:r>
+          </w:hyperlink>
+        </w:p>
+        <w:p>
+          <w:pPr>
+            <w:pStyle w:val="TOC3"/>
+            <w:rPr>
+              <w:rFonts w:eastAsiaTheme="minorEastAsia"/>
+              <w:noProof/>
+              <w:kern w:val="2"/>
+              <w:sz w:val="24"/>
+              <w:szCs w:val="24"/>
+              <w14:ligatures w14:val="standardContextual"/>
+            </w:rPr>
+          </w:pPr>
+          <w:hyperlink w:anchor="_Toc228775470" w:history="1">
+            <w:r>
+              <w:rPr>
+                <w:rStyle w:val="Hyperlink"/>
+                <w:noProof/>
+              </w:rPr>
+              <w:t xml:space="preserve">5.1 </w:t>
+            </w:r>
+            <w:r>
+              <w:rPr>
+                <w:rStyle w:val="Hyperlink"/>
+                <w:rFonts w:ascii="Consolas" w:hAnsi="Consolas"/>
+                <w:noProof/>
+              </w:rPr>
+              <w:t>config.json</w:t>
+            </w:r>
+            <w:r>
+              <w:rPr>
+                <w:noProof/>
+                <w:webHidden/>
+              </w:rPr>
+              <w:tab/>
+            </w:r>
+            <w:r>
+              <w:rPr>
+                <w:noProof/>
+                <w:webHidden/>
+              </w:rPr>
+              <w:fldChar w:fldCharType="begin"/>
+            </w:r>
+            <w:r>
+              <w:rPr>
+                <w:noProof/>
+                <w:webHidden/>
+              </w:rPr>
+              <w:instrText xml:space="preserve"> PAGEREF _Toc228775470 \h </w:instrText>
+            </w:r>
+            <w:r>
+              <w:rPr>
+                <w:noProof/>
+                <w:webHidden/>
+              </w:rPr>
+            </w:r>
+            <w:r>
+              <w:rPr>
+                <w:noProof/>
+                <w:webHidden/>
+              </w:rPr>
+              <w:fldChar w:fldCharType="separate"/>
+            </w:r>
+            <w:r>
+              <w:rPr>
+                <w:noProof/>
+                <w:webHidden/>
+              </w:rPr>
+              <w:t>7</w:t>
+            </w:r>
+            <w:r>
+              <w:rPr>
+                <w:noProof/>
+                <w:webHidden/>
+              </w:rPr>
+              <w:fldChar w:fldCharType="end"/>
+            </w:r>
+          </w:hyperlink>
+        </w:p>
+        <w:p>
+          <w:pPr>
+            <w:pStyle w:val="TOC3"/>
+            <w:rPr>
+              <w:rFonts w:eastAsiaTheme="minorEastAsia"/>
+              <w:noProof/>
+              <w:kern w:val="2"/>
+              <w:sz w:val="24"/>
+              <w:szCs w:val="24"/>
+              <w14:ligatures w14:val="standardContextual"/>
+            </w:rPr>
+          </w:pPr>
+          <w:hyperlink w:anchor="_Toc228775471" w:history="1">
+            <w:r>
+              <w:rPr>
+                <w:rStyle w:val="Hyperlink"/>
+                <w:noProof/>
+              </w:rPr>
+              <w:t>5.2 Secrets handling</w:t>
+            </w:r>
+            <w:r>
+              <w:rPr>
+                <w:noProof/>
+                <w:webHidden/>
+              </w:rPr>
+              <w:tab/>
+            </w:r>
+            <w:r>
+              <w:rPr>
+                <w:noProof/>
+                <w:webHidden/>
+              </w:rPr>
+              <w:fldChar w:fldCharType="begin"/>
+            </w:r>
+            <w:r>
+              <w:rPr>
+                <w:noProof/>
+                <w:webHidden/>
+              </w:rPr>
+              <w:instrText xml:space="preserve"> PAGEREF _Toc228775471 \h </w:instrText>
+            </w:r>
+            <w:r>
+              <w:rPr>
+                <w:noProof/>
+                <w:webHidden/>
+              </w:rPr>
+            </w:r>
+            <w:r>
+              <w:rPr>
+                <w:noProof/>
+                <w:webHidden/>
+              </w:rPr>
+              <w:fldChar w:fldCharType="separate"/>
+            </w:r>
+            <w:r>
+              <w:rPr>
+                <w:noProof/>
+                <w:webHidden/>
+              </w:rPr>
+              <w:t>8</w:t>
+            </w:r>
+            <w:r>
+              <w:rPr>
+                <w:noProof/>
+                <w:webHidden/>
+              </w:rPr>
+              <w:fldChar w:fldCharType="end"/>
+            </w:r>
+          </w:hyperlink>
+        </w:p>
+        <w:p>
+          <w:pPr>
+            <w:pStyle w:val="TOC2"/>
+            <w:rPr>
+              <w:rFonts w:asciiTheme="minorHAnsi" w:eastAsiaTheme="minorEastAsia" w:hAnsiTheme="minorHAnsi" w:cstheme="minorBidi"/>
+              <w:b w:val="0"/>
+              <w:i w:val="0"/>
+              <w:iCs w:val="0"/>
+              <w:noProof/>
+              <w:color w:val="auto"/>
+              <w:kern w:val="2"/>
+              <w:sz w:val="24"/>
+              <w:szCs w:val="24"/>
+              <w14:ligatures w14:val="standardContextual"/>
+            </w:rPr>
+          </w:pPr>
+          <w:hyperlink w:anchor="_Toc228775472" w:history="1">
+            <w:bookmarkStart w:id="6" w:name="_Toc228775491"/>
+            <w:r>
+              <w:rPr>
+                <w:rStyle w:val="Hyperlink"/>
+                <w:noProof/>
+              </w:rPr>
+              <w:t>6. Installation</w:t>
+            </w:r>
+            <w:r>
+              <w:rPr>
+                <w:noProof/>
+                <w:webHidden/>
+              </w:rPr>
+              <w:tab/>
+            </w:r>
+            <w:r>
+              <w:rPr>
+                <w:noProof/>
+                <w:webHidden/>
+              </w:rPr>
+              <w:fldChar w:fldCharType="begin"/>
+            </w:r>
+            <w:r>
+              <w:rPr>
+                <w:noProof/>
+                <w:webHidden/>
+              </w:rPr>
+              <w:instrText xml:space="preserve"> PAGEREF _Toc228775472 \h </w:instrText>
+            </w:r>
+            <w:r>
+              <w:rPr>
+                <w:noProof/>
+                <w:webHidden/>
+              </w:rPr>
+            </w:r>
+            <w:r>
+              <w:rPr>
+                <w:noProof/>
+                <w:webHidden/>
+              </w:rPr>
+              <w:fldChar w:fldCharType="separate"/>
+            </w:r>
+            <w:r>
+              <w:rPr>
+                <w:noProof/>
+                <w:webHidden/>
+              </w:rPr>
+              <w:t>8</w:t>
+            </w:r>
+            <w:bookmarkEnd w:id="6"/>
+            <w:r>
+              <w:rPr>
+                <w:noProof/>
+                <w:webHidden/>
+              </w:rPr>
+              <w:fldChar w:fldCharType="end"/>
+            </w:r>
+          </w:hyperlink>
+        </w:p>
+        <w:p>
+          <w:pPr>
+            <w:pStyle w:val="TOC3"/>
+            <w:rPr>
+              <w:rFonts w:eastAsiaTheme="minorEastAsia"/>
+              <w:noProof/>
+              <w:kern w:val="2"/>
+              <w:sz w:val="24"/>
+              <w:szCs w:val="24"/>
+              <w14:ligatures w14:val="standardContextual"/>
+            </w:rPr>
+          </w:pPr>
+          <w:hyperlink w:anchor="_Toc228775473" w:history="1">
+            <w:r>
+              <w:rPr>
+                <w:rStyle w:val="Hyperlink"/>
+                <w:noProof/>
+              </w:rPr>
+              <w:t>6.1 Editable install from the repository (development)</w:t>
+            </w:r>
+            <w:r>
+              <w:rPr>
+                <w:noProof/>
+                <w:webHidden/>
+              </w:rPr>
+              <w:tab/>
+            </w:r>
+            <w:r>
+              <w:rPr>
+                <w:noProof/>
+                <w:webHidden/>
+              </w:rPr>
+              <w:fldChar w:fldCharType="begin"/>
+            </w:r>
+            <w:r>
+              <w:rPr>
+                <w:noProof/>
+                <w:webHidden/>
+              </w:rPr>
+              <w:instrText xml:space="preserve"> PAGEREF _Toc228775473 \h </w:instrText>
+            </w:r>
+            <w:r>
+              <w:rPr>
+                <w:noProof/>
+                <w:webHidden/>
+              </w:rPr>
+            </w:r>
+            <w:r>
+              <w:rPr>
+                <w:noProof/>
+                <w:webHidden/>
+              </w:rPr>
+              <w:fldChar w:fldCharType="separate"/>
+            </w:r>
+            <w:r>
+              <w:rPr>
+                <w:noProof/>
+                <w:webHidden/>
+              </w:rPr>
+              <w:t>8</w:t>
+            </w:r>
+            <w:r>
+              <w:rPr>
+                <w:noProof/>
+                <w:webHidden/>
+              </w:rPr>
+              <w:fldChar w:fldCharType="end"/>
+            </w:r>
+          </w:hyperlink>
+        </w:p>
+        <w:p>
+          <w:pPr>
+            <w:pStyle w:val="TOC3"/>
+            <w:rPr>
+              <w:rFonts w:eastAsiaTheme="minorEastAsia"/>
+              <w:noProof/>
+              <w:kern w:val="2"/>
+              <w:sz w:val="24"/>
+              <w:szCs w:val="24"/>
+              <w14:ligatures w14:val="standardContextual"/>
+            </w:rPr>
+          </w:pPr>
+          <w:hyperlink w:anchor="_Toc228775474" w:history="1">
+            <w:r>
+              <w:rPr>
+                <w:rStyle w:val="Hyperlink"/>
+                <w:noProof/>
+              </w:rPr>
+              <w:t>6.2 Install from a wheel (distribution)</w:t>
+            </w:r>
+            <w:r>
+              <w:rPr>
+                <w:noProof/>
+                <w:webHidden/>
+              </w:rPr>
+              <w:tab/>
+            </w:r>
+            <w:r>
+              <w:rPr>
+                <w:noProof/>
+                <w:webHidden/>
+              </w:rPr>
+              <w:fldChar w:fldCharType="begin"/>
+            </w:r>
+            <w:r>
+              <w:rPr>
+                <w:noProof/>
+                <w:webHidden/>
+              </w:rPr>
+              <w:instrText xml:space="preserve"> PAGEREF _Toc228775474 \h </w:instrText>
+            </w:r>
+            <w:r>
+              <w:rPr>
+                <w:noProof/>
+                <w:webHidden/>
+              </w:rPr>
+            </w:r>
+            <w:r>
+              <w:rPr>
+                <w:noProof/>
+                <w:webHidden/>
+              </w:rPr>
+              <w:fldChar w:fldCharType="separate"/>
+            </w:r>
+            <w:r>
+              <w:rPr>
+                <w:noProof/>
+                <w:webHidden/>
+              </w:rPr>
+              <w:t>9</w:t>
+            </w:r>
+            <w:r>
+              <w:rPr>
+                <w:noProof/>
+                <w:webHidden/>
+              </w:rPr>
+              <w:fldChar w:fldCharType="end"/>
+            </w:r>
+          </w:hyperlink>
+        </w:p>
+        <w:p>
+          <w:pPr>
+            <w:pStyle w:val="TOC3"/>
+            <w:rPr>
+              <w:rFonts w:eastAsiaTheme="minorEastAsia"/>
+              <w:noProof/>
+              <w:kern w:val="2"/>
+              <w:sz w:val="24"/>
+              <w:szCs w:val="24"/>
+              <w14:ligatures w14:val="standardContextual"/>
+            </w:rPr>
+          </w:pPr>
+          <w:hyperlink w:anchor="_Toc228775475" w:history="1">
+            <w:r>
+              <w:rPr>
+                <w:rStyle w:val="Hyperlink"/>
+                <w:noProof/>
+              </w:rPr>
+              <w:t>6.3 Build a wheel (maintainers)</w:t>
+            </w:r>
+            <w:r>
+              <w:rPr>
+                <w:noProof/>
+                <w:webHidden/>
+              </w:rPr>
+              <w:tab/>
+            </w:r>
+            <w:r>
+              <w:rPr>
+                <w:noProof/>
+                <w:webHidden/>
+              </w:rPr>
+              <w:fldChar w:fldCharType="begin"/>
+            </w:r>
+            <w:r>
+              <w:rPr>
+                <w:noProof/>
+                <w:webHidden/>
+              </w:rPr>
+              <w:instrText xml:space="preserve"> PAGEREF _Toc228775475 \h </w:instrText>
+            </w:r>
+            <w:r>
+              <w:rPr>
+                <w:noProof/>
+                <w:webHidden/>
+              </w:rPr>
+            </w:r>
+            <w:r>
+              <w:rPr>
+                <w:noProof/>
+                <w:webHidden/>
+              </w:rPr>
+              <w:fldChar w:fldCharType="separate"/>
+            </w:r>
+            <w:r>
+              <w:rPr>
+                <w:noProof/>
+                <w:webHidden/>
+              </w:rPr>
+              <w:t>9</w:t>
+            </w:r>
+            <w:r>
+              <w:rPr>
+                <w:noProof/>
+                <w:webHidden/>
+              </w:rPr>
+              <w:fldChar w:fldCharType="end"/>
+            </w:r>
+          </w:hyperlink>
+        </w:p>
+        <w:p>
+          <w:pPr>
+            <w:pStyle w:val="TOC2"/>
+            <w:rPr>
+              <w:rFonts w:asciiTheme="minorHAnsi" w:eastAsiaTheme="minorEastAsia" w:hAnsiTheme="minorHAnsi" w:cstheme="minorBidi"/>
+              <w:b w:val="0"/>
+              <w:i w:val="0"/>
+              <w:iCs w:val="0"/>
+              <w:noProof/>
+              <w:color w:val="auto"/>
+              <w:kern w:val="2"/>
+              <w:sz w:val="24"/>
+              <w:szCs w:val="24"/>
+              <w14:ligatures w14:val="standardContextual"/>
+            </w:rPr>
+          </w:pPr>
+          <w:hyperlink w:anchor="_Toc228775476" w:history="1">
+            <w:bookmarkStart w:id="7" w:name="_Toc228775492"/>
+            <w:r>
+              <w:rPr>
+                <w:rStyle w:val="Hyperlink"/>
+                <w:noProof/>
+              </w:rPr>
+              <w:t>7. API Reference (High-Level)</w:t>
+            </w:r>
+            <w:r>
+              <w:rPr>
+                <w:noProof/>
+                <w:webHidden/>
+              </w:rPr>
+              <w:tab/>
+            </w:r>
+            <w:r>
+              <w:rPr>
+                <w:noProof/>
+                <w:webHidden/>
+              </w:rPr>
+              <w:fldChar w:fldCharType="begin"/>
+            </w:r>
+            <w:r>
+              <w:rPr>
+                <w:noProof/>
+                <w:webHidden/>
+              </w:rPr>
+              <w:instrText xml:space="preserve"> PAGEREF _Toc228775476 \h </w:instrText>
+            </w:r>
+            <w:r>
+              <w:rPr>
+                <w:noProof/>
+                <w:webHidden/>
+              </w:rPr>
+            </w:r>
+            <w:r>
+              <w:rPr>
+                <w:noProof/>
+                <w:webHidden/>
+              </w:rPr>
+              <w:fldChar w:fldCharType="separate"/>
+            </w:r>
+            <w:r>
+              <w:rPr>
+                <w:noProof/>
+                <w:webHidden/>
+              </w:rPr>
+              <w:t>9</w:t>
+            </w:r>
+            <w:bookmarkEnd w:id="7"/>
+            <w:r>
+              <w:rPr>
+                <w:noProof/>
+                <w:webHidden/>
+              </w:rPr>
+              <w:fldChar w:fldCharType="end"/>
+            </w:r>
+          </w:hyperlink>
+        </w:p>
+        <w:p>
+          <w:pPr>
+            <w:pStyle w:val="TOC3"/>
+            <w:rPr>
+              <w:rFonts w:eastAsiaTheme="minorEastAsia"/>
+              <w:noProof/>
+              <w:kern w:val="2"/>
+              <w:sz w:val="24"/>
+              <w:szCs w:val="24"/>
+              <w14:ligatures w14:val="standardContextual"/>
+            </w:rPr>
+          </w:pPr>
+          <w:hyperlink w:anchor="_Toc228775477" w:history="1">
+            <w:r>
+              <w:rPr>
+                <w:rStyle w:val="Hyperlink"/>
+                <w:noProof/>
+              </w:rPr>
+              <w:t xml:space="preserve">7.1 </w:t>
+            </w:r>
+            <w:r>
+              <w:rPr>
+                <w:rStyle w:val="Hyperlink"/>
+                <w:rFonts w:ascii="Consolas" w:hAnsi="Consolas"/>
+                <w:noProof/>
+              </w:rPr>
+              <w:t>get_v3_threatconnect_data</w:t>
+            </w:r>
+            <w:r>
+              <w:rPr>
+                <w:noProof/>
+                <w:webHidden/>
+              </w:rPr>
+              <w:tab/>
+            </w:r>
+            <w:r>
+              <w:rPr>
+                <w:noProof/>
+                <w:webHidden/>
+              </w:rPr>
+              <w:fldChar w:fldCharType="begin"/>
+            </w:r>
+            <w:r>
+              <w:rPr>
+                <w:noProof/>
+                <w:webHidden/>
+              </w:rPr>
+              <w:instrText xml:space="preserve"> PAGEREF _Toc228775477 \h </w:instrText>
+            </w:r>
+            <w:r>
+              <w:rPr>
+                <w:noProof/>
+                <w:webHidden/>
+              </w:rPr>
+            </w:r>
+            <w:r>
+              <w:rPr>
+                <w:noProof/>
+                <w:webHidden/>
+              </w:rPr>
+              <w:fldChar w:fldCharType="separate"/>
+            </w:r>
+            <w:r>
+              <w:rPr>
+                <w:noProof/>
+                <w:webHidden/>
+              </w:rPr>
+              <w:t>9</w:t>
+            </w:r>
+            <w:r>
+              <w:rPr>
+                <w:noProof/>
+                <w:webHidden/>
+              </w:rPr>
+              <w:fldChar w:fldCharType="end"/>
+            </w:r>
+          </w:hyperlink>
+        </w:p>
+        <w:p>
+          <w:pPr>
+            <w:pStyle w:val="TOC3"/>
+            <w:rPr>
+              <w:rFonts w:eastAsiaTheme="minorEastAsia"/>
+              <w:noProof/>
+              <w:kern w:val="2"/>
+              <w:sz w:val="24"/>
+              <w:szCs w:val="24"/>
+              <w14:ligatures w14:val="standardContextual"/>
+            </w:rPr>
+          </w:pPr>
+          <w:hyperlink w:anchor="_Toc228775478" w:history="1">
+            <w:r>
+              <w:rPr>
+                <w:rStyle w:val="Hyperlink"/>
+                <w:noProof/>
+              </w:rPr>
+              <w:t xml:space="preserve">7.2 </w:t>
+            </w:r>
+            <w:r>
+              <w:rPr>
+                <w:rStyle w:val="Hyperlink"/>
+                <w:rFonts w:ascii="Consolas" w:hAnsi="Consolas"/>
+                <w:noProof/>
+              </w:rPr>
+              <w:t>get_v2_threatconnect_data</w:t>
+            </w:r>
+            <w:r>
+              <w:rPr>
+                <w:noProof/>
+                <w:webHidden/>
+              </w:rPr>
+              <w:tab/>
+            </w:r>
+            <w:r>
+              <w:rPr>
+                <w:noProof/>
+                <w:webHidden/>
+              </w:rPr>
+              <w:fldChar w:fldCharType="begin"/>
+            </w:r>
+            <w:r>
+              <w:rPr>
+                <w:noProof/>
+                <w:webHidden/>
+              </w:rPr>
+              <w:instrText xml:space="preserve"> PAGEREF _Toc228775478 \h </w:instrText>
+            </w:r>
+            <w:r>
+              <w:rPr>
+                <w:noProof/>
+                <w:webHidden/>
+              </w:rPr>
+            </w:r>
+            <w:r>
+              <w:rPr>
+                <w:noProof/>
+                <w:webHidden/>
+              </w:rPr>
+              <w:fldChar w:fldCharType="separate"/>
+            </w:r>
+            <w:r>
+              <w:rPr>
+                <w:noProof/>
+                <w:webHidden/>
+              </w:rPr>
+              <w:t>11</w:t>
+            </w:r>
+            <w:r>
+              <w:rPr>
+                <w:noProof/>
+                <w:webHidden/>
+              </w:rPr>
+              <w:fldChar w:fldCharType="end"/>
+            </w:r>
+          </w:hyperlink>
+        </w:p>
+        <w:p>
+          <w:pPr>
+            <w:pStyle w:val="TOC2"/>
+            <w:rPr>
+              <w:rFonts w:asciiTheme="minorHAnsi" w:eastAsiaTheme="minorEastAsia" w:hAnsiTheme="minorHAnsi" w:cstheme="minorBidi"/>
+              <w:b w:val="0"/>
+              <w:i w:val="0"/>
+              <w:iCs w:val="0"/>
+              <w:noProof/>
+              <w:color w:val="auto"/>
+              <w:kern w:val="2"/>
+              <w:sz w:val="24"/>
+              <w:szCs w:val="24"/>
+              <w14:ligatures w14:val="standardContextual"/>
+            </w:rPr>
+          </w:pPr>
+          <w:hyperlink w:anchor="_Toc228775479" w:history="1">
+            <w:bookmarkStart w:id="8" w:name="_Toc228775493"/>
+            <w:r>
+              <w:rPr>
+                <w:rStyle w:val="Hyperlink"/>
+                <w:noProof/>
+              </w:rPr>
+              <w:t xml:space="preserve">8. </w:t>
+            </w:r>
+            <w:r>
+              <w:rPr>
+                <w:rStyle w:val="Hyperlink"/>
+                <w:rFonts w:ascii="Consolas" w:hAnsi="Consolas"/>
+                <w:noProof/>
+              </w:rPr>
+              <w:t>ThreatConnect</w:t>
+            </w:r>
+            <w:r>
+              <w:rPr>
+                <w:rStyle w:val="Hyperlink"/>
+                <w:noProof/>
+              </w:rPr>
+              <w:t xml:space="preserve"> Class (Low-Level)</w:t>
+            </w:r>
+            <w:r>
+              <w:rPr>
+                <w:noProof/>
+                <w:webHidden/>
+              </w:rPr>
+              <w:tab/>
+            </w:r>
+            <w:r>
+              <w:rPr>
+                <w:noProof/>
+                <w:webHidden/>
+              </w:rPr>
+              <w:fldChar w:fldCharType="begin"/>
+            </w:r>
+            <w:r>
+              <w:rPr>
+                <w:noProof/>
+                <w:webHidden/>
+              </w:rPr>
+              <w:instrText xml:space="preserve"> PAGEREF _Toc228775479 \h </w:instrText>
+            </w:r>
+            <w:r>
+              <w:rPr>
+                <w:noProof/>
+                <w:webHidden/>
+              </w:rPr>
+            </w:r>
+            <w:r>
+              <w:rPr>
+                <w:noProof/>
+                <w:webHidden/>
+              </w:rPr>
+              <w:fldChar w:fldCharType="separate"/>
+            </w:r>
+            <w:r>
+              <w:rPr>
+                <w:noProof/>
+                <w:webHidden/>
+              </w:rPr>
+              <w:t>11</w:t>
+            </w:r>
+            <w:bookmarkEnd w:id="8"/>
+            <w:r>
+              <w:rPr>
+                <w:noProof/>
+                <w:webHidden/>
+              </w:rPr>
+              <w:fldChar w:fldCharType="end"/>
+            </w:r>
+          </w:hyperlink>
+        </w:p>
+        <w:p>
+          <w:pPr>
+            <w:pStyle w:val="TOC2"/>
+            <w:rPr>
+              <w:rFonts w:asciiTheme="minorHAnsi" w:eastAsiaTheme="minorEastAsia" w:hAnsiTheme="minorHAnsi" w:cstheme="minorBidi"/>
+              <w:b w:val="0"/>
+              <w:i w:val="0"/>
+              <w:iCs w:val="0"/>
+              <w:noProof/>
+              <w:color w:val="auto"/>
+              <w:kern w:val="2"/>
+              <w:sz w:val="24"/>
+              <w:szCs w:val="24"/>
+              <w14:ligatures w14:val="standardContextual"/>
+            </w:rPr>
+          </w:pPr>
+          <w:hyperlink w:anchor="_Toc228775480" w:history="1">
+            <w:bookmarkStart w:id="9" w:name="_Toc228775494"/>
+            <w:r>
+              <w:rPr>
+                <w:rStyle w:val="Hyperlink"/>
+                <w:noProof/>
+              </w:rPr>
+              <w:t>9. Smoke test (Python)</w:t>
+            </w:r>
+            <w:r>
+              <w:rPr>
+                <w:noProof/>
+                <w:webHidden/>
+              </w:rPr>
+              <w:tab/>
+            </w:r>
+            <w:r>
+              <w:rPr>
+                <w:noProof/>
+                <w:webHidden/>
+              </w:rPr>
+              <w:fldChar w:fldCharType="begin"/>
+            </w:r>
+            <w:r>
+              <w:rPr>
+                <w:noProof/>
+                <w:webHidden/>
+              </w:rPr>
+              <w:instrText xml:space="preserve"> PAGEREF _Toc228775480 \h </w:instrText>
+            </w:r>
+            <w:r>
+              <w:rPr>
+                <w:noProof/>
+                <w:webHidden/>
+              </w:rPr>
+            </w:r>
+            <w:r>
+              <w:rPr>
+                <w:noProof/>
+                <w:webHidden/>
+              </w:rPr>
+              <w:fldChar w:fldCharType="separate"/>
+            </w:r>
+            <w:r>
+              <w:rPr>
+                <w:noProof/>
+                <w:webHidden/>
+              </w:rPr>
+              <w:t>12</w:t>
+            </w:r>
+            <w:bookmarkEnd w:id="9"/>
+            <w:r>
+              <w:rPr>
+                <w:noProof/>
+                <w:webHidden/>
+              </w:rPr>
+              <w:fldChar w:fldCharType="end"/>
+            </w:r>
+          </w:hyperlink>
+        </w:p>
+        <w:p>
+          <w:pPr>
+            <w:pStyle w:val="TOC2"/>
+            <w:rPr>
+              <w:rFonts w:asciiTheme="minorHAnsi" w:eastAsiaTheme="minorEastAsia" w:hAnsiTheme="minorHAnsi" w:cstheme="minorBidi"/>
+              <w:b w:val="0"/>
+              <w:i w:val="0"/>
+              <w:iCs w:val="0"/>
+              <w:noProof/>
+              <w:color w:val="auto"/>
+              <w:kern w:val="2"/>
+              <w:sz w:val="24"/>
+              <w:szCs w:val="24"/>
+              <w14:ligatures w14:val="standardContextual"/>
+            </w:rPr>
+          </w:pPr>
+          <w:hyperlink w:anchor="_Toc228775481" w:history="1">
+            <w:bookmarkStart w:id="10" w:name="_Toc228775495"/>
+            <w:r>
+              <w:rPr>
+                <w:rStyle w:val="Hyperlink"/>
+                <w:noProof/>
+              </w:rPr>
+              <w:t>10. Versioning and Release Checklist</w:t>
+            </w:r>
+            <w:r>
+              <w:rPr>
+                <w:noProof/>
+                <w:webHidden/>
+              </w:rPr>
+              <w:tab/>
+            </w:r>
+            <w:r>
+              <w:rPr>
+                <w:noProof/>
+                <w:webHidden/>
+              </w:rPr>
+              <w:fldChar w:fldCharType="begin"/>
+            </w:r>
+            <w:r>
+              <w:rPr>
+                <w:noProof/>
+                <w:webHidden/>
+              </w:rPr>
+              <w:instrText xml:space="preserve"> PAGEREF _Toc228775481 \h </w:instrText>
+            </w:r>
+            <w:r>
+              <w:rPr>
+                <w:noProof/>
+                <w:webHidden/>
+              </w:rPr>
+            </w:r>
+            <w:r>
+              <w:rPr>
+                <w:noProof/>
+                <w:webHidden/>
+              </w:rPr>
+              <w:fldChar w:fldCharType="separate"/>
+            </w:r>
+            <w:r>
+              <w:rPr>
+                <w:noProof/>
+                <w:webHidden/>
+              </w:rPr>
+              <w:t>12</w:t>
+            </w:r>
+            <w:bookmarkEnd w:id="10"/>
+            <w:r>
+              <w:rPr>
+                <w:noProof/>
+                <w:webHidden/>
+              </w:rPr>
+              <w:fldChar w:fldCharType="end"/>
+            </w:r>
+          </w:hyperlink>
+        </w:p>
+        <w:p>
+          <w:pPr>
+            <w:pStyle w:val="TOC2"/>
+            <w:rPr>
+              <w:rFonts w:asciiTheme="minorHAnsi" w:eastAsiaTheme="minorEastAsia" w:hAnsiTheme="minorHAnsi" w:cstheme="minorBidi"/>
+              <w:b w:val="0"/>
+              <w:i w:val="0"/>
+              <w:iCs w:val="0"/>
+              <w:noProof/>
+              <w:color w:val="auto"/>
+              <w:kern w:val="2"/>
+              <w:sz w:val="24"/>
+              <w:szCs w:val="24"/>
+              <w14:ligatures w14:val="standardContextual"/>
+            </w:rPr>
+          </w:pPr>
+          <w:hyperlink w:anchor="_Toc228775482" w:history="1">
+            <w:bookmarkStart w:id="11" w:name="_Toc228775496"/>
+            <w:r>
+              <w:rPr>
+                <w:rStyle w:val="Hyperlink"/>
+                <w:noProof/>
+              </w:rPr>
+              <w:t>11. Troubleshooting</w:t>
+            </w:r>
+            <w:r>
+              <w:rPr>
+                <w:noProof/>
+                <w:webHidden/>
+              </w:rPr>
+              <w:tab/>
+            </w:r>
+            <w:r>
+              <w:rPr>
+                <w:noProof/>
+                <w:webHidden/>
+              </w:rPr>
+              <w:fldChar w:fldCharType="begin"/>
+            </w:r>
+            <w:r>
+              <w:rPr>
+                <w:noProof/>
+                <w:webHidden/>
+              </w:rPr>
+              <w:instrText xml:space="preserve"> PAGEREF _Toc228775482 \h </w:instrText>
+            </w:r>
+            <w:r>
+              <w:rPr>
+                <w:noProof/>
+                <w:webHidden/>
+              </w:rPr>
+            </w:r>
+            <w:r>
+              <w:rPr>
+                <w:noProof/>
+                <w:webHidden/>
+              </w:rPr>
+              <w:fldChar w:fldCharType="separate"/>
+            </w:r>
+            <w:r>
+              <w:rPr>
+                <w:noProof/>
+                <w:webHidden/>
+              </w:rPr>
+              <w:t>13</w:t>
+            </w:r>
+            <w:bookmarkEnd w:id="11"/>
+            <w:r>
+              <w:rPr>
+                <w:noProof/>
+                <w:webHidden/>
+              </w:rPr>
+              <w:fldChar w:fldCharType="end"/>
+            </w:r>
+          </w:hyperlink>
+        </w:p>
+        <w:p>
+          <w:pPr>
+            <w:pStyle w:val="TOC2"/>
+            <w:rPr>
+              <w:rFonts w:asciiTheme="minorHAnsi" w:eastAsiaTheme="minorEastAsia" w:hAnsiTheme="minorHAnsi" w:cstheme="minorBidi"/>
+              <w:b w:val="0"/>
+              <w:i w:val="0"/>
+              <w:iCs w:val="0"/>
+              <w:noProof/>
+              <w:color w:val="auto"/>
+              <w:kern w:val="2"/>
+              <w:sz w:val="24"/>
+              <w:szCs w:val="24"/>
+              <w14:ligatures w14:val="standardContextual"/>
+            </w:rPr>
+          </w:pPr>
+          <w:hyperlink w:anchor="_Toc228775483" w:history="1">
+            <w:bookmarkStart w:id="12" w:name="_Toc228775497"/>
+            <w:r>
+              <w:rPr>
+                <w:rStyle w:val="Hyperlink"/>
+                <w:noProof/>
+              </w:rPr>
+              <w:t>12. Relationship to Other HTOC Components</w:t>
+            </w:r>
+            <w:r>
+              <w:rPr>
+                <w:noProof/>
+                <w:webHidden/>
+              </w:rPr>
+              <w:tab/>
+            </w:r>
+            <w:r>
+              <w:rPr>
+                <w:noProof/>
+                <w:webHidden/>
+              </w:rPr>
+              <w:fldChar w:fldCharType="begin"/>
+            </w:r>
+            <w:r>
+              <w:rPr>
+                <w:noProof/>
+                <w:webHidden/>
+              </w:rPr>
+              <w:instrText xml:space="preserve"> PAGEREF _Toc228775483 \h </w:instrText>
+            </w:r>
+            <w:r>
+              <w:rPr>
+                <w:noProof/>
+                <w:webHidden/>
+              </w:rPr>
+            </w:r>
+            <w:r>
+              <w:rPr>
+                <w:noProof/>
+                <w:webHidden/>
+              </w:rPr>
+              <w:fldChar w:fldCharType="separate"/>
+            </w:r>
+            <w:r>
+              <w:rPr>
+                <w:noProof/>
+                <w:webHidden/>
+              </w:rPr>
+              <w:t>14</w:t>
+            </w:r>
+            <w:bookmarkEnd w:id="12"/>
+            <w:r>
+              <w:rPr>
+                <w:noProof/>
+                <w:webHidden/>
+              </w:rPr>
+              <w:fldChar w:fldCharType="end"/>
+            </w:r>
+          </w:hyperlink>
+        </w:p>
+        <w:p>
+          <w:pPr>
+            <w:pStyle w:val="TOC2"/>
+            <w:rPr>
+              <w:rFonts w:asciiTheme="minorHAnsi" w:eastAsiaTheme="minorEastAsia" w:hAnsiTheme="minorHAnsi" w:cstheme="minorBidi"/>
+              <w:b w:val="0"/>
+              <w:i w:val="0"/>
+              <w:iCs w:val="0"/>
+              <w:noProof/>
+              <w:color w:val="auto"/>
+              <w:kern w:val="2"/>
+              <w:sz w:val="24"/>
+              <w:szCs w:val="24"/>
+              <w14:ligatures w14:val="standardContextual"/>
+            </w:rPr>
+          </w:pPr>
+          <w:hyperlink w:anchor="_Toc228775484" w:history="1">
+            <w:bookmarkStart w:id="13" w:name="_Toc228775498"/>
+            <w:r>
+              <w:rPr>
+                <w:rStyle w:val="Hyperlink"/>
+                <w:noProof/>
+              </w:rPr>
+              <w:t>13. Related Documents</w:t>
+            </w:r>
+            <w:r>
+              <w:rPr>
+                <w:noProof/>
+                <w:webHidden/>
+              </w:rPr>
+              <w:tab/>
+            </w:r>
+            <w:r>
+              <w:rPr>
+                <w:noProof/>
+                <w:webHidden/>
+              </w:rPr>
+              <w:fldChar w:fldCharType="begin"/>
+            </w:r>
+            <w:r>
+              <w:rPr>
+                <w:noProof/>
+                <w:webHidden/>
+              </w:rPr>
+              <w:instrText xml:space="preserve"> PAGEREF _Toc228775484 \h </w:instrText>
+            </w:r>
+            <w:r>
+              <w:rPr>
+                <w:noProof/>
+                <w:webHidden/>
+              </w:rPr>
+            </w:r>
+            <w:r>
+              <w:rPr>
+                <w:noProof/>
+                <w:webHidden/>
+              </w:rPr>
+              <w:fldChar w:fldCharType="separate"/>
+            </w:r>
+            <w:r>
+              <w:rPr>
+                <w:noProof/>
+                <w:webHidden/>
+              </w:rPr>
+              <w:t>14</w:t>
+            </w:r>
+            <w:bookmarkEnd w:id="13"/>
             <w:r>
               <w:rPr>
                 <w:noProof/>
@@ -1099,23 +2242,2885 @@
       <w:pPr>
         <w:pStyle w:val="Heading1"/>
       </w:pPr>
-      <w:r>
+      <w:bookmarkStart w:id="14" w:name="_Toc228775464"/>
+      <w:bookmarkStart w:id="15" w:name="_Toc228775499"/>
+      <w:r>
+        <w:lastRenderedPageBreak/>
         <w:t>Table of Contents</w:t>
       </w:r>
-    </w:p>
-    <w:p>
+      <w:bookmarkEnd w:id="14"/>
+      <w:bookmarkEnd w:id="15"/>
+    </w:p>
+    <w:p>
+      <w:pPr>
+        <w:pStyle w:val="TOC2"/>
+        <w:tabs>
+          <w:tab w:val="left" w:pos="1920"/>
+        </w:tabs>
+        <w:rPr>
+          <w:rFonts w:asciiTheme="minorHAnsi" w:eastAsiaTheme="minorEastAsia" w:hAnsiTheme="minorHAnsi" w:cstheme="minorBidi"/>
+          <w:b w:val="0"/>
+          <w:i w:val="0"/>
+          <w:iCs w:val="0"/>
+          <w:noProof/>
+          <w:color w:val="auto"/>
+          <w:kern w:val="2"/>
+          <w:sz w:val="24"/>
+          <w:szCs w:val="24"/>
+          <w14:ligatures w14:val="standardContextual"/>
+        </w:rPr>
+      </w:pPr>
       <w:r>
         <w:fldChar w:fldCharType="begin"/>
       </w:r>
       <w:r>
-        <w:instrText xml:space="preserve">TOC \o "1-3" \h \z \u</w:instrText>
+        <w:instrText>TOC \o "1-3" \h \z \u</w:instrText>
       </w:r>
       <w:r>
         <w:fldChar w:fldCharType="separate"/>
       </w:r>
-      <w:r>
-        <w:t>Right-click and update field.</w:t>
-      </w:r>
+      <w:hyperlink w:anchor="_Toc228775485" w:history="1">
+        <w:r>
+          <w:rPr>
+            <w:rStyle w:val="Hyperlink"/>
+            <w:noProof/>
+          </w:rPr>
+          <w:t>Table of Contents</w:t>
+        </w:r>
+        <w:r>
+          <w:rPr>
+            <w:rFonts w:asciiTheme="minorHAnsi" w:eastAsiaTheme="minorEastAsia" w:hAnsiTheme="minorHAnsi" w:cstheme="minorBidi"/>
+            <w:b w:val="0"/>
+            <w:i w:val="0"/>
+            <w:iCs w:val="0"/>
+            <w:noProof/>
+            <w:color w:val="auto"/>
+            <w:kern w:val="2"/>
+            <w:sz w:val="24"/>
+            <w:szCs w:val="24"/>
+            <w14:ligatures w14:val="standardContextual"/>
+          </w:rPr>
+          <w:tab/>
+        </w:r>
+        <w:r>
+          <w:rPr>
+            <w:rStyle w:val="Hyperlink"/>
+            <w:noProof/>
+          </w:rPr>
+          <w:t>3</w:t>
+        </w:r>
+        <w:r>
+          <w:rPr>
+            <w:noProof/>
+            <w:webHidden/>
+          </w:rPr>
+          <w:tab/>
+        </w:r>
+        <w:r>
+          <w:rPr>
+            <w:noProof/>
+            <w:webHidden/>
+          </w:rPr>
+          <w:fldChar w:fldCharType="begin"/>
+        </w:r>
+        <w:r>
+          <w:rPr>
+            <w:noProof/>
+            <w:webHidden/>
+          </w:rPr>
+          <w:instrText xml:space="preserve"> PAGEREF _Toc228775485 \h </w:instrText>
+        </w:r>
+        <w:r>
+          <w:rPr>
+            <w:noProof/>
+            <w:webHidden/>
+          </w:rPr>
+        </w:r>
+        <w:r>
+          <w:rPr>
+            <w:noProof/>
+            <w:webHidden/>
+          </w:rPr>
+          <w:fldChar w:fldCharType="separate"/>
+        </w:r>
+        <w:r>
+          <w:rPr>
+            <w:noProof/>
+            <w:webHidden/>
+          </w:rPr>
+          <w:t>2</w:t>
+        </w:r>
+        <w:r>
+          <w:rPr>
+            <w:noProof/>
+            <w:webHidden/>
+          </w:rPr>
+          <w:fldChar w:fldCharType="end"/>
+        </w:r>
+      </w:hyperlink>
+    </w:p>
+    <w:p>
+      <w:pPr>
+        <w:pStyle w:val="TOC3"/>
+        <w:tabs>
+          <w:tab w:val="left" w:pos="1680"/>
+        </w:tabs>
+        <w:rPr>
+          <w:rFonts w:eastAsiaTheme="minorEastAsia"/>
+          <w:noProof/>
+          <w:kern w:val="2"/>
+          <w:sz w:val="24"/>
+          <w:szCs w:val="24"/>
+          <w14:ligatures w14:val="standardContextual"/>
+        </w:rPr>
+      </w:pPr>
+      <w:hyperlink w:anchor="_Toc228775486" w:history="1">
+        <w:r>
+          <w:rPr>
+            <w:rStyle w:val="Hyperlink"/>
+            <w:noProof/>
+          </w:rPr>
+          <w:t>1. Purpose</w:t>
+        </w:r>
+        <w:r>
+          <w:rPr>
+            <w:rFonts w:eastAsiaTheme="minorEastAsia"/>
+            <w:noProof/>
+            <w:kern w:val="2"/>
+            <w:sz w:val="24"/>
+            <w:szCs w:val="24"/>
+            <w14:ligatures w14:val="standardContextual"/>
+          </w:rPr>
+          <w:tab/>
+        </w:r>
+        <w:r>
+          <w:rPr>
+            <w:rStyle w:val="Hyperlink"/>
+            <w:noProof/>
+          </w:rPr>
+          <w:t>4</w:t>
+        </w:r>
+        <w:r>
+          <w:rPr>
+            <w:noProof/>
+            <w:webHidden/>
+          </w:rPr>
+          <w:tab/>
+        </w:r>
+        <w:r>
+          <w:rPr>
+            <w:noProof/>
+            <w:webHidden/>
+          </w:rPr>
+          <w:fldChar w:fldCharType="begin"/>
+        </w:r>
+        <w:r>
+          <w:rPr>
+            <w:noProof/>
+            <w:webHidden/>
+          </w:rPr>
+          <w:instrText xml:space="preserve"> PAGEREF _Toc228775486 \h </w:instrText>
+        </w:r>
+        <w:r>
+          <w:rPr>
+            <w:noProof/>
+            <w:webHidden/>
+          </w:rPr>
+        </w:r>
+        <w:r>
+          <w:rPr>
+            <w:noProof/>
+            <w:webHidden/>
+          </w:rPr>
+          <w:fldChar w:fldCharType="separate"/>
+        </w:r>
+        <w:r>
+          <w:rPr>
+            <w:noProof/>
+            <w:webHidden/>
+          </w:rPr>
+          <w:t>2</w:t>
+        </w:r>
+        <w:r>
+          <w:rPr>
+            <w:noProof/>
+            <w:webHidden/>
+          </w:rPr>
+          <w:fldChar w:fldCharType="end"/>
+        </w:r>
+      </w:hyperlink>
+    </w:p>
+    <w:p>
+      <w:pPr>
+        <w:pStyle w:val="TOC3"/>
+        <w:tabs>
+          <w:tab w:val="left" w:pos="1680"/>
+        </w:tabs>
+        <w:rPr>
+          <w:rFonts w:eastAsiaTheme="minorEastAsia"/>
+          <w:noProof/>
+          <w:kern w:val="2"/>
+          <w:sz w:val="24"/>
+          <w:szCs w:val="24"/>
+          <w14:ligatures w14:val="standardContextual"/>
+        </w:rPr>
+      </w:pPr>
+      <w:hyperlink w:anchor="_Toc228775487" w:history="1">
+        <w:r>
+          <w:rPr>
+            <w:rStyle w:val="Hyperlink"/>
+            <w:noProof/>
+          </w:rPr>
+          <w:t>2. Scope</w:t>
+        </w:r>
+        <w:r>
+          <w:rPr>
+            <w:rFonts w:eastAsiaTheme="minorEastAsia"/>
+            <w:noProof/>
+            <w:kern w:val="2"/>
+            <w:sz w:val="24"/>
+            <w:szCs w:val="24"/>
+            <w14:ligatures w14:val="standardContextual"/>
+          </w:rPr>
+          <w:tab/>
+        </w:r>
+        <w:r>
+          <w:rPr>
+            <w:rStyle w:val="Hyperlink"/>
+            <w:noProof/>
+          </w:rPr>
+          <w:t>4</w:t>
+        </w:r>
+        <w:r>
+          <w:rPr>
+            <w:noProof/>
+            <w:webHidden/>
+          </w:rPr>
+          <w:tab/>
+        </w:r>
+        <w:r>
+          <w:rPr>
+            <w:noProof/>
+            <w:webHidden/>
+          </w:rPr>
+          <w:fldChar w:fldCharType="begin"/>
+        </w:r>
+        <w:r>
+          <w:rPr>
+            <w:noProof/>
+            <w:webHidden/>
+          </w:rPr>
+          <w:instrText xml:space="preserve"> PAGEREF _Toc228775487 \h </w:instrText>
+        </w:r>
+        <w:r>
+          <w:rPr>
+            <w:noProof/>
+            <w:webHidden/>
+          </w:rPr>
+        </w:r>
+        <w:r>
+          <w:rPr>
+            <w:noProof/>
+            <w:webHidden/>
+          </w:rPr>
+          <w:fldChar w:fldCharType="separate"/>
+        </w:r>
+        <w:r>
+          <w:rPr>
+            <w:noProof/>
+            <w:webHidden/>
+          </w:rPr>
+          <w:t>2</w:t>
+        </w:r>
+        <w:r>
+          <w:rPr>
+            <w:noProof/>
+            <w:webHidden/>
+          </w:rPr>
+          <w:fldChar w:fldCharType="end"/>
+        </w:r>
+      </w:hyperlink>
+    </w:p>
+    <w:p>
+      <w:pPr>
+        <w:pStyle w:val="TOC3"/>
+        <w:tabs>
+          <w:tab w:val="left" w:pos="2475"/>
+        </w:tabs>
+        <w:rPr>
+          <w:rFonts w:eastAsiaTheme="minorEastAsia"/>
+          <w:noProof/>
+          <w:kern w:val="2"/>
+          <w:sz w:val="24"/>
+          <w:szCs w:val="24"/>
+          <w14:ligatures w14:val="standardContextual"/>
+        </w:rPr>
+      </w:pPr>
+      <w:hyperlink w:anchor="_Toc228775488" w:history="1">
+        <w:r>
+          <w:rPr>
+            <w:rStyle w:val="Hyperlink"/>
+            <w:noProof/>
+          </w:rPr>
+          <w:t>3. Repository Layout</w:t>
+        </w:r>
+        <w:r>
+          <w:rPr>
+            <w:rFonts w:eastAsiaTheme="minorEastAsia"/>
+            <w:noProof/>
+            <w:kern w:val="2"/>
+            <w:sz w:val="24"/>
+            <w:szCs w:val="24"/>
+            <w14:ligatures w14:val="standardContextual"/>
+          </w:rPr>
+          <w:tab/>
+        </w:r>
+        <w:r>
+          <w:rPr>
+            <w:rStyle w:val="Hyperlink"/>
+            <w:noProof/>
+          </w:rPr>
+          <w:t>5</w:t>
+        </w:r>
+        <w:r>
+          <w:rPr>
+            <w:noProof/>
+            <w:webHidden/>
+          </w:rPr>
+          <w:tab/>
+        </w:r>
+        <w:r>
+          <w:rPr>
+            <w:noProof/>
+            <w:webHidden/>
+          </w:rPr>
+          <w:fldChar w:fldCharType="begin"/>
+        </w:r>
+        <w:r>
+          <w:rPr>
+            <w:noProof/>
+            <w:webHidden/>
+          </w:rPr>
+          <w:instrText xml:space="preserve"> PAGEREF _Toc228775488 \h </w:instrText>
+        </w:r>
+        <w:r>
+          <w:rPr>
+            <w:noProof/>
+            <w:webHidden/>
+          </w:rPr>
+        </w:r>
+        <w:r>
+          <w:rPr>
+            <w:noProof/>
+            <w:webHidden/>
+          </w:rPr>
+          <w:fldChar w:fldCharType="separate"/>
+        </w:r>
+        <w:r>
+          <w:rPr>
+            <w:noProof/>
+            <w:webHidden/>
+          </w:rPr>
+          <w:t>2</w:t>
+        </w:r>
+        <w:r>
+          <w:rPr>
+            <w:noProof/>
+            <w:webHidden/>
+          </w:rPr>
+          <w:fldChar w:fldCharType="end"/>
+        </w:r>
+      </w:hyperlink>
+    </w:p>
+    <w:p>
+      <w:pPr>
+        <w:pStyle w:val="TOC3"/>
+        <w:tabs>
+          <w:tab w:val="left" w:pos="2068"/>
+        </w:tabs>
+        <w:rPr>
+          <w:rFonts w:eastAsiaTheme="minorEastAsia"/>
+          <w:noProof/>
+          <w:kern w:val="2"/>
+          <w:sz w:val="24"/>
+          <w:szCs w:val="24"/>
+          <w14:ligatures w14:val="standardContextual"/>
+        </w:rPr>
+      </w:pPr>
+      <w:hyperlink w:anchor="_Toc228775489" w:history="1">
+        <w:r>
+          <w:rPr>
+            <w:rStyle w:val="Hyperlink"/>
+            <w:noProof/>
+          </w:rPr>
+          <w:t>4. Prerequisites</w:t>
+        </w:r>
+        <w:r>
+          <w:rPr>
+            <w:rFonts w:eastAsiaTheme="minorEastAsia"/>
+            <w:noProof/>
+            <w:kern w:val="2"/>
+            <w:sz w:val="24"/>
+            <w:szCs w:val="24"/>
+            <w14:ligatures w14:val="standardContextual"/>
+          </w:rPr>
+          <w:tab/>
+        </w:r>
+        <w:r>
+          <w:rPr>
+            <w:rStyle w:val="Hyperlink"/>
+            <w:noProof/>
+          </w:rPr>
+          <w:t>5</w:t>
+        </w:r>
+        <w:r>
+          <w:rPr>
+            <w:noProof/>
+            <w:webHidden/>
+          </w:rPr>
+          <w:tab/>
+        </w:r>
+        <w:r>
+          <w:rPr>
+            <w:noProof/>
+            <w:webHidden/>
+          </w:rPr>
+          <w:fldChar w:fldCharType="begin"/>
+        </w:r>
+        <w:r>
+          <w:rPr>
+            <w:noProof/>
+            <w:webHidden/>
+          </w:rPr>
+          <w:instrText xml:space="preserve"> PAGEREF _Toc228775489 \h </w:instrText>
+        </w:r>
+        <w:r>
+          <w:rPr>
+            <w:noProof/>
+            <w:webHidden/>
+          </w:rPr>
+        </w:r>
+        <w:r>
+          <w:rPr>
+            <w:noProof/>
+            <w:webHidden/>
+          </w:rPr>
+          <w:fldChar w:fldCharType="separate"/>
+        </w:r>
+        <w:r>
+          <w:rPr>
+            <w:noProof/>
+            <w:webHidden/>
+          </w:rPr>
+          <w:t>2</w:t>
+        </w:r>
+        <w:r>
+          <w:rPr>
+            <w:noProof/>
+            <w:webHidden/>
+          </w:rPr>
+          <w:fldChar w:fldCharType="end"/>
+        </w:r>
+      </w:hyperlink>
+    </w:p>
+    <w:p>
+      <w:pPr>
+        <w:pStyle w:val="TOC3"/>
+        <w:tabs>
+          <w:tab w:val="left" w:pos="2106"/>
+        </w:tabs>
+        <w:rPr>
+          <w:rFonts w:eastAsiaTheme="minorEastAsia"/>
+          <w:noProof/>
+          <w:kern w:val="2"/>
+          <w:sz w:val="24"/>
+          <w:szCs w:val="24"/>
+          <w14:ligatures w14:val="standardContextual"/>
+        </w:rPr>
+      </w:pPr>
+      <w:hyperlink w:anchor="_Toc228775490" w:history="1">
+        <w:r>
+          <w:rPr>
+            <w:rStyle w:val="Hyperlink"/>
+            <w:noProof/>
+          </w:rPr>
+          <w:t>5. Configuration</w:t>
+        </w:r>
+        <w:r>
+          <w:rPr>
+            <w:rFonts w:eastAsiaTheme="minorEastAsia"/>
+            <w:noProof/>
+            <w:kern w:val="2"/>
+            <w:sz w:val="24"/>
+            <w:szCs w:val="24"/>
+            <w14:ligatures w14:val="standardContextual"/>
+          </w:rPr>
+          <w:tab/>
+        </w:r>
+        <w:r>
+          <w:rPr>
+            <w:rStyle w:val="Hyperlink"/>
+            <w:noProof/>
+          </w:rPr>
+          <w:t>6</w:t>
+        </w:r>
+        <w:r>
+          <w:rPr>
+            <w:noProof/>
+            <w:webHidden/>
+          </w:rPr>
+          <w:tab/>
+        </w:r>
+        <w:r>
+          <w:rPr>
+            <w:noProof/>
+            <w:webHidden/>
+          </w:rPr>
+          <w:fldChar w:fldCharType="begin"/>
+        </w:r>
+        <w:r>
+          <w:rPr>
+            <w:noProof/>
+            <w:webHidden/>
+          </w:rPr>
+          <w:instrText xml:space="preserve"> PAGEREF _Toc228775490 \h </w:instrText>
+        </w:r>
+        <w:r>
+          <w:rPr>
+            <w:noProof/>
+            <w:webHidden/>
+          </w:rPr>
+        </w:r>
+        <w:r>
+          <w:rPr>
+            <w:noProof/>
+            <w:webHidden/>
+          </w:rPr>
+          <w:fldChar w:fldCharType="separate"/>
+        </w:r>
+        <w:r>
+          <w:rPr>
+            <w:noProof/>
+            <w:webHidden/>
+          </w:rPr>
+          <w:t>2</w:t>
+        </w:r>
+        <w:r>
+          <w:rPr>
+            <w:noProof/>
+            <w:webHidden/>
+          </w:rPr>
+          <w:fldChar w:fldCharType="end"/>
+        </w:r>
+      </w:hyperlink>
+    </w:p>
+    <w:p>
+      <w:pPr>
+        <w:pStyle w:val="TOC3"/>
+        <w:tabs>
+          <w:tab w:val="left" w:pos="1920"/>
+        </w:tabs>
+        <w:rPr>
+          <w:rFonts w:eastAsiaTheme="minorEastAsia"/>
+          <w:noProof/>
+          <w:kern w:val="2"/>
+          <w:sz w:val="24"/>
+          <w:szCs w:val="24"/>
+          <w14:ligatures w14:val="standardContextual"/>
+        </w:rPr>
+      </w:pPr>
+      <w:hyperlink w:anchor="_Toc228775491" w:history="1">
+        <w:r>
+          <w:rPr>
+            <w:rStyle w:val="Hyperlink"/>
+            <w:noProof/>
+          </w:rPr>
+          <w:t>6. Installation</w:t>
+        </w:r>
+        <w:r>
+          <w:rPr>
+            <w:rFonts w:eastAsiaTheme="minorEastAsia"/>
+            <w:noProof/>
+            <w:kern w:val="2"/>
+            <w:sz w:val="24"/>
+            <w:szCs w:val="24"/>
+            <w14:ligatures w14:val="standardContextual"/>
+          </w:rPr>
+          <w:tab/>
+        </w:r>
+        <w:r>
+          <w:rPr>
+            <w:rStyle w:val="Hyperlink"/>
+            <w:noProof/>
+          </w:rPr>
+          <w:t>7</w:t>
+        </w:r>
+        <w:r>
+          <w:rPr>
+            <w:noProof/>
+            <w:webHidden/>
+          </w:rPr>
+          <w:tab/>
+        </w:r>
+        <w:r>
+          <w:rPr>
+            <w:noProof/>
+            <w:webHidden/>
+          </w:rPr>
+          <w:fldChar w:fldCharType="begin"/>
+        </w:r>
+        <w:r>
+          <w:rPr>
+            <w:noProof/>
+            <w:webHidden/>
+          </w:rPr>
+          <w:instrText xml:space="preserve"> PAGEREF _Toc228775491 \h </w:instrText>
+        </w:r>
+        <w:r>
+          <w:rPr>
+            <w:noProof/>
+            <w:webHidden/>
+          </w:rPr>
+        </w:r>
+        <w:r>
+          <w:rPr>
+            <w:noProof/>
+            <w:webHidden/>
+          </w:rPr>
+          <w:fldChar w:fldCharType="separate"/>
+        </w:r>
+        <w:r>
+          <w:rPr>
+            <w:noProof/>
+            <w:webHidden/>
+          </w:rPr>
+          <w:t>2</w:t>
+        </w:r>
+        <w:r>
+          <w:rPr>
+            <w:noProof/>
+            <w:webHidden/>
+          </w:rPr>
+          <w:fldChar w:fldCharType="end"/>
+        </w:r>
+      </w:hyperlink>
+    </w:p>
+    <w:p>
+      <w:pPr>
+        <w:pStyle w:val="TOC3"/>
+        <w:tabs>
+          <w:tab w:val="left" w:pos="3211"/>
+        </w:tabs>
+        <w:rPr>
+          <w:rFonts w:eastAsiaTheme="minorEastAsia"/>
+          <w:noProof/>
+          <w:kern w:val="2"/>
+          <w:sz w:val="24"/>
+          <w:szCs w:val="24"/>
+          <w14:ligatures w14:val="standardContextual"/>
+        </w:rPr>
+      </w:pPr>
+      <w:hyperlink w:anchor="_Toc228775492" w:history="1">
+        <w:r>
+          <w:rPr>
+            <w:rStyle w:val="Hyperlink"/>
+            <w:noProof/>
+          </w:rPr>
+          <w:t>7. API Reference (High-Level)</w:t>
+        </w:r>
+        <w:r>
+          <w:rPr>
+            <w:rFonts w:eastAsiaTheme="minorEastAsia"/>
+            <w:noProof/>
+            <w:kern w:val="2"/>
+            <w:sz w:val="24"/>
+            <w:szCs w:val="24"/>
+            <w14:ligatures w14:val="standardContextual"/>
+          </w:rPr>
+          <w:tab/>
+        </w:r>
+        <w:r>
+          <w:rPr>
+            <w:rStyle w:val="Hyperlink"/>
+            <w:noProof/>
+          </w:rPr>
+          <w:t>8</w:t>
+        </w:r>
+        <w:r>
+          <w:rPr>
+            <w:noProof/>
+            <w:webHidden/>
+          </w:rPr>
+          <w:tab/>
+        </w:r>
+        <w:r>
+          <w:rPr>
+            <w:noProof/>
+            <w:webHidden/>
+          </w:rPr>
+          <w:fldChar w:fldCharType="begin"/>
+        </w:r>
+        <w:r>
+          <w:rPr>
+            <w:noProof/>
+            <w:webHidden/>
+          </w:rPr>
+          <w:instrText xml:space="preserve"> PAGEREF _Toc228775492 \h </w:instrText>
+        </w:r>
+        <w:r>
+          <w:rPr>
+            <w:noProof/>
+            <w:webHidden/>
+          </w:rPr>
+        </w:r>
+        <w:r>
+          <w:rPr>
+            <w:noProof/>
+            <w:webHidden/>
+          </w:rPr>
+          <w:fldChar w:fldCharType="separate"/>
+        </w:r>
+        <w:r>
+          <w:rPr>
+            <w:noProof/>
+            <w:webHidden/>
+          </w:rPr>
+          <w:t>2</w:t>
+        </w:r>
+        <w:r>
+          <w:rPr>
+            <w:noProof/>
+            <w:webHidden/>
+          </w:rPr>
+          <w:fldChar w:fldCharType="end"/>
+        </w:r>
+      </w:hyperlink>
+    </w:p>
+    <w:p>
+      <w:pPr>
+        <w:pStyle w:val="TOC3"/>
+        <w:tabs>
+          <w:tab w:val="left" w:pos="3919"/>
+        </w:tabs>
+        <w:rPr>
+          <w:rFonts w:eastAsiaTheme="minorEastAsia"/>
+          <w:noProof/>
+          <w:kern w:val="2"/>
+          <w:sz w:val="24"/>
+          <w:szCs w:val="24"/>
+          <w14:ligatures w14:val="standardContextual"/>
+        </w:rPr>
+      </w:pPr>
+      <w:hyperlink w:anchor="_Toc228775493" w:history="1">
+        <w:r>
+          <w:rPr>
+            <w:rStyle w:val="Hyperlink"/>
+            <w:noProof/>
+          </w:rPr>
+          <w:t xml:space="preserve">8. </w:t>
+        </w:r>
+        <w:r>
+          <w:rPr>
+            <w:rStyle w:val="Hyperlink"/>
+            <w:rFonts w:ascii="Consolas" w:hAnsi="Consolas"/>
+            <w:noProof/>
+          </w:rPr>
+          <w:t>ThreatConnect</w:t>
+        </w:r>
+        <w:r>
+          <w:rPr>
+            <w:rStyle w:val="Hyperlink"/>
+            <w:noProof/>
+          </w:rPr>
+          <w:t xml:space="preserve"> Class (Low-Level)</w:t>
+        </w:r>
+        <w:r>
+          <w:rPr>
+            <w:rFonts w:eastAsiaTheme="minorEastAsia"/>
+            <w:noProof/>
+            <w:kern w:val="2"/>
+            <w:sz w:val="24"/>
+            <w:szCs w:val="24"/>
+            <w14:ligatures w14:val="standardContextual"/>
+          </w:rPr>
+          <w:tab/>
+        </w:r>
+        <w:r>
+          <w:rPr>
+            <w:rStyle w:val="Hyperlink"/>
+            <w:noProof/>
+          </w:rPr>
+          <w:t>10</w:t>
+        </w:r>
+        <w:r>
+          <w:rPr>
+            <w:noProof/>
+            <w:webHidden/>
+          </w:rPr>
+          <w:tab/>
+        </w:r>
+        <w:r>
+          <w:rPr>
+            <w:noProof/>
+            <w:webHidden/>
+          </w:rPr>
+          <w:fldChar w:fldCharType="begin"/>
+        </w:r>
+        <w:r>
+          <w:rPr>
+            <w:noProof/>
+            <w:webHidden/>
+          </w:rPr>
+          <w:instrText xml:space="preserve"> PAGEREF _Toc228775493 \h </w:instrText>
+        </w:r>
+        <w:r>
+          <w:rPr>
+            <w:noProof/>
+            <w:webHidden/>
+          </w:rPr>
+        </w:r>
+        <w:r>
+          <w:rPr>
+            <w:noProof/>
+            <w:webHidden/>
+          </w:rPr>
+          <w:fldChar w:fldCharType="separate"/>
+        </w:r>
+        <w:r>
+          <w:rPr>
+            <w:noProof/>
+            <w:webHidden/>
+          </w:rPr>
+          <w:t>2</w:t>
+        </w:r>
+        <w:r>
+          <w:rPr>
+            <w:noProof/>
+            <w:webHidden/>
+          </w:rPr>
+          <w:fldChar w:fldCharType="end"/>
+        </w:r>
+      </w:hyperlink>
+    </w:p>
+    <w:p>
+      <w:pPr>
+        <w:pStyle w:val="TOC3"/>
+        <w:tabs>
+          <w:tab w:val="left" w:pos="2653"/>
+        </w:tabs>
+        <w:rPr>
+          <w:rFonts w:eastAsiaTheme="minorEastAsia"/>
+          <w:noProof/>
+          <w:kern w:val="2"/>
+          <w:sz w:val="24"/>
+          <w:szCs w:val="24"/>
+          <w14:ligatures w14:val="standardContextual"/>
+        </w:rPr>
+      </w:pPr>
+      <w:hyperlink w:anchor="_Toc228775494" w:history="1">
+        <w:r>
+          <w:rPr>
+            <w:rStyle w:val="Hyperlink"/>
+            <w:noProof/>
+          </w:rPr>
+          <w:t>9. Smoke test (Python)</w:t>
+        </w:r>
+        <w:r>
+          <w:rPr>
+            <w:rFonts w:eastAsiaTheme="minorEastAsia"/>
+            <w:noProof/>
+            <w:kern w:val="2"/>
+            <w:sz w:val="24"/>
+            <w:szCs w:val="24"/>
+            <w14:ligatures w14:val="standardContextual"/>
+          </w:rPr>
+          <w:tab/>
+        </w:r>
+        <w:r>
+          <w:rPr>
+            <w:rStyle w:val="Hyperlink"/>
+            <w:noProof/>
+          </w:rPr>
+          <w:t>11</w:t>
+        </w:r>
+        <w:r>
+          <w:rPr>
+            <w:noProof/>
+            <w:webHidden/>
+          </w:rPr>
+          <w:tab/>
+        </w:r>
+        <w:r>
+          <w:rPr>
+            <w:noProof/>
+            <w:webHidden/>
+          </w:rPr>
+          <w:fldChar w:fldCharType="begin"/>
+        </w:r>
+        <w:r>
+          <w:rPr>
+            <w:noProof/>
+            <w:webHidden/>
+          </w:rPr>
+          <w:instrText xml:space="preserve"> PAGEREF _Toc228775494 \h </w:instrText>
+        </w:r>
+        <w:r>
+          <w:rPr>
+            <w:noProof/>
+            <w:webHidden/>
+          </w:rPr>
+        </w:r>
+        <w:r>
+          <w:rPr>
+            <w:noProof/>
+            <w:webHidden/>
+          </w:rPr>
+          <w:fldChar w:fldCharType="separate"/>
+        </w:r>
+        <w:r>
+          <w:rPr>
+            <w:noProof/>
+            <w:webHidden/>
+          </w:rPr>
+          <w:t>2</w:t>
+        </w:r>
+        <w:r>
+          <w:rPr>
+            <w:noProof/>
+            <w:webHidden/>
+          </w:rPr>
+          <w:fldChar w:fldCharType="end"/>
+        </w:r>
+      </w:hyperlink>
+    </w:p>
+    <w:p>
+      <w:pPr>
+        <w:pStyle w:val="TOC3"/>
+        <w:tabs>
+          <w:tab w:val="left" w:pos="3903"/>
+        </w:tabs>
+        <w:rPr>
+          <w:rFonts w:eastAsiaTheme="minorEastAsia"/>
+          <w:noProof/>
+          <w:kern w:val="2"/>
+          <w:sz w:val="24"/>
+          <w:szCs w:val="24"/>
+          <w14:ligatures w14:val="standardContextual"/>
+        </w:rPr>
+      </w:pPr>
+      <w:hyperlink w:anchor="_Toc228775495" w:history="1">
+        <w:r>
+          <w:rPr>
+            <w:rStyle w:val="Hyperlink"/>
+            <w:noProof/>
+          </w:rPr>
+          <w:t>10. Versioning and Release Checklist</w:t>
+        </w:r>
+        <w:r>
+          <w:rPr>
+            <w:rFonts w:eastAsiaTheme="minorEastAsia"/>
+            <w:noProof/>
+            <w:kern w:val="2"/>
+            <w:sz w:val="24"/>
+            <w:szCs w:val="24"/>
+            <w14:ligatures w14:val="standardContextual"/>
+          </w:rPr>
+          <w:tab/>
+        </w:r>
+        <w:r>
+          <w:rPr>
+            <w:rStyle w:val="Hyperlink"/>
+            <w:noProof/>
+          </w:rPr>
+          <w:t>11</w:t>
+        </w:r>
+        <w:r>
+          <w:rPr>
+            <w:noProof/>
+            <w:webHidden/>
+          </w:rPr>
+          <w:tab/>
+        </w:r>
+        <w:r>
+          <w:rPr>
+            <w:noProof/>
+            <w:webHidden/>
+          </w:rPr>
+          <w:fldChar w:fldCharType="begin"/>
+        </w:r>
+        <w:r>
+          <w:rPr>
+            <w:noProof/>
+            <w:webHidden/>
+          </w:rPr>
+          <w:instrText xml:space="preserve"> PAGEREF _Toc228775495 \h </w:instrText>
+        </w:r>
+        <w:r>
+          <w:rPr>
+            <w:noProof/>
+            <w:webHidden/>
+          </w:rPr>
+        </w:r>
+        <w:r>
+          <w:rPr>
+            <w:noProof/>
+            <w:webHidden/>
+          </w:rPr>
+          <w:fldChar w:fldCharType="separate"/>
+        </w:r>
+        <w:r>
+          <w:rPr>
+            <w:noProof/>
+            <w:webHidden/>
+          </w:rPr>
+          <w:t>2</w:t>
+        </w:r>
+        <w:r>
+          <w:rPr>
+            <w:noProof/>
+            <w:webHidden/>
+          </w:rPr>
+          <w:fldChar w:fldCharType="end"/>
+        </w:r>
+      </w:hyperlink>
+    </w:p>
+    <w:p>
+      <w:pPr>
+        <w:pStyle w:val="TOC3"/>
+        <w:tabs>
+          <w:tab w:val="left" w:pos="2433"/>
+        </w:tabs>
+        <w:rPr>
+          <w:rFonts w:eastAsiaTheme="minorEastAsia"/>
+          <w:noProof/>
+          <w:kern w:val="2"/>
+          <w:sz w:val="24"/>
+          <w:szCs w:val="24"/>
+          <w14:ligatures w14:val="standardContextual"/>
+        </w:rPr>
+      </w:pPr>
+      <w:hyperlink w:anchor="_Toc228775496" w:history="1">
+        <w:r>
+          <w:rPr>
+            <w:rStyle w:val="Hyperlink"/>
+            <w:noProof/>
+          </w:rPr>
+          <w:t>11. Troubleshooting</w:t>
+        </w:r>
+        <w:r>
+          <w:rPr>
+            <w:rFonts w:eastAsiaTheme="minorEastAsia"/>
+            <w:noProof/>
+            <w:kern w:val="2"/>
+            <w:sz w:val="24"/>
+            <w:szCs w:val="24"/>
+            <w14:ligatures w14:val="standardContextual"/>
+          </w:rPr>
+          <w:tab/>
+        </w:r>
+        <w:r>
+          <w:rPr>
+            <w:rStyle w:val="Hyperlink"/>
+            <w:noProof/>
+          </w:rPr>
+          <w:t>12</w:t>
+        </w:r>
+        <w:r>
+          <w:rPr>
+            <w:noProof/>
+            <w:webHidden/>
+          </w:rPr>
+          <w:tab/>
+        </w:r>
+        <w:r>
+          <w:rPr>
+            <w:noProof/>
+            <w:webHidden/>
+          </w:rPr>
+          <w:fldChar w:fldCharType="begin"/>
+        </w:r>
+        <w:r>
+          <w:rPr>
+            <w:noProof/>
+            <w:webHidden/>
+          </w:rPr>
+          <w:instrText xml:space="preserve"> PAGEREF _Toc228775496 \h </w:instrText>
+        </w:r>
+        <w:r>
+          <w:rPr>
+            <w:noProof/>
+            <w:webHidden/>
+          </w:rPr>
+        </w:r>
+        <w:r>
+          <w:rPr>
+            <w:noProof/>
+            <w:webHidden/>
+          </w:rPr>
+          <w:fldChar w:fldCharType="separate"/>
+        </w:r>
+        <w:r>
+          <w:rPr>
+            <w:noProof/>
+            <w:webHidden/>
+          </w:rPr>
+          <w:t>2</w:t>
+        </w:r>
+        <w:r>
+          <w:rPr>
+            <w:noProof/>
+            <w:webHidden/>
+          </w:rPr>
+          <w:fldChar w:fldCharType="end"/>
+        </w:r>
+      </w:hyperlink>
+    </w:p>
+    <w:p>
+      <w:pPr>
+        <w:pStyle w:val="TOC3"/>
+        <w:tabs>
+          <w:tab w:val="left" w:pos="4600"/>
+        </w:tabs>
+        <w:rPr>
+          <w:rFonts w:eastAsiaTheme="minorEastAsia"/>
+          <w:noProof/>
+          <w:kern w:val="2"/>
+          <w:sz w:val="24"/>
+          <w:szCs w:val="24"/>
+          <w14:ligatures w14:val="standardContextual"/>
+        </w:rPr>
+      </w:pPr>
+      <w:hyperlink w:anchor="_Toc228775497" w:history="1">
+        <w:r>
+          <w:rPr>
+            <w:rStyle w:val="Hyperlink"/>
+            <w:noProof/>
+          </w:rPr>
+          <w:t>12. Relationship to Other HTOC Components</w:t>
+        </w:r>
+        <w:r>
+          <w:rPr>
+            <w:rFonts w:eastAsiaTheme="minorEastAsia"/>
+            <w:noProof/>
+            <w:kern w:val="2"/>
+            <w:sz w:val="24"/>
+            <w:szCs w:val="24"/>
+            <w14:ligatures w14:val="standardContextual"/>
+          </w:rPr>
+          <w:tab/>
+        </w:r>
+        <w:r>
+          <w:rPr>
+            <w:rStyle w:val="Hyperlink"/>
+            <w:noProof/>
+          </w:rPr>
+          <w:t>13</w:t>
+        </w:r>
+        <w:r>
+          <w:rPr>
+            <w:noProof/>
+            <w:webHidden/>
+          </w:rPr>
+          <w:tab/>
+        </w:r>
+        <w:r>
+          <w:rPr>
+            <w:noProof/>
+            <w:webHidden/>
+          </w:rPr>
+          <w:fldChar w:fldCharType="begin"/>
+        </w:r>
+        <w:r>
+          <w:rPr>
+            <w:noProof/>
+            <w:webHidden/>
+          </w:rPr>
+          <w:instrText xml:space="preserve"> PAGEREF _Toc228775497 \h </w:instrText>
+        </w:r>
+        <w:r>
+          <w:rPr>
+            <w:noProof/>
+            <w:webHidden/>
+          </w:rPr>
+        </w:r>
+        <w:r>
+          <w:rPr>
+            <w:noProof/>
+            <w:webHidden/>
+          </w:rPr>
+          <w:fldChar w:fldCharType="separate"/>
+        </w:r>
+        <w:r>
+          <w:rPr>
+            <w:noProof/>
+            <w:webHidden/>
+          </w:rPr>
+          <w:t>2</w:t>
+        </w:r>
+        <w:r>
+          <w:rPr>
+            <w:noProof/>
+            <w:webHidden/>
+          </w:rPr>
+          <w:fldChar w:fldCharType="end"/>
+        </w:r>
+      </w:hyperlink>
+    </w:p>
+    <w:p>
+      <w:pPr>
+        <w:pStyle w:val="TOC3"/>
+        <w:tabs>
+          <w:tab w:val="left" w:pos="2751"/>
+        </w:tabs>
+        <w:rPr>
+          <w:rFonts w:eastAsiaTheme="minorEastAsia"/>
+          <w:noProof/>
+          <w:kern w:val="2"/>
+          <w:sz w:val="24"/>
+          <w:szCs w:val="24"/>
+          <w14:ligatures w14:val="standardContextual"/>
+        </w:rPr>
+      </w:pPr>
+      <w:hyperlink w:anchor="_Toc228775498" w:history="1">
+        <w:r>
+          <w:rPr>
+            <w:rStyle w:val="Hyperlink"/>
+            <w:noProof/>
+          </w:rPr>
+          <w:t>13. Related Documents</w:t>
+        </w:r>
+        <w:r>
+          <w:rPr>
+            <w:rFonts w:eastAsiaTheme="minorEastAsia"/>
+            <w:noProof/>
+            <w:kern w:val="2"/>
+            <w:sz w:val="24"/>
+            <w:szCs w:val="24"/>
+            <w14:ligatures w14:val="standardContextual"/>
+          </w:rPr>
+          <w:tab/>
+        </w:r>
+        <w:r>
+          <w:rPr>
+            <w:rStyle w:val="Hyperlink"/>
+            <w:noProof/>
+          </w:rPr>
+          <w:t>13</w:t>
+        </w:r>
+        <w:r>
+          <w:rPr>
+            <w:noProof/>
+            <w:webHidden/>
+          </w:rPr>
+          <w:tab/>
+        </w:r>
+        <w:r>
+          <w:rPr>
+            <w:noProof/>
+            <w:webHidden/>
+          </w:rPr>
+          <w:fldChar w:fldCharType="begin"/>
+        </w:r>
+        <w:r>
+          <w:rPr>
+            <w:noProof/>
+            <w:webHidden/>
+          </w:rPr>
+          <w:instrText xml:space="preserve"> PAGEREF _Toc228775498 \h </w:instrText>
+        </w:r>
+        <w:r>
+          <w:rPr>
+            <w:noProof/>
+            <w:webHidden/>
+          </w:rPr>
+        </w:r>
+        <w:r>
+          <w:rPr>
+            <w:noProof/>
+            <w:webHidden/>
+          </w:rPr>
+          <w:fldChar w:fldCharType="separate"/>
+        </w:r>
+        <w:r>
+          <w:rPr>
+            <w:noProof/>
+            <w:webHidden/>
+          </w:rPr>
+          <w:t>2</w:t>
+        </w:r>
+        <w:r>
+          <w:rPr>
+            <w:noProof/>
+            <w:webHidden/>
+          </w:rPr>
+          <w:fldChar w:fldCharType="end"/>
+        </w:r>
+      </w:hyperlink>
+    </w:p>
+    <w:p>
+      <w:pPr>
+        <w:pStyle w:val="TOC1"/>
+        <w:rPr>
+          <w:rFonts w:asciiTheme="minorHAnsi" w:eastAsiaTheme="minorEastAsia" w:hAnsiTheme="minorHAnsi" w:cstheme="minorBidi"/>
+          <w:b w:val="0"/>
+          <w:noProof/>
+          <w:color w:val="auto"/>
+          <w:kern w:val="2"/>
+          <w:sz w:val="24"/>
+          <w:szCs w:val="24"/>
+          <w14:ligatures w14:val="standardContextual"/>
+        </w:rPr>
+      </w:pPr>
+      <w:hyperlink w:anchor="_Toc228775499" w:history="1">
+        <w:r>
+          <w:rPr>
+            <w:rStyle w:val="Hyperlink"/>
+            <w:noProof/>
+          </w:rPr>
+          <w:t>Table of Contents</w:t>
+        </w:r>
+        <w:r>
+          <w:rPr>
+            <w:noProof/>
+            <w:webHidden/>
+          </w:rPr>
+          <w:tab/>
+        </w:r>
+        <w:r>
+          <w:rPr>
+            <w:noProof/>
+            <w:webHidden/>
+          </w:rPr>
+          <w:fldChar w:fldCharType="begin"/>
+        </w:r>
+        <w:r>
+          <w:rPr>
+            <w:noProof/>
+            <w:webHidden/>
+          </w:rPr>
+          <w:instrText xml:space="preserve"> PAGEREF _Toc228775499 \h </w:instrText>
+        </w:r>
+        <w:r>
+          <w:rPr>
+            <w:noProof/>
+            <w:webHidden/>
+          </w:rPr>
+        </w:r>
+        <w:r>
+          <w:rPr>
+            <w:noProof/>
+            <w:webHidden/>
+          </w:rPr>
+          <w:fldChar w:fldCharType="separate"/>
+        </w:r>
+        <w:r>
+          <w:rPr>
+            <w:noProof/>
+            <w:webHidden/>
+          </w:rPr>
+          <w:t>3</w:t>
+        </w:r>
+        <w:r>
+          <w:rPr>
+            <w:noProof/>
+            <w:webHidden/>
+          </w:rPr>
+          <w:fldChar w:fldCharType="end"/>
+        </w:r>
+      </w:hyperlink>
+    </w:p>
+    <w:p>
+      <w:pPr>
+        <w:pStyle w:val="TOC2"/>
+        <w:rPr>
+          <w:rFonts w:asciiTheme="minorHAnsi" w:eastAsiaTheme="minorEastAsia" w:hAnsiTheme="minorHAnsi" w:cstheme="minorBidi"/>
+          <w:b w:val="0"/>
+          <w:i w:val="0"/>
+          <w:iCs w:val="0"/>
+          <w:noProof/>
+          <w:color w:val="auto"/>
+          <w:kern w:val="2"/>
+          <w:sz w:val="24"/>
+          <w:szCs w:val="24"/>
+          <w14:ligatures w14:val="standardContextual"/>
+        </w:rPr>
+      </w:pPr>
+      <w:hyperlink w:anchor="_Toc228775500" w:history="1">
+        <w:r>
+          <w:rPr>
+            <w:rStyle w:val="Hyperlink"/>
+            <w:noProof/>
+          </w:rPr>
+          <w:t>1. Purpose</w:t>
+        </w:r>
+        <w:r>
+          <w:rPr>
+            <w:noProof/>
+            <w:webHidden/>
+          </w:rPr>
+          <w:tab/>
+        </w:r>
+        <w:r>
+          <w:rPr>
+            <w:noProof/>
+            <w:webHidden/>
+          </w:rPr>
+          <w:fldChar w:fldCharType="begin"/>
+        </w:r>
+        <w:r>
+          <w:rPr>
+            <w:noProof/>
+            <w:webHidden/>
+          </w:rPr>
+          <w:instrText xml:space="preserve"> PAGEREF _Toc228775500 \h </w:instrText>
+        </w:r>
+        <w:r>
+          <w:rPr>
+            <w:noProof/>
+            <w:webHidden/>
+          </w:rPr>
+        </w:r>
+        <w:r>
+          <w:rPr>
+            <w:noProof/>
+            <w:webHidden/>
+          </w:rPr>
+          <w:fldChar w:fldCharType="separate"/>
+        </w:r>
+        <w:r>
+          <w:rPr>
+            <w:noProof/>
+            <w:webHidden/>
+          </w:rPr>
+          <w:t>5</w:t>
+        </w:r>
+        <w:r>
+          <w:rPr>
+            <w:noProof/>
+            <w:webHidden/>
+          </w:rPr>
+          <w:fldChar w:fldCharType="end"/>
+        </w:r>
+      </w:hyperlink>
+    </w:p>
+    <w:p>
+      <w:pPr>
+        <w:pStyle w:val="TOC2"/>
+        <w:rPr>
+          <w:rFonts w:asciiTheme="minorHAnsi" w:eastAsiaTheme="minorEastAsia" w:hAnsiTheme="minorHAnsi" w:cstheme="minorBidi"/>
+          <w:b w:val="0"/>
+          <w:i w:val="0"/>
+          <w:iCs w:val="0"/>
+          <w:noProof/>
+          <w:color w:val="auto"/>
+          <w:kern w:val="2"/>
+          <w:sz w:val="24"/>
+          <w:szCs w:val="24"/>
+          <w14:ligatures w14:val="standardContextual"/>
+        </w:rPr>
+      </w:pPr>
+      <w:hyperlink w:anchor="_Toc228775501" w:history="1">
+        <w:r>
+          <w:rPr>
+            <w:rStyle w:val="Hyperlink"/>
+            <w:noProof/>
+          </w:rPr>
+          <w:t>2. Scope</w:t>
+        </w:r>
+        <w:r>
+          <w:rPr>
+            <w:noProof/>
+            <w:webHidden/>
+          </w:rPr>
+          <w:tab/>
+        </w:r>
+        <w:r>
+          <w:rPr>
+            <w:noProof/>
+            <w:webHidden/>
+          </w:rPr>
+          <w:fldChar w:fldCharType="begin"/>
+        </w:r>
+        <w:r>
+          <w:rPr>
+            <w:noProof/>
+            <w:webHidden/>
+          </w:rPr>
+          <w:instrText xml:space="preserve"> PAGEREF _Toc228775501 \h </w:instrText>
+        </w:r>
+        <w:r>
+          <w:rPr>
+            <w:noProof/>
+            <w:webHidden/>
+          </w:rPr>
+        </w:r>
+        <w:r>
+          <w:rPr>
+            <w:noProof/>
+            <w:webHidden/>
+          </w:rPr>
+          <w:fldChar w:fldCharType="separate"/>
+        </w:r>
+        <w:r>
+          <w:rPr>
+            <w:noProof/>
+            <w:webHidden/>
+          </w:rPr>
+          <w:t>5</w:t>
+        </w:r>
+        <w:r>
+          <w:rPr>
+            <w:noProof/>
+            <w:webHidden/>
+          </w:rPr>
+          <w:fldChar w:fldCharType="end"/>
+        </w:r>
+      </w:hyperlink>
+    </w:p>
+    <w:p>
+      <w:pPr>
+        <w:pStyle w:val="TOC2"/>
+        <w:rPr>
+          <w:rFonts w:asciiTheme="minorHAnsi" w:eastAsiaTheme="minorEastAsia" w:hAnsiTheme="minorHAnsi" w:cstheme="minorBidi"/>
+          <w:b w:val="0"/>
+          <w:i w:val="0"/>
+          <w:iCs w:val="0"/>
+          <w:noProof/>
+          <w:color w:val="auto"/>
+          <w:kern w:val="2"/>
+          <w:sz w:val="24"/>
+          <w:szCs w:val="24"/>
+          <w14:ligatures w14:val="standardContextual"/>
+        </w:rPr>
+      </w:pPr>
+      <w:hyperlink w:anchor="_Toc228775502" w:history="1">
+        <w:r>
+          <w:rPr>
+            <w:rStyle w:val="Hyperlink"/>
+            <w:noProof/>
+          </w:rPr>
+          <w:t>3. Repository Layout</w:t>
+        </w:r>
+        <w:r>
+          <w:rPr>
+            <w:noProof/>
+            <w:webHidden/>
+          </w:rPr>
+          <w:tab/>
+        </w:r>
+        <w:r>
+          <w:rPr>
+            <w:noProof/>
+            <w:webHidden/>
+          </w:rPr>
+          <w:fldChar w:fldCharType="begin"/>
+        </w:r>
+        <w:r>
+          <w:rPr>
+            <w:noProof/>
+            <w:webHidden/>
+          </w:rPr>
+          <w:instrText xml:space="preserve"> PAGEREF _Toc228775502 \h </w:instrText>
+        </w:r>
+        <w:r>
+          <w:rPr>
+            <w:noProof/>
+            <w:webHidden/>
+          </w:rPr>
+        </w:r>
+        <w:r>
+          <w:rPr>
+            <w:noProof/>
+            <w:webHidden/>
+          </w:rPr>
+          <w:fldChar w:fldCharType="separate"/>
+        </w:r>
+        <w:r>
+          <w:rPr>
+            <w:noProof/>
+            <w:webHidden/>
+          </w:rPr>
+          <w:t>6</w:t>
+        </w:r>
+        <w:r>
+          <w:rPr>
+            <w:noProof/>
+            <w:webHidden/>
+          </w:rPr>
+          <w:fldChar w:fldCharType="end"/>
+        </w:r>
+      </w:hyperlink>
+    </w:p>
+    <w:p>
+      <w:pPr>
+        <w:pStyle w:val="TOC2"/>
+        <w:rPr>
+          <w:rFonts w:asciiTheme="minorHAnsi" w:eastAsiaTheme="minorEastAsia" w:hAnsiTheme="minorHAnsi" w:cstheme="minorBidi"/>
+          <w:b w:val="0"/>
+          <w:i w:val="0"/>
+          <w:iCs w:val="0"/>
+          <w:noProof/>
+          <w:color w:val="auto"/>
+          <w:kern w:val="2"/>
+          <w:sz w:val="24"/>
+          <w:szCs w:val="24"/>
+          <w14:ligatures w14:val="standardContextual"/>
+        </w:rPr>
+      </w:pPr>
+      <w:hyperlink w:anchor="_Toc228775503" w:history="1">
+        <w:r>
+          <w:rPr>
+            <w:rStyle w:val="Hyperlink"/>
+            <w:noProof/>
+          </w:rPr>
+          <w:t>4. Prerequisites</w:t>
+        </w:r>
+        <w:r>
+          <w:rPr>
+            <w:noProof/>
+            <w:webHidden/>
+          </w:rPr>
+          <w:tab/>
+        </w:r>
+        <w:r>
+          <w:rPr>
+            <w:noProof/>
+            <w:webHidden/>
+          </w:rPr>
+          <w:fldChar w:fldCharType="begin"/>
+        </w:r>
+        <w:r>
+          <w:rPr>
+            <w:noProof/>
+            <w:webHidden/>
+          </w:rPr>
+          <w:instrText xml:space="preserve"> PAGEREF _Toc228775503 \h </w:instrText>
+        </w:r>
+        <w:r>
+          <w:rPr>
+            <w:noProof/>
+            <w:webHidden/>
+          </w:rPr>
+        </w:r>
+        <w:r>
+          <w:rPr>
+            <w:noProof/>
+            <w:webHidden/>
+          </w:rPr>
+          <w:fldChar w:fldCharType="separate"/>
+        </w:r>
+        <w:r>
+          <w:rPr>
+            <w:noProof/>
+            <w:webHidden/>
+          </w:rPr>
+          <w:t>6</w:t>
+        </w:r>
+        <w:r>
+          <w:rPr>
+            <w:noProof/>
+            <w:webHidden/>
+          </w:rPr>
+          <w:fldChar w:fldCharType="end"/>
+        </w:r>
+      </w:hyperlink>
+    </w:p>
+    <w:p>
+      <w:pPr>
+        <w:pStyle w:val="TOC2"/>
+        <w:rPr>
+          <w:rFonts w:asciiTheme="minorHAnsi" w:eastAsiaTheme="minorEastAsia" w:hAnsiTheme="minorHAnsi" w:cstheme="minorBidi"/>
+          <w:b w:val="0"/>
+          <w:i w:val="0"/>
+          <w:iCs w:val="0"/>
+          <w:noProof/>
+          <w:color w:val="auto"/>
+          <w:kern w:val="2"/>
+          <w:sz w:val="24"/>
+          <w:szCs w:val="24"/>
+          <w14:ligatures w14:val="standardContextual"/>
+        </w:rPr>
+      </w:pPr>
+      <w:hyperlink w:anchor="_Toc228775504" w:history="1">
+        <w:r>
+          <w:rPr>
+            <w:rStyle w:val="Hyperlink"/>
+            <w:noProof/>
+          </w:rPr>
+          <w:t>5. Configuration</w:t>
+        </w:r>
+        <w:r>
+          <w:rPr>
+            <w:noProof/>
+            <w:webHidden/>
+          </w:rPr>
+          <w:tab/>
+        </w:r>
+        <w:r>
+          <w:rPr>
+            <w:noProof/>
+            <w:webHidden/>
+          </w:rPr>
+          <w:fldChar w:fldCharType="begin"/>
+        </w:r>
+        <w:r>
+          <w:rPr>
+            <w:noProof/>
+            <w:webHidden/>
+          </w:rPr>
+          <w:instrText xml:space="preserve"> PAGEREF _Toc228775504 \h </w:instrText>
+        </w:r>
+        <w:r>
+          <w:rPr>
+            <w:noProof/>
+            <w:webHidden/>
+          </w:rPr>
+        </w:r>
+        <w:r>
+          <w:rPr>
+            <w:noProof/>
+            <w:webHidden/>
+          </w:rPr>
+          <w:fldChar w:fldCharType="separate"/>
+        </w:r>
+        <w:r>
+          <w:rPr>
+            <w:noProof/>
+            <w:webHidden/>
+          </w:rPr>
+          <w:t>7</w:t>
+        </w:r>
+        <w:r>
+          <w:rPr>
+            <w:noProof/>
+            <w:webHidden/>
+          </w:rPr>
+          <w:fldChar w:fldCharType="end"/>
+        </w:r>
+      </w:hyperlink>
+    </w:p>
+    <w:p>
+      <w:pPr>
+        <w:pStyle w:val="TOC3"/>
+        <w:rPr>
+          <w:rFonts w:eastAsiaTheme="minorEastAsia"/>
+          <w:noProof/>
+          <w:kern w:val="2"/>
+          <w:sz w:val="24"/>
+          <w:szCs w:val="24"/>
+          <w14:ligatures w14:val="standardContextual"/>
+        </w:rPr>
+      </w:pPr>
+      <w:hyperlink w:anchor="_Toc228775505" w:history="1">
+        <w:r>
+          <w:rPr>
+            <w:rStyle w:val="Hyperlink"/>
+            <w:noProof/>
+          </w:rPr>
+          <w:t xml:space="preserve">5.1 </w:t>
+        </w:r>
+        <w:r>
+          <w:rPr>
+            <w:rStyle w:val="Hyperlink"/>
+            <w:rFonts w:ascii="Consolas" w:hAnsi="Consolas"/>
+            <w:noProof/>
+          </w:rPr>
+          <w:t>config.json</w:t>
+        </w:r>
+        <w:r>
+          <w:rPr>
+            <w:noProof/>
+            <w:webHidden/>
+          </w:rPr>
+          <w:tab/>
+        </w:r>
+        <w:r>
+          <w:rPr>
+            <w:noProof/>
+            <w:webHidden/>
+          </w:rPr>
+          <w:fldChar w:fldCharType="begin"/>
+        </w:r>
+        <w:r>
+          <w:rPr>
+            <w:noProof/>
+            <w:webHidden/>
+          </w:rPr>
+          <w:instrText xml:space="preserve"> PAGEREF _Toc228775505 \h </w:instrText>
+        </w:r>
+        <w:r>
+          <w:rPr>
+            <w:noProof/>
+            <w:webHidden/>
+          </w:rPr>
+        </w:r>
+        <w:r>
+          <w:rPr>
+            <w:noProof/>
+            <w:webHidden/>
+          </w:rPr>
+          <w:fldChar w:fldCharType="separate"/>
+        </w:r>
+        <w:r>
+          <w:rPr>
+            <w:noProof/>
+            <w:webHidden/>
+          </w:rPr>
+          <w:t>7</w:t>
+        </w:r>
+        <w:r>
+          <w:rPr>
+            <w:noProof/>
+            <w:webHidden/>
+          </w:rPr>
+          <w:fldChar w:fldCharType="end"/>
+        </w:r>
+      </w:hyperlink>
+    </w:p>
+    <w:p>
+      <w:pPr>
+        <w:pStyle w:val="TOC3"/>
+        <w:rPr>
+          <w:rFonts w:eastAsiaTheme="minorEastAsia"/>
+          <w:noProof/>
+          <w:kern w:val="2"/>
+          <w:sz w:val="24"/>
+          <w:szCs w:val="24"/>
+          <w14:ligatures w14:val="standardContextual"/>
+        </w:rPr>
+      </w:pPr>
+      <w:hyperlink w:anchor="_Toc228775506" w:history="1">
+        <w:r>
+          <w:rPr>
+            <w:rStyle w:val="Hyperlink"/>
+            <w:noProof/>
+          </w:rPr>
+          <w:t>5.2 Secrets handling</w:t>
+        </w:r>
+        <w:r>
+          <w:rPr>
+            <w:noProof/>
+            <w:webHidden/>
+          </w:rPr>
+          <w:tab/>
+        </w:r>
+        <w:r>
+          <w:rPr>
+            <w:noProof/>
+            <w:webHidden/>
+          </w:rPr>
+          <w:fldChar w:fldCharType="begin"/>
+        </w:r>
+        <w:r>
+          <w:rPr>
+            <w:noProof/>
+            <w:webHidden/>
+          </w:rPr>
+          <w:instrText xml:space="preserve"> PAGEREF _Toc228775506 \h </w:instrText>
+        </w:r>
+        <w:r>
+          <w:rPr>
+            <w:noProof/>
+            <w:webHidden/>
+          </w:rPr>
+        </w:r>
+        <w:r>
+          <w:rPr>
+            <w:noProof/>
+            <w:webHidden/>
+          </w:rPr>
+          <w:fldChar w:fldCharType="separate"/>
+        </w:r>
+        <w:r>
+          <w:rPr>
+            <w:noProof/>
+            <w:webHidden/>
+          </w:rPr>
+          <w:t>8</w:t>
+        </w:r>
+        <w:r>
+          <w:rPr>
+            <w:noProof/>
+            <w:webHidden/>
+          </w:rPr>
+          <w:fldChar w:fldCharType="end"/>
+        </w:r>
+      </w:hyperlink>
+    </w:p>
+    <w:p>
+      <w:pPr>
+        <w:pStyle w:val="TOC2"/>
+        <w:rPr>
+          <w:rFonts w:asciiTheme="minorHAnsi" w:eastAsiaTheme="minorEastAsia" w:hAnsiTheme="minorHAnsi" w:cstheme="minorBidi"/>
+          <w:b w:val="0"/>
+          <w:i w:val="0"/>
+          <w:iCs w:val="0"/>
+          <w:noProof/>
+          <w:color w:val="auto"/>
+          <w:kern w:val="2"/>
+          <w:sz w:val="24"/>
+          <w:szCs w:val="24"/>
+          <w14:ligatures w14:val="standardContextual"/>
+        </w:rPr>
+      </w:pPr>
+      <w:hyperlink w:anchor="_Toc228775507" w:history="1">
+        <w:r>
+          <w:rPr>
+            <w:rStyle w:val="Hyperlink"/>
+            <w:noProof/>
+          </w:rPr>
+          <w:t>6. Installation</w:t>
+        </w:r>
+        <w:r>
+          <w:rPr>
+            <w:noProof/>
+            <w:webHidden/>
+          </w:rPr>
+          <w:tab/>
+        </w:r>
+        <w:r>
+          <w:rPr>
+            <w:noProof/>
+            <w:webHidden/>
+          </w:rPr>
+          <w:fldChar w:fldCharType="begin"/>
+        </w:r>
+        <w:r>
+          <w:rPr>
+            <w:noProof/>
+            <w:webHidden/>
+          </w:rPr>
+          <w:instrText xml:space="preserve"> PAGEREF _Toc228775507 \h </w:instrText>
+        </w:r>
+        <w:r>
+          <w:rPr>
+            <w:noProof/>
+            <w:webHidden/>
+          </w:rPr>
+        </w:r>
+        <w:r>
+          <w:rPr>
+            <w:noProof/>
+            <w:webHidden/>
+          </w:rPr>
+          <w:fldChar w:fldCharType="separate"/>
+        </w:r>
+        <w:r>
+          <w:rPr>
+            <w:noProof/>
+            <w:webHidden/>
+          </w:rPr>
+          <w:t>8</w:t>
+        </w:r>
+        <w:r>
+          <w:rPr>
+            <w:noProof/>
+            <w:webHidden/>
+          </w:rPr>
+          <w:fldChar w:fldCharType="end"/>
+        </w:r>
+      </w:hyperlink>
+    </w:p>
+    <w:p>
+      <w:pPr>
+        <w:pStyle w:val="TOC3"/>
+        <w:rPr>
+          <w:rFonts w:eastAsiaTheme="minorEastAsia"/>
+          <w:noProof/>
+          <w:kern w:val="2"/>
+          <w:sz w:val="24"/>
+          <w:szCs w:val="24"/>
+          <w14:ligatures w14:val="standardContextual"/>
+        </w:rPr>
+      </w:pPr>
+      <w:hyperlink w:anchor="_Toc228775508" w:history="1">
+        <w:r>
+          <w:rPr>
+            <w:rStyle w:val="Hyperlink"/>
+            <w:noProof/>
+          </w:rPr>
+          <w:t>6.1 Editable install from the repository (development)</w:t>
+        </w:r>
+        <w:r>
+          <w:rPr>
+            <w:noProof/>
+            <w:webHidden/>
+          </w:rPr>
+          <w:tab/>
+        </w:r>
+        <w:r>
+          <w:rPr>
+            <w:noProof/>
+            <w:webHidden/>
+          </w:rPr>
+          <w:fldChar w:fldCharType="begin"/>
+        </w:r>
+        <w:r>
+          <w:rPr>
+            <w:noProof/>
+            <w:webHidden/>
+          </w:rPr>
+          <w:instrText xml:space="preserve"> PAGEREF _Toc228775508 \h </w:instrText>
+        </w:r>
+        <w:r>
+          <w:rPr>
+            <w:noProof/>
+            <w:webHidden/>
+          </w:rPr>
+        </w:r>
+        <w:r>
+          <w:rPr>
+            <w:noProof/>
+            <w:webHidden/>
+          </w:rPr>
+          <w:fldChar w:fldCharType="separate"/>
+        </w:r>
+        <w:r>
+          <w:rPr>
+            <w:noProof/>
+            <w:webHidden/>
+          </w:rPr>
+          <w:t>8</w:t>
+        </w:r>
+        <w:r>
+          <w:rPr>
+            <w:noProof/>
+            <w:webHidden/>
+          </w:rPr>
+          <w:fldChar w:fldCharType="end"/>
+        </w:r>
+      </w:hyperlink>
+    </w:p>
+    <w:p>
+      <w:pPr>
+        <w:pStyle w:val="TOC3"/>
+        <w:rPr>
+          <w:rFonts w:eastAsiaTheme="minorEastAsia"/>
+          <w:noProof/>
+          <w:kern w:val="2"/>
+          <w:sz w:val="24"/>
+          <w:szCs w:val="24"/>
+          <w14:ligatures w14:val="standardContextual"/>
+        </w:rPr>
+      </w:pPr>
+      <w:hyperlink w:anchor="_Toc228775509" w:history="1">
+        <w:r>
+          <w:rPr>
+            <w:rStyle w:val="Hyperlink"/>
+            <w:noProof/>
+          </w:rPr>
+          <w:t>6.2 Install from a wheel (distribution)</w:t>
+        </w:r>
+        <w:r>
+          <w:rPr>
+            <w:noProof/>
+            <w:webHidden/>
+          </w:rPr>
+          <w:tab/>
+        </w:r>
+        <w:r>
+          <w:rPr>
+            <w:noProof/>
+            <w:webHidden/>
+          </w:rPr>
+          <w:fldChar w:fldCharType="begin"/>
+        </w:r>
+        <w:r>
+          <w:rPr>
+            <w:noProof/>
+            <w:webHidden/>
+          </w:rPr>
+          <w:instrText xml:space="preserve"> PAGEREF _Toc228775509 \h </w:instrText>
+        </w:r>
+        <w:r>
+          <w:rPr>
+            <w:noProof/>
+            <w:webHidden/>
+          </w:rPr>
+        </w:r>
+        <w:r>
+          <w:rPr>
+            <w:noProof/>
+            <w:webHidden/>
+          </w:rPr>
+          <w:fldChar w:fldCharType="separate"/>
+        </w:r>
+        <w:r>
+          <w:rPr>
+            <w:noProof/>
+            <w:webHidden/>
+          </w:rPr>
+          <w:t>9</w:t>
+        </w:r>
+        <w:r>
+          <w:rPr>
+            <w:noProof/>
+            <w:webHidden/>
+          </w:rPr>
+          <w:fldChar w:fldCharType="end"/>
+        </w:r>
+      </w:hyperlink>
+    </w:p>
+    <w:p>
+      <w:pPr>
+        <w:pStyle w:val="TOC3"/>
+        <w:rPr>
+          <w:rFonts w:eastAsiaTheme="minorEastAsia"/>
+          <w:noProof/>
+          <w:kern w:val="2"/>
+          <w:sz w:val="24"/>
+          <w:szCs w:val="24"/>
+          <w14:ligatures w14:val="standardContextual"/>
+        </w:rPr>
+      </w:pPr>
+      <w:hyperlink w:anchor="_Toc228775510" w:history="1">
+        <w:r>
+          <w:rPr>
+            <w:rStyle w:val="Hyperlink"/>
+            <w:noProof/>
+          </w:rPr>
+          <w:t>6.3 Build a wheel (maintainers)</w:t>
+        </w:r>
+        <w:r>
+          <w:rPr>
+            <w:noProof/>
+            <w:webHidden/>
+          </w:rPr>
+          <w:tab/>
+        </w:r>
+        <w:r>
+          <w:rPr>
+            <w:noProof/>
+            <w:webHidden/>
+          </w:rPr>
+          <w:fldChar w:fldCharType="begin"/>
+        </w:r>
+        <w:r>
+          <w:rPr>
+            <w:noProof/>
+            <w:webHidden/>
+          </w:rPr>
+          <w:instrText xml:space="preserve"> PAGEREF _Toc228775510 \h </w:instrText>
+        </w:r>
+        <w:r>
+          <w:rPr>
+            <w:noProof/>
+            <w:webHidden/>
+          </w:rPr>
+        </w:r>
+        <w:r>
+          <w:rPr>
+            <w:noProof/>
+            <w:webHidden/>
+          </w:rPr>
+          <w:fldChar w:fldCharType="separate"/>
+        </w:r>
+        <w:r>
+          <w:rPr>
+            <w:noProof/>
+            <w:webHidden/>
+          </w:rPr>
+          <w:t>9</w:t>
+        </w:r>
+        <w:r>
+          <w:rPr>
+            <w:noProof/>
+            <w:webHidden/>
+          </w:rPr>
+          <w:fldChar w:fldCharType="end"/>
+        </w:r>
+      </w:hyperlink>
+    </w:p>
+    <w:p>
+      <w:pPr>
+        <w:pStyle w:val="TOC2"/>
+        <w:rPr>
+          <w:rFonts w:asciiTheme="minorHAnsi" w:eastAsiaTheme="minorEastAsia" w:hAnsiTheme="minorHAnsi" w:cstheme="minorBidi"/>
+          <w:b w:val="0"/>
+          <w:i w:val="0"/>
+          <w:iCs w:val="0"/>
+          <w:noProof/>
+          <w:color w:val="auto"/>
+          <w:kern w:val="2"/>
+          <w:sz w:val="24"/>
+          <w:szCs w:val="24"/>
+          <w14:ligatures w14:val="standardContextual"/>
+        </w:rPr>
+      </w:pPr>
+      <w:hyperlink w:anchor="_Toc228775511" w:history="1">
+        <w:r>
+          <w:rPr>
+            <w:rStyle w:val="Hyperlink"/>
+            <w:noProof/>
+          </w:rPr>
+          <w:t>7. API Reference (High-Level)</w:t>
+        </w:r>
+        <w:r>
+          <w:rPr>
+            <w:noProof/>
+            <w:webHidden/>
+          </w:rPr>
+          <w:tab/>
+        </w:r>
+        <w:r>
+          <w:rPr>
+            <w:noProof/>
+            <w:webHidden/>
+          </w:rPr>
+          <w:fldChar w:fldCharType="begin"/>
+        </w:r>
+        <w:r>
+          <w:rPr>
+            <w:noProof/>
+            <w:webHidden/>
+          </w:rPr>
+          <w:instrText xml:space="preserve"> PAGEREF _Toc228775511 \h </w:instrText>
+        </w:r>
+        <w:r>
+          <w:rPr>
+            <w:noProof/>
+            <w:webHidden/>
+          </w:rPr>
+        </w:r>
+        <w:r>
+          <w:rPr>
+            <w:noProof/>
+            <w:webHidden/>
+          </w:rPr>
+          <w:fldChar w:fldCharType="separate"/>
+        </w:r>
+        <w:r>
+          <w:rPr>
+            <w:noProof/>
+            <w:webHidden/>
+          </w:rPr>
+          <w:t>9</w:t>
+        </w:r>
+        <w:r>
+          <w:rPr>
+            <w:noProof/>
+            <w:webHidden/>
+          </w:rPr>
+          <w:fldChar w:fldCharType="end"/>
+        </w:r>
+      </w:hyperlink>
+    </w:p>
+    <w:p>
+      <w:pPr>
+        <w:pStyle w:val="TOC3"/>
+        <w:rPr>
+          <w:rFonts w:eastAsiaTheme="minorEastAsia"/>
+          <w:noProof/>
+          <w:kern w:val="2"/>
+          <w:sz w:val="24"/>
+          <w:szCs w:val="24"/>
+          <w14:ligatures w14:val="standardContextual"/>
+        </w:rPr>
+      </w:pPr>
+      <w:hyperlink w:anchor="_Toc228775512" w:history="1">
+        <w:r>
+          <w:rPr>
+            <w:rStyle w:val="Hyperlink"/>
+            <w:noProof/>
+          </w:rPr>
+          <w:t xml:space="preserve">7.1 </w:t>
+        </w:r>
+        <w:r>
+          <w:rPr>
+            <w:rStyle w:val="Hyperlink"/>
+            <w:rFonts w:ascii="Consolas" w:hAnsi="Consolas"/>
+            <w:noProof/>
+          </w:rPr>
+          <w:t>get_v3_threatconnect_data</w:t>
+        </w:r>
+        <w:r>
+          <w:rPr>
+            <w:noProof/>
+            <w:webHidden/>
+          </w:rPr>
+          <w:tab/>
+        </w:r>
+        <w:r>
+          <w:rPr>
+            <w:noProof/>
+            <w:webHidden/>
+          </w:rPr>
+          <w:fldChar w:fldCharType="begin"/>
+        </w:r>
+        <w:r>
+          <w:rPr>
+            <w:noProof/>
+            <w:webHidden/>
+          </w:rPr>
+          <w:instrText xml:space="preserve"> PAGEREF _Toc228775512 \h </w:instrText>
+        </w:r>
+        <w:r>
+          <w:rPr>
+            <w:noProof/>
+            <w:webHidden/>
+          </w:rPr>
+        </w:r>
+        <w:r>
+          <w:rPr>
+            <w:noProof/>
+            <w:webHidden/>
+          </w:rPr>
+          <w:fldChar w:fldCharType="separate"/>
+        </w:r>
+        <w:r>
+          <w:rPr>
+            <w:noProof/>
+            <w:webHidden/>
+          </w:rPr>
+          <w:t>9</w:t>
+        </w:r>
+        <w:r>
+          <w:rPr>
+            <w:noProof/>
+            <w:webHidden/>
+          </w:rPr>
+          <w:fldChar w:fldCharType="end"/>
+        </w:r>
+      </w:hyperlink>
+    </w:p>
+    <w:p>
+      <w:pPr>
+        <w:pStyle w:val="TOC3"/>
+        <w:rPr>
+          <w:rFonts w:eastAsiaTheme="minorEastAsia"/>
+          <w:noProof/>
+          <w:kern w:val="2"/>
+          <w:sz w:val="24"/>
+          <w:szCs w:val="24"/>
+          <w14:ligatures w14:val="standardContextual"/>
+        </w:rPr>
+      </w:pPr>
+      <w:hyperlink w:anchor="_Toc228775513" w:history="1">
+        <w:r>
+          <w:rPr>
+            <w:rStyle w:val="Hyperlink"/>
+            <w:noProof/>
+          </w:rPr>
+          <w:t xml:space="preserve">7.2 </w:t>
+        </w:r>
+        <w:r>
+          <w:rPr>
+            <w:rStyle w:val="Hyperlink"/>
+            <w:rFonts w:ascii="Consolas" w:hAnsi="Consolas"/>
+            <w:noProof/>
+          </w:rPr>
+          <w:t>get_v2_threatconnect_data</w:t>
+        </w:r>
+        <w:r>
+          <w:rPr>
+            <w:noProof/>
+            <w:webHidden/>
+          </w:rPr>
+          <w:tab/>
+        </w:r>
+        <w:r>
+          <w:rPr>
+            <w:noProof/>
+            <w:webHidden/>
+          </w:rPr>
+          <w:fldChar w:fldCharType="begin"/>
+        </w:r>
+        <w:r>
+          <w:rPr>
+            <w:noProof/>
+            <w:webHidden/>
+          </w:rPr>
+          <w:instrText xml:space="preserve"> PAGEREF _Toc228775513 \h </w:instrText>
+        </w:r>
+        <w:r>
+          <w:rPr>
+            <w:noProof/>
+            <w:webHidden/>
+          </w:rPr>
+        </w:r>
+        <w:r>
+          <w:rPr>
+            <w:noProof/>
+            <w:webHidden/>
+          </w:rPr>
+          <w:fldChar w:fldCharType="separate"/>
+        </w:r>
+        <w:r>
+          <w:rPr>
+            <w:noProof/>
+            <w:webHidden/>
+          </w:rPr>
+          <w:t>11</w:t>
+        </w:r>
+        <w:r>
+          <w:rPr>
+            <w:noProof/>
+            <w:webHidden/>
+          </w:rPr>
+          <w:fldChar w:fldCharType="end"/>
+        </w:r>
+      </w:hyperlink>
+    </w:p>
+    <w:p>
+      <w:pPr>
+        <w:pStyle w:val="TOC2"/>
+        <w:rPr>
+          <w:rFonts w:asciiTheme="minorHAnsi" w:eastAsiaTheme="minorEastAsia" w:hAnsiTheme="minorHAnsi" w:cstheme="minorBidi"/>
+          <w:b w:val="0"/>
+          <w:i w:val="0"/>
+          <w:iCs w:val="0"/>
+          <w:noProof/>
+          <w:color w:val="auto"/>
+          <w:kern w:val="2"/>
+          <w:sz w:val="24"/>
+          <w:szCs w:val="24"/>
+          <w14:ligatures w14:val="standardContextual"/>
+        </w:rPr>
+      </w:pPr>
+      <w:hyperlink w:anchor="_Toc228775514" w:history="1">
+        <w:r>
+          <w:rPr>
+            <w:rStyle w:val="Hyperlink"/>
+            <w:noProof/>
+          </w:rPr>
+          <w:t xml:space="preserve">8. </w:t>
+        </w:r>
+        <w:r>
+          <w:rPr>
+            <w:rStyle w:val="Hyperlink"/>
+            <w:rFonts w:ascii="Consolas" w:hAnsi="Consolas"/>
+            <w:noProof/>
+          </w:rPr>
+          <w:t>ThreatConnect</w:t>
+        </w:r>
+        <w:r>
+          <w:rPr>
+            <w:rStyle w:val="Hyperlink"/>
+            <w:noProof/>
+          </w:rPr>
+          <w:t xml:space="preserve"> Class (Low-Level)</w:t>
+        </w:r>
+        <w:r>
+          <w:rPr>
+            <w:noProof/>
+            <w:webHidden/>
+          </w:rPr>
+          <w:tab/>
+        </w:r>
+        <w:r>
+          <w:rPr>
+            <w:noProof/>
+            <w:webHidden/>
+          </w:rPr>
+          <w:fldChar w:fldCharType="begin"/>
+        </w:r>
+        <w:r>
+          <w:rPr>
+            <w:noProof/>
+            <w:webHidden/>
+          </w:rPr>
+          <w:instrText xml:space="preserve"> PAGEREF _Toc228775514 \h </w:instrText>
+        </w:r>
+        <w:r>
+          <w:rPr>
+            <w:noProof/>
+            <w:webHidden/>
+          </w:rPr>
+        </w:r>
+        <w:r>
+          <w:rPr>
+            <w:noProof/>
+            <w:webHidden/>
+          </w:rPr>
+          <w:fldChar w:fldCharType="separate"/>
+        </w:r>
+        <w:r>
+          <w:rPr>
+            <w:noProof/>
+            <w:webHidden/>
+          </w:rPr>
+          <w:t>11</w:t>
+        </w:r>
+        <w:r>
+          <w:rPr>
+            <w:noProof/>
+            <w:webHidden/>
+          </w:rPr>
+          <w:fldChar w:fldCharType="end"/>
+        </w:r>
+      </w:hyperlink>
+    </w:p>
+    <w:p>
+      <w:pPr>
+        <w:pStyle w:val="TOC2"/>
+        <w:rPr>
+          <w:rFonts w:asciiTheme="minorHAnsi" w:eastAsiaTheme="minorEastAsia" w:hAnsiTheme="minorHAnsi" w:cstheme="minorBidi"/>
+          <w:b w:val="0"/>
+          <w:i w:val="0"/>
+          <w:iCs w:val="0"/>
+          <w:noProof/>
+          <w:color w:val="auto"/>
+          <w:kern w:val="2"/>
+          <w:sz w:val="24"/>
+          <w:szCs w:val="24"/>
+          <w14:ligatures w14:val="standardContextual"/>
+        </w:rPr>
+      </w:pPr>
+      <w:hyperlink w:anchor="_Toc228775515" w:history="1">
+        <w:r>
+          <w:rPr>
+            <w:rStyle w:val="Hyperlink"/>
+            <w:noProof/>
+          </w:rPr>
+          <w:t>9. Smoke test (Python)</w:t>
+        </w:r>
+        <w:r>
+          <w:rPr>
+            <w:noProof/>
+            <w:webHidden/>
+          </w:rPr>
+          <w:tab/>
+        </w:r>
+        <w:r>
+          <w:rPr>
+            <w:noProof/>
+            <w:webHidden/>
+          </w:rPr>
+          <w:fldChar w:fldCharType="begin"/>
+        </w:r>
+        <w:r>
+          <w:rPr>
+            <w:noProof/>
+            <w:webHidden/>
+          </w:rPr>
+          <w:instrText xml:space="preserve"> PAGEREF _Toc228775515 \h </w:instrText>
+        </w:r>
+        <w:r>
+          <w:rPr>
+            <w:noProof/>
+            <w:webHidden/>
+          </w:rPr>
+        </w:r>
+        <w:r>
+          <w:rPr>
+            <w:noProof/>
+            <w:webHidden/>
+          </w:rPr>
+          <w:fldChar w:fldCharType="separate"/>
+        </w:r>
+        <w:r>
+          <w:rPr>
+            <w:noProof/>
+            <w:webHidden/>
+          </w:rPr>
+          <w:t>12</w:t>
+        </w:r>
+        <w:r>
+          <w:rPr>
+            <w:noProof/>
+            <w:webHidden/>
+          </w:rPr>
+          <w:fldChar w:fldCharType="end"/>
+        </w:r>
+      </w:hyperlink>
+    </w:p>
+    <w:p>
+      <w:pPr>
+        <w:pStyle w:val="TOC2"/>
+        <w:rPr>
+          <w:rFonts w:asciiTheme="minorHAnsi" w:eastAsiaTheme="minorEastAsia" w:hAnsiTheme="minorHAnsi" w:cstheme="minorBidi"/>
+          <w:b w:val="0"/>
+          <w:i w:val="0"/>
+          <w:iCs w:val="0"/>
+          <w:noProof/>
+          <w:color w:val="auto"/>
+          <w:kern w:val="2"/>
+          <w:sz w:val="24"/>
+          <w:szCs w:val="24"/>
+          <w14:ligatures w14:val="standardContextual"/>
+        </w:rPr>
+      </w:pPr>
+      <w:hyperlink w:anchor="_Toc228775516" w:history="1">
+        <w:r>
+          <w:rPr>
+            <w:rStyle w:val="Hyperlink"/>
+            <w:noProof/>
+          </w:rPr>
+          <w:t>10. Versioning and Release Checklist</w:t>
+        </w:r>
+        <w:r>
+          <w:rPr>
+            <w:noProof/>
+            <w:webHidden/>
+          </w:rPr>
+          <w:tab/>
+        </w:r>
+        <w:r>
+          <w:rPr>
+            <w:noProof/>
+            <w:webHidden/>
+          </w:rPr>
+          <w:fldChar w:fldCharType="begin"/>
+        </w:r>
+        <w:r>
+          <w:rPr>
+            <w:noProof/>
+            <w:webHidden/>
+          </w:rPr>
+          <w:instrText xml:space="preserve"> PAGEREF _Toc228775516 \h </w:instrText>
+        </w:r>
+        <w:r>
+          <w:rPr>
+            <w:noProof/>
+            <w:webHidden/>
+          </w:rPr>
+        </w:r>
+        <w:r>
+          <w:rPr>
+            <w:noProof/>
+            <w:webHidden/>
+          </w:rPr>
+          <w:fldChar w:fldCharType="separate"/>
+        </w:r>
+        <w:r>
+          <w:rPr>
+            <w:noProof/>
+            <w:webHidden/>
+          </w:rPr>
+          <w:t>12</w:t>
+        </w:r>
+        <w:r>
+          <w:rPr>
+            <w:noProof/>
+            <w:webHidden/>
+          </w:rPr>
+          <w:fldChar w:fldCharType="end"/>
+        </w:r>
+      </w:hyperlink>
+    </w:p>
+    <w:p>
+      <w:pPr>
+        <w:pStyle w:val="TOC2"/>
+        <w:rPr>
+          <w:rFonts w:asciiTheme="minorHAnsi" w:eastAsiaTheme="minorEastAsia" w:hAnsiTheme="minorHAnsi" w:cstheme="minorBidi"/>
+          <w:b w:val="0"/>
+          <w:i w:val="0"/>
+          <w:iCs w:val="0"/>
+          <w:noProof/>
+          <w:color w:val="auto"/>
+          <w:kern w:val="2"/>
+          <w:sz w:val="24"/>
+          <w:szCs w:val="24"/>
+          <w14:ligatures w14:val="standardContextual"/>
+        </w:rPr>
+      </w:pPr>
+      <w:hyperlink w:anchor="_Toc228775517" w:history="1">
+        <w:r>
+          <w:rPr>
+            <w:rStyle w:val="Hyperlink"/>
+            <w:noProof/>
+          </w:rPr>
+          <w:t>11. Troubleshooting</w:t>
+        </w:r>
+        <w:r>
+          <w:rPr>
+            <w:noProof/>
+            <w:webHidden/>
+          </w:rPr>
+          <w:tab/>
+        </w:r>
+        <w:r>
+          <w:rPr>
+            <w:noProof/>
+            <w:webHidden/>
+          </w:rPr>
+          <w:fldChar w:fldCharType="begin"/>
+        </w:r>
+        <w:r>
+          <w:rPr>
+            <w:noProof/>
+            <w:webHidden/>
+          </w:rPr>
+          <w:instrText xml:space="preserve"> PAGEREF _Toc228775517 \h </w:instrText>
+        </w:r>
+        <w:r>
+          <w:rPr>
+            <w:noProof/>
+            <w:webHidden/>
+          </w:rPr>
+        </w:r>
+        <w:r>
+          <w:rPr>
+            <w:noProof/>
+            <w:webHidden/>
+          </w:rPr>
+          <w:fldChar w:fldCharType="separate"/>
+        </w:r>
+        <w:r>
+          <w:rPr>
+            <w:noProof/>
+            <w:webHidden/>
+          </w:rPr>
+          <w:t>13</w:t>
+        </w:r>
+        <w:r>
+          <w:rPr>
+            <w:noProof/>
+            <w:webHidden/>
+          </w:rPr>
+          <w:fldChar w:fldCharType="end"/>
+        </w:r>
+      </w:hyperlink>
+    </w:p>
+    <w:p>
+      <w:pPr>
+        <w:pStyle w:val="TOC2"/>
+        <w:rPr>
+          <w:rFonts w:asciiTheme="minorHAnsi" w:eastAsiaTheme="minorEastAsia" w:hAnsiTheme="minorHAnsi" w:cstheme="minorBidi"/>
+          <w:b w:val="0"/>
+          <w:i w:val="0"/>
+          <w:iCs w:val="0"/>
+          <w:noProof/>
+          <w:color w:val="auto"/>
+          <w:kern w:val="2"/>
+          <w:sz w:val="24"/>
+          <w:szCs w:val="24"/>
+          <w14:ligatures w14:val="standardContextual"/>
+        </w:rPr>
+      </w:pPr>
+      <w:hyperlink w:anchor="_Toc228775518" w:history="1">
+        <w:r>
+          <w:rPr>
+            <w:rStyle w:val="Hyperlink"/>
+            <w:noProof/>
+          </w:rPr>
+          <w:t>12. Relationship to Other HTOC Components</w:t>
+        </w:r>
+        <w:r>
+          <w:rPr>
+            <w:noProof/>
+            <w:webHidden/>
+          </w:rPr>
+          <w:tab/>
+        </w:r>
+        <w:r>
+          <w:rPr>
+            <w:noProof/>
+            <w:webHidden/>
+          </w:rPr>
+          <w:fldChar w:fldCharType="begin"/>
+        </w:r>
+        <w:r>
+          <w:rPr>
+            <w:noProof/>
+            <w:webHidden/>
+          </w:rPr>
+          <w:instrText xml:space="preserve"> PAGEREF _Toc228775518 \h </w:instrText>
+        </w:r>
+        <w:r>
+          <w:rPr>
+            <w:noProof/>
+            <w:webHidden/>
+          </w:rPr>
+        </w:r>
+        <w:r>
+          <w:rPr>
+            <w:noProof/>
+            <w:webHidden/>
+          </w:rPr>
+          <w:fldChar w:fldCharType="separate"/>
+        </w:r>
+        <w:r>
+          <w:rPr>
+            <w:noProof/>
+            <w:webHidden/>
+          </w:rPr>
+          <w:t>14</w:t>
+        </w:r>
+        <w:r>
+          <w:rPr>
+            <w:noProof/>
+            <w:webHidden/>
+          </w:rPr>
+          <w:fldChar w:fldCharType="end"/>
+        </w:r>
+      </w:hyperlink>
+    </w:p>
+    <w:p>
+      <w:pPr>
+        <w:pStyle w:val="TOC2"/>
+        <w:rPr>
+          <w:rFonts w:asciiTheme="minorHAnsi" w:eastAsiaTheme="minorEastAsia" w:hAnsiTheme="minorHAnsi" w:cstheme="minorBidi"/>
+          <w:b w:val="0"/>
+          <w:i w:val="0"/>
+          <w:iCs w:val="0"/>
+          <w:noProof/>
+          <w:color w:val="auto"/>
+          <w:kern w:val="2"/>
+          <w:sz w:val="24"/>
+          <w:szCs w:val="24"/>
+          <w14:ligatures w14:val="standardContextual"/>
+        </w:rPr>
+      </w:pPr>
+      <w:hyperlink w:anchor="_Toc228775519" w:history="1">
+        <w:r>
+          <w:rPr>
+            <w:rStyle w:val="Hyperlink"/>
+            <w:noProof/>
+          </w:rPr>
+          <w:t>13. Related Documents</w:t>
+        </w:r>
+        <w:r>
+          <w:rPr>
+            <w:noProof/>
+            <w:webHidden/>
+          </w:rPr>
+          <w:tab/>
+        </w:r>
+        <w:r>
+          <w:rPr>
+            <w:noProof/>
+            <w:webHidden/>
+          </w:rPr>
+          <w:fldChar w:fldCharType="begin"/>
+        </w:r>
+        <w:r>
+          <w:rPr>
+            <w:noProof/>
+            <w:webHidden/>
+          </w:rPr>
+          <w:instrText xml:space="preserve"> PAGEREF _Toc228775519 \h </w:instrText>
+        </w:r>
+        <w:r>
+          <w:rPr>
+            <w:noProof/>
+            <w:webHidden/>
+          </w:rPr>
+        </w:r>
+        <w:r>
+          <w:rPr>
+            <w:noProof/>
+            <w:webHidden/>
+          </w:rPr>
+          <w:fldChar w:fldCharType="separate"/>
+        </w:r>
+        <w:r>
+          <w:rPr>
+            <w:noProof/>
+            <w:webHidden/>
+          </w:rPr>
+          <w:t>14</w:t>
+        </w:r>
+        <w:r>
+          <w:rPr>
+            <w:noProof/>
+            <w:webHidden/>
+          </w:rPr>
+          <w:fldChar w:fldCharType="end"/>
+        </w:r>
+      </w:hyperlink>
+    </w:p>
+    <w:p>
       <w:r>
         <w:fldChar w:fldCharType="end"/>
       </w:r>
@@ -1130,9 +5135,13 @@
       <w:pPr>
         <w:pStyle w:val="Heading2"/>
       </w:pPr>
+      <w:bookmarkStart w:id="16" w:name="_Toc228775465"/>
+      <w:bookmarkStart w:id="17" w:name="_Toc228775500"/>
       <w:r>
         <w:t>1. Purpose</w:t>
       </w:r>
+      <w:bookmarkEnd w:id="16"/>
+      <w:bookmarkEnd w:id="17"/>
     </w:p>
     <w:p/>
     <w:p>
@@ -1169,7 +5178,6 @@
     </w:p>
     <w:p/>
     <w:p>
-      <w:pPr/>
       <w:r>
         <w:rPr>
           <w:b/>
@@ -1203,7 +5211,6 @@
       </w:r>
     </w:p>
     <w:p>
-      <w:pPr/>
       <w:r>
         <w:rPr>
           <w:b/>
@@ -1245,7 +5252,7 @@
         <w:rPr>
           <w:b/>
         </w:rPr>
-        <w:t>notebooks, scripts, and internal tooling</w:t>
+        <w:t>scripts and internal tooling</w:t>
       </w:r>
       <w:r>
         <w:t xml:space="preserve"> that need a minimal dependency surface (requests + pandas + pytz) without pulling in the full official ThreatConnect SDK.</w:t>
@@ -1262,14 +5269,27 @@
       <w:pPr>
         <w:pStyle w:val="Heading2"/>
       </w:pPr>
+      <w:bookmarkStart w:id="18" w:name="_Toc228775466"/>
+      <w:bookmarkStart w:id="19" w:name="_Toc228775501"/>
       <w:r>
         <w:t>2. Scope</w:t>
       </w:r>
+      <w:bookmarkEnd w:id="18"/>
+      <w:bookmarkEnd w:id="19"/>
     </w:p>
     <w:p/>
     <w:p>
       <w:r>
-        <w:t xml:space="preserve">This procedure applies to developers and analysts who install, configure, upgrade, or troubleshoot the package from the repository at </w:t>
+        <w:t xml:space="preserve">This procedure applies to developers and analysts who install, configure, upgrade, or troubleshoot the package from the </w:t>
+      </w:r>
+      <w:r>
+        <w:rPr>
+          <w:b/>
+        </w:rPr>
+        <w:t>Location</w:t>
+      </w:r>
+      <w:r>
+        <w:t xml:space="preserve"> link in the header table, or who consume it from a distributed wheel on the </w:t>
       </w:r>
       <w:r>
         <w:rPr>
@@ -1279,19 +5299,6 @@
           <w:sz w:val="18"/>
           <w:u w:val="single"/>
         </w:rPr>
-        <w:t>notebooks/HTOCThreatConnect/</w:t>
-      </w:r>
-      <w:r>
-        <w:t xml:space="preserve">, or who consume it from a distributed wheel on the </w:t>
-      </w:r>
-      <w:r>
-        <w:rPr>
-          <w:rFonts w:ascii="Consolas" w:hAnsi="Consolas"/>
-          <w:b/>
-          <w:color w:val="003366"/>
-          <w:sz w:val="18"/>
-          <w:u w:val="single"/>
-        </w:rPr>
         <w:t>Z:\</w:t>
       </w:r>
       <w:r>
@@ -1309,9 +5316,14 @@
       <w:pPr>
         <w:pStyle w:val="Heading2"/>
       </w:pPr>
-      <w:r>
+      <w:bookmarkStart w:id="20" w:name="_Toc228775467"/>
+      <w:bookmarkStart w:id="21" w:name="_Toc228775502"/>
+      <w:r>
+        <w:lastRenderedPageBreak/>
         <w:t>3. Repository Layout</w:t>
       </w:r>
+      <w:bookmarkEnd w:id="20"/>
+      <w:bookmarkEnd w:id="21"/>
     </w:p>
     <w:p>
       <w:pPr>
@@ -1321,12 +5333,12 @@
     <w:tbl>
       <w:tblPr>
         <w:tblStyle w:val="TableGrid"/>
-        <w:tblW w:type="auto" w:w="0"/>
-        <w:tblLook w:firstColumn="1" w:firstRow="1" w:lastColumn="0" w:lastRow="0" w:noHBand="0" w:noVBand="1" w:val="04A0"/>
+        <w:tblW w:w="0" w:type="auto"/>
+        <w:tblLook w:val="04A0" w:firstRow="1" w:lastRow="0" w:firstColumn="1" w:lastColumn="0" w:noHBand="0" w:noVBand="1"/>
       </w:tblPr>
       <w:tblGrid>
         <w:gridCol w:w="4680"/>
-        <w:gridCol w:w="4680"/>
+        <w:gridCol w:w="4670"/>
       </w:tblGrid>
       <w:tr>
         <w:trPr>
@@ -1335,7 +5347,7 @@
         </w:trPr>
         <w:tc>
           <w:tcPr>
-            <w:tcW w:type="dxa" w:w="4680"/>
+            <w:tcW w:w="4680" w:type="dxa"/>
           </w:tcPr>
           <w:p>
             <w:r>
@@ -1345,7 +5357,7 @@
         </w:tc>
         <w:tc>
           <w:tcPr>
-            <w:tcW w:type="dxa" w:w="4680"/>
+            <w:tcW w:w="4680" w:type="dxa"/>
           </w:tcPr>
           <w:p>
             <w:r>
@@ -1360,7 +5372,7 @@
         </w:trPr>
         <w:tc>
           <w:tcPr>
-            <w:tcW w:type="dxa" w:w="4680"/>
+            <w:tcW w:w="4680" w:type="dxa"/>
           </w:tcPr>
           <w:p>
             <w:r>
@@ -1370,7 +5382,7 @@
         </w:tc>
         <w:tc>
           <w:tcPr>
-            <w:tcW w:type="dxa" w:w="4680"/>
+            <w:tcW w:w="4680" w:type="dxa"/>
           </w:tcPr>
           <w:p>
             <w:r>
@@ -1385,7 +5397,7 @@
         </w:trPr>
         <w:tc>
           <w:tcPr>
-            <w:tcW w:type="dxa" w:w="4680"/>
+            <w:tcW w:w="4680" w:type="dxa"/>
           </w:tcPr>
           <w:p>
             <w:r>
@@ -1395,7 +5407,7 @@
         </w:tc>
         <w:tc>
           <w:tcPr>
-            <w:tcW w:type="dxa" w:w="4680"/>
+            <w:tcW w:w="4680" w:type="dxa"/>
           </w:tcPr>
           <w:p>
             <w:r>
@@ -1410,7 +5422,7 @@
         </w:trPr>
         <w:tc>
           <w:tcPr>
-            <w:tcW w:type="dxa" w:w="4680"/>
+            <w:tcW w:w="4680" w:type="dxa"/>
           </w:tcPr>
           <w:p>
             <w:r>
@@ -1420,7 +5432,7 @@
         </w:tc>
         <w:tc>
           <w:tcPr>
-            <w:tcW w:type="dxa" w:w="4680"/>
+            <w:tcW w:w="4680" w:type="dxa"/>
           </w:tcPr>
           <w:p>
             <w:r>
@@ -1435,7 +5447,7 @@
         </w:trPr>
         <w:tc>
           <w:tcPr>
-            <w:tcW w:type="dxa" w:w="4680"/>
+            <w:tcW w:w="4680" w:type="dxa"/>
           </w:tcPr>
           <w:p>
             <w:r>
@@ -1445,7 +5457,7 @@
         </w:tc>
         <w:tc>
           <w:tcPr>
-            <w:tcW w:type="dxa" w:w="4680"/>
+            <w:tcW w:w="4680" w:type="dxa"/>
           </w:tcPr>
           <w:p>
             <w:r>
@@ -1460,21 +5472,21 @@
         </w:trPr>
         <w:tc>
           <w:tcPr>
-            <w:tcW w:type="dxa" w:w="4680"/>
+            <w:tcW w:w="4680" w:type="dxa"/>
           </w:tcPr>
           <w:p>
             <w:r>
-              <w:t>`test.ipynb`</w:t>
+              <w:t>`pyproject.toml`</w:t>
             </w:r>
           </w:p>
         </w:tc>
         <w:tc>
           <w:tcPr>
-            <w:tcW w:type="dxa" w:w="4680"/>
+            <w:tcW w:w="4680" w:type="dxa"/>
           </w:tcPr>
           <w:p>
             <w:r>
-              <w:t>Smoke-test notebook importing `get_v3_threatconnect_data`</w:t>
+              <w:t>Build metadata, version, dependencies</w:t>
             </w:r>
           </w:p>
         </w:tc>
@@ -1485,21 +5497,21 @@
         </w:trPr>
         <w:tc>
           <w:tcPr>
-            <w:tcW w:type="dxa" w:w="4680"/>
+            <w:tcW w:w="4680" w:type="dxa"/>
           </w:tcPr>
           <w:p>
             <w:r>
-              <w:t>`pyproject.toml`</w:t>
+              <w:t>`requirements.txt`</w:t>
             </w:r>
           </w:p>
         </w:tc>
         <w:tc>
           <w:tcPr>
-            <w:tcW w:type="dxa" w:w="4680"/>
+            <w:tcW w:w="4680" w:type="dxa"/>
           </w:tcPr>
           <w:p>
             <w:r>
-              <w:t>Build metadata, version, dependencies</w:t>
+              <w:t>Minimal `requests` pin (full deps declared in `pyproject.toml`)</w:t>
             </w:r>
           </w:p>
         </w:tc>
@@ -1510,21 +5522,82 @@
         </w:trPr>
         <w:tc>
           <w:tcPr>
-            <w:tcW w:type="dxa" w:w="4680"/>
+            <w:tcW w:w="4680" w:type="dxa"/>
           </w:tcPr>
           <w:p>
             <w:r>
-              <w:t>`requirements.txt`</w:t>
+              <w:t>`build/`</w:t>
             </w:r>
           </w:p>
         </w:tc>
         <w:tc>
           <w:tcPr>
-            <w:tcW w:type="dxa" w:w="4680"/>
+            <w:tcW w:w="4680" w:type="dxa"/>
           </w:tcPr>
           <w:p>
             <w:r>
-              <w:t>Minimal `requests` pin (full deps declared in `pyproject.toml`)</w:t>
+              <w:t>Generated by `pip install` / build — safe to delete and regenerate</w:t>
+            </w:r>
+          </w:p>
+        </w:tc>
+      </w:tr>
+    </w:tbl>
+    <w:p/>
+    <w:p>
+      <w:r>
+        <w:t>-</w:t>
+      </w:r>
+    </w:p>
+    <w:p/>
+    <w:p>
+      <w:pPr>
+        <w:pStyle w:val="Heading2"/>
+      </w:pPr>
+      <w:bookmarkStart w:id="22" w:name="_Toc228775468"/>
+      <w:bookmarkStart w:id="23" w:name="_Toc228775503"/>
+      <w:r>
+        <w:t>4. Prerequisites</w:t>
+      </w:r>
+      <w:bookmarkEnd w:id="22"/>
+      <w:bookmarkEnd w:id="23"/>
+    </w:p>
+    <w:p>
+      <w:pPr>
+        <w:keepNext/>
+      </w:pPr>
+    </w:p>
+    <w:tbl>
+      <w:tblPr>
+        <w:tblStyle w:val="TableGrid"/>
+        <w:tblW w:w="0" w:type="auto"/>
+        <w:tblLook w:val="04A0" w:firstRow="1" w:lastRow="0" w:firstColumn="1" w:lastColumn="0" w:noHBand="0" w:noVBand="1"/>
+      </w:tblPr>
+      <w:tblGrid>
+        <w:gridCol w:w="4675"/>
+        <w:gridCol w:w="4675"/>
+      </w:tblGrid>
+      <w:tr>
+        <w:trPr>
+          <w:cantSplit/>
+          <w:tblHeader/>
+        </w:trPr>
+        <w:tc>
+          <w:tcPr>
+            <w:tcW w:w="4680" w:type="dxa"/>
+          </w:tcPr>
+          <w:p>
+            <w:r>
+              <w:t>Requirement</w:t>
+            </w:r>
+          </w:p>
+        </w:tc>
+        <w:tc>
+          <w:tcPr>
+            <w:tcW w:w="4680" w:type="dxa"/>
+          </w:tcPr>
+          <w:p>
+            <w:r>
+              <w:t>Notes</w:t>
             </w:r>
           </w:p>
         </w:tc>
@@ -1535,78 +5608,24 @@
         </w:trPr>
         <w:tc>
           <w:tcPr>
-            <w:tcW w:type="dxa" w:w="4680"/>
+            <w:tcW w:w="4680" w:type="dxa"/>
           </w:tcPr>
           <w:p>
             <w:r>
-              <w:t>`build/`</w:t>
+              <w:t>Python</w:t>
             </w:r>
           </w:p>
         </w:tc>
         <w:tc>
           <w:tcPr>
-            <w:tcW w:type="dxa" w:w="4680"/>
+            <w:tcW w:w="4680" w:type="dxa"/>
           </w:tcPr>
           <w:p>
             <w:r>
-              <w:t>Generated by `pip install` / build — safe to delete and regenerate</w:t>
-            </w:r>
-          </w:p>
-        </w:tc>
-      </w:tr>
-    </w:tbl>
-    <w:p/>
-    <w:p>
-      <w:r>
-        <w:t>-</w:t>
-      </w:r>
-    </w:p>
-    <w:p/>
-    <w:p>
-      <w:pPr>
-        <w:pStyle w:val="Heading2"/>
-      </w:pPr>
-      <w:r>
-        <w:t>4. Prerequisites</w:t>
-      </w:r>
-    </w:p>
-    <w:p>
-      <w:pPr>
-        <w:keepNext/>
-      </w:pPr>
-    </w:p>
-    <w:tbl>
-      <w:tblPr>
-        <w:tblStyle w:val="TableGrid"/>
-        <w:tblW w:type="auto" w:w="0"/>
-        <w:tblLook w:firstColumn="1" w:firstRow="1" w:lastColumn="0" w:lastRow="0" w:noHBand="0" w:noVBand="1" w:val="04A0"/>
-      </w:tblPr>
-      <w:tblGrid>
-        <w:gridCol w:w="4680"/>
-        <w:gridCol w:w="4680"/>
-      </w:tblGrid>
-      <w:tr>
-        <w:trPr>
-          <w:cantSplit/>
-          <w:tblHeader/>
-        </w:trPr>
-        <w:tc>
-          <w:tcPr>
-            <w:tcW w:type="dxa" w:w="4680"/>
-          </w:tcPr>
-          <w:p>
-            <w:r>
-              <w:t>Requirement</w:t>
-            </w:r>
-          </w:p>
-        </w:tc>
-        <w:tc>
-          <w:tcPr>
-            <w:tcW w:type="dxa" w:w="4680"/>
-          </w:tcPr>
-          <w:p>
-            <w:r>
-              <w:t>Notes</w:t>
+              <w:t xml:space="preserve">3.9 or newer </w:t>
+            </w:r>
+            <w:r>
+              <w:t>(`requires-python` in `pyproject.toml`)</w:t>
             </w:r>
           </w:p>
         </w:tc>
@@ -1617,21 +5636,21 @@
         </w:trPr>
         <w:tc>
           <w:tcPr>
-            <w:tcW w:type="dxa" w:w="4680"/>
+            <w:tcW w:w="4680" w:type="dxa"/>
           </w:tcPr>
           <w:p>
             <w:r>
-              <w:t>Python</w:t>
+              <w:t>Network</w:t>
             </w:r>
           </w:p>
         </w:tc>
         <w:tc>
           <w:tcPr>
-            <w:tcW w:type="dxa" w:w="4680"/>
+            <w:tcW w:w="4680" w:type="dxa"/>
           </w:tcPr>
           <w:p>
             <w:r>
-              <w:t>3.9 or newer (`requires-python` in `pyproject.toml`)</w:t>
+              <w:t>Reachability to the ThreatConnect API host defined in `api_base_url`</w:t>
             </w:r>
           </w:p>
         </w:tc>
@@ -1642,21 +5661,21 @@
         </w:trPr>
         <w:tc>
           <w:tcPr>
-            <w:tcW w:type="dxa" w:w="4680"/>
+            <w:tcW w:w="4680" w:type="dxa"/>
           </w:tcPr>
           <w:p>
             <w:r>
-              <w:t>Network</w:t>
+              <w:t>Credentials</w:t>
             </w:r>
           </w:p>
         </w:tc>
         <w:tc>
           <w:tcPr>
-            <w:tcW w:type="dxa" w:w="4680"/>
+            <w:tcW w:w="4680" w:type="dxa"/>
           </w:tcPr>
           <w:p>
             <w:r>
-              <w:t>Reachability to the ThreatConnect API host defined in `api_base_url`</w:t>
+              <w:t>Valid `api_access_id` and `api_secret_key` in `config.json`</w:t>
             </w:r>
           </w:p>
         </w:tc>
@@ -1667,21 +5686,190 @@
         </w:trPr>
         <w:tc>
           <w:tcPr>
-            <w:tcW w:type="dxa" w:w="4680"/>
+            <w:tcW w:w="4680" w:type="dxa"/>
           </w:tcPr>
           <w:p>
             <w:r>
-              <w:t>Credentials</w:t>
+              <w:lastRenderedPageBreak/>
+              <w:t>Optional</w:t>
             </w:r>
           </w:p>
         </w:tc>
         <w:tc>
           <w:tcPr>
-            <w:tcW w:type="dxa" w:w="4680"/>
+            <w:tcW w:w="4680" w:type="dxa"/>
           </w:tcPr>
           <w:p>
             <w:r>
-              <w:t>Valid `api_access_id` and `api_secret_key` in `config.json`</w:t>
+              <w:t>`Z:\` access if installing from a pre-built wheel under `Z:\wheels\`</w:t>
+            </w:r>
+          </w:p>
+        </w:tc>
+      </w:tr>
+    </w:tbl>
+    <w:p/>
+    <w:p>
+      <w:r>
+        <w:t>Example dependency install command:</w:t>
+      </w:r>
+    </w:p>
+    <w:p>
+      <w:pPr>
+        <w:pStyle w:val="NoSpacing"/>
+      </w:pPr>
+      <w:r>
+        <w:rPr>
+          <w:rFonts w:ascii="Consolas" w:hAnsi="Consolas"/>
+          <w:sz w:val="18"/>
+        </w:rPr>
+        <w:t>pip install requests</w:t>
+      </w:r>
+    </w:p>
+    <w:p/>
+    <w:p>
+      <w:r>
+        <w:t>-</w:t>
+      </w:r>
+    </w:p>
+    <w:p/>
+    <w:p>
+      <w:pPr>
+        <w:pStyle w:val="Heading2"/>
+      </w:pPr>
+      <w:bookmarkStart w:id="24" w:name="_Toc228775469"/>
+      <w:bookmarkStart w:id="25" w:name="_Toc228775504"/>
+      <w:r>
+        <w:t>5. Configuration</w:t>
+      </w:r>
+      <w:bookmarkEnd w:id="24"/>
+      <w:bookmarkEnd w:id="25"/>
+    </w:p>
+    <w:p/>
+    <w:p>
+      <w:pPr>
+        <w:pStyle w:val="Heading3"/>
+      </w:pPr>
+      <w:bookmarkStart w:id="26" w:name="_Toc228775470"/>
+      <w:bookmarkStart w:id="27" w:name="_Toc228775505"/>
+      <w:r>
+        <w:t xml:space="preserve">5.1 </w:t>
+      </w:r>
+      <w:r>
+        <w:rPr>
+          <w:rFonts w:ascii="Consolas" w:hAnsi="Consolas"/>
+          <w:sz w:val="18"/>
+        </w:rPr>
+        <w:t>config.json</w:t>
+      </w:r>
+      <w:bookmarkEnd w:id="26"/>
+      <w:bookmarkEnd w:id="27"/>
+    </w:p>
+    <w:p/>
+    <w:p>
+      <w:r>
+        <w:t>The helpers load credentials from:</w:t>
+      </w:r>
+    </w:p>
+    <w:p/>
+    <w:p>
+      <w:pPr>
+        <w:pStyle w:val="NoSpacing"/>
+      </w:pPr>
+      <w:r>
+        <w:rPr>
+          <w:rFonts w:ascii="Consolas" w:hAnsi="Consolas"/>
+          <w:sz w:val="18"/>
+        </w:rPr>
+        <w:t>HTOCThreatConnect/HTOCThreatConnect/utils/config.json</w:t>
+      </w:r>
+    </w:p>
+    <w:p/>
+    <w:p>
+      <w:r>
+        <w:t xml:space="preserve">(path under the GitHub source tree linked in the </w:t>
+      </w:r>
+      <w:r>
+        <w:t>header table)</w:t>
+      </w:r>
+    </w:p>
+    <w:p/>
+    <w:p>
+      <w:r>
+        <w:t>When the package is installed, the same path is resolved relative to the installed package directory (</w:t>
+      </w:r>
+      <w:r>
+        <w:rPr>
+          <w:rFonts w:ascii="Consolas" w:hAnsi="Consolas"/>
+          <w:b/>
+          <w:color w:val="003366"/>
+          <w:sz w:val="18"/>
+          <w:u w:val="single"/>
+        </w:rPr>
+        <w:t>Path(__file__).parent / "utils" / "config.json"</w:t>
+      </w:r>
+      <w:r>
+        <w:t>).</w:t>
+      </w:r>
+    </w:p>
+    <w:p/>
+    <w:p>
+      <w:r>
+        <w:rPr>
+          <w:b/>
+        </w:rPr>
+        <w:t>Required keys</w:t>
+      </w:r>
+      <w:r>
+        <w:t xml:space="preserve"> (validated by </w:t>
+      </w:r>
+      <w:r>
+        <w:rPr>
+          <w:rFonts w:ascii="Consolas" w:hAnsi="Consolas"/>
+          <w:sz w:val="18"/>
+        </w:rPr>
+        <w:t>load_config</w:t>
+      </w:r>
+      <w:r>
+        <w:t>):</w:t>
+      </w:r>
+    </w:p>
+    <w:p>
+      <w:pPr>
+        <w:keepNext/>
+      </w:pPr>
+    </w:p>
+    <w:tbl>
+      <w:tblPr>
+        <w:tblStyle w:val="TableGrid"/>
+        <w:tblW w:w="0" w:type="auto"/>
+        <w:tblLook w:val="04A0" w:firstRow="1" w:lastRow="0" w:firstColumn="1" w:lastColumn="0" w:noHBand="0" w:noVBand="1"/>
+      </w:tblPr>
+      <w:tblGrid>
+        <w:gridCol w:w="4675"/>
+        <w:gridCol w:w="4675"/>
+      </w:tblGrid>
+      <w:tr>
+        <w:trPr>
+          <w:cantSplit/>
+          <w:tblHeader/>
+        </w:trPr>
+        <w:tc>
+          <w:tcPr>
+            <w:tcW w:w="4680" w:type="dxa"/>
+          </w:tcPr>
+          <w:p>
+            <w:r>
+              <w:t>Key</w:t>
+            </w:r>
+          </w:p>
+        </w:tc>
+        <w:tc>
+          <w:tcPr>
+            <w:tcW w:w="4680" w:type="dxa"/>
+          </w:tcPr>
+          <w:p>
+            <w:r>
+              <w:t>Description</w:t>
             </w:r>
           </w:p>
         </w:tc>
@@ -1692,172 +5880,21 @@
         </w:trPr>
         <w:tc>
           <w:tcPr>
-            <w:tcW w:type="dxa" w:w="4680"/>
+            <w:tcW w:w="4680" w:type="dxa"/>
           </w:tcPr>
           <w:p>
             <w:r>
-              <w:t>Optional</w:t>
+              <w:t>`api_secret_key`</w:t>
             </w:r>
           </w:p>
         </w:tc>
         <w:tc>
           <w:tcPr>
-            <w:tcW w:type="dxa" w:w="4680"/>
+            <w:tcW w:w="4680" w:type="dxa"/>
           </w:tcPr>
           <w:p>
             <w:r>
-              <w:t>`Z:\` access if installing from a pre-built wheel under `Z:\wheels\`</w:t>
-            </w:r>
-          </w:p>
-        </w:tc>
-      </w:tr>
-    </w:tbl>
-    <w:p/>
-    <w:p>
-      <w:r>
-        <w:t>Example dependency install command:</w:t>
-      </w:r>
-    </w:p>
-    <w:p>
-      <w:pPr>
-        <w:pStyle w:val="NoSpacing"/>
-      </w:pPr>
-      <w:r>
-        <w:rPr>
-          <w:rFonts w:ascii="Consolas" w:hAnsi="Consolas"/>
-          <w:sz w:val="18"/>
-        </w:rPr>
-        <w:t>pip install requests</w:t>
-      </w:r>
-    </w:p>
-    <w:p/>
-    <w:p>
-      <w:r>
-        <w:t>-</w:t>
-      </w:r>
-    </w:p>
-    <w:p/>
-    <w:p>
-      <w:pPr>
-        <w:pStyle w:val="Heading2"/>
-      </w:pPr>
-      <w:r>
-        <w:t>5. Configuration</w:t>
-      </w:r>
-    </w:p>
-    <w:p/>
-    <w:p>
-      <w:pPr>
-        <w:pStyle w:val="Heading3"/>
-      </w:pPr>
-      <w:r>
-        <w:t xml:space="preserve">5.1 </w:t>
-      </w:r>
-      <w:r>
-        <w:rPr>
-          <w:rFonts w:ascii="Consolas" w:hAnsi="Consolas"/>
-          <w:sz w:val="18"/>
-        </w:rPr>
-        <w:t>config.json</w:t>
-      </w:r>
-    </w:p>
-    <w:p/>
-    <w:p>
-      <w:r>
-        <w:t>The helpers load credentials from:</w:t>
-      </w:r>
-    </w:p>
-    <w:p/>
-    <w:p>
-      <w:pPr>
-        <w:pStyle w:val="NoSpacing"/>
-      </w:pPr>
-      <w:r>
-        <w:rPr>
-          <w:rFonts w:ascii="Consolas" w:hAnsi="Consolas"/>
-          <w:sz w:val="18"/>
-        </w:rPr>
-        <w:t>notebooks/HTOCThreatConnect/HTOCThreatConnect/utils/config.json</w:t>
-      </w:r>
-    </w:p>
-    <w:p/>
-    <w:p>
-      <w:r>
-        <w:t>When the package is installed, the same path is resolved relative to the installed package directory (</w:t>
-      </w:r>
-      <w:r>
-        <w:rPr>
-          <w:rFonts w:ascii="Consolas" w:hAnsi="Consolas"/>
-          <w:b/>
-          <w:color w:val="003366"/>
-          <w:sz w:val="18"/>
-          <w:u w:val="single"/>
-        </w:rPr>
-        <w:t>Path(__file__).parent / "utils" / "config.json"</w:t>
-      </w:r>
-      <w:r>
-        <w:t>).</w:t>
-      </w:r>
-    </w:p>
-    <w:p/>
-    <w:p>
-      <w:r>
-        <w:rPr>
-          <w:b/>
-        </w:rPr>
-        <w:t>Required keys</w:t>
-      </w:r>
-      <w:r>
-        <w:t xml:space="preserve"> (validated by </w:t>
-      </w:r>
-      <w:r>
-        <w:rPr>
-          <w:rFonts w:ascii="Consolas" w:hAnsi="Consolas"/>
-          <w:sz w:val="18"/>
-        </w:rPr>
-        <w:t>load_config</w:t>
-      </w:r>
-      <w:r>
-        <w:t>):</w:t>
-      </w:r>
-    </w:p>
-    <w:p>
-      <w:pPr>
-        <w:keepNext/>
-      </w:pPr>
-    </w:p>
-    <w:tbl>
-      <w:tblPr>
-        <w:tblStyle w:val="TableGrid"/>
-        <w:tblW w:type="auto" w:w="0"/>
-        <w:tblLook w:firstColumn="1" w:firstRow="1" w:lastColumn="0" w:lastRow="0" w:noHBand="0" w:noVBand="1" w:val="04A0"/>
-      </w:tblPr>
-      <w:tblGrid>
-        <w:gridCol w:w="4680"/>
-        <w:gridCol w:w="4680"/>
-      </w:tblGrid>
-      <w:tr>
-        <w:trPr>
-          <w:cantSplit/>
-          <w:tblHeader/>
-        </w:trPr>
-        <w:tc>
-          <w:tcPr>
-            <w:tcW w:type="dxa" w:w="4680"/>
-          </w:tcPr>
-          <w:p>
-            <w:r>
-              <w:t>Key</w:t>
-            </w:r>
-          </w:p>
-        </w:tc>
-        <w:tc>
-          <w:tcPr>
-            <w:tcW w:type="dxa" w:w="4680"/>
-          </w:tcPr>
-          <w:p>
-            <w:r>
-              <w:t>Description</w:t>
+              <w:t>ThreatConnect API secret key</w:t>
             </w:r>
           </w:p>
         </w:tc>
@@ -1868,21 +5905,21 @@
         </w:trPr>
         <w:tc>
           <w:tcPr>
-            <w:tcW w:type="dxa" w:w="4680"/>
+            <w:tcW w:w="4680" w:type="dxa"/>
           </w:tcPr>
           <w:p>
             <w:r>
-              <w:t>`api_secret_key`</w:t>
+              <w:t>`api_access_id`</w:t>
             </w:r>
           </w:p>
         </w:tc>
         <w:tc>
           <w:tcPr>
-            <w:tcW w:type="dxa" w:w="4680"/>
+            <w:tcW w:w="4680" w:type="dxa"/>
           </w:tcPr>
           <w:p>
             <w:r>
-              <w:t>ThreatConnect API secret key</w:t>
+              <w:t>ThreatConnect API access ID</w:t>
             </w:r>
           </w:p>
         </w:tc>
@@ -1893,21 +5930,22 @@
         </w:trPr>
         <w:tc>
           <w:tcPr>
-            <w:tcW w:type="dxa" w:w="4680"/>
+            <w:tcW w:w="4680" w:type="dxa"/>
           </w:tcPr>
           <w:p>
             <w:r>
-              <w:t>`api_access_id`</w:t>
+              <w:lastRenderedPageBreak/>
+              <w:t>`api_base_url`</w:t>
             </w:r>
           </w:p>
         </w:tc>
         <w:tc>
           <w:tcPr>
-            <w:tcW w:type="dxa" w:w="4680"/>
+            <w:tcW w:w="4680" w:type="dxa"/>
           </w:tcPr>
           <w:p>
             <w:r>
-              <w:t>ThreatConnect API access ID</w:t>
+              <w:t>API root URL (e.g. `https://&lt;host&gt;/api`)</w:t>
             </w:r>
           </w:p>
         </w:tc>
@@ -1918,21 +5956,513 @@
         </w:trPr>
         <w:tc>
           <w:tcPr>
-            <w:tcW w:type="dxa" w:w="4680"/>
+            <w:tcW w:w="4680" w:type="dxa"/>
           </w:tcPr>
           <w:p>
             <w:r>
-              <w:t>`api_base_url`</w:t>
+              <w:t>`api_default_org`</w:t>
             </w:r>
           </w:p>
         </w:tc>
         <w:tc>
           <w:tcPr>
-            <w:tcW w:type="dxa" w:w="4680"/>
+            <w:tcW w:w="4680" w:type="dxa"/>
           </w:tcPr>
           <w:p>
             <w:r>
-              <w:t>API root URL (e.g. `https://&lt;host&gt;/api`)</w:t>
+              <w:t>Default organization name (must match playbook/query expectations; code uses `HTOC Org` in TQL)</w:t>
+            </w:r>
+          </w:p>
+        </w:tc>
+      </w:tr>
+    </w:tbl>
+    <w:p/>
+    <w:p>
+      <w:r>
+        <w:t xml:space="preserve">If any key is missing or empty, </w:t>
+      </w:r>
+      <w:r>
+        <w:rPr>
+          <w:rFonts w:ascii="Consolas" w:hAnsi="Consolas"/>
+          <w:sz w:val="18"/>
+        </w:rPr>
+        <w:t>load_config</w:t>
+      </w:r>
+      <w:r>
+        <w:t xml:space="preserve"> raises a </w:t>
+      </w:r>
+      <w:r>
+        <w:rPr>
+          <w:rFonts w:ascii="Consolas" w:hAnsi="Consolas"/>
+          <w:sz w:val="18"/>
+        </w:rPr>
+        <w:t>KeyError</w:t>
+      </w:r>
+      <w:r>
+        <w:t>.</w:t>
+      </w:r>
+    </w:p>
+    <w:p/>
+    <w:p>
+      <w:pPr>
+        <w:pStyle w:val="Heading3"/>
+      </w:pPr>
+      <w:bookmarkStart w:id="28" w:name="_Toc228775471"/>
+      <w:bookmarkStart w:id="29" w:name="_Toc228775506"/>
+      <w:r>
+        <w:t>5.2 Secrets handling</w:t>
+      </w:r>
+      <w:bookmarkEnd w:id="28"/>
+      <w:bookmarkEnd w:id="29"/>
+    </w:p>
+    <w:p/>
+    <w:p>
+      <w:r>
+        <w:rPr>
+          <w:b/>
+        </w:rPr>
+        <w:t>Do not</w:t>
+      </w:r>
+      <w:r>
+        <w:t xml:space="preserve"> commit real credentials to git. Use a local </w:t>
+      </w:r>
+      <w:r>
+        <w:rPr>
+          <w:rFonts w:ascii="Consolas" w:hAnsi="Consolas"/>
+          <w:sz w:val="18"/>
+        </w:rPr>
+        <w:t>config.json</w:t>
+      </w:r>
+      <w:r>
+        <w:t xml:space="preserve"> that is excluded from version control, or inject credentials via your deployment pattern.</w:t>
+      </w:r>
+    </w:p>
+    <w:p>
+      <w:r>
+        <w:t>Rotate keys in ThreatConnect if a file is ever exposed.</w:t>
+      </w:r>
+    </w:p>
+    <w:p>
+      <w:r>
+        <w:t xml:space="preserve">Treat </w:t>
+      </w:r>
+      <w:r>
+        <w:rPr>
+          <w:rFonts w:ascii="Consolas" w:hAnsi="Consolas"/>
+          <w:sz w:val="18"/>
+        </w:rPr>
+        <w:t>config.json</w:t>
+      </w:r>
+      <w:r>
+        <w:t xml:space="preserve"> like a password file: least-privilege file permissions on disk.</w:t>
+      </w:r>
+    </w:p>
+    <w:p/>
+    <w:p>
+      <w:r>
+        <w:t>-</w:t>
+      </w:r>
+    </w:p>
+    <w:p/>
+    <w:p>
+      <w:pPr>
+        <w:pStyle w:val="Heading2"/>
+      </w:pPr>
+      <w:bookmarkStart w:id="30" w:name="_Toc228775472"/>
+      <w:bookmarkStart w:id="31" w:name="_Toc228775507"/>
+      <w:r>
+        <w:t>6. Installation</w:t>
+      </w:r>
+      <w:bookmarkEnd w:id="30"/>
+      <w:bookmarkEnd w:id="31"/>
+    </w:p>
+    <w:p/>
+    <w:p>
+      <w:pPr>
+        <w:pStyle w:val="Heading3"/>
+      </w:pPr>
+      <w:bookmarkStart w:id="32" w:name="_Toc228775473"/>
+      <w:bookmarkStart w:id="33" w:name="_Toc228775508"/>
+      <w:r>
+        <w:t>6.1 Editable install from the repository (development)</w:t>
+      </w:r>
+      <w:bookmarkEnd w:id="32"/>
+      <w:bookmarkEnd w:id="33"/>
+    </w:p>
+    <w:p/>
+    <w:p>
+      <w:r>
+        <w:t xml:space="preserve">From your local checkout, </w:t>
+      </w:r>
+      <w:r>
+        <w:rPr>
+          <w:rFonts w:ascii="Consolas" w:hAnsi="Consolas"/>
+          <w:sz w:val="18"/>
+        </w:rPr>
+        <w:t>cd</w:t>
+      </w:r>
+      <w:r>
+        <w:t xml:space="preserve"> to the folder that contains this package’s </w:t>
+      </w:r>
+      <w:r>
+        <w:rPr>
+          <w:b/>
+        </w:rPr>
+        <w:t>`pyproject.toml`</w:t>
+      </w:r>
+      <w:r>
+        <w:t xml:space="preserve"> (same layout as the header </w:t>
+      </w:r>
+      <w:r>
+        <w:rPr>
+          <w:b/>
+        </w:rPr>
+        <w:t>Location</w:t>
+      </w:r>
+      <w:r>
+        <w:t xml:space="preserve"> link).</w:t>
+      </w:r>
+    </w:p>
+    <w:p/>
+    <w:p>
+      <w:pPr>
+        <w:pStyle w:val="NoSpacing"/>
+      </w:pPr>
+      <w:r>
+        <w:rPr>
+          <w:rFonts w:ascii="Consolas" w:hAnsi="Consolas"/>
+          <w:sz w:val="18"/>
+        </w:rPr>
+        <w:t>py -m pip install -e .</w:t>
+      </w:r>
+    </w:p>
+    <w:p/>
+    <w:p>
+      <w:r>
+        <w:t>This allows editing source files and immediately using the updated package in Python.</w:t>
+      </w:r>
+    </w:p>
+    <w:p/>
+    <w:p>
+      <w:pPr>
+        <w:pStyle w:val="Heading3"/>
+      </w:pPr>
+      <w:bookmarkStart w:id="34" w:name="_Toc228775474"/>
+      <w:bookmarkStart w:id="35" w:name="_Toc228775509"/>
+      <w:r>
+        <w:lastRenderedPageBreak/>
+        <w:t>6.2 Install from a wheel (distribution)</w:t>
+      </w:r>
+      <w:bookmarkEnd w:id="34"/>
+      <w:bookmarkEnd w:id="35"/>
+    </w:p>
+    <w:p/>
+    <w:p>
+      <w:r>
+        <w:t xml:space="preserve">Per </w:t>
+      </w:r>
+      <w:r>
+        <w:rPr>
+          <w:rFonts w:ascii="Consolas" w:hAnsi="Consolas"/>
+          <w:sz w:val="18"/>
+        </w:rPr>
+        <w:t>README.md</w:t>
+      </w:r>
+      <w:r>
+        <w:t>, example:</w:t>
+      </w:r>
+    </w:p>
+    <w:p/>
+    <w:p>
+      <w:pPr>
+        <w:pStyle w:val="NoSpacing"/>
+      </w:pPr>
+      <w:r>
+        <w:rPr>
+          <w:rFonts w:ascii="Consolas" w:hAnsi="Consolas"/>
+          <w:sz w:val="18"/>
+        </w:rPr>
+        <w:t>py -m pip install Z:\wheels\HTOC_threatconnect-0.1.10-py3-none-any.whl</w:t>
+      </w:r>
+    </w:p>
+    <w:p/>
+    <w:p>
+      <w:r>
+        <w:t>Upgrade an existing install:</w:t>
+      </w:r>
+    </w:p>
+    <w:p/>
+    <w:p>
+      <w:pPr>
+        <w:pStyle w:val="NoSpacing"/>
+      </w:pPr>
+      <w:r>
+        <w:rPr>
+          <w:rFonts w:ascii="Consolas" w:hAnsi="Consolas"/>
+          <w:sz w:val="18"/>
+        </w:rPr>
+        <w:t>py -m pip install --upgrade Z:\wheels\HTOC_threatconnect-0.1.10-py3-none-any.whl</w:t>
+      </w:r>
+    </w:p>
+    <w:p/>
+    <w:p>
+      <w:r>
+        <w:t xml:space="preserve">Bump the version in </w:t>
+      </w:r>
+      <w:r>
+        <w:rPr>
+          <w:rFonts w:ascii="Consolas" w:hAnsi="Consolas"/>
+          <w:sz w:val="18"/>
+        </w:rPr>
+        <w:t>pyproject.toml</w:t>
+      </w:r>
+      <w:r>
+        <w:t xml:space="preserve"> before building a new wheel so consumers can tell releases apart.</w:t>
+      </w:r>
+    </w:p>
+    <w:p/>
+    <w:p>
+      <w:pPr>
+        <w:pStyle w:val="Heading3"/>
+      </w:pPr>
+      <w:bookmarkStart w:id="36" w:name="_Toc228775475"/>
+      <w:bookmarkStart w:id="37" w:name="_Toc228775510"/>
+      <w:r>
+        <w:t>6.3 Build a wheel (maintainers)</w:t>
+      </w:r>
+      <w:bookmarkEnd w:id="36"/>
+      <w:bookmarkEnd w:id="37"/>
+    </w:p>
+    <w:p/>
+    <w:p>
+      <w:r>
+        <w:t>From the same package root (</w:t>
+      </w:r>
+      <w:r>
+        <w:rPr>
+          <w:rFonts w:ascii="Consolas" w:hAnsi="Consolas"/>
+          <w:sz w:val="18"/>
+        </w:rPr>
+        <w:t>pyproject.toml</w:t>
+      </w:r>
+      <w:r>
+        <w:t xml:space="preserve"> directory):</w:t>
+      </w:r>
+    </w:p>
+    <w:p/>
+    <w:p>
+      <w:pPr>
+        <w:pStyle w:val="NoSpacing"/>
+      </w:pPr>
+      <w:r>
+        <w:rPr>
+          <w:rFonts w:ascii="Consolas" w:hAnsi="Consolas"/>
+          <w:sz w:val="18"/>
+        </w:rPr>
+        <w:t>py -m pip install --upgrade build</w:t>
+      </w:r>
+    </w:p>
+    <w:p>
+      <w:pPr>
+        <w:pStyle w:val="NoSpacing"/>
+      </w:pPr>
+      <w:r>
+        <w:rPr>
+          <w:rFonts w:ascii="Consolas" w:hAnsi="Consolas"/>
+          <w:sz w:val="18"/>
+        </w:rPr>
+        <w:t>py -m build</w:t>
+      </w:r>
+    </w:p>
+    <w:p/>
+    <w:p>
+      <w:r>
+        <w:t xml:space="preserve">Copy the generated </w:t>
+      </w:r>
+      <w:r>
+        <w:rPr>
+          <w:rFonts w:ascii="Consolas" w:hAnsi="Consolas"/>
+          <w:sz w:val="18"/>
+        </w:rPr>
+        <w:t>.whl</w:t>
+      </w:r>
+      <w:r>
+        <w:t xml:space="preserve"> from </w:t>
+      </w:r>
+      <w:r>
+        <w:rPr>
+          <w:rFonts w:ascii="Consolas" w:hAnsi="Consolas"/>
+          <w:b/>
+          <w:color w:val="003366"/>
+          <w:sz w:val="18"/>
+          <w:u w:val="single"/>
+        </w:rPr>
+        <w:t>dist/</w:t>
+      </w:r>
+      <w:r>
+        <w:t xml:space="preserve"> to </w:t>
+      </w:r>
+      <w:r>
+        <w:rPr>
+          <w:rFonts w:ascii="Consolas" w:hAnsi="Consolas"/>
+          <w:b/>
+          <w:color w:val="003366"/>
+          <w:sz w:val="18"/>
+          <w:u w:val="single"/>
+        </w:rPr>
+        <w:t>Z:\wheels\</w:t>
+      </w:r>
+      <w:r>
+        <w:t xml:space="preserve"> (or your internal artifact location) and document the version in release notes.</w:t>
+      </w:r>
+    </w:p>
+    <w:p/>
+    <w:p>
+      <w:r>
+        <w:t>-</w:t>
+      </w:r>
+    </w:p>
+    <w:p/>
+    <w:p>
+      <w:pPr>
+        <w:pStyle w:val="Heading2"/>
+      </w:pPr>
+      <w:bookmarkStart w:id="38" w:name="_Toc228775476"/>
+      <w:bookmarkStart w:id="39" w:name="_Toc228775511"/>
+      <w:r>
+        <w:t>7. API Reference (High-Level)</w:t>
+      </w:r>
+      <w:bookmarkEnd w:id="38"/>
+      <w:bookmarkEnd w:id="39"/>
+    </w:p>
+    <w:p/>
+    <w:p>
+      <w:pPr>
+        <w:pStyle w:val="Heading3"/>
+      </w:pPr>
+      <w:bookmarkStart w:id="40" w:name="_Toc228775477"/>
+      <w:bookmarkStart w:id="41" w:name="_Toc228775512"/>
+      <w:r>
+        <w:t xml:space="preserve">7.1 </w:t>
+      </w:r>
+      <w:r>
+        <w:rPr>
+          <w:rFonts w:ascii="Consolas" w:hAnsi="Consolas"/>
+          <w:sz w:val="18"/>
+        </w:rPr>
+        <w:t>get_v3_threatconnect_data</w:t>
+      </w:r>
+      <w:bookmarkEnd w:id="40"/>
+      <w:bookmarkEnd w:id="41"/>
+    </w:p>
+    <w:p/>
+    <w:p>
+      <w:pPr>
+        <w:pStyle w:val="NoSpacing"/>
+      </w:pPr>
+      <w:r>
+        <w:rPr>
+          <w:rFonts w:ascii="Consolas" w:hAnsi="Consolas"/>
+          <w:sz w:val="18"/>
+        </w:rPr>
+        <w:t>from HTOCThreatConnect import get_v3_threatconnect_data</w:t>
+      </w:r>
+    </w:p>
+    <w:p>
+      <w:pPr>
+        <w:pStyle w:val="NoSpacing"/>
+      </w:pPr>
+    </w:p>
+    <w:p>
+      <w:pPr>
+        <w:pStyle w:val="NoSpacing"/>
+      </w:pPr>
+      <w:r>
+        <w:rPr>
+          <w:rFonts w:ascii="Consolas" w:hAnsi="Consolas"/>
+          <w:sz w:val="18"/>
+        </w:rPr>
+        <w:t xml:space="preserve">df = get_v3_threatconnect_data()                              # </w:t>
+      </w:r>
+      <w:r>
+        <w:rPr>
+          <w:rFonts w:ascii="Consolas" w:hAnsi="Consolas"/>
+          <w:sz w:val="18"/>
+        </w:rPr>
+        <w:t>default lastObserved &gt;= 2023-01-01</w:t>
+      </w:r>
+    </w:p>
+    <w:p>
+      <w:pPr>
+        <w:pStyle w:val="NoSpacing"/>
+      </w:pPr>
+      <w:r>
+        <w:rPr>
+          <w:rFonts w:ascii="Consolas" w:hAnsi="Consolas"/>
+          <w:sz w:val="18"/>
+        </w:rPr>
+        <w:t>df = get_v3_threatconnect_data(lastObserved_date="2025-01-01")</w:t>
+      </w:r>
+    </w:p>
+    <w:p>
+      <w:pPr>
+        <w:keepNext/>
+      </w:pPr>
+    </w:p>
+    <w:tbl>
+      <w:tblPr>
+        <w:tblStyle w:val="TableGrid"/>
+        <w:tblW w:w="0" w:type="auto"/>
+        <w:tblLook w:val="04A0" w:firstRow="1" w:lastRow="0" w:firstColumn="1" w:lastColumn="0" w:noHBand="0" w:noVBand="1"/>
+      </w:tblPr>
+      <w:tblGrid>
+        <w:gridCol w:w="2329"/>
+        <w:gridCol w:w="2325"/>
+        <w:gridCol w:w="2258"/>
+        <w:gridCol w:w="2438"/>
+      </w:tblGrid>
+      <w:tr>
+        <w:trPr>
+          <w:cantSplit/>
+          <w:tblHeader/>
+        </w:trPr>
+        <w:tc>
+          <w:tcPr>
+            <w:tcW w:w="2340" w:type="dxa"/>
+          </w:tcPr>
+          <w:p>
+            <w:r>
+              <w:t>Parameter</w:t>
+            </w:r>
+          </w:p>
+        </w:tc>
+        <w:tc>
+          <w:tcPr>
+            <w:tcW w:w="2340" w:type="dxa"/>
+          </w:tcPr>
+          <w:p>
+            <w:r>
+              <w:t>Type</w:t>
+            </w:r>
+          </w:p>
+        </w:tc>
+        <w:tc>
+          <w:tcPr>
+            <w:tcW w:w="2340" w:type="dxa"/>
+          </w:tcPr>
+          <w:p>
+            <w:r>
+              <w:t>Default</w:t>
+            </w:r>
+          </w:p>
+        </w:tc>
+        <w:tc>
+          <w:tcPr>
+            <w:tcW w:w="2340" w:type="dxa"/>
+          </w:tcPr>
+          <w:p>
+            <w:r>
+              <w:t>Description</w:t>
             </w:r>
           </w:p>
         </w:tc>
@@ -1943,479 +6473,44 @@
         </w:trPr>
         <w:tc>
           <w:tcPr>
-            <w:tcW w:type="dxa" w:w="4680"/>
+            <w:tcW w:w="2340" w:type="dxa"/>
           </w:tcPr>
           <w:p>
             <w:r>
-              <w:t>`api_default_org`</w:t>
+              <w:t>`lastObserved_date`</w:t>
             </w:r>
           </w:p>
         </w:tc>
         <w:tc>
           <w:tcPr>
-            <w:tcW w:type="dxa" w:w="4680"/>
+            <w:tcW w:w="2340" w:type="dxa"/>
           </w:tcPr>
           <w:p>
             <w:r>
-              <w:t>Default organization name (must match playbook/query expectations; code uses `HTOC Org` in TQL)</w:t>
-            </w:r>
-          </w:p>
-        </w:tc>
-      </w:tr>
-    </w:tbl>
-    <w:p/>
-    <w:p>
-      <w:r>
-        <w:t xml:space="preserve">If any key is missing or empty, </w:t>
-      </w:r>
-      <w:r>
-        <w:rPr>
-          <w:rFonts w:ascii="Consolas" w:hAnsi="Consolas"/>
-          <w:sz w:val="18"/>
-        </w:rPr>
-        <w:t>load_config</w:t>
-      </w:r>
-      <w:r>
-        <w:t xml:space="preserve"> raises a </w:t>
-      </w:r>
-      <w:r>
-        <w:rPr>
-          <w:rFonts w:ascii="Consolas" w:hAnsi="Consolas"/>
-          <w:sz w:val="18"/>
-        </w:rPr>
-        <w:t>KeyError</w:t>
-      </w:r>
-      <w:r>
-        <w:t>.</w:t>
-      </w:r>
-    </w:p>
-    <w:p/>
-    <w:p>
-      <w:pPr>
-        <w:pStyle w:val="Heading3"/>
-      </w:pPr>
-      <w:r>
-        <w:t>5.2 Secrets handling</w:t>
-      </w:r>
-    </w:p>
-    <w:p/>
-    <w:p>
-      <w:pPr/>
-      <w:r>
-        <w:rPr>
-          <w:b/>
-        </w:rPr>
-        <w:t>Do not</w:t>
-      </w:r>
-      <w:r>
-        <w:t xml:space="preserve"> commit real credentials to git. Use a local </w:t>
-      </w:r>
-      <w:r>
-        <w:rPr>
-          <w:rFonts w:ascii="Consolas" w:hAnsi="Consolas"/>
-          <w:sz w:val="18"/>
-        </w:rPr>
-        <w:t>config.json</w:t>
-      </w:r>
-      <w:r>
-        <w:t xml:space="preserve"> that is excluded from version control, or inject credentials via your deployment pattern.</w:t>
-      </w:r>
-    </w:p>
-    <w:p>
-      <w:pPr/>
-      <w:r>
-        <w:t>Rotate keys in ThreatConnect if a file is ever exposed.</w:t>
-      </w:r>
-    </w:p>
-    <w:p>
-      <w:pPr/>
-      <w:r>
-        <w:t xml:space="preserve">Treat </w:t>
-      </w:r>
-      <w:r>
-        <w:rPr>
-          <w:rFonts w:ascii="Consolas" w:hAnsi="Consolas"/>
-          <w:sz w:val="18"/>
-        </w:rPr>
-        <w:t>config.json</w:t>
-      </w:r>
-      <w:r>
-        <w:t xml:space="preserve"> like a password file: least-privilege file permissions on disk.</w:t>
-      </w:r>
-    </w:p>
-    <w:p/>
-    <w:p>
-      <w:r>
-        <w:t>-</w:t>
-      </w:r>
-    </w:p>
-    <w:p/>
-    <w:p>
-      <w:pPr>
-        <w:pStyle w:val="Heading2"/>
-      </w:pPr>
-      <w:r>
-        <w:t>6. Installation</w:t>
-      </w:r>
-    </w:p>
-    <w:p/>
-    <w:p>
-      <w:pPr>
-        <w:pStyle w:val="Heading3"/>
-      </w:pPr>
-      <w:r>
-        <w:t>6.1 Editable install from the repository (development)</w:t>
-      </w:r>
-    </w:p>
-    <w:p/>
-    <w:p>
-      <w:r>
-        <w:t>From the package root (</w:t>
-      </w:r>
-      <w:r>
-        <w:rPr>
-          <w:rFonts w:ascii="Consolas" w:hAnsi="Consolas"/>
-          <w:b/>
-          <w:color w:val="003366"/>
-          <w:sz w:val="18"/>
-          <w:u w:val="single"/>
-        </w:rPr>
-        <w:t>notebooks/HTOCThreatConnect/</w:t>
-      </w:r>
-      <w:r>
-        <w:t>):</w:t>
-      </w:r>
-    </w:p>
-    <w:p/>
-    <w:p>
-      <w:pPr>
-        <w:pStyle w:val="NoSpacing"/>
-      </w:pPr>
-      <w:r>
-        <w:rPr>
-          <w:rFonts w:ascii="Consolas" w:hAnsi="Consolas"/>
-          <w:sz w:val="18"/>
-        </w:rPr>
-        <w:t>cd H:\HTOC\notebooks\HTOCThreatConnect</w:t>
-      </w:r>
-    </w:p>
-    <w:p>
-      <w:pPr>
-        <w:pStyle w:val="NoSpacing"/>
-      </w:pPr>
-      <w:r>
-        <w:rPr>
-          <w:rFonts w:ascii="Consolas" w:hAnsi="Consolas"/>
-          <w:sz w:val="18"/>
-        </w:rPr>
-        <w:t>py -m pip install -e .</w:t>
-      </w:r>
-    </w:p>
-    <w:p/>
-    <w:p>
-      <w:r>
-        <w:t>This allows editing source files and immediately using the updated package in Python or Jupyter.</w:t>
-      </w:r>
-    </w:p>
-    <w:p/>
-    <w:p>
-      <w:pPr>
-        <w:pStyle w:val="Heading3"/>
-      </w:pPr>
-      <w:r>
-        <w:t>6.2 Install from a wheel (distribution)</w:t>
-      </w:r>
-    </w:p>
-    <w:p/>
-    <w:p>
-      <w:r>
-        <w:t xml:space="preserve">Per </w:t>
-      </w:r>
-      <w:r>
-        <w:rPr>
-          <w:rFonts w:ascii="Consolas" w:hAnsi="Consolas"/>
-          <w:sz w:val="18"/>
-        </w:rPr>
-        <w:t>README.md</w:t>
-      </w:r>
-      <w:r>
-        <w:t>, example:</w:t>
-      </w:r>
-    </w:p>
-    <w:p/>
-    <w:p>
-      <w:pPr>
-        <w:pStyle w:val="NoSpacing"/>
-      </w:pPr>
-      <w:r>
-        <w:rPr>
-          <w:rFonts w:ascii="Consolas" w:hAnsi="Consolas"/>
-          <w:sz w:val="18"/>
-        </w:rPr>
-        <w:t>py -m pip install Z:\wheels\HTOC_threatconnect-0.1.10-py3-none-any.whl</w:t>
-      </w:r>
-    </w:p>
-    <w:p/>
-    <w:p>
-      <w:r>
-        <w:t>Upgrade an existing install:</w:t>
-      </w:r>
-    </w:p>
-    <w:p/>
-    <w:p>
-      <w:pPr>
-        <w:pStyle w:val="NoSpacing"/>
-      </w:pPr>
-      <w:r>
-        <w:rPr>
-          <w:rFonts w:ascii="Consolas" w:hAnsi="Consolas"/>
-          <w:sz w:val="18"/>
-        </w:rPr>
-        <w:t>py -m pip install --upgrade Z:\wheels\HTOC_threatconnect-0.1.10-py3-none-any.whl</w:t>
-      </w:r>
-    </w:p>
-    <w:p/>
-    <w:p>
-      <w:r>
-        <w:t xml:space="preserve">Bump the version in </w:t>
-      </w:r>
-      <w:r>
-        <w:rPr>
-          <w:rFonts w:ascii="Consolas" w:hAnsi="Consolas"/>
-          <w:sz w:val="18"/>
-        </w:rPr>
-        <w:t>pyproject.toml</w:t>
-      </w:r>
-      <w:r>
-        <w:t xml:space="preserve"> before building a new wheel so consumers can tell releases apart.</w:t>
-      </w:r>
-    </w:p>
-    <w:p/>
-    <w:p>
-      <w:pPr>
-        <w:pStyle w:val="Heading3"/>
-      </w:pPr>
-      <w:r>
-        <w:t>6.3 Build a wheel (maintainers)</w:t>
-      </w:r>
-    </w:p>
-    <w:p/>
-    <w:p>
-      <w:r>
-        <w:t>From the package root, using standard setuptools:</w:t>
-      </w:r>
-    </w:p>
-    <w:p/>
-    <w:p>
-      <w:pPr>
-        <w:pStyle w:val="NoSpacing"/>
-      </w:pPr>
-      <w:r>
-        <w:rPr>
-          <w:rFonts w:ascii="Consolas" w:hAnsi="Consolas"/>
-          <w:sz w:val="18"/>
-        </w:rPr>
-        <w:t>cd H:\HTOC\notebooks\HTOCThreatConnect</w:t>
-      </w:r>
-    </w:p>
-    <w:p>
-      <w:pPr>
-        <w:pStyle w:val="NoSpacing"/>
-      </w:pPr>
-      <w:r>
-        <w:rPr>
-          <w:rFonts w:ascii="Consolas" w:hAnsi="Consolas"/>
-          <w:sz w:val="18"/>
-        </w:rPr>
-        <w:t>py -m pip install --upgrade build</w:t>
-      </w:r>
-    </w:p>
-    <w:p>
-      <w:pPr>
-        <w:pStyle w:val="NoSpacing"/>
-      </w:pPr>
-      <w:r>
-        <w:rPr>
-          <w:rFonts w:ascii="Consolas" w:hAnsi="Consolas"/>
-          <w:sz w:val="18"/>
-        </w:rPr>
-        <w:t>py -m build</w:t>
-      </w:r>
-    </w:p>
-    <w:p/>
-    <w:p>
-      <w:r>
-        <w:t xml:space="preserve">Copy the generated </w:t>
-      </w:r>
-      <w:r>
-        <w:rPr>
-          <w:rFonts w:ascii="Consolas" w:hAnsi="Consolas"/>
-          <w:sz w:val="18"/>
-        </w:rPr>
-        <w:t>.whl</w:t>
-      </w:r>
-      <w:r>
-        <w:t xml:space="preserve"> from </w:t>
-      </w:r>
-      <w:r>
-        <w:rPr>
-          <w:rFonts w:ascii="Consolas" w:hAnsi="Consolas"/>
-          <w:b/>
-          <w:color w:val="003366"/>
-          <w:sz w:val="18"/>
-          <w:u w:val="single"/>
-        </w:rPr>
-        <w:t>dist/</w:t>
-      </w:r>
-      <w:r>
-        <w:t xml:space="preserve"> to </w:t>
-      </w:r>
-      <w:r>
-        <w:rPr>
-          <w:rFonts w:ascii="Consolas" w:hAnsi="Consolas"/>
-          <w:b/>
-          <w:color w:val="003366"/>
-          <w:sz w:val="18"/>
-          <w:u w:val="single"/>
-        </w:rPr>
-        <w:t>Z:\wheels\</w:t>
-      </w:r>
-      <w:r>
-        <w:t xml:space="preserve"> (or your internal artifact location) and document the version in release notes.</w:t>
-      </w:r>
-    </w:p>
-    <w:p/>
-    <w:p>
-      <w:r>
-        <w:t>-</w:t>
-      </w:r>
-    </w:p>
-    <w:p/>
-    <w:p>
-      <w:pPr>
-        <w:pStyle w:val="Heading2"/>
-      </w:pPr>
-      <w:r>
-        <w:t>7. API Reference (High-Level)</w:t>
-      </w:r>
-    </w:p>
-    <w:p/>
-    <w:p>
-      <w:pPr>
-        <w:pStyle w:val="Heading3"/>
-      </w:pPr>
-      <w:r>
-        <w:t xml:space="preserve">7.1 </w:t>
-      </w:r>
-      <w:r>
-        <w:rPr>
-          <w:rFonts w:ascii="Consolas" w:hAnsi="Consolas"/>
-          <w:sz w:val="18"/>
-        </w:rPr>
-        <w:t>get_v3_threatconnect_data</w:t>
-      </w:r>
-    </w:p>
-    <w:p/>
-    <w:p>
-      <w:pPr>
-        <w:pStyle w:val="NoSpacing"/>
-      </w:pPr>
-      <w:r>
-        <w:rPr>
-          <w:rFonts w:ascii="Consolas" w:hAnsi="Consolas"/>
-          <w:sz w:val="18"/>
-        </w:rPr>
-        <w:t>from HTOCThreatConnect import get_v3_threatconnect_data</w:t>
-      </w:r>
-    </w:p>
-    <w:p>
-      <w:pPr>
-        <w:pStyle w:val="NoSpacing"/>
-      </w:pPr>
-    </w:p>
-    <w:p>
-      <w:pPr>
-        <w:pStyle w:val="NoSpacing"/>
-      </w:pPr>
-      <w:r>
-        <w:rPr>
-          <w:rFonts w:ascii="Consolas" w:hAnsi="Consolas"/>
-          <w:sz w:val="18"/>
-        </w:rPr>
-        <w:t>df = get_v3_threatconnect_data()                              # default lastObserved &gt;= 2023-01-01</w:t>
-      </w:r>
-    </w:p>
-    <w:p>
-      <w:pPr>
-        <w:pStyle w:val="NoSpacing"/>
-      </w:pPr>
-      <w:r>
-        <w:rPr>
-          <w:rFonts w:ascii="Consolas" w:hAnsi="Consolas"/>
-          <w:sz w:val="18"/>
-        </w:rPr>
-        <w:t>df = get_v3_threatconnect_data(lastObserved_date="2025-01-01")</w:t>
-      </w:r>
-    </w:p>
-    <w:p>
-      <w:pPr>
-        <w:keepNext/>
-      </w:pPr>
-    </w:p>
-    <w:tbl>
-      <w:tblPr>
-        <w:tblStyle w:val="TableGrid"/>
-        <w:tblW w:type="auto" w:w="0"/>
-        <w:tblLook w:firstColumn="1" w:firstRow="1" w:lastColumn="0" w:lastRow="0" w:noHBand="0" w:noVBand="1" w:val="04A0"/>
-      </w:tblPr>
-      <w:tblGrid>
-        <w:gridCol w:w="2340"/>
-        <w:gridCol w:w="2340"/>
-        <w:gridCol w:w="2340"/>
-        <w:gridCol w:w="2340"/>
-      </w:tblGrid>
-      <w:tr>
-        <w:trPr>
-          <w:cantSplit/>
-          <w:tblHeader/>
-        </w:trPr>
-        <w:tc>
-          <w:tcPr>
-            <w:tcW w:type="dxa" w:w="2340"/>
-          </w:tcPr>
-          <w:p>
-            <w:r>
-              <w:t>Parameter</w:t>
+              <w:t>`None`, `str` (`YYYY-MM-DD`), `datetime.date`, or `datetime.datetime`</w:t>
             </w:r>
           </w:p>
         </w:tc>
         <w:tc>
           <w:tcPr>
-            <w:tcW w:type="dxa" w:w="2340"/>
+            <w:tcW w:w="2340" w:type="dxa"/>
           </w:tcPr>
           <w:p>
             <w:r>
-              <w:t>Type</w:t>
+              <w:t xml:space="preserve">`None` → </w:t>
+            </w:r>
+            <w:r>
+              <w:t>`"2023-01-01"`</w:t>
             </w:r>
           </w:p>
         </w:tc>
         <w:tc>
           <w:tcPr>
-            <w:tcW w:type="dxa" w:w="2340"/>
+            <w:tcW w:w="2340" w:type="dxa"/>
           </w:tcPr>
           <w:p>
             <w:r>
-              <w:t>Default</w:t>
-            </w:r>
-          </w:p>
-        </w:tc>
-        <w:tc>
-          <w:tcPr>
-            <w:tcW w:type="dxa" w:w="2340"/>
-          </w:tcPr>
-          <w:p>
-            <w:r>
-              <w:t>Description</w:t>
+              <w:t>Lower bound for `lastObserved` in TQL (`00:00:00Z` on that day)</w:t>
             </w:r>
           </w:p>
         </w:tc>
@@ -2426,41 +6521,41 @@
         </w:trPr>
         <w:tc>
           <w:tcPr>
-            <w:tcW w:type="dxa" w:w="2340"/>
+            <w:tcW w:w="2340" w:type="dxa"/>
           </w:tcPr>
           <w:p>
             <w:r>
-              <w:t>`lastObserved_date`</w:t>
+              <w:t>`indicatorActive`</w:t>
             </w:r>
           </w:p>
         </w:tc>
         <w:tc>
           <w:tcPr>
-            <w:tcW w:type="dxa" w:w="2340"/>
+            <w:tcW w:w="2340" w:type="dxa"/>
           </w:tcPr>
           <w:p>
             <w:r>
-              <w:t>`None`, `str` (`YYYY-MM-DD`), `datetime.date`, or `datetime.datetime`</w:t>
+              <w:t>`bool`</w:t>
             </w:r>
           </w:p>
         </w:tc>
         <w:tc>
           <w:tcPr>
-            <w:tcW w:type="dxa" w:w="2340"/>
+            <w:tcW w:w="2340" w:type="dxa"/>
           </w:tcPr>
           <w:p>
             <w:r>
-              <w:t>`None` → `"2023-01-01"`</w:t>
+              <w:t>`True`</w:t>
             </w:r>
           </w:p>
         </w:tc>
         <w:tc>
           <w:tcPr>
-            <w:tcW w:type="dxa" w:w="2340"/>
+            <w:tcW w:w="2340" w:type="dxa"/>
           </w:tcPr>
           <w:p>
             <w:r>
-              <w:t>Lower bound for `lastObserved` in TQL (`00:00:00Z` on that day)</w:t>
+              <w:t>When `True`, TQL includes `indicatorActive=true`. When `False`, inactive only.</w:t>
             </w:r>
           </w:p>
         </w:tc>
@@ -2471,17 +6566,17 @@
         </w:trPr>
         <w:tc>
           <w:tcPr>
-            <w:tcW w:type="dxa" w:w="2340"/>
+            <w:tcW w:w="2340" w:type="dxa"/>
           </w:tcPr>
           <w:p>
             <w:r>
-              <w:t>`indicatorActive`</w:t>
+              <w:t>`bothActivities`</w:t>
             </w:r>
           </w:p>
         </w:tc>
         <w:tc>
           <w:tcPr>
-            <w:tcW w:type="dxa" w:w="2340"/>
+            <w:tcW w:w="2340" w:type="dxa"/>
           </w:tcPr>
           <w:p>
             <w:r>
@@ -2491,21 +6586,333 @@
         </w:tc>
         <w:tc>
           <w:tcPr>
-            <w:tcW w:type="dxa" w:w="2340"/>
+            <w:tcW w:w="2340" w:type="dxa"/>
           </w:tcPr>
           <w:p>
             <w:r>
-              <w:t>`True`</w:t>
+              <w:t>`False`</w:t>
             </w:r>
           </w:p>
         </w:tc>
         <w:tc>
           <w:tcPr>
-            <w:tcW w:type="dxa" w:w="2340"/>
+            <w:tcW w:w="2340" w:type="dxa"/>
           </w:tcPr>
           <w:p>
             <w:r>
-              <w:t>When `True`, TQL includes `indicatorActive=true`. When `False`, inactive only.</w:t>
+              <w:t xml:space="preserve">When `True`, TQL uses </w:t>
+            </w:r>
+            <w:r>
+              <w:t>`(indicatorActive EQ true OR indicatorActive EQ false)`</w:t>
+            </w:r>
+          </w:p>
+        </w:tc>
+      </w:tr>
+    </w:tbl>
+    <w:p/>
+    <w:p>
+      <w:r>
+        <w:rPr>
+          <w:b/>
+        </w:rPr>
+        <w:t>Hardcoded behavior</w:t>
+      </w:r>
+      <w:r>
+        <w:t xml:space="preserve"> (in source):</w:t>
+      </w:r>
+    </w:p>
+    <w:p/>
+    <w:p>
+      <w:r>
+        <w:rPr>
+          <w:b/>
+        </w:rPr>
+        <w:t>Owner:</w:t>
+      </w:r>
+      <w:r>
+        <w:t xml:space="preserve"> </w:t>
+      </w:r>
+      <w:r>
+        <w:rPr>
+          <w:rFonts w:ascii="Consolas" w:hAnsi="Consolas"/>
+          <w:sz w:val="18"/>
+        </w:rPr>
+        <w:t>HTOC Org</w:t>
+      </w:r>
+      <w:r>
+        <w:t xml:space="preserve"> only (list </w:t>
+      </w:r>
+      <w:r>
+        <w:rPr>
+          <w:rFonts w:ascii="Consolas" w:hAnsi="Consolas"/>
+          <w:sz w:val="18"/>
+        </w:rPr>
+        <w:t>OWNERS</w:t>
+      </w:r>
+      <w:r>
+        <w:t xml:space="preserve"> in </w:t>
+      </w:r>
+      <w:r>
+        <w:rPr>
+          <w:rFonts w:ascii="Consolas" w:hAnsi="Consolas"/>
+          <w:sz w:val="18"/>
+        </w:rPr>
+        <w:t>ThreatConnect.py</w:t>
+      </w:r>
+      <w:r>
+        <w:t>).</w:t>
+      </w:r>
+    </w:p>
+    <w:p>
+      <w:r>
+        <w:rPr>
+          <w:b/>
+        </w:rPr>
+        <w:t>Indicator types:</w:t>
+      </w:r>
+      <w:r>
+        <w:t xml:space="preserve"> Address, Email Address, File, Host, URL, ASN, CIDR, Email Subject, Hashtag, Mutex, Registry Key, Stripped URL, User Agent.</w:t>
+      </w:r>
+    </w:p>
+    <w:p>
+      <w:r>
+        <w:rPr>
+          <w:b/>
+        </w:rPr>
+        <w:t>Endpoint:</w:t>
+      </w:r>
+      <w:r>
+        <w:t xml:space="preserve"> </w:t>
+      </w:r>
+      <w:r>
+        <w:rPr>
+          <w:rFonts w:ascii="Consolas" w:hAnsi="Consolas"/>
+          <w:b/>
+          <w:color w:val="003366"/>
+          <w:sz w:val="18"/>
+          <w:u w:val="single"/>
+        </w:rPr>
+        <w:t>GET /v3/indicators</w:t>
+      </w:r>
+      <w:r>
+        <w:t xml:space="preserve"> with </w:t>
+      </w:r>
+      <w:r>
+        <w:rPr>
+          <w:rFonts w:ascii="Consolas" w:hAnsi="Consolas"/>
+          <w:sz w:val="18"/>
+        </w:rPr>
+        <w:t>fields=tags,associatedGroups</w:t>
+      </w:r>
+      <w:r>
+        <w:t>.</w:t>
+      </w:r>
+    </w:p>
+    <w:p>
+      <w:r>
+        <w:rPr>
+          <w:b/>
+        </w:rPr>
+        <w:t>Pagination:</w:t>
+      </w:r>
+      <w:r>
+        <w:t xml:space="preserve"> </w:t>
+      </w:r>
+      <w:r>
+        <w:rPr>
+          <w:rFonts w:ascii="Consolas" w:hAnsi="Consolas"/>
+          <w:sz w:val="18"/>
+        </w:rPr>
+        <w:t>resultLimit=10000</w:t>
+      </w:r>
+      <w:r>
+        <w:t xml:space="preserve">, advances </w:t>
+      </w:r>
+      <w:r>
+        <w:rPr>
+          <w:rFonts w:ascii="Consolas" w:hAnsi="Consolas"/>
+          <w:sz w:val="18"/>
+        </w:rPr>
+        <w:t>resultStart</w:t>
+      </w:r>
+      <w:r>
+        <w:t xml:space="preserve"> until a short page.</w:t>
+      </w:r>
+    </w:p>
+    <w:p>
+      <w:r>
+        <w:rPr>
+          <w:b/>
+        </w:rPr>
+        <w:t>SSL verification:</w:t>
+      </w:r>
+      <w:r>
+        <w:t xml:space="preserve"> Disabled (</w:t>
+      </w:r>
+      <w:r>
+        <w:rPr>
+          <w:rFonts w:ascii="Consolas" w:hAnsi="Consolas"/>
+          <w:sz w:val="18"/>
+        </w:rPr>
+        <w:t>VERIFY_SSL = False</w:t>
+      </w:r>
+      <w:r>
+        <w:t>); urllib3 insecure-request warnings suppressed.</w:t>
+      </w:r>
+    </w:p>
+    <w:p>
+      <w:r>
+        <w:rPr>
+          <w:b/>
+        </w:rPr>
+        <w:t>Output:</w:t>
+      </w:r>
+      <w:r>
+        <w:t xml:space="preserve"> DataFrame with nested fields flattened via </w:t>
+      </w:r>
+      <w:r>
+        <w:rPr>
+          <w:rFonts w:ascii="Consolas" w:hAnsi="Consolas"/>
+          <w:sz w:val="18"/>
+        </w:rPr>
+        <w:t>pandas.json_normalize</w:t>
+      </w:r>
+      <w:r>
+        <w:t xml:space="preserve">; deduplicated on derived </w:t>
+      </w:r>
+      <w:r>
+        <w:rPr>
+          <w:rFonts w:ascii="Consolas" w:hAnsi="Consolas"/>
+          <w:sz w:val="18"/>
+        </w:rPr>
+        <w:t>indicator</w:t>
+      </w:r>
+      <w:r>
+        <w:t xml:space="preserve"> column; several redundant columns dropped after normalization.</w:t>
+      </w:r>
+    </w:p>
+    <w:p/>
+    <w:p>
+      <w:pPr>
+        <w:pStyle w:val="Heading3"/>
+      </w:pPr>
+      <w:bookmarkStart w:id="42" w:name="_Toc228775478"/>
+      <w:bookmarkStart w:id="43" w:name="_Toc228775513"/>
+      <w:r>
+        <w:lastRenderedPageBreak/>
+        <w:t xml:space="preserve">7.2 </w:t>
+      </w:r>
+      <w:r>
+        <w:rPr>
+          <w:rFonts w:ascii="Consolas" w:hAnsi="Consolas"/>
+          <w:sz w:val="18"/>
+        </w:rPr>
+        <w:t>get_v2_threatconnect_data</w:t>
+      </w:r>
+      <w:bookmarkEnd w:id="42"/>
+      <w:bookmarkEnd w:id="43"/>
+    </w:p>
+    <w:p/>
+    <w:p>
+      <w:pPr>
+        <w:pStyle w:val="NoSpacing"/>
+      </w:pPr>
+      <w:r>
+        <w:rPr>
+          <w:rFonts w:ascii="Consolas" w:hAnsi="Consolas"/>
+          <w:sz w:val="18"/>
+        </w:rPr>
+        <w:t>from HTOCThreatConnect import get_v2_threatconnect_data</w:t>
+      </w:r>
+    </w:p>
+    <w:p>
+      <w:pPr>
+        <w:pStyle w:val="NoSpacing"/>
+      </w:pPr>
+    </w:p>
+    <w:p>
+      <w:pPr>
+        <w:pStyle w:val="NoSpacing"/>
+      </w:pPr>
+      <w:r>
+        <w:rPr>
+          <w:rFonts w:ascii="Consolas" w:hAnsi="Consolas"/>
+          <w:sz w:val="18"/>
+        </w:rPr>
+        <w:t>df = get_v2_threatconnect_data()                    # today's date (UTC) on v2 observed API</w:t>
+      </w:r>
+    </w:p>
+    <w:p>
+      <w:pPr>
+        <w:pStyle w:val="NoSpacing"/>
+      </w:pPr>
+      <w:r>
+        <w:rPr>
+          <w:rFonts w:ascii="Consolas" w:hAnsi="Consolas"/>
+          <w:sz w:val="18"/>
+        </w:rPr>
+        <w:t>df = get_v2_threatconnect_data(dateObserved="2025-10-01")</w:t>
+      </w:r>
+    </w:p>
+    <w:p>
+      <w:pPr>
+        <w:keepNext/>
+      </w:pPr>
+    </w:p>
+    <w:tbl>
+      <w:tblPr>
+        <w:tblStyle w:val="TableGrid"/>
+        <w:tblW w:w="0" w:type="auto"/>
+        <w:tblLook w:val="04A0" w:firstRow="1" w:lastRow="0" w:firstColumn="1" w:lastColumn="0" w:noHBand="0" w:noVBand="1"/>
+      </w:tblPr>
+      <w:tblGrid>
+        <w:gridCol w:w="2301"/>
+        <w:gridCol w:w="2271"/>
+        <w:gridCol w:w="2254"/>
+        <w:gridCol w:w="2524"/>
+      </w:tblGrid>
+      <w:tr>
+        <w:trPr>
+          <w:cantSplit/>
+          <w:tblHeader/>
+        </w:trPr>
+        <w:tc>
+          <w:tcPr>
+            <w:tcW w:w="2340" w:type="dxa"/>
+          </w:tcPr>
+          <w:p>
+            <w:r>
+              <w:t>Parameter</w:t>
+            </w:r>
+          </w:p>
+        </w:tc>
+        <w:tc>
+          <w:tcPr>
+            <w:tcW w:w="2340" w:type="dxa"/>
+          </w:tcPr>
+          <w:p>
+            <w:r>
+              <w:t>Type</w:t>
+            </w:r>
+          </w:p>
+        </w:tc>
+        <w:tc>
+          <w:tcPr>
+            <w:tcW w:w="2340" w:type="dxa"/>
+          </w:tcPr>
+          <w:p>
+            <w:r>
+              <w:t>Default</w:t>
+            </w:r>
+          </w:p>
+        </w:tc>
+        <w:tc>
+          <w:tcPr>
+            <w:tcW w:w="2340" w:type="dxa"/>
+          </w:tcPr>
+          <w:p>
+            <w:r>
+              <w:t>Description</w:t>
             </w:r>
           </w:p>
         </w:tc>
@@ -2516,41 +6923,44 @@
         </w:trPr>
         <w:tc>
           <w:tcPr>
-            <w:tcW w:type="dxa" w:w="2340"/>
+            <w:tcW w:w="2340" w:type="dxa"/>
           </w:tcPr>
           <w:p>
             <w:r>
-              <w:t>`bothActivities`</w:t>
+              <w:t>`dateObserved`</w:t>
             </w:r>
           </w:p>
         </w:tc>
         <w:tc>
           <w:tcPr>
-            <w:tcW w:type="dxa" w:w="2340"/>
+            <w:tcW w:w="2340" w:type="dxa"/>
           </w:tcPr>
           <w:p>
             <w:r>
-              <w:t>`bool`</w:t>
+              <w:t xml:space="preserve">`None`, `str`, `date`, or </w:t>
+            </w:r>
+            <w:r>
+              <w:t>`datetime`</w:t>
             </w:r>
           </w:p>
         </w:tc>
         <w:tc>
           <w:tcPr>
-            <w:tcW w:type="dxa" w:w="2340"/>
+            <w:tcW w:w="2340" w:type="dxa"/>
           </w:tcPr>
           <w:p>
             <w:r>
-              <w:t>`False`</w:t>
+              <w:t>`None`</w:t>
             </w:r>
           </w:p>
         </w:tc>
         <w:tc>
           <w:tcPr>
-            <w:tcW w:type="dxa" w:w="2340"/>
+            <w:tcW w:w="2340" w:type="dxa"/>
           </w:tcPr>
           <w:p>
             <w:r>
-              <w:t>When `True`, TQL uses `(indicatorActive EQ true OR indicatorActive EQ false)`</w:t>
+              <w:t>Calendar day passed as `dateObserved=YYYY-MM-DD` to v2 observed endpoint</w:t>
             </w:r>
           </w:p>
         </w:tc>
@@ -2562,15 +6972,11 @@
         <w:rPr>
           <w:b/>
         </w:rPr>
-        <w:t>Hardcoded behavior</w:t>
-      </w:r>
-      <w:r>
-        <w:t xml:space="preserve"> (in source):</w:t>
+        <w:t>Hardcoded behavior:</w:t>
       </w:r>
     </w:p>
     <w:p/>
     <w:p>
-      <w:pPr/>
       <w:r>
         <w:rPr>
           <w:b/>
@@ -2588,43 +6994,10 @@
         <w:t>HTOC Org</w:t>
       </w:r>
       <w:r>
-        <w:t xml:space="preserve"> only (list </w:t>
-      </w:r>
-      <w:r>
-        <w:rPr>
-          <w:rFonts w:ascii="Consolas" w:hAnsi="Consolas"/>
-          <w:sz w:val="18"/>
-        </w:rPr>
-        <w:t>OWNERS</w:t>
-      </w:r>
-      <w:r>
-        <w:t xml:space="preserve"> in </w:t>
-      </w:r>
-      <w:r>
-        <w:rPr>
-          <w:rFonts w:ascii="Consolas" w:hAnsi="Consolas"/>
-          <w:sz w:val="18"/>
-        </w:rPr>
-        <w:t>ThreatConnect.py</w:t>
-      </w:r>
-      <w:r>
-        <w:t>).</w:t>
-      </w:r>
-    </w:p>
-    <w:p>
-      <w:pPr/>
-      <w:r>
-        <w:rPr>
-          <w:b/>
-        </w:rPr>
-        <w:t>Indicator types:</w:t>
-      </w:r>
-      <w:r>
-        <w:t xml:space="preserve"> Address, Email Address, File, Host, URL, ASN, CIDR, Email Subject, Hashtag, Mutex, Registry Key, Stripped URL, User Agent.</w:t>
-      </w:r>
-    </w:p>
-    <w:p>
-      <w:pPr/>
+        <w:t>.</w:t>
+      </w:r>
+    </w:p>
+    <w:p>
       <w:r>
         <w:rPr>
           <w:b/>
@@ -2642,142 +7015,223 @@
           <w:sz w:val="18"/>
           <w:u w:val="single"/>
         </w:rPr>
-        <w:t>GET /v3/indicators</w:t>
-      </w:r>
-      <w:r>
-        <w:t xml:space="preserve"> with </w:t>
+        <w:t>GET /v2/indicators/observed?owner=...&amp;dateObserved=...</w:t>
+      </w:r>
+    </w:p>
+    <w:p>
+      <w:r>
+        <w:rPr>
+          <w:b/>
+        </w:rPr>
+        <w:t>No pagination loop</w:t>
+      </w:r>
+      <w:r>
+        <w:t xml:space="preserve"> in code — assumes one response carries the full set for that day.</w:t>
+      </w:r>
+    </w:p>
+    <w:p>
+      <w:r>
+        <w:rPr>
+          <w:b/>
+        </w:rPr>
+        <w:t>SSL verification:</w:t>
+      </w:r>
+      <w:r>
+        <w:t xml:space="preserve"> Disabled, same as v3 helper.</w:t>
+      </w:r>
+    </w:p>
+    <w:p/>
+    <w:p>
+      <w:r>
+        <w:t>-</w:t>
+      </w:r>
+    </w:p>
+    <w:p/>
+    <w:p>
+      <w:pPr>
+        <w:pStyle w:val="Heading2"/>
+      </w:pPr>
+      <w:bookmarkStart w:id="44" w:name="_Toc228775479"/>
+      <w:bookmarkStart w:id="45" w:name="_Toc228775514"/>
+      <w:r>
+        <w:t xml:space="preserve">8. </w:t>
       </w:r>
       <w:r>
         <w:rPr>
           <w:rFonts w:ascii="Consolas" w:hAnsi="Consolas"/>
           <w:sz w:val="18"/>
         </w:rPr>
-        <w:t>fields=tags,associatedGroups</w:t>
-      </w:r>
-      <w:r>
-        <w:t>.</w:t>
-      </w:r>
-    </w:p>
-    <w:p>
-      <w:pPr/>
-      <w:r>
-        <w:rPr>
-          <w:b/>
-        </w:rPr>
-        <w:t>Pagination:</w:t>
-      </w:r>
-      <w:r>
-        <w:t xml:space="preserve"> </w:t>
+        <w:t>ThreatConnect</w:t>
+      </w:r>
+      <w:r>
+        <w:t xml:space="preserve"> Class (Low-Level)</w:t>
+      </w:r>
+      <w:bookmarkEnd w:id="44"/>
+      <w:bookmarkEnd w:id="45"/>
+    </w:p>
+    <w:p/>
+    <w:p>
+      <w:r>
+        <w:t xml:space="preserve">Exported from </w:t>
       </w:r>
       <w:r>
         <w:rPr>
           <w:rFonts w:ascii="Consolas" w:hAnsi="Consolas"/>
           <w:sz w:val="18"/>
         </w:rPr>
-        <w:t>resultLimit=10000</w:t>
-      </w:r>
-      <w:r>
-        <w:t xml:space="preserve">, advances </w:t>
+        <w:t>HTOCThreatConnect.ThreatConnect</w:t>
+      </w:r>
+      <w:r>
+        <w:t>:</w:t>
+      </w:r>
+    </w:p>
+    <w:p/>
+    <w:p>
+      <w:r>
+        <w:rPr>
+          <w:b/>
+        </w:rPr>
+        <w:t>`read_only = True`</w:t>
+      </w:r>
+      <w:r>
+        <w:t xml:space="preserve"> — Any HTTP method other than </w:t>
+      </w:r>
+      <w:r>
+        <w:rPr>
+          <w:b/>
+        </w:rPr>
+        <w:t>GET</w:t>
+      </w:r>
+      <w:r>
+        <w:t xml:space="preserve"> raises </w:t>
       </w:r>
       <w:r>
         <w:rPr>
           <w:rFonts w:ascii="Consolas" w:hAnsi="Consolas"/>
           <w:sz w:val="18"/>
         </w:rPr>
-        <w:t>resultStart</w:t>
-      </w:r>
-      <w:r>
-        <w:t xml:space="preserve"> until a short page.</w:t>
-      </w:r>
-    </w:p>
-    <w:p>
-      <w:pPr/>
+        <w:t>PermissionError</w:t>
+      </w:r>
+      <w:r>
+        <w:t>.</w:t>
+      </w:r>
+    </w:p>
+    <w:p>
       <w:r>
         <w:rPr>
           <w:b/>
         </w:rPr>
-        <w:t>SSL verification:</w:t>
-      </w:r>
-      <w:r>
-        <w:t xml:space="preserve"> Disabled (</w:t>
+        <w:t>Authentication:</w:t>
+      </w:r>
+      <w:r>
+        <w:t xml:space="preserve"> HMAC (</w:t>
       </w:r>
       <w:r>
         <w:rPr>
           <w:rFonts w:ascii="Consolas" w:hAnsi="Consolas"/>
           <w:sz w:val="18"/>
         </w:rPr>
-        <w:t>VERIFY_SSL = False</w:t>
-      </w:r>
-      <w:r>
-        <w:t>); urllib3 insecure-request warnings suppressed.</w:t>
-      </w:r>
-    </w:p>
-    <w:p>
-      <w:pPr/>
-      <w:r>
-        <w:rPr>
-          <w:b/>
-        </w:rPr>
-        <w:t>Output:</w:t>
-      </w:r>
-      <w:r>
-        <w:t xml:space="preserve"> DataFrame with nested fields flattened via </w:t>
+        <w:t>TC {accessId}:{signature}</w:t>
+      </w:r>
+      <w:r>
+        <w:t xml:space="preserve">) using </w:t>
       </w:r>
       <w:r>
         <w:rPr>
           <w:rFonts w:ascii="Consolas" w:hAnsi="Consolas"/>
           <w:sz w:val="18"/>
         </w:rPr>
-        <w:t>pandas.json_normalize</w:t>
-      </w:r>
-      <w:r>
-        <w:t xml:space="preserve">; deduplicated on derived </w:t>
+        <w:t>api_aid</w:t>
+      </w:r>
+      <w:r>
+        <w:t xml:space="preserve"> / </w:t>
       </w:r>
       <w:r>
         <w:rPr>
           <w:rFonts w:ascii="Consolas" w:hAnsi="Consolas"/>
           <w:sz w:val="18"/>
         </w:rPr>
-        <w:t>indicator</w:t>
-      </w:r>
-      <w:r>
-        <w:t xml:space="preserve"> column; several redundant columns dropped after normalization.</w:t>
-      </w:r>
-    </w:p>
-    <w:p/>
-    <w:p>
-      <w:pPr>
-        <w:pStyle w:val="Heading3"/>
-      </w:pPr>
-      <w:r>
-        <w:t xml:space="preserve">7.2 </w:t>
+        <w:t>api_sec</w:t>
+      </w:r>
+      <w:r>
+        <w:t xml:space="preserve"> as passed into the constructor.</w:t>
+      </w:r>
+    </w:p>
+    <w:p>
+      <w:r>
+        <w:rPr>
+          <w:b/>
+        </w:rPr>
+        <w:lastRenderedPageBreak/>
+        <w:t>Retries:</w:t>
+      </w:r>
+      <w:r>
+        <w:t xml:space="preserve"> Up to 5 attempts with ~59 s sleep on read timeout or connection errors.</w:t>
+      </w:r>
+    </w:p>
+    <w:p>
+      <w:r>
+        <w:rPr>
+          <w:b/>
+        </w:rPr>
+        <w:t>`set_verify_ssl(bool)`</w:t>
+      </w:r>
+      <w:r>
+        <w:t xml:space="preserve"> — Toggle TLS verification (helpers set it to </w:t>
       </w:r>
       <w:r>
         <w:rPr>
           <w:rFonts w:ascii="Consolas" w:hAnsi="Consolas"/>
           <w:sz w:val="18"/>
         </w:rPr>
-        <w:t>get_v2_threatconnect_data</w:t>
+        <w:t>False</w:t>
+      </w:r>
+      <w:r>
+        <w:t xml:space="preserve"> today).</w:t>
       </w:r>
     </w:p>
     <w:p/>
     <w:p>
-      <w:pPr>
-        <w:pStyle w:val="NoSpacing"/>
-      </w:pPr>
+      <w:r>
+        <w:t>Use this class only when you need custom GET paths beyond the two helpers; keep writes in separate code paths that use the official SDK or ThreatConnect UI.</w:t>
+      </w:r>
+    </w:p>
+    <w:p/>
+    <w:p>
+      <w:r>
+        <w:t>-</w:t>
+      </w:r>
+    </w:p>
+    <w:p/>
+    <w:p>
+      <w:pPr>
+        <w:pStyle w:val="Heading2"/>
+      </w:pPr>
+      <w:bookmarkStart w:id="46" w:name="_Toc228775480"/>
+      <w:bookmarkStart w:id="47" w:name="_Toc228775515"/>
+      <w:r>
+        <w:t>9. Smoke test (Python)</w:t>
+      </w:r>
+      <w:bookmarkEnd w:id="46"/>
+      <w:bookmarkEnd w:id="47"/>
+    </w:p>
+    <w:p/>
+    <w:p>
+      <w:r>
+        <w:t xml:space="preserve">After install or credential rotation, run a minimal check in the same environment as </w:t>
+      </w:r>
       <w:r>
         <w:rPr>
           <w:rFonts w:ascii="Consolas" w:hAnsi="Consolas"/>
           <w:sz w:val="18"/>
         </w:rPr>
-        <w:t>from HTOCThreatConnect import get_v2_threatconnect_data</w:t>
-      </w:r>
-    </w:p>
-    <w:p>
-      <w:pPr>
-        <w:pStyle w:val="NoSpacing"/>
-      </w:pPr>
-    </w:p>
+        <w:t>pip install</w:t>
+      </w:r>
+      <w:r>
+        <w:t>:</w:t>
+      </w:r>
+    </w:p>
+    <w:p/>
     <w:p>
       <w:pPr>
         <w:pStyle w:val="NoSpacing"/>
@@ -2787,20 +7241,182 @@
           <w:rFonts w:ascii="Consolas" w:hAnsi="Consolas"/>
           <w:sz w:val="18"/>
         </w:rPr>
-        <w:t>df = get_v2_threatconnect_data()                    # today's date (UTC) on v2 observed API</w:t>
-      </w:r>
-    </w:p>
-    <w:p>
-      <w:pPr>
-        <w:pStyle w:val="NoSpacing"/>
-      </w:pPr>
+        <w:t>py -c "from HTOCThreatConnect import get_v3_threatconnect_data; df = get_v3_threatconnect_data(); print(len(df), 'rows')"</w:t>
+      </w:r>
+    </w:p>
+    <w:p/>
+    <w:p>
+      <w:r>
+        <w:t>A non-empty row count confirms connectivity and credentials when ThreatConnect holds matching data for the configured window; zero rows may still be valid if nothing matches TQL.</w:t>
+      </w:r>
+    </w:p>
+    <w:p/>
+    <w:p>
+      <w:r>
+        <w:t xml:space="preserve">Optionally repeat for </w:t>
+      </w:r>
       <w:r>
         <w:rPr>
           <w:rFonts w:ascii="Consolas" w:hAnsi="Consolas"/>
           <w:sz w:val="18"/>
         </w:rPr>
-        <w:t>df = get_v2_threatconnect_data(dateObserved="2025-10-01")</w:t>
-      </w:r>
+        <w:t>get_v2_threatconnect_data()</w:t>
+      </w:r>
+      <w:r>
+        <w:t xml:space="preserve"> with a known-good </w:t>
+      </w:r>
+      <w:r>
+        <w:rPr>
+          <w:rFonts w:ascii="Consolas" w:hAnsi="Consolas"/>
+          <w:sz w:val="18"/>
+        </w:rPr>
+        <w:t>dateObserved</w:t>
+      </w:r>
+      <w:r>
+        <w:t>.</w:t>
+      </w:r>
+    </w:p>
+    <w:p/>
+    <w:p>
+      <w:r>
+        <w:t>-</w:t>
+      </w:r>
+    </w:p>
+    <w:p/>
+    <w:p>
+      <w:pPr>
+        <w:pStyle w:val="Heading2"/>
+      </w:pPr>
+      <w:bookmarkStart w:id="48" w:name="_Toc228775481"/>
+      <w:bookmarkStart w:id="49" w:name="_Toc228775516"/>
+      <w:r>
+        <w:t>10. Versioning and Release Checklist</w:t>
+      </w:r>
+      <w:bookmarkEnd w:id="48"/>
+      <w:bookmarkEnd w:id="49"/>
+    </w:p>
+    <w:p/>
+    <w:p>
+      <w:r>
+        <w:t xml:space="preserve">Update </w:t>
+      </w:r>
+      <w:r>
+        <w:rPr>
+          <w:b/>
+        </w:rPr>
+        <w:t>`version`</w:t>
+      </w:r>
+      <w:r>
+        <w:t xml:space="preserve"> in </w:t>
+      </w:r>
+      <w:r>
+        <w:rPr>
+          <w:rFonts w:ascii="Consolas" w:hAnsi="Consolas"/>
+          <w:sz w:val="18"/>
+        </w:rPr>
+        <w:t>pyproject.toml</w:t>
+      </w:r>
+      <w:r>
+        <w:t xml:space="preserve"> (and align wheel filename / README examples).</w:t>
+      </w:r>
+    </w:p>
+    <w:p>
+      <w:r>
+        <w:t>Run smoke tests (</w:t>
+      </w:r>
+      <w:r>
+        <w:rPr>
+          <w:b/>
+        </w:rPr>
+        <w:t>Section 9</w:t>
+      </w:r>
+      <w:r>
+        <w:t>).</w:t>
+      </w:r>
+    </w:p>
+    <w:p>
+      <w:r>
+        <w:t>Build wheel (</w:t>
+      </w:r>
+      <w:r>
+        <w:rPr>
+          <w:rFonts w:ascii="Consolas" w:hAnsi="Consolas"/>
+          <w:sz w:val="18"/>
+        </w:rPr>
+        <w:t>py -m build</w:t>
+      </w:r>
+      <w:r>
+        <w:t xml:space="preserve">), publish to </w:t>
+      </w:r>
+      <w:r>
+        <w:rPr>
+          <w:rFonts w:ascii="Consolas" w:hAnsi="Consolas"/>
+          <w:b/>
+          <w:color w:val="003366"/>
+          <w:sz w:val="18"/>
+          <w:u w:val="single"/>
+        </w:rPr>
+        <w:t>Z:\wheels\</w:t>
+      </w:r>
+      <w:r>
+        <w:t xml:space="preserve"> or internal store.</w:t>
+      </w:r>
+    </w:p>
+    <w:p>
+      <w:r>
+        <w:lastRenderedPageBreak/>
+        <w:t xml:space="preserve">Notify consumers to </w:t>
+      </w:r>
+      <w:r>
+        <w:rPr>
+          <w:rFonts w:ascii="Consolas" w:hAnsi="Consolas"/>
+          <w:sz w:val="18"/>
+        </w:rPr>
+        <w:t>pip install --upgrade</w:t>
+      </w:r>
+      <w:r>
+        <w:t xml:space="preserve"> with the new wheel path.</w:t>
+      </w:r>
+    </w:p>
+    <w:p>
+      <w:r>
+        <w:rPr>
+          <w:b/>
+        </w:rPr>
+        <w:t>Never</w:t>
+      </w:r>
+      <w:r>
+        <w:t xml:space="preserve"> ship a wheel that embeds real </w:t>
+      </w:r>
+      <w:r>
+        <w:rPr>
+          <w:rFonts w:ascii="Consolas" w:hAnsi="Consolas"/>
+          <w:sz w:val="18"/>
+        </w:rPr>
+        <w:t>config.json</w:t>
+      </w:r>
+      <w:r>
+        <w:t xml:space="preserve"> secrets — consumers should supply their own config or environment-specific packaging.</w:t>
+      </w:r>
+    </w:p>
+    <w:p/>
+    <w:p>
+      <w:r>
+        <w:t>-</w:t>
+      </w:r>
+    </w:p>
+    <w:p/>
+    <w:p>
+      <w:pPr>
+        <w:pStyle w:val="Heading2"/>
+      </w:pPr>
+      <w:bookmarkStart w:id="50" w:name="_Toc228775482"/>
+      <w:bookmarkStart w:id="51" w:name="_Toc228775517"/>
+      <w:r>
+        <w:t>11. Troubleshooting</w:t>
+      </w:r>
+      <w:bookmarkEnd w:id="50"/>
+      <w:bookmarkEnd w:id="51"/>
     </w:p>
     <w:p>
       <w:pPr>
@@ -2810,14 +7426,13 @@
     <w:tbl>
       <w:tblPr>
         <w:tblStyle w:val="TableGrid"/>
-        <w:tblW w:type="auto" w:w="0"/>
-        <w:tblLook w:firstColumn="1" w:firstRow="1" w:lastColumn="0" w:lastRow="0" w:noHBand="0" w:noVBand="1" w:val="04A0"/>
+        <w:tblW w:w="0" w:type="auto"/>
+        <w:tblLook w:val="04A0" w:firstRow="1" w:lastRow="0" w:firstColumn="1" w:lastColumn="0" w:noHBand="0" w:noVBand="1"/>
       </w:tblPr>
       <w:tblGrid>
-        <w:gridCol w:w="2340"/>
-        <w:gridCol w:w="2340"/>
-        <w:gridCol w:w="2340"/>
-        <w:gridCol w:w="2340"/>
+        <w:gridCol w:w="2704"/>
+        <w:gridCol w:w="2570"/>
+        <w:gridCol w:w="4076"/>
       </w:tblGrid>
       <w:tr>
         <w:trPr>
@@ -2826,41 +7441,31 @@
         </w:trPr>
         <w:tc>
           <w:tcPr>
-            <w:tcW w:type="dxa" w:w="2340"/>
+            <w:tcW w:w="3120" w:type="dxa"/>
           </w:tcPr>
           <w:p>
             <w:r>
-              <w:t>Parameter</w:t>
+              <w:t>Symptom</w:t>
             </w:r>
           </w:p>
         </w:tc>
         <w:tc>
           <w:tcPr>
-            <w:tcW w:type="dxa" w:w="2340"/>
+            <w:tcW w:w="3120" w:type="dxa"/>
           </w:tcPr>
           <w:p>
             <w:r>
-              <w:t>Type</w:t>
+              <w:t>Likely cause</w:t>
             </w:r>
           </w:p>
         </w:tc>
         <w:tc>
           <w:tcPr>
-            <w:tcW w:type="dxa" w:w="2340"/>
+            <w:tcW w:w="3120" w:type="dxa"/>
           </w:tcPr>
           <w:p>
             <w:r>
-              <w:t>Default</w:t>
-            </w:r>
-          </w:p>
-        </w:tc>
-        <w:tc>
-          <w:tcPr>
-            <w:tcW w:type="dxa" w:w="2340"/>
-          </w:tcPr>
-          <w:p>
-            <w:r>
-              <w:t>Description</w:t>
+              <w:t>Resolution</w:t>
             </w:r>
           </w:p>
         </w:tc>
@@ -2871,588 +7476,31 @@
         </w:trPr>
         <w:tc>
           <w:tcPr>
-            <w:tcW w:type="dxa" w:w="2340"/>
+            <w:tcW w:w="3120" w:type="dxa"/>
           </w:tcPr>
           <w:p>
             <w:r>
-              <w:t>`dateObserved`</w:t>
+              <w:t>`FileNotFoundError: Config file not found`</w:t>
             </w:r>
           </w:p>
         </w:tc>
         <w:tc>
           <w:tcPr>
-            <w:tcW w:type="dxa" w:w="2340"/>
+            <w:tcW w:w="3120" w:type="dxa"/>
           </w:tcPr>
           <w:p>
             <w:r>
-              <w:t>`None`, `str`, `date`, or `datetime`</w:t>
+              <w:t>`config.json` missing next to installed package</w:t>
             </w:r>
           </w:p>
         </w:tc>
         <w:tc>
           <w:tcPr>
-            <w:tcW w:type="dxa" w:w="2340"/>
+            <w:tcW w:w="3120" w:type="dxa"/>
           </w:tcPr>
           <w:p>
             <w:r>
-              <w:t>`None`</w:t>
-            </w:r>
-          </w:p>
-        </w:tc>
-        <w:tc>
-          <w:tcPr>
-            <w:tcW w:type="dxa" w:w="2340"/>
-          </w:tcPr>
-          <w:p>
-            <w:r>
-              <w:t>Calendar day passed as `dateObserved=YYYY-MM-DD` to v2 observed endpoint</w:t>
-            </w:r>
-          </w:p>
-        </w:tc>
-      </w:tr>
-    </w:tbl>
-    <w:p/>
-    <w:p>
-      <w:r>
-        <w:rPr>
-          <w:b/>
-        </w:rPr>
-        <w:t>Hardcoded behavior:</w:t>
-      </w:r>
-    </w:p>
-    <w:p/>
-    <w:p>
-      <w:pPr/>
-      <w:r>
-        <w:rPr>
-          <w:b/>
-        </w:rPr>
-        <w:t>Owner:</w:t>
-      </w:r>
-      <w:r>
-        <w:t xml:space="preserve"> </w:t>
-      </w:r>
-      <w:r>
-        <w:rPr>
-          <w:rFonts w:ascii="Consolas" w:hAnsi="Consolas"/>
-          <w:sz w:val="18"/>
-        </w:rPr>
-        <w:t>HTOC Org</w:t>
-      </w:r>
-      <w:r>
-        <w:t>.</w:t>
-      </w:r>
-    </w:p>
-    <w:p>
-      <w:pPr/>
-      <w:r>
-        <w:rPr>
-          <w:b/>
-        </w:rPr>
-        <w:t>Endpoint:</w:t>
-      </w:r>
-      <w:r>
-        <w:t xml:space="preserve"> </w:t>
-      </w:r>
-      <w:r>
-        <w:rPr>
-          <w:rFonts w:ascii="Consolas" w:hAnsi="Consolas"/>
-          <w:b/>
-          <w:color w:val="003366"/>
-          <w:sz w:val="18"/>
-          <w:u w:val="single"/>
-        </w:rPr>
-        <w:t>GET /v2/indicators/observed?owner=...&amp;dateObserved=...</w:t>
-      </w:r>
-    </w:p>
-    <w:p>
-      <w:pPr/>
-      <w:r>
-        <w:rPr>
-          <w:b/>
-        </w:rPr>
-        <w:t>No pagination loop</w:t>
-      </w:r>
-      <w:r>
-        <w:t xml:space="preserve"> in code — assumes one response carries the full set for that day.</w:t>
-      </w:r>
-    </w:p>
-    <w:p>
-      <w:pPr/>
-      <w:r>
-        <w:rPr>
-          <w:b/>
-        </w:rPr>
-        <w:t>SSL verification:</w:t>
-      </w:r>
-      <w:r>
-        <w:t xml:space="preserve"> Disabled, same as v3 helper.</w:t>
-      </w:r>
-    </w:p>
-    <w:p/>
-    <w:p>
-      <w:r>
-        <w:t>-</w:t>
-      </w:r>
-    </w:p>
-    <w:p/>
-    <w:p>
-      <w:pPr>
-        <w:pStyle w:val="Heading2"/>
-      </w:pPr>
-      <w:r>
-        <w:t xml:space="preserve">8. </w:t>
-      </w:r>
-      <w:r>
-        <w:rPr>
-          <w:rFonts w:ascii="Consolas" w:hAnsi="Consolas"/>
-          <w:sz w:val="18"/>
-        </w:rPr>
-        <w:t>ThreatConnect</w:t>
-      </w:r>
-      <w:r>
-        <w:t xml:space="preserve"> Class (Low-Level)</w:t>
-      </w:r>
-    </w:p>
-    <w:p/>
-    <w:p>
-      <w:r>
-        <w:t xml:space="preserve">Exported from </w:t>
-      </w:r>
-      <w:r>
-        <w:rPr>
-          <w:rFonts w:ascii="Consolas" w:hAnsi="Consolas"/>
-          <w:sz w:val="18"/>
-        </w:rPr>
-        <w:t>HTOCThreatConnect.ThreatConnect</w:t>
-      </w:r>
-      <w:r>
-        <w:t>:</w:t>
-      </w:r>
-    </w:p>
-    <w:p/>
-    <w:p>
-      <w:pPr/>
-      <w:r>
-        <w:rPr>
-          <w:b/>
-        </w:rPr>
-        <w:t>`read_only = True`</w:t>
-      </w:r>
-      <w:r>
-        <w:t xml:space="preserve"> — Any HTTP method other than </w:t>
-      </w:r>
-      <w:r>
-        <w:rPr>
-          <w:b/>
-        </w:rPr>
-        <w:t>GET</w:t>
-      </w:r>
-      <w:r>
-        <w:t xml:space="preserve"> raises </w:t>
-      </w:r>
-      <w:r>
-        <w:rPr>
-          <w:rFonts w:ascii="Consolas" w:hAnsi="Consolas"/>
-          <w:sz w:val="18"/>
-        </w:rPr>
-        <w:t>PermissionError</w:t>
-      </w:r>
-      <w:r>
-        <w:t>.</w:t>
-      </w:r>
-    </w:p>
-    <w:p>
-      <w:pPr/>
-      <w:r>
-        <w:rPr>
-          <w:b/>
-        </w:rPr>
-        <w:t>Authentication:</w:t>
-      </w:r>
-      <w:r>
-        <w:t xml:space="preserve"> HMAC (</w:t>
-      </w:r>
-      <w:r>
-        <w:rPr>
-          <w:rFonts w:ascii="Consolas" w:hAnsi="Consolas"/>
-          <w:sz w:val="18"/>
-        </w:rPr>
-        <w:t>TC {accessId}:{signature}</w:t>
-      </w:r>
-      <w:r>
-        <w:t xml:space="preserve">) using </w:t>
-      </w:r>
-      <w:r>
-        <w:rPr>
-          <w:rFonts w:ascii="Consolas" w:hAnsi="Consolas"/>
-          <w:sz w:val="18"/>
-        </w:rPr>
-        <w:t>api_aid</w:t>
-      </w:r>
-      <w:r>
-        <w:t xml:space="preserve"> / </w:t>
-      </w:r>
-      <w:r>
-        <w:rPr>
-          <w:rFonts w:ascii="Consolas" w:hAnsi="Consolas"/>
-          <w:sz w:val="18"/>
-        </w:rPr>
-        <w:t>api_sec</w:t>
-      </w:r>
-      <w:r>
-        <w:t xml:space="preserve"> as passed into the constructor.</w:t>
-      </w:r>
-    </w:p>
-    <w:p>
-      <w:pPr/>
-      <w:r>
-        <w:rPr>
-          <w:b/>
-        </w:rPr>
-        <w:t>Retries:</w:t>
-      </w:r>
-      <w:r>
-        <w:t xml:space="preserve"> Up to 5 attempts with ~59 s sleep on read timeout or connection errors.</w:t>
-      </w:r>
-    </w:p>
-    <w:p>
-      <w:pPr/>
-      <w:r>
-        <w:rPr>
-          <w:b/>
-        </w:rPr>
-        <w:t>`set_verify_ssl(bool)`</w:t>
-      </w:r>
-      <w:r>
-        <w:t xml:space="preserve"> — Toggle TLS verification (helpers set it to </w:t>
-      </w:r>
-      <w:r>
-        <w:rPr>
-          <w:rFonts w:ascii="Consolas" w:hAnsi="Consolas"/>
-          <w:sz w:val="18"/>
-        </w:rPr>
-        <w:t>False</w:t>
-      </w:r>
-      <w:r>
-        <w:t xml:space="preserve"> today).</w:t>
-      </w:r>
-    </w:p>
-    <w:p/>
-    <w:p>
-      <w:r>
-        <w:t>Use this class only when you need custom GET paths beyond the two helpers; keep writes in separate code paths that use the official SDK or ThreatConnect UI.</w:t>
-      </w:r>
-    </w:p>
-    <w:p/>
-    <w:p>
-      <w:r>
-        <w:t>-</w:t>
-      </w:r>
-    </w:p>
-    <w:p/>
-    <w:p>
-      <w:pPr>
-        <w:pStyle w:val="Heading2"/>
-      </w:pPr>
-      <w:r>
-        <w:t>9. Smoke Test (</w:t>
-      </w:r>
-      <w:r>
-        <w:rPr>
-          <w:rFonts w:ascii="Consolas" w:hAnsi="Consolas"/>
-          <w:sz w:val="18"/>
-        </w:rPr>
-        <w:t>test.ipynb</w:t>
-      </w:r>
-      <w:r>
-        <w:t>)</w:t>
-      </w:r>
-    </w:p>
-    <w:p/>
-    <w:p>
-      <w:r>
-        <w:t xml:space="preserve">The notebook </w:t>
-      </w:r>
-      <w:r>
-        <w:rPr>
-          <w:rFonts w:ascii="Consolas" w:hAnsi="Consolas"/>
-          <w:sz w:val="18"/>
-        </w:rPr>
-        <w:t>test.ipynb</w:t>
-      </w:r>
-      <w:r>
-        <w:t xml:space="preserve"> demonstrates:</w:t>
-      </w:r>
-    </w:p>
-    <w:p/>
-    <w:p>
-      <w:pPr/>
-      <w:r>
-        <w:rPr>
-          <w:rFonts w:ascii="Consolas" w:hAnsi="Consolas"/>
-          <w:sz w:val="18"/>
-        </w:rPr>
-        <w:t>from HTOCThreatConnect import get_v3_threatconnect_data</w:t>
-      </w:r>
-    </w:p>
-    <w:p>
-      <w:pPr/>
-      <w:r>
-        <w:t>Running the helper and inspecting the resulting DataFrame.</w:t>
-      </w:r>
-    </w:p>
-    <w:p/>
-    <w:p>
-      <w:r>
-        <w:rPr>
-          <w:b/>
-        </w:rPr>
-        <w:t>Verify after install or config change:</w:t>
-      </w:r>
-    </w:p>
-    <w:p/>
-    <w:p>
-      <w:pPr/>
-      <w:r>
-        <w:t xml:space="preserve">Open </w:t>
-      </w:r>
-      <w:r>
-        <w:rPr>
-          <w:rFonts w:ascii="Consolas" w:hAnsi="Consolas"/>
-          <w:sz w:val="18"/>
-        </w:rPr>
-        <w:t>test.ipynb</w:t>
-      </w:r>
-      <w:r>
-        <w:t xml:space="preserve"> in Jupyter or VS Code.</w:t>
-      </w:r>
-    </w:p>
-    <w:p>
-      <w:pPr/>
-      <w:r>
-        <w:t xml:space="preserve">Select the kernel that has the package installed (same environment as </w:t>
-      </w:r>
-      <w:r>
-        <w:rPr>
-          <w:rFonts w:ascii="Consolas" w:hAnsi="Consolas"/>
-          <w:sz w:val="18"/>
-        </w:rPr>
-        <w:t>pip install</w:t>
-      </w:r>
-      <w:r>
-        <w:t>).</w:t>
-      </w:r>
-    </w:p>
-    <w:p>
-      <w:pPr/>
-      <w:r>
-        <w:t>Run all cells.</w:t>
-      </w:r>
-    </w:p>
-    <w:p>
-      <w:pPr/>
-      <w:r>
-        <w:t xml:space="preserve">Confirm a non-empty DataFrame when the instance has matching data for the chosen </w:t>
-      </w:r>
-      <w:r>
-        <w:rPr>
-          <w:rFonts w:ascii="Consolas" w:hAnsi="Consolas"/>
-          <w:sz w:val="18"/>
-        </w:rPr>
-        <w:t>lastObserved_date</w:t>
-      </w:r>
-      <w:r>
-        <w:t>; an empty DataFrame is valid if no rows match the TQL window.</w:t>
-      </w:r>
-    </w:p>
-    <w:p/>
-    <w:p>
-      <w:r>
-        <w:t>-</w:t>
-      </w:r>
-    </w:p>
-    <w:p/>
-    <w:p>
-      <w:pPr>
-        <w:pStyle w:val="Heading2"/>
-      </w:pPr>
-      <w:r>
-        <w:t>10. Versioning and Release Checklist</w:t>
-      </w:r>
-    </w:p>
-    <w:p/>
-    <w:p>
-      <w:pPr/>
-      <w:r>
-        <w:t xml:space="preserve">Update </w:t>
-      </w:r>
-      <w:r>
-        <w:rPr>
-          <w:b/>
-        </w:rPr>
-        <w:t>`version`</w:t>
-      </w:r>
-      <w:r>
-        <w:t xml:space="preserve"> in </w:t>
-      </w:r>
-      <w:r>
-        <w:rPr>
-          <w:rFonts w:ascii="Consolas" w:hAnsi="Consolas"/>
-          <w:sz w:val="18"/>
-        </w:rPr>
-        <w:t>pyproject.toml</w:t>
-      </w:r>
-      <w:r>
-        <w:t xml:space="preserve"> (and align wheel filename / README examples).</w:t>
-      </w:r>
-    </w:p>
-    <w:p>
-      <w:pPr/>
-      <w:r>
-        <w:t>Run smoke tests (</w:t>
-      </w:r>
-      <w:r>
-        <w:rPr>
-          <w:rFonts w:ascii="Consolas" w:hAnsi="Consolas"/>
-          <w:sz w:val="18"/>
-        </w:rPr>
-        <w:t>test.ipynb</w:t>
-      </w:r>
-      <w:r>
-        <w:t xml:space="preserve"> or a short script calling both helpers).</w:t>
-      </w:r>
-    </w:p>
-    <w:p>
-      <w:pPr/>
-      <w:r>
-        <w:t>Build wheel (</w:t>
-      </w:r>
-      <w:r>
-        <w:rPr>
-          <w:rFonts w:ascii="Consolas" w:hAnsi="Consolas"/>
-          <w:sz w:val="18"/>
-        </w:rPr>
-        <w:t>py -m build</w:t>
-      </w:r>
-      <w:r>
-        <w:t xml:space="preserve">), publish to </w:t>
-      </w:r>
-      <w:r>
-        <w:rPr>
-          <w:rFonts w:ascii="Consolas" w:hAnsi="Consolas"/>
-          <w:b/>
-          <w:color w:val="003366"/>
-          <w:sz w:val="18"/>
-          <w:u w:val="single"/>
-        </w:rPr>
-        <w:t>Z:\wheels\</w:t>
-      </w:r>
-      <w:r>
-        <w:t xml:space="preserve"> or internal store.</w:t>
-      </w:r>
-    </w:p>
-    <w:p>
-      <w:pPr/>
-      <w:r>
-        <w:t xml:space="preserve">Notify consumers to </w:t>
-      </w:r>
-      <w:r>
-        <w:rPr>
-          <w:rFonts w:ascii="Consolas" w:hAnsi="Consolas"/>
-          <w:sz w:val="18"/>
-        </w:rPr>
-        <w:t>pip install --upgrade</w:t>
-      </w:r>
-      <w:r>
-        <w:t xml:space="preserve"> with the new wheel path.</w:t>
-      </w:r>
-    </w:p>
-    <w:p>
-      <w:pPr/>
-      <w:r>
-        <w:rPr>
-          <w:b/>
-        </w:rPr>
-        <w:t>Never</w:t>
-      </w:r>
-      <w:r>
-        <w:t xml:space="preserve"> ship a wheel that embeds real </w:t>
-      </w:r>
-      <w:r>
-        <w:rPr>
-          <w:rFonts w:ascii="Consolas" w:hAnsi="Consolas"/>
-          <w:sz w:val="18"/>
-        </w:rPr>
-        <w:t>config.json</w:t>
-      </w:r>
-      <w:r>
-        <w:t xml:space="preserve"> secrets — consumers should supply their own config or environment-specific packaging.</w:t>
-      </w:r>
-    </w:p>
-    <w:p/>
-    <w:p>
-      <w:r>
-        <w:t>-</w:t>
-      </w:r>
-    </w:p>
-    <w:p/>
-    <w:p>
-      <w:pPr>
-        <w:pStyle w:val="Heading2"/>
-      </w:pPr>
-      <w:r>
-        <w:t>11. Troubleshooting</w:t>
-      </w:r>
-    </w:p>
-    <w:p>
-      <w:pPr>
-        <w:keepNext/>
-      </w:pPr>
-    </w:p>
-    <w:tbl>
-      <w:tblPr>
-        <w:tblStyle w:val="TableGrid"/>
-        <w:tblW w:type="auto" w:w="0"/>
-        <w:tblLook w:firstColumn="1" w:firstRow="1" w:lastColumn="0" w:lastRow="0" w:noHBand="0" w:noVBand="1" w:val="04A0"/>
-      </w:tblPr>
-      <w:tblGrid>
-        <w:gridCol w:w="3120"/>
-        <w:gridCol w:w="3120"/>
-        <w:gridCol w:w="3120"/>
-      </w:tblGrid>
-      <w:tr>
-        <w:trPr>
-          <w:cantSplit/>
-          <w:tblHeader/>
-        </w:trPr>
-        <w:tc>
-          <w:tcPr>
-            <w:tcW w:type="dxa" w:w="3120"/>
-          </w:tcPr>
-          <w:p>
-            <w:r>
-              <w:t>Symptom</w:t>
-            </w:r>
-          </w:p>
-        </w:tc>
-        <w:tc>
-          <w:tcPr>
-            <w:tcW w:type="dxa" w:w="3120"/>
-          </w:tcPr>
-          <w:p>
-            <w:r>
-              <w:t>Likely cause</w:t>
-            </w:r>
-          </w:p>
-        </w:tc>
-        <w:tc>
-          <w:tcPr>
-            <w:tcW w:type="dxa" w:w="3120"/>
-          </w:tcPr>
-          <w:p>
-            <w:r>
-              <w:t>Resolution</w:t>
+              <w:t>Create `HTOCThreatConnect/utils/config.json` with required keys; reinstall if using wheel without package-data</w:t>
             </w:r>
           </w:p>
         </w:tc>
@@ -3463,31 +7511,31 @@
         </w:trPr>
         <w:tc>
           <w:tcPr>
-            <w:tcW w:type="dxa" w:w="3120"/>
+            <w:tcW w:w="3120" w:type="dxa"/>
           </w:tcPr>
           <w:p>
             <w:r>
-              <w:t>`FileNotFoundError: Config file not found`</w:t>
+              <w:t>`KeyError` from `load_config`</w:t>
             </w:r>
           </w:p>
         </w:tc>
         <w:tc>
           <w:tcPr>
-            <w:tcW w:type="dxa" w:w="3120"/>
+            <w:tcW w:w="3120" w:type="dxa"/>
           </w:tcPr>
           <w:p>
             <w:r>
-              <w:t>`config.json` missing next to installed package</w:t>
+              <w:t>Missing or null key in JSON</w:t>
             </w:r>
           </w:p>
         </w:tc>
         <w:tc>
           <w:tcPr>
-            <w:tcW w:type="dxa" w:w="3120"/>
+            <w:tcW w:w="3120" w:type="dxa"/>
           </w:tcPr>
           <w:p>
             <w:r>
-              <w:t>Create `HTOCThreatConnect/utils/config.json` with required keys; reinstall if using wheel without package-data</w:t>
+              <w:t>Fill all four required keys</w:t>
             </w:r>
           </w:p>
         </w:tc>
@@ -3498,31 +7546,31 @@
         </w:trPr>
         <w:tc>
           <w:tcPr>
-            <w:tcW w:type="dxa" w:w="3120"/>
+            <w:tcW w:w="3120" w:type="dxa"/>
           </w:tcPr>
           <w:p>
             <w:r>
-              <w:t>`KeyError` from `load_config`</w:t>
+              <w:t>`ModuleNotFoundError: HTOCThreatConnect`</w:t>
             </w:r>
           </w:p>
         </w:tc>
         <w:tc>
           <w:tcPr>
-            <w:tcW w:type="dxa" w:w="3120"/>
+            <w:tcW w:w="3120" w:type="dxa"/>
           </w:tcPr>
           <w:p>
             <w:r>
-              <w:t>Missing or null key in JSON</w:t>
+              <w:t>Package not installed in active interpreter</w:t>
             </w:r>
           </w:p>
         </w:tc>
         <w:tc>
           <w:tcPr>
-            <w:tcW w:type="dxa" w:w="3120"/>
+            <w:tcW w:w="3120" w:type="dxa"/>
           </w:tcPr>
           <w:p>
             <w:r>
-              <w:t>Fill all four required keys</w:t>
+              <w:t>`pip install -e .` from repo root or install wheel into that environment</w:t>
             </w:r>
           </w:p>
         </w:tc>
@@ -3533,31 +7581,31 @@
         </w:trPr>
         <w:tc>
           <w:tcPr>
-            <w:tcW w:type="dxa" w:w="3120"/>
+            <w:tcW w:w="3120" w:type="dxa"/>
           </w:tcPr>
           <w:p>
             <w:r>
-              <w:t>`ModuleNotFoundError: HTOCThreatConnect`</w:t>
+              <w:t>`PermissionError: Read-only client`</w:t>
             </w:r>
           </w:p>
         </w:tc>
         <w:tc>
           <w:tcPr>
-            <w:tcW w:type="dxa" w:w="3120"/>
+            <w:tcW w:w="3120" w:type="dxa"/>
           </w:tcPr>
           <w:p>
             <w:r>
-              <w:t>Package not installed in active kernel</w:t>
+              <w:t>Code attempted non-GET</w:t>
             </w:r>
           </w:p>
         </w:tc>
         <w:tc>
           <w:tcPr>
-            <w:tcW w:type="dxa" w:w="3120"/>
+            <w:tcW w:w="3120" w:type="dxa"/>
           </w:tcPr>
           <w:p>
             <w:r>
-              <w:t>`pip install -e .` from repo root or install wheel into that environment</w:t>
+              <w:t>Use official SDK or HTTP client for writes; this package is GET-only by design</w:t>
             </w:r>
           </w:p>
         </w:tc>
@@ -3568,31 +7616,31 @@
         </w:trPr>
         <w:tc>
           <w:tcPr>
-            <w:tcW w:type="dxa" w:w="3120"/>
+            <w:tcW w:w="3120" w:type="dxa"/>
           </w:tcPr>
           <w:p>
             <w:r>
-              <w:t>`PermissionError: Read-only client`</w:t>
+              <w:t>`RuntimeError` with binary response body</w:t>
             </w:r>
           </w:p>
         </w:tc>
         <w:tc>
           <w:tcPr>
-            <w:tcW w:type="dxa" w:w="3120"/>
+            <w:tcW w:w="3120" w:type="dxa"/>
           </w:tcPr>
           <w:p>
             <w:r>
-              <w:t>Code attempted non-GET</w:t>
+              <w:t>Non-2xx API response</w:t>
             </w:r>
           </w:p>
         </w:tc>
         <w:tc>
           <w:tcPr>
-            <w:tcW w:type="dxa" w:w="3120"/>
+            <w:tcW w:w="3120" w:type="dxa"/>
           </w:tcPr>
           <w:p>
             <w:r>
-              <w:t>Use official SDK or HTTP client for writes; this package is GET-only by design</w:t>
+              <w:t>Check URL, credentials, owner name, and TQL; decode error message from ThreatConnect</w:t>
             </w:r>
           </w:p>
         </w:tc>
@@ -3603,31 +7651,31 @@
         </w:trPr>
         <w:tc>
           <w:tcPr>
-            <w:tcW w:type="dxa" w:w="3120"/>
+            <w:tcW w:w="3120" w:type="dxa"/>
           </w:tcPr>
           <w:p>
             <w:r>
-              <w:t>`RuntimeError` with binary response body</w:t>
+              <w:t>Empty DataFrame from v3 helper</w:t>
             </w:r>
           </w:p>
         </w:tc>
         <w:tc>
           <w:tcPr>
-            <w:tcW w:type="dxa" w:w="3120"/>
+            <w:tcW w:w="3120" w:type="dxa"/>
           </w:tcPr>
           <w:p>
             <w:r>
-              <w:t>Non-2xx API response</w:t>
+              <w:t>No indicators in window for `HTOC Org`</w:t>
             </w:r>
           </w:p>
         </w:tc>
         <w:tc>
           <w:tcPr>
-            <w:tcW w:type="dxa" w:w="3120"/>
+            <w:tcW w:w="3120" w:type="dxa"/>
           </w:tcPr>
           <w:p>
             <w:r>
-              <w:t>Check URL, credentials, owner name, and TQL; decode error message from ThreatConnect</w:t>
+              <w:t>Widen `lastObserved_date` or confirm data exists in ThreatConnect UI</w:t>
             </w:r>
           </w:p>
         </w:tc>
@@ -3638,31 +7686,31 @@
         </w:trPr>
         <w:tc>
           <w:tcPr>
-            <w:tcW w:type="dxa" w:w="3120"/>
+            <w:tcW w:w="3120" w:type="dxa"/>
           </w:tcPr>
           <w:p>
             <w:r>
-              <w:t>Empty DataFrame from v3 helper</w:t>
+              <w:t>Empty DataFrame from v2 helper</w:t>
             </w:r>
           </w:p>
         </w:tc>
         <w:tc>
           <w:tcPr>
-            <w:tcW w:type="dxa" w:w="3120"/>
+            <w:tcW w:w="3120" w:type="dxa"/>
           </w:tcPr>
           <w:p>
             <w:r>
-              <w:t>No indicators in window for `HTOC Org`</w:t>
+              <w:t>No observed rows for that UTC date</w:t>
             </w:r>
           </w:p>
         </w:tc>
         <w:tc>
           <w:tcPr>
-            <w:tcW w:type="dxa" w:w="3120"/>
+            <w:tcW w:w="3120" w:type="dxa"/>
           </w:tcPr>
           <w:p>
             <w:r>
-              <w:t>Widen `lastObserved_date` or confirm data exists in ThreatConnect UI</w:t>
+              <w:t>Confirm v2 observed API returns data for the date in UI or Postman</w:t>
             </w:r>
           </w:p>
         </w:tc>
@@ -3673,62 +7721,31 @@
         </w:trPr>
         <w:tc>
           <w:tcPr>
-            <w:tcW w:type="dxa" w:w="3120"/>
+            <w:tcW w:w="3120" w:type="dxa"/>
           </w:tcPr>
           <w:p>
             <w:r>
-              <w:t>Empty DataFrame from v2 helper</w:t>
+              <w:lastRenderedPageBreak/>
+              <w:t>SSL / proxy errors</w:t>
             </w:r>
           </w:p>
         </w:tc>
         <w:tc>
           <w:tcPr>
-            <w:tcW w:type="dxa" w:w="3120"/>
+            <w:tcW w:w="3120" w:type="dxa"/>
           </w:tcPr>
           <w:p>
             <w:r>
-              <w:t>No observed rows for that UTC date</w:t>
+              <w:t xml:space="preserve">Local network or </w:t>
+            </w:r>
+            <w:r>
+              <w:t>`VERIFY_SSL=False` mismatch with corporate policy</w:t>
             </w:r>
           </w:p>
         </w:tc>
         <w:tc>
           <w:tcPr>
-            <w:tcW w:type="dxa" w:w="3120"/>
-          </w:tcPr>
-          <w:p>
-            <w:r>
-              <w:t>Confirm v2 observed API returns data for the date in UI or Postman</w:t>
-            </w:r>
-          </w:p>
-        </w:tc>
-      </w:tr>
-      <w:tr>
-        <w:trPr>
-          <w:cantSplit/>
-        </w:trPr>
-        <w:tc>
-          <w:tcPr>
-            <w:tcW w:type="dxa" w:w="3120"/>
-          </w:tcPr>
-          <w:p>
-            <w:r>
-              <w:t>SSL / proxy errors</w:t>
-            </w:r>
-          </w:p>
-        </w:tc>
-        <w:tc>
-          <w:tcPr>
-            <w:tcW w:type="dxa" w:w="3120"/>
-          </w:tcPr>
-          <w:p>
-            <w:r>
-              <w:t>Local network or `VERIFY_SSL=False` mismatch with corporate policy</w:t>
-            </w:r>
-          </w:p>
-        </w:tc>
-        <w:tc>
-          <w:tcPr>
-            <w:tcW w:type="dxa" w:w="3120"/>
+            <w:tcW w:w="3120" w:type="dxa"/>
           </w:tcPr>
           <w:p>
             <w:r>
@@ -3749,18 +7766,21 @@
       <w:pPr>
         <w:pStyle w:val="Heading2"/>
       </w:pPr>
+      <w:bookmarkStart w:id="52" w:name="_Toc228775483"/>
+      <w:bookmarkStart w:id="53" w:name="_Toc228775518"/>
       <w:r>
         <w:t>12. Relationship to Other HTOC Components</w:t>
       </w:r>
+      <w:bookmarkEnd w:id="52"/>
+      <w:bookmarkEnd w:id="53"/>
     </w:p>
     <w:p/>
     <w:p>
-      <w:pPr/>
       <w:r>
         <w:rPr>
           <w:b/>
         </w:rPr>
-        <w:t>Tipper, PRISM notebooks, and other automation</w:t>
+        <w:t>Tipper, PRISM scoring, and other automation</w:t>
       </w:r>
       <w:r>
         <w:t xml:space="preserve"> may use either this package or the full ThreatConnect SDK under </w:t>
@@ -3780,7 +7800,6 @@
       </w:r>
     </w:p>
     <w:p>
-      <w:pPr/>
       <w:r>
         <w:rPr>
           <w:b/>
@@ -3821,47 +7840,64 @@
       <w:pPr>
         <w:pStyle w:val="Heading2"/>
       </w:pPr>
+      <w:bookmarkStart w:id="54" w:name="_Toc228775484"/>
+      <w:bookmarkStart w:id="55" w:name="_Toc228775519"/>
       <w:r>
         <w:t>13. Related Documents</w:t>
       </w:r>
+      <w:bookmarkEnd w:id="54"/>
+      <w:bookmarkEnd w:id="55"/>
     </w:p>
     <w:p/>
     <w:p>
-      <w:pPr/>
-      <w:r>
-        <w:rPr>
-          <w:rFonts w:ascii="Consolas" w:hAnsi="Consolas"/>
-          <w:b/>
-          <w:color w:val="003366"/>
-          <w:sz w:val="18"/>
-          <w:u w:val="single"/>
-        </w:rPr>
-        <w:t>notebooks/HTOCThreatConnect/README.md</w:t>
-      </w:r>
-      <w:r>
-        <w:t xml:space="preserve"> — quick install and usage</w:t>
-      </w:r>
-    </w:p>
-    <w:p>
-      <w:pPr/>
       <w:r>
         <w:rPr>
           <w:rFonts w:ascii="Consolas" w:hAnsi="Consolas"/>
           <w:sz w:val="18"/>
         </w:rPr>
-        <w:t>SOP_PRISM_ThreatAssessmentScoring.md</w:t>
-      </w:r>
-      <w:r>
-        <w:t xml:space="preserve"> — notebook that also integrates ThreatConnect (different client path)</w:t>
-      </w:r>
-    </w:p>
-    <w:p>
-      <w:pPr/>
+        <w:t>README.md</w:t>
+      </w:r>
+      <w:r>
+        <w:t xml:space="preserve"> alongside </w:t>
+      </w:r>
       <w:r>
         <w:rPr>
           <w:rFonts w:ascii="Consolas" w:hAnsi="Consolas"/>
           <w:sz w:val="18"/>
         </w:rPr>
+        <w:t>pyproject.toml</w:t>
+      </w:r>
+      <w:r>
+        <w:t xml:space="preserve"> in the </w:t>
+      </w:r>
+      <w:r>
+        <w:rPr>
+          <w:b/>
+        </w:rPr>
+        <w:t>`HTOCThreatConnect`</w:t>
+      </w:r>
+      <w:r>
+        <w:t xml:space="preserve"> source tree — quick install and usage</w:t>
+      </w:r>
+    </w:p>
+    <w:p>
+      <w:r>
+        <w:rPr>
+          <w:rFonts w:ascii="Consolas" w:hAnsi="Consolas"/>
+          <w:sz w:val="18"/>
+        </w:rPr>
+        <w:t>SOP_PRISM_ThreatAssessmentScoring.md</w:t>
+      </w:r>
+      <w:r>
+        <w:t xml:space="preserve"> — PRISM pipeline that also integrates ThreatConnect (different client path)</w:t>
+      </w:r>
+    </w:p>
+    <w:p>
+      <w:r>
+        <w:rPr>
+          <w:rFonts w:ascii="Consolas" w:hAnsi="Consolas"/>
+          <w:sz w:val="18"/>
+        </w:rPr>
         <w:t>SOP_Tipper_DailyIndicatorTips.md</w:t>
       </w:r>
       <w:r>
@@ -3869,7 +7905,6 @@
       </w:r>
     </w:p>
     <w:p>
-      <w:pPr/>
       <w:r>
         <w:t>ThreatConnect API v3 indicators: [ThreatConnect REST API](https://docs.threatconnect.com)</w:t>
       </w:r>
@@ -4023,7 +8058,7 @@
               <w:noProof/>
             </w:rPr>
             <w:drawing>
-              <wp:inline distT="0" distB="0" distL="0" distR="0" wp14:anchorId="72DEBE38" wp14:editId="66345231">
+              <wp:inline distT="0" distB="0" distL="0" distR="0" wp14:anchorId="5463EEDD" wp14:editId="18CF89DA">
                 <wp:extent cx="957532" cy="444240"/>
                 <wp:effectExtent l="0" t="0" r="0" b="0"/>
                 <wp:docPr id="1601952155" name="Picture 1601952155"/>
@@ -4144,7 +8179,6 @@
         <w:szCs w:val="18"/>
       </w:rPr>
     </w:pPr>
-    <w:proofErr w:type="gramStart"/>
     <w:r>
       <w:rPr>
         <w:rFonts w:ascii="Poppins ExtraBold" w:hAnsi="Poppins ExtraBold" w:cs="Poppins ExtraBold"/>
@@ -4152,7 +8186,6 @@
       </w:rPr>
       <w:t>TLP:AMBER</w:t>
     </w:r>
-    <w:proofErr w:type="gramEnd"/>
   </w:p>
 </w:ftr>
 </file>
@@ -4323,8 +8356,12 @@
         <w:p>
           <w:r>
             <w:t>TLP:AMBER</w:t>
+          </w:r>
+          <w:r>
             <w:br/>
             <w:t>HTOCThreatConnect — Lightweight ThreatConnect Client Package</w:t>
+          </w:r>
+          <w:r>
             <w:br/>
             <w:t>April 2026</w:t>
           </w:r>
@@ -4350,7 +8387,7 @@
               <w:noProof/>
             </w:rPr>
             <w:drawing>
-              <wp:inline distT="0" distB="0" distL="0" distR="0" wp14:anchorId="7971F684" wp14:editId="240B1539">
+              <wp:inline distT="0" distB="0" distL="0" distR="0" wp14:anchorId="22C12462" wp14:editId="669D7B59">
                 <wp:extent cx="1524000" cy="482851"/>
                 <wp:effectExtent l="0" t="0" r="0" b="0"/>
                 <wp:docPr id="402729602" name="Picture 1"/>
@@ -4407,7 +8444,7 @@
       <mc:AlternateContent>
         <mc:Choice Requires="wps">
           <w:drawing>
-            <wp:anchor distT="0" distB="0" distL="114300" distR="114300" simplePos="0" relativeHeight="251658240" behindDoc="0" locked="0" layoutInCell="1" allowOverlap="1" wp14:anchorId="5839FB81" wp14:editId="43726EDC">
+            <wp:anchor distT="0" distB="0" distL="114300" distR="114300" simplePos="0" relativeHeight="251658240" behindDoc="0" locked="0" layoutInCell="1" allowOverlap="1" wp14:anchorId="4291E491" wp14:editId="71FA6358">
               <wp:simplePos x="0" y="0"/>
               <wp:positionH relativeFrom="column">
                 <wp:posOffset>-946150</wp:posOffset>
@@ -4485,7 +8522,7 @@
         <w:szCs w:val="22"/>
       </w:rPr>
       <w:drawing>
-        <wp:anchor distT="0" distB="0" distL="114300" distR="114300" simplePos="0" relativeHeight="251661312" behindDoc="0" locked="0" layoutInCell="1" allowOverlap="1" wp14:anchorId="1813D673" wp14:editId="4C16BC2A">
+        <wp:anchor distT="0" distB="0" distL="114300" distR="114300" simplePos="0" relativeHeight="251661312" behindDoc="0" locked="0" layoutInCell="1" allowOverlap="1" wp14:anchorId="2DC20A8D" wp14:editId="081B8623">
           <wp:simplePos x="0" y="0"/>
           <wp:positionH relativeFrom="column">
             <wp:posOffset>9591675</wp:posOffset>
@@ -4567,7 +8604,7 @@
       <mc:AlternateContent>
         <mc:Choice Requires="wps">
           <w:drawing>
-            <wp:anchor distT="0" distB="0" distL="114300" distR="114300" simplePos="0" relativeHeight="251662336" behindDoc="0" locked="0" layoutInCell="1" allowOverlap="1" wp14:anchorId="1F3D6E8D" wp14:editId="12C6E227">
+            <wp:anchor distT="0" distB="0" distL="114300" distR="114300" simplePos="0" relativeHeight="251662336" behindDoc="0" locked="0" layoutInCell="1" allowOverlap="1" wp14:anchorId="22F5A80F" wp14:editId="453D1BE5">
               <wp:simplePos x="0" y="0"/>
               <wp:positionH relativeFrom="column">
                 <wp:posOffset>8305800</wp:posOffset>
@@ -4616,7 +8653,6 @@
                               <w:kern w:val="24"/>
                             </w:rPr>
                           </w:pPr>
-                          <w:proofErr w:type="gramStart"/>
                           <w:r>
                             <w:rPr>
                               <w:rFonts w:ascii="Nirmala Text" w:eastAsia="Nirmala Text" w:hAnsi="Nirmala Text" w:cs="Nirmala Text"/>
@@ -4625,18 +8661,7 @@
                               <w:color w:val="F6DD23"/>
                               <w:kern w:val="24"/>
                             </w:rPr>
-                            <w:t>TLP:AMBER</w:t>
-                          </w:r>
-                          <w:proofErr w:type="gramEnd"/>
-                          <w:r>
-                            <w:rPr>
-                              <w:rFonts w:ascii="Nirmala Text" w:eastAsia="Nirmala Text" w:hAnsi="Nirmala Text" w:cs="Nirmala Text"/>
-                              <w:b/>
-                              <w:bCs/>
-                              <w:color w:val="F6DD23"/>
-                              <w:kern w:val="24"/>
-                            </w:rPr>
-                            <w:t>+STRICT</w:t>
+                            <w:t>TLP:AMBER+STRICT</w:t>
                           </w:r>
                         </w:p>
                       </w:txbxContent>
@@ -9228,15 +13253,21 @@
 </file>
 
 <file path=customXml/item1.xml><?xml version="1.0" encoding="utf-8"?>
-<?mso-contentType ?>
-<FormTemplates xmlns="http://schemas.microsoft.com/sharepoint/v3/contenttype/forms">
-  <Display>DocumentLibraryForm</Display>
-  <Edit>DocumentLibraryForm</Edit>
-  <New>DocumentLibraryForm</New>
-</FormTemplates>
+<p:properties xmlns:p="http://schemas.microsoft.com/office/2006/metadata/properties" xmlns:xsi="http://www.w3.org/2001/XMLSchema-instance" xmlns:pc="http://schemas.microsoft.com/office/infopath/2007/PartnerControls">
+  <documentManagement>
+    <lcf76f155ced4ddcb4097134ff3c332f xmlns="afb72fb5-58d3-46e0-8b83-6204a9ccb897">
+      <Terms xmlns="http://schemas.microsoft.com/office/infopath/2007/PartnerControls"/>
+    </lcf76f155ced4ddcb4097134ff3c332f>
+    <TaxCatchAll xmlns="7eeb797a-e46d-47e3-9f8b-1124477eb690" xsi:nil="true"/>
+  </documentManagement>
+</p:properties>
 </file>
 
 <file path=customXml/item2.xml><?xml version="1.0" encoding="utf-8"?>
+<b:Sources xmlns:b="http://schemas.openxmlformats.org/officeDocument/2006/bibliography" xmlns="http://schemas.openxmlformats.org/officeDocument/2006/bibliography" SelectedStyle="/APASixthEditionOfficeOnline.xsl" StyleName="APA" Version="6"/>
+</file>
+
+<file path=customXml/item3.xml><?xml version="1.0" encoding="utf-8"?>
 <ct:contentTypeSchema xmlns:ct="http://schemas.microsoft.com/office/2006/metadata/contentType" xmlns:ma="http://schemas.microsoft.com/office/2006/metadata/properties/metaAttributes" ct:_="" ma:_="" ma:contentTypeName="Document" ma:contentTypeID="0x010100AFCF4B2913B96A488E0F743192725261" ma:contentTypeVersion="10" ma:contentTypeDescription="Create a new document." ma:contentTypeScope="" ma:versionID="2a3907d622944450d873795b62bd3fd1">
   <xsd:schema xmlns:xsd="http://www.w3.org/2001/XMLSchema" xmlns:xs="http://www.w3.org/2001/XMLSchema" xmlns:p="http://schemas.microsoft.com/office/2006/metadata/properties" xmlns:ns2="afb72fb5-58d3-46e0-8b83-6204a9ccb897" xmlns:ns3="7eeb797a-e46d-47e3-9f8b-1124477eb690" targetNamespace="http://schemas.microsoft.com/office/2006/metadata/properties" ma:root="true" ma:fieldsID="95604d8cadeb01aab63de2737106632d" ns2:_="" ns3:_="">
     <xsd:import namespace="afb72fb5-58d3-46e0-8b83-6204a9ccb897"/>
@@ -9425,30 +13456,35 @@
 </ct:contentTypeSchema>
 </file>
 
-<file path=customXml/item3.xml><?xml version="1.0" encoding="utf-8"?>
-<b:Sources xmlns:b="http://schemas.openxmlformats.org/officeDocument/2006/bibliography" xmlns="http://schemas.openxmlformats.org/officeDocument/2006/bibliography" SelectedStyle="/APASixthEditionOfficeOnline.xsl" StyleName="APA" Version="6"/>
-</file>
-
 <file path=customXml/item4.xml><?xml version="1.0" encoding="utf-8"?>
-<p:properties xmlns:p="http://schemas.microsoft.com/office/2006/metadata/properties" xmlns:xsi="http://www.w3.org/2001/XMLSchema-instance" xmlns:pc="http://schemas.microsoft.com/office/infopath/2007/PartnerControls">
-  <documentManagement>
-    <lcf76f155ced4ddcb4097134ff3c332f xmlns="afb72fb5-58d3-46e0-8b83-6204a9ccb897">
-      <Terms xmlns="http://schemas.microsoft.com/office/infopath/2007/PartnerControls"/>
-    </lcf76f155ced4ddcb4097134ff3c332f>
-    <TaxCatchAll xmlns="7eeb797a-e46d-47e3-9f8b-1124477eb690" xsi:nil="true"/>
-  </documentManagement>
-</p:properties>
+<?mso-contentType ?>
+<FormTemplates xmlns="http://schemas.microsoft.com/sharepoint/v3/contenttype/forms">
+  <Display>DocumentLibraryForm</Display>
+  <Edit>DocumentLibraryForm</Edit>
+  <New>DocumentLibraryForm</New>
+</FormTemplates>
 </file>
 
 <file path=customXml/itemProps1.xml><?xml version="1.0" encoding="utf-8"?>
-<ds:datastoreItem xmlns:ds="http://schemas.openxmlformats.org/officeDocument/2006/customXml" ds:itemID="{4C9DE648-81B7-4867-9DBA-8D42A681444E}">
+<ds:datastoreItem xmlns:ds="http://schemas.openxmlformats.org/officeDocument/2006/customXml" ds:itemID="{9B00A5AB-C3F4-4CD2-AAC1-F40B6DF48AEE}">
   <ds:schemaRefs>
-    <ds:schemaRef ds:uri="http://schemas.microsoft.com/sharepoint/v3/contenttype/forms"/>
+    <ds:schemaRef ds:uri="http://schemas.microsoft.com/office/2006/metadata/properties"/>
+    <ds:schemaRef ds:uri="http://schemas.microsoft.com/office/infopath/2007/PartnerControls"/>
+    <ds:schemaRef ds:uri="afb72fb5-58d3-46e0-8b83-6204a9ccb897"/>
+    <ds:schemaRef ds:uri="7eeb797a-e46d-47e3-9f8b-1124477eb690"/>
   </ds:schemaRefs>
 </ds:datastoreItem>
 </file>
 
 <file path=customXml/itemProps2.xml><?xml version="1.0" encoding="utf-8"?>
+<ds:datastoreItem xmlns:ds="http://schemas.openxmlformats.org/officeDocument/2006/customXml" ds:itemID="{019324B5-EF86-1D45-B65C-69FFDDC5F259}">
+  <ds:schemaRefs>
+    <ds:schemaRef ds:uri="http://schemas.openxmlformats.org/officeDocument/2006/bibliography"/>
+  </ds:schemaRefs>
+</ds:datastoreItem>
+</file>
+
+<file path=customXml/itemProps3.xml><?xml version="1.0" encoding="utf-8"?>
 <ds:datastoreItem xmlns:ds="http://schemas.openxmlformats.org/officeDocument/2006/customXml" ds:itemID="{3BB6F7E9-CC77-46A3-8137-2A102AA86487}">
   <ds:schemaRefs>
     <ds:schemaRef ds:uri="http://schemas.microsoft.com/office/2006/metadata/contentType"/>
@@ -9467,21 +13503,10 @@
 </ds:datastoreItem>
 </file>
 
-<file path=customXml/itemProps3.xml><?xml version="1.0" encoding="utf-8"?>
-<ds:datastoreItem xmlns:ds="http://schemas.openxmlformats.org/officeDocument/2006/customXml" ds:itemID="{019324B5-EF86-1D45-B65C-69FFDDC5F259}">
+<file path=customXml/itemProps4.xml><?xml version="1.0" encoding="utf-8"?>
+<ds:datastoreItem xmlns:ds="http://schemas.openxmlformats.org/officeDocument/2006/customXml" ds:itemID="{4C9DE648-81B7-4867-9DBA-8D42A681444E}">
   <ds:schemaRefs>
-    <ds:schemaRef ds:uri="http://schemas.openxmlformats.org/officeDocument/2006/bibliography"/>
-  </ds:schemaRefs>
-</ds:datastoreItem>
-</file>
-
-<file path=customXml/itemProps4.xml><?xml version="1.0" encoding="utf-8"?>
-<ds:datastoreItem xmlns:ds="http://schemas.openxmlformats.org/officeDocument/2006/customXml" ds:itemID="{9B00A5AB-C3F4-4CD2-AAC1-F40B6DF48AEE}">
-  <ds:schemaRefs>
-    <ds:schemaRef ds:uri="http://schemas.microsoft.com/office/2006/metadata/properties"/>
-    <ds:schemaRef ds:uri="http://schemas.microsoft.com/office/infopath/2007/PartnerControls"/>
-    <ds:schemaRef ds:uri="afb72fb5-58d3-46e0-8b83-6204a9ccb897"/>
-    <ds:schemaRef ds:uri="7eeb797a-e46d-47e3-9f8b-1124477eb690"/>
+    <ds:schemaRef ds:uri="http://schemas.microsoft.com/sharepoint/v3/contenttype/forms"/>
   </ds:schemaRefs>
 </ds:datastoreItem>
 </file>
